--- a/StructureHelper/Documentation/Verification/Руководство по верификации.docx
+++ b/StructureHelper/Documentation/Verification/Руководство по верификации.docx
@@ -65,10 +65,8 @@
         <w:rPr>
           <w:rStyle w:val="af3"/>
         </w:rPr>
-        <w:t>25</w:t>
-      </w:r>
-      <w:bookmarkStart w:id="0" w:name="_GoBack"/>
-      <w:bookmarkEnd w:id="0"/>
+        <w:t>10</w:t>
+      </w:r>
       <w:r>
         <w:rPr>
           <w:rStyle w:val="af3"/>
@@ -81,17 +79,10 @@
           <w:rStyle w:val="af3"/>
           <w:lang w:val="en-US"/>
         </w:rPr>
-        <w:t>12</w:t>
-      </w:r>
-      <w:r>
-        <w:rPr>
-          <w:rStyle w:val="af3"/>
-          <w:lang w:val="en-US"/>
-        </w:rPr>
-        <w:t>.2024</w:t>
-      </w:r>
-    </w:p>
-    <w:bookmarkStart w:id="1" w:name="_Toc186029060" w:displacedByCustomXml="next"/>
+        <w:t>01.2025</w:t>
+      </w:r>
+    </w:p>
+    <w:bookmarkStart w:id="0" w:name="_Toc187407818" w:displacedByCustomXml="next"/>
     <w:sdt>
       <w:sdtPr>
         <w:rPr>
@@ -108,7 +99,6 @@
           <w:docPartUnique/>
         </w:docPartObj>
       </w:sdtPr>
-      <w:sdtEndPr/>
       <w:sdtContent>
         <w:p>
           <w:pPr>
@@ -117,7 +107,7 @@
           <w:r>
             <w:t>Содержание</w:t>
           </w:r>
-          <w:bookmarkEnd w:id="1"/>
+          <w:bookmarkEnd w:id="0"/>
         </w:p>
         <w:p>
           <w:pPr>
@@ -141,7 +131,7 @@
           <w:r>
             <w:fldChar w:fldCharType="separate"/>
           </w:r>
-          <w:hyperlink w:anchor="_Toc186029060" w:history="1">
+          <w:hyperlink w:anchor="_Toc187407818" w:history="1">
             <w:r>
               <w:rPr>
                 <w:rStyle w:val="a5"/>
@@ -183,7 +173,7 @@
                 <w:noProof/>
                 <w:webHidden/>
               </w:rPr>
-              <w:instrText xml:space="preserve"> PAGEREF _Toc186029060 \h </w:instrText>
+              <w:instrText xml:space="preserve"> PAGEREF _Toc187407818 \h </w:instrText>
             </w:r>
             <w:r>
               <w:rPr>
@@ -227,7 +217,7 @@
               <w:lang w:eastAsia="ru-RU"/>
             </w:rPr>
           </w:pPr>
-          <w:hyperlink w:anchor="_Toc186029061" w:history="1">
+          <w:hyperlink w:anchor="_Toc187407819" w:history="1">
             <w:r>
               <w:rPr>
                 <w:rStyle w:val="a5"/>
@@ -269,7 +259,7 @@
                 <w:noProof/>
                 <w:webHidden/>
               </w:rPr>
-              <w:instrText xml:space="preserve"> PAGEREF _Toc186029061 \h </w:instrText>
+              <w:instrText xml:space="preserve"> PAGEREF _Toc187407819 \h </w:instrText>
             </w:r>
             <w:r>
               <w:rPr>
@@ -313,7 +303,7 @@
               <w:lang w:eastAsia="ru-RU"/>
             </w:rPr>
           </w:pPr>
-          <w:hyperlink w:anchor="_Toc186029062" w:history="1">
+          <w:hyperlink w:anchor="_Toc187407820" w:history="1">
             <w:r>
               <w:rPr>
                 <w:rStyle w:val="a5"/>
@@ -355,7 +345,7 @@
                 <w:noProof/>
                 <w:webHidden/>
               </w:rPr>
-              <w:instrText xml:space="preserve"> PAGEREF _Toc186029062 \h </w:instrText>
+              <w:instrText xml:space="preserve"> PAGEREF _Toc187407820 \h </w:instrText>
             </w:r>
             <w:r>
               <w:rPr>
@@ -399,7 +389,7 @@
               <w:lang w:eastAsia="ru-RU"/>
             </w:rPr>
           </w:pPr>
-          <w:hyperlink w:anchor="_Toc186029063" w:history="1">
+          <w:hyperlink w:anchor="_Toc187407821" w:history="1">
             <w:r>
               <w:rPr>
                 <w:rStyle w:val="a5"/>
@@ -441,7 +431,7 @@
                 <w:noProof/>
                 <w:webHidden/>
               </w:rPr>
-              <w:instrText xml:space="preserve"> PAGEREF _Toc186029063 \h </w:instrText>
+              <w:instrText xml:space="preserve"> PAGEREF _Toc187407821 \h </w:instrText>
             </w:r>
             <w:r>
               <w:rPr>
@@ -485,7 +475,7 @@
               <w:lang w:eastAsia="ru-RU"/>
             </w:rPr>
           </w:pPr>
-          <w:hyperlink w:anchor="_Toc186029064" w:history="1">
+          <w:hyperlink w:anchor="_Toc187407822" w:history="1">
             <w:r>
               <w:rPr>
                 <w:rStyle w:val="a5"/>
@@ -527,7 +517,7 @@
                 <w:noProof/>
                 <w:webHidden/>
               </w:rPr>
-              <w:instrText xml:space="preserve"> PAGEREF _Toc186029064 \h </w:instrText>
+              <w:instrText xml:space="preserve"> PAGEREF _Toc187407822 \h </w:instrText>
             </w:r>
             <w:r>
               <w:rPr>
@@ -571,7 +561,7 @@
               <w:lang w:eastAsia="ru-RU"/>
             </w:rPr>
           </w:pPr>
-          <w:hyperlink w:anchor="_Toc186029065" w:history="1">
+          <w:hyperlink w:anchor="_Toc187407823" w:history="1">
             <w:r>
               <w:rPr>
                 <w:rStyle w:val="a5"/>
@@ -613,7 +603,7 @@
                 <w:noProof/>
                 <w:webHidden/>
               </w:rPr>
-              <w:instrText xml:space="preserve"> PAGEREF _Toc186029065 \h </w:instrText>
+              <w:instrText xml:space="preserve"> PAGEREF _Toc187407823 \h </w:instrText>
             </w:r>
             <w:r>
               <w:rPr>
@@ -657,7 +647,7 @@
               <w:lang w:eastAsia="ru-RU"/>
             </w:rPr>
           </w:pPr>
-          <w:hyperlink w:anchor="_Toc186029066" w:history="1">
+          <w:hyperlink w:anchor="_Toc187407824" w:history="1">
             <w:r>
               <w:rPr>
                 <w:rStyle w:val="a5"/>
@@ -699,7 +689,7 @@
                 <w:noProof/>
                 <w:webHidden/>
               </w:rPr>
-              <w:instrText xml:space="preserve"> PAGEREF _Toc186029066 \h </w:instrText>
+              <w:instrText xml:space="preserve"> PAGEREF _Toc187407824 \h </w:instrText>
             </w:r>
             <w:r>
               <w:rPr>
@@ -743,7 +733,7 @@
               <w:lang w:eastAsia="ru-RU"/>
             </w:rPr>
           </w:pPr>
-          <w:hyperlink w:anchor="_Toc186029067" w:history="1">
+          <w:hyperlink w:anchor="_Toc187407825" w:history="1">
             <w:r>
               <w:rPr>
                 <w:rStyle w:val="a5"/>
@@ -785,7 +775,7 @@
                 <w:noProof/>
                 <w:webHidden/>
               </w:rPr>
-              <w:instrText xml:space="preserve"> PAGEREF _Toc186029067 \h </w:instrText>
+              <w:instrText xml:space="preserve"> PAGEREF _Toc187407825 \h </w:instrText>
             </w:r>
             <w:r>
               <w:rPr>
@@ -829,7 +819,7 @@
               <w:lang w:eastAsia="ru-RU"/>
             </w:rPr>
           </w:pPr>
-          <w:hyperlink w:anchor="_Toc186029068" w:history="1">
+          <w:hyperlink w:anchor="_Toc187407826" w:history="1">
             <w:r>
               <w:rPr>
                 <w:rStyle w:val="a5"/>
@@ -871,7 +861,7 @@
                 <w:noProof/>
                 <w:webHidden/>
               </w:rPr>
-              <w:instrText xml:space="preserve"> PAGEREF _Toc186029068 \h </w:instrText>
+              <w:instrText xml:space="preserve"> PAGEREF _Toc187407826 \h </w:instrText>
             </w:r>
             <w:r>
               <w:rPr>
@@ -915,7 +905,7 @@
               <w:lang w:eastAsia="ru-RU"/>
             </w:rPr>
           </w:pPr>
-          <w:hyperlink w:anchor="_Toc186029069" w:history="1">
+          <w:hyperlink w:anchor="_Toc187407827" w:history="1">
             <w:r>
               <w:rPr>
                 <w:rStyle w:val="a5"/>
@@ -957,7 +947,7 @@
                 <w:noProof/>
                 <w:webHidden/>
               </w:rPr>
-              <w:instrText xml:space="preserve"> PAGEREF _Toc186029069 \h </w:instrText>
+              <w:instrText xml:space="preserve"> PAGEREF _Toc187407827 \h </w:instrText>
             </w:r>
             <w:r>
               <w:rPr>
@@ -1001,7 +991,7 @@
               <w:lang w:eastAsia="ru-RU"/>
             </w:rPr>
           </w:pPr>
-          <w:hyperlink w:anchor="_Toc186029070" w:history="1">
+          <w:hyperlink w:anchor="_Toc187407828" w:history="1">
             <w:r>
               <w:rPr>
                 <w:rStyle w:val="a5"/>
@@ -1043,7 +1033,7 @@
                 <w:noProof/>
                 <w:webHidden/>
               </w:rPr>
-              <w:instrText xml:space="preserve"> PAGEREF _Toc186029070 \h </w:instrText>
+              <w:instrText xml:space="preserve"> PAGEREF _Toc187407828 \h </w:instrText>
             </w:r>
             <w:r>
               <w:rPr>
@@ -1087,7 +1077,7 @@
               <w:lang w:eastAsia="ru-RU"/>
             </w:rPr>
           </w:pPr>
-          <w:hyperlink w:anchor="_Toc186029071" w:history="1">
+          <w:hyperlink w:anchor="_Toc187407829" w:history="1">
             <w:r>
               <w:rPr>
                 <w:rStyle w:val="a5"/>
@@ -1129,7 +1119,7 @@
                 <w:noProof/>
                 <w:webHidden/>
               </w:rPr>
-              <w:instrText xml:space="preserve"> PAGEREF _Toc186029071 \h </w:instrText>
+              <w:instrText xml:space="preserve"> PAGEREF _Toc187407829 \h </w:instrText>
             </w:r>
             <w:r>
               <w:rPr>
@@ -1173,7 +1163,7 @@
               <w:lang w:eastAsia="ru-RU"/>
             </w:rPr>
           </w:pPr>
-          <w:hyperlink w:anchor="_Toc186029072" w:history="1">
+          <w:hyperlink w:anchor="_Toc187407830" w:history="1">
             <w:r>
               <w:rPr>
                 <w:rStyle w:val="a5"/>
@@ -1215,7 +1205,7 @@
                 <w:noProof/>
                 <w:webHidden/>
               </w:rPr>
-              <w:instrText xml:space="preserve"> PAGEREF _Toc186029072 \h </w:instrText>
+              <w:instrText xml:space="preserve"> PAGEREF _Toc187407830 \h </w:instrText>
             </w:r>
             <w:r>
               <w:rPr>
@@ -1259,7 +1249,7 @@
               <w:lang w:eastAsia="ru-RU"/>
             </w:rPr>
           </w:pPr>
-          <w:hyperlink w:anchor="_Toc186029073" w:history="1">
+          <w:hyperlink w:anchor="_Toc187407831" w:history="1">
             <w:r>
               <w:rPr>
                 <w:rStyle w:val="a5"/>
@@ -1280,7 +1270,7 @@
                 <w:rStyle w:val="a5"/>
                 <w:noProof/>
               </w:rPr>
-              <w:t>Расчет трещиностойкости железобетонной плиты</w:t>
+              <w:t>Расчет железобетонной плиты</w:t>
             </w:r>
             <w:r>
               <w:rPr>
@@ -1301,7 +1291,7 @@
                 <w:noProof/>
                 <w:webHidden/>
               </w:rPr>
-              <w:instrText xml:space="preserve"> PAGEREF _Toc186029073 \h </w:instrText>
+              <w:instrText xml:space="preserve"> PAGEREF _Toc187407831 \h </w:instrText>
             </w:r>
             <w:r>
               <w:rPr>
@@ -1322,6 +1312,108 @@
                 <w:webHidden/>
               </w:rPr>
               <w:t>21</w:t>
+            </w:r>
+            <w:r>
+              <w:rPr>
+                <w:noProof/>
+                <w:webHidden/>
+              </w:rPr>
+              <w:fldChar w:fldCharType="end"/>
+            </w:r>
+          </w:hyperlink>
+          <w:bookmarkStart w:id="1" w:name="_GoBack"/>
+          <w:bookmarkEnd w:id="1"/>
+        </w:p>
+        <w:p>
+          <w:pPr>
+            <w:pStyle w:val="41"/>
+            <w:tabs>
+              <w:tab w:val="left" w:pos="2202"/>
+              <w:tab w:val="right" w:leader="dot" w:pos="9912"/>
+            </w:tabs>
+            <w:rPr>
+              <w:rFonts w:eastAsiaTheme="minorEastAsia"/>
+              <w:noProof/>
+              <w:lang w:eastAsia="ru-RU"/>
+            </w:rPr>
+          </w:pPr>
+          <w:hyperlink w:anchor="_Toc187407832" w:history="1">
+            <w:r>
+              <w:rPr>
+                <w:rStyle w:val="a5"/>
+                <w:noProof/>
+              </w:rPr>
+              <w:t>4.1.1.2</w:t>
+            </w:r>
+            <w:r>
+              <w:rPr>
+                <w:rFonts w:eastAsiaTheme="minorEastAsia"/>
+                <w:noProof/>
+                <w:lang w:eastAsia="ru-RU"/>
+              </w:rPr>
+              <w:tab/>
+            </w:r>
+            <w:r>
+              <w:rPr>
+                <w:rStyle w:val="a5"/>
+                <w:noProof/>
+              </w:rPr>
+              <w:t>Расчет колонны прямоугол</w:t>
+            </w:r>
+            <w:r>
+              <w:rPr>
+                <w:rStyle w:val="a5"/>
+                <w:noProof/>
+              </w:rPr>
+              <w:t>ь</w:t>
+            </w:r>
+            <w:r>
+              <w:rPr>
+                <w:rStyle w:val="a5"/>
+                <w:noProof/>
+              </w:rPr>
+              <w:t>ного сечения</w:t>
+            </w:r>
+            <w:r>
+              <w:rPr>
+                <w:noProof/>
+                <w:webHidden/>
+              </w:rPr>
+              <w:tab/>
+            </w:r>
+            <w:r>
+              <w:rPr>
+                <w:noProof/>
+                <w:webHidden/>
+              </w:rPr>
+              <w:fldChar w:fldCharType="begin"/>
+            </w:r>
+            <w:r>
+              <w:rPr>
+                <w:noProof/>
+                <w:webHidden/>
+              </w:rPr>
+              <w:instrText xml:space="preserve"> PAGEREF _Toc187407832 \h </w:instrText>
+            </w:r>
+            <w:r>
+              <w:rPr>
+                <w:noProof/>
+                <w:webHidden/>
+              </w:rPr>
+            </w:r>
+            <w:r>
+              <w:rPr>
+                <w:noProof/>
+                <w:webHidden/>
+              </w:rPr>
+              <w:fldChar w:fldCharType="separate"/>
+            </w:r>
+            <w:r>
+              <w:rPr>
+                <w:noProof/>
+                <w:webHidden/>
+              </w:rPr>
+              <w:t>27</w:t>
             </w:r>
             <w:r>
               <w:rPr>
@@ -1345,13 +1437,13 @@
               <w:lang w:eastAsia="ru-RU"/>
             </w:rPr>
           </w:pPr>
-          <w:hyperlink w:anchor="_Toc186029074" w:history="1">
+          <w:hyperlink w:anchor="_Toc187407833" w:history="1">
             <w:r>
               <w:rPr>
                 <w:rStyle w:val="a5"/>
                 <w:noProof/>
               </w:rPr>
-              <w:t>4.1.1.2</w:t>
+              <w:t>4.1.1.3</w:t>
             </w:r>
             <w:r>
               <w:rPr>
@@ -1387,7 +1479,7 @@
                 <w:noProof/>
                 <w:webHidden/>
               </w:rPr>
-              <w:instrText xml:space="preserve"> PAGEREF _Toc186029074 \h </w:instrText>
+              <w:instrText xml:space="preserve"> PAGEREF _Toc187407833 \h </w:instrText>
             </w:r>
             <w:r>
               <w:rPr>
@@ -1407,7 +1499,7 @@
                 <w:noProof/>
                 <w:webHidden/>
               </w:rPr>
-              <w:t>28</w:t>
+              <w:t>33</w:t>
             </w:r>
             <w:r>
               <w:rPr>
@@ -1431,7 +1523,7 @@
               <w:lang w:eastAsia="ru-RU"/>
             </w:rPr>
           </w:pPr>
-          <w:hyperlink w:anchor="_Toc186029075" w:history="1">
+          <w:hyperlink w:anchor="_Toc187407834" w:history="1">
             <w:r>
               <w:rPr>
                 <w:rStyle w:val="a5"/>
@@ -1473,7 +1565,7 @@
                 <w:noProof/>
                 <w:webHidden/>
               </w:rPr>
-              <w:instrText xml:space="preserve"> PAGEREF _Toc186029075 \h </w:instrText>
+              <w:instrText xml:space="preserve"> PAGEREF _Toc187407834 \h </w:instrText>
             </w:r>
             <w:r>
               <w:rPr>
@@ -1493,7 +1585,7 @@
                 <w:noProof/>
                 <w:webHidden/>
               </w:rPr>
-              <w:t>29</w:t>
+              <w:t>34</w:t>
             </w:r>
             <w:r>
               <w:rPr>
@@ -1517,7 +1609,7 @@
               <w:lang w:eastAsia="ru-RU"/>
             </w:rPr>
           </w:pPr>
-          <w:hyperlink w:anchor="_Toc186029076" w:history="1">
+          <w:hyperlink w:anchor="_Toc187407835" w:history="1">
             <w:r>
               <w:rPr>
                 <w:rStyle w:val="a5"/>
@@ -1559,7 +1651,7 @@
                 <w:noProof/>
                 <w:webHidden/>
               </w:rPr>
-              <w:instrText xml:space="preserve"> PAGEREF _Toc186029076 \h </w:instrText>
+              <w:instrText xml:space="preserve"> PAGEREF _Toc187407835 \h </w:instrText>
             </w:r>
             <w:r>
               <w:rPr>
@@ -1579,7 +1671,7 @@
                 <w:noProof/>
                 <w:webHidden/>
               </w:rPr>
-              <w:t>29</w:t>
+              <w:t>34</w:t>
             </w:r>
             <w:r>
               <w:rPr>
@@ -1603,7 +1695,7 @@
               <w:lang w:eastAsia="ru-RU"/>
             </w:rPr>
           </w:pPr>
-          <w:hyperlink w:anchor="_Toc186029077" w:history="1">
+          <w:hyperlink w:anchor="_Toc187407836" w:history="1">
             <w:r>
               <w:rPr>
                 <w:rStyle w:val="a5"/>
@@ -1645,7 +1737,7 @@
                 <w:noProof/>
                 <w:webHidden/>
               </w:rPr>
-              <w:instrText xml:space="preserve"> PAGEREF _Toc186029077 \h </w:instrText>
+              <w:instrText xml:space="preserve"> PAGEREF _Toc187407836 \h </w:instrText>
             </w:r>
             <w:r>
               <w:rPr>
@@ -1665,7 +1757,7 @@
                 <w:noProof/>
                 <w:webHidden/>
               </w:rPr>
-              <w:t>29</w:t>
+              <w:t>34</w:t>
             </w:r>
             <w:r>
               <w:rPr>
@@ -1689,7 +1781,7 @@
               <w:lang w:eastAsia="ru-RU"/>
             </w:rPr>
           </w:pPr>
-          <w:hyperlink w:anchor="_Toc186029078" w:history="1">
+          <w:hyperlink w:anchor="_Toc187407837" w:history="1">
             <w:r>
               <w:rPr>
                 <w:rStyle w:val="a5"/>
@@ -1731,7 +1823,7 @@
                 <w:noProof/>
                 <w:webHidden/>
               </w:rPr>
-              <w:instrText xml:space="preserve"> PAGEREF _Toc186029078 \h </w:instrText>
+              <w:instrText xml:space="preserve"> PAGEREF _Toc187407837 \h </w:instrText>
             </w:r>
             <w:r>
               <w:rPr>
@@ -1751,7 +1843,7 @@
                 <w:noProof/>
                 <w:webHidden/>
               </w:rPr>
-              <w:t>34</w:t>
+              <w:t>39</w:t>
             </w:r>
             <w:r>
               <w:rPr>
@@ -1775,7 +1867,7 @@
               <w:lang w:eastAsia="ru-RU"/>
             </w:rPr>
           </w:pPr>
-          <w:hyperlink w:anchor="_Toc186029079" w:history="1">
+          <w:hyperlink w:anchor="_Toc187407838" w:history="1">
             <w:r>
               <w:rPr>
                 <w:rStyle w:val="a5"/>
@@ -1817,7 +1909,7 @@
                 <w:noProof/>
                 <w:webHidden/>
               </w:rPr>
-              <w:instrText xml:space="preserve"> PAGEREF _Toc186029079 \h </w:instrText>
+              <w:instrText xml:space="preserve"> PAGEREF _Toc187407838 \h </w:instrText>
             </w:r>
             <w:r>
               <w:rPr>
@@ -1837,7 +1929,7 @@
                 <w:noProof/>
                 <w:webHidden/>
               </w:rPr>
-              <w:t>35</w:t>
+              <w:t>40</w:t>
             </w:r>
             <w:r>
               <w:rPr>
@@ -1865,7 +1957,7 @@
       <w:pPr>
         <w:pStyle w:val="1"/>
       </w:pPr>
-      <w:bookmarkStart w:id="2" w:name="_Toc186029061"/>
+      <w:bookmarkStart w:id="2" w:name="_Toc187407819"/>
       <w:r>
         <w:lastRenderedPageBreak/>
         <w:t>Лицензионное соглашение</w:t>
@@ -1934,7 +2026,7 @@
       <w:pPr>
         <w:pStyle w:val="1"/>
       </w:pPr>
-      <w:bookmarkStart w:id="3" w:name="_Toc186029062"/>
+      <w:bookmarkStart w:id="3" w:name="_Toc187407820"/>
       <w:r>
         <w:lastRenderedPageBreak/>
         <w:t>Расчеты по предельным состояниям 1-й группы</w:t>
@@ -1945,7 +2037,7 @@
       <w:pPr>
         <w:pStyle w:val="2"/>
       </w:pPr>
-      <w:bookmarkStart w:id="4" w:name="_Toc186029063"/>
+      <w:bookmarkStart w:id="4" w:name="_Toc187407821"/>
       <w:r>
         <w:t>Элементы без предварительного напряжения</w:t>
       </w:r>
@@ -1955,7 +2047,7 @@
       <w:pPr>
         <w:pStyle w:val="3"/>
       </w:pPr>
-      <w:bookmarkStart w:id="5" w:name="_Toc186029064"/>
+      <w:bookmarkStart w:id="5" w:name="_Toc187407822"/>
       <w:r>
         <w:t>Расчет изгибаемых элементов</w:t>
       </w:r>
@@ -1965,7 +2057,7 @@
       <w:pPr>
         <w:pStyle w:val="4"/>
       </w:pPr>
-      <w:bookmarkStart w:id="6" w:name="_Toc186029065"/>
+      <w:bookmarkStart w:id="6" w:name="_Toc187407823"/>
       <w:r>
         <w:t>Расчет балки таврового сечения при плоском изгибе</w:t>
       </w:r>
@@ -2365,55 +2457,29 @@
           <w:szCs w:val="28"/>
         </w:rPr>
       </w:pPr>
-      <w:bookmarkStart w:id="7" w:name="_Toc186029080"/>
+      <w:bookmarkStart w:id="7" w:name="_Toc187407839"/>
       <w:r>
         <w:t xml:space="preserve">Рисунок </w:t>
       </w:r>
-      <w:r>
-        <w:fldChar w:fldCharType="begin"/>
-      </w:r>
-      <w:r>
-        <w:instrText xml:space="preserve"> STYLEREF  \s "Заголовок 1" </w:instrText>
-      </w:r>
-      <w:r>
-        <w:fldChar w:fldCharType="separate"/>
-      </w:r>
-      <w:r>
-        <w:rPr>
-          <w:noProof/>
-        </w:rPr>
-        <w:t>3</w:t>
-      </w:r>
-      <w:r>
-        <w:rPr>
-          <w:noProof/>
-        </w:rPr>
-        <w:fldChar w:fldCharType="end"/>
-      </w:r>
+      <w:fldSimple w:instr=" STYLEREF  \s &quot;Заголовок 1&quot; ">
+        <w:r>
+          <w:rPr>
+            <w:noProof/>
+          </w:rPr>
+          <w:t>3</w:t>
+        </w:r>
+      </w:fldSimple>
       <w:r>
         <w:noBreakHyphen/>
       </w:r>
-      <w:r>
-        <w:fldChar w:fldCharType="begin"/>
-      </w:r>
-      <w:r>
-        <w:instrText xml:space="preserve"> SEQ Рисунок \* ARABIC \s 1 </w:instrText>
-      </w:r>
-      <w:r>
-        <w:fldChar w:fldCharType="separate"/>
-      </w:r>
-      <w:r>
-        <w:rPr>
-          <w:noProof/>
-        </w:rPr>
-        <w:t>1</w:t>
-      </w:r>
-      <w:r>
-        <w:rPr>
-          <w:noProof/>
-        </w:rPr>
-        <w:fldChar w:fldCharType="end"/>
-      </w:r>
+      <w:fldSimple w:instr=" SEQ Рисунок \* ARABIC \s 1 ">
+        <w:r>
+          <w:rPr>
+            <w:noProof/>
+          </w:rPr>
+          <w:t>1</w:t>
+        </w:r>
+      </w:fldSimple>
       <w:r>
         <w:t xml:space="preserve">. </w:t>
       </w:r>
@@ -2485,55 +2551,29 @@
           <w:szCs w:val="28"/>
         </w:rPr>
       </w:pPr>
-      <w:bookmarkStart w:id="8" w:name="_Toc186029081"/>
+      <w:bookmarkStart w:id="8" w:name="_Toc187407840"/>
       <w:r>
         <w:t xml:space="preserve">Рисунок </w:t>
       </w:r>
-      <w:r>
-        <w:fldChar w:fldCharType="begin"/>
-      </w:r>
-      <w:r>
-        <w:instrText xml:space="preserve"> STYLEREF  \s "Заголовок 1" </w:instrText>
-      </w:r>
-      <w:r>
-        <w:fldChar w:fldCharType="separate"/>
-      </w:r>
-      <w:r>
-        <w:rPr>
-          <w:noProof/>
-        </w:rPr>
-        <w:t>3</w:t>
-      </w:r>
-      <w:r>
-        <w:rPr>
-          <w:noProof/>
-        </w:rPr>
-        <w:fldChar w:fldCharType="end"/>
-      </w:r>
+      <w:fldSimple w:instr=" STYLEREF  \s &quot;Заголовок 1&quot; ">
+        <w:r>
+          <w:rPr>
+            <w:noProof/>
+          </w:rPr>
+          <w:t>3</w:t>
+        </w:r>
+      </w:fldSimple>
       <w:r>
         <w:noBreakHyphen/>
       </w:r>
-      <w:r>
-        <w:fldChar w:fldCharType="begin"/>
-      </w:r>
-      <w:r>
-        <w:instrText xml:space="preserve"> SEQ Рисунок \* ARABIC \s 1 </w:instrText>
-      </w:r>
-      <w:r>
-        <w:fldChar w:fldCharType="separate"/>
-      </w:r>
-      <w:r>
-        <w:rPr>
-          <w:noProof/>
-        </w:rPr>
-        <w:t>2</w:t>
-      </w:r>
-      <w:r>
-        <w:rPr>
-          <w:noProof/>
-        </w:rPr>
-        <w:fldChar w:fldCharType="end"/>
-      </w:r>
+      <w:fldSimple w:instr=" SEQ Рисунок \* ARABIC \s 1 ">
+        <w:r>
+          <w:rPr>
+            <w:noProof/>
+          </w:rPr>
+          <w:t>2</w:t>
+        </w:r>
+      </w:fldSimple>
       <w:r>
         <w:t xml:space="preserve">. </w:t>
       </w:r>
@@ -2630,55 +2670,29 @@
       <w:pPr>
         <w:pStyle w:val="ae"/>
       </w:pPr>
-      <w:bookmarkStart w:id="9" w:name="_Toc186029082"/>
+      <w:bookmarkStart w:id="9" w:name="_Toc187407841"/>
       <w:r>
         <w:t xml:space="preserve">Рисунок </w:t>
       </w:r>
-      <w:r>
-        <w:fldChar w:fldCharType="begin"/>
-      </w:r>
-      <w:r>
-        <w:instrText xml:space="preserve"> STYLEREF  \s "Заголовок 1" </w:instrText>
-      </w:r>
-      <w:r>
-        <w:fldChar w:fldCharType="separate"/>
-      </w:r>
-      <w:r>
-        <w:rPr>
-          <w:noProof/>
-        </w:rPr>
-        <w:t>3</w:t>
-      </w:r>
-      <w:r>
-        <w:rPr>
-          <w:noProof/>
-        </w:rPr>
-        <w:fldChar w:fldCharType="end"/>
-      </w:r>
+      <w:fldSimple w:instr=" STYLEREF  \s &quot;Заголовок 1&quot; ">
+        <w:r>
+          <w:rPr>
+            <w:noProof/>
+          </w:rPr>
+          <w:t>3</w:t>
+        </w:r>
+      </w:fldSimple>
       <w:r>
         <w:noBreakHyphen/>
       </w:r>
-      <w:r>
-        <w:fldChar w:fldCharType="begin"/>
-      </w:r>
-      <w:r>
-        <w:instrText xml:space="preserve"> SEQ Рисунок \* ARABIC \s 1 </w:instrText>
-      </w:r>
-      <w:r>
-        <w:fldChar w:fldCharType="separate"/>
-      </w:r>
-      <w:r>
-        <w:rPr>
-          <w:noProof/>
-        </w:rPr>
-        <w:t>3</w:t>
-      </w:r>
-      <w:r>
-        <w:rPr>
-          <w:noProof/>
-        </w:rPr>
-        <w:fldChar w:fldCharType="end"/>
-      </w:r>
+      <w:fldSimple w:instr=" SEQ Рисунок \* ARABIC \s 1 ">
+        <w:r>
+          <w:rPr>
+            <w:noProof/>
+          </w:rPr>
+          <w:t>3</w:t>
+        </w:r>
+      </w:fldSimple>
       <w:r>
         <w:t xml:space="preserve">. </w:t>
       </w:r>
@@ -2758,55 +2772,29 @@
           <w:szCs w:val="28"/>
         </w:rPr>
       </w:pPr>
-      <w:bookmarkStart w:id="10" w:name="_Toc186029083"/>
+      <w:bookmarkStart w:id="10" w:name="_Toc187407842"/>
       <w:r>
         <w:t xml:space="preserve">Рисунок </w:t>
       </w:r>
-      <w:r>
-        <w:fldChar w:fldCharType="begin"/>
-      </w:r>
-      <w:r>
-        <w:instrText xml:space="preserve"> STYLEREF  \s "Заголовок 1" </w:instrText>
-      </w:r>
-      <w:r>
-        <w:fldChar w:fldCharType="separate"/>
-      </w:r>
-      <w:r>
-        <w:rPr>
-          <w:noProof/>
-        </w:rPr>
-        <w:t>3</w:t>
-      </w:r>
-      <w:r>
-        <w:rPr>
-          <w:noProof/>
-        </w:rPr>
-        <w:fldChar w:fldCharType="end"/>
-      </w:r>
+      <w:fldSimple w:instr=" STYLEREF  \s &quot;Заголовок 1&quot; ">
+        <w:r>
+          <w:rPr>
+            <w:noProof/>
+          </w:rPr>
+          <w:t>3</w:t>
+        </w:r>
+      </w:fldSimple>
       <w:r>
         <w:noBreakHyphen/>
       </w:r>
-      <w:r>
-        <w:fldChar w:fldCharType="begin"/>
-      </w:r>
-      <w:r>
-        <w:instrText xml:space="preserve"> SEQ Рисунок \* ARABIC \s 1 </w:instrText>
-      </w:r>
-      <w:r>
-        <w:fldChar w:fldCharType="separate"/>
-      </w:r>
-      <w:r>
-        <w:rPr>
-          <w:noProof/>
-        </w:rPr>
-        <w:t>4</w:t>
-      </w:r>
-      <w:r>
-        <w:rPr>
-          <w:noProof/>
-        </w:rPr>
-        <w:fldChar w:fldCharType="end"/>
-      </w:r>
+      <w:fldSimple w:instr=" SEQ Рисунок \* ARABIC \s 1 ">
+        <w:r>
+          <w:rPr>
+            <w:noProof/>
+          </w:rPr>
+          <w:t>4</w:t>
+        </w:r>
+      </w:fldSimple>
       <w:r>
         <w:t xml:space="preserve">. </w:t>
       </w:r>
@@ -2825,7 +2813,7 @@
           <w:noProof/>
         </w:rPr>
         <w:drawing>
-          <wp:anchor distT="0" distB="0" distL="114300" distR="114300" simplePos="0" relativeHeight="251659776" behindDoc="1" locked="0" layoutInCell="1" allowOverlap="1" wp14:anchorId="32694BEE" wp14:editId="53E057CE">
+          <wp:anchor distT="0" distB="0" distL="114300" distR="114300" simplePos="0" relativeHeight="251657216" behindDoc="1" locked="0" layoutInCell="1" allowOverlap="1" wp14:anchorId="32694BEE" wp14:editId="53E057CE">
             <wp:simplePos x="0" y="0"/>
             <wp:positionH relativeFrom="margin">
               <wp:posOffset>610870</wp:posOffset>
@@ -2943,7 +2931,7 @@
           <w:szCs w:val="28"/>
         </w:rPr>
       </w:pPr>
-      <w:bookmarkStart w:id="11" w:name="_Toc186029084"/>
+      <w:bookmarkStart w:id="11" w:name="_Toc187407843"/>
       <w:r>
         <w:t xml:space="preserve">Рисунок </w:t>
       </w:r>
@@ -3046,7 +3034,7 @@
           <w:szCs w:val="28"/>
         </w:rPr>
       </w:pPr>
-      <w:bookmarkStart w:id="12" w:name="_Toc186029085"/>
+      <w:bookmarkStart w:id="12" w:name="_Toc187407844"/>
       <w:r>
         <w:t xml:space="preserve">Рисунок </w:t>
       </w:r>
@@ -3148,7 +3136,7 @@
           <w:szCs w:val="28"/>
         </w:rPr>
       </w:pPr>
-      <w:bookmarkStart w:id="13" w:name="_Toc186029086"/>
+      <w:bookmarkStart w:id="13" w:name="_Toc187407845"/>
       <w:r>
         <w:t xml:space="preserve">Рисунок </w:t>
       </w:r>
@@ -3256,7 +3244,7 @@
           <w:szCs w:val="28"/>
         </w:rPr>
       </w:pPr>
-      <w:bookmarkStart w:id="14" w:name="_Toc186029087"/>
+      <w:bookmarkStart w:id="14" w:name="_Toc187407846"/>
       <w:r>
         <w:t xml:space="preserve">Рисунок </w:t>
       </w:r>
@@ -3346,7 +3334,7 @@
       <w:pPr>
         <w:pStyle w:val="ae"/>
       </w:pPr>
-      <w:bookmarkStart w:id="15" w:name="_Toc186029088"/>
+      <w:bookmarkStart w:id="15" w:name="_Toc187407847"/>
       <w:r>
         <w:t xml:space="preserve">Рисунок </w:t>
       </w:r>
@@ -3690,7 +3678,7 @@
       <w:pPr>
         <w:pStyle w:val="4"/>
       </w:pPr>
-      <w:bookmarkStart w:id="16" w:name="_Toc186029066"/>
+      <w:bookmarkStart w:id="16" w:name="_Toc187407824"/>
       <w:r>
         <w:t>Расчет балки таврового сечения при косом изгибе</w:t>
       </w:r>
@@ -4131,55 +4119,29 @@
           <w:szCs w:val="28"/>
         </w:rPr>
       </w:pPr>
-      <w:bookmarkStart w:id="17" w:name="_Toc186029089"/>
+      <w:bookmarkStart w:id="17" w:name="_Toc187407848"/>
       <w:r>
         <w:t xml:space="preserve">Рисунок </w:t>
       </w:r>
-      <w:r>
-        <w:fldChar w:fldCharType="begin"/>
-      </w:r>
-      <w:r>
-        <w:instrText xml:space="preserve"> STYLEREF  \s "Заголовок 1" </w:instrText>
-      </w:r>
-      <w:r>
-        <w:fldChar w:fldCharType="separate"/>
-      </w:r>
-      <w:r>
-        <w:rPr>
-          <w:noProof/>
-        </w:rPr>
-        <w:t>3</w:t>
-      </w:r>
-      <w:r>
-        <w:rPr>
-          <w:noProof/>
-        </w:rPr>
-        <w:fldChar w:fldCharType="end"/>
-      </w:r>
+      <w:fldSimple w:instr=" STYLEREF  \s &quot;Заголовок 1&quot; ">
+        <w:r>
+          <w:rPr>
+            <w:noProof/>
+          </w:rPr>
+          <w:t>3</w:t>
+        </w:r>
+      </w:fldSimple>
       <w:r>
         <w:noBreakHyphen/>
       </w:r>
-      <w:r>
-        <w:fldChar w:fldCharType="begin"/>
-      </w:r>
-      <w:r>
-        <w:instrText xml:space="preserve"> SEQ Рисунок \* ARABIC \s 1 </w:instrText>
-      </w:r>
-      <w:r>
-        <w:fldChar w:fldCharType="separate"/>
-      </w:r>
-      <w:r>
-        <w:rPr>
-          <w:noProof/>
-        </w:rPr>
-        <w:t>10</w:t>
-      </w:r>
-      <w:r>
-        <w:rPr>
-          <w:noProof/>
-        </w:rPr>
-        <w:fldChar w:fldCharType="end"/>
-      </w:r>
+      <w:fldSimple w:instr=" SEQ Рисунок \* ARABIC \s 1 ">
+        <w:r>
+          <w:rPr>
+            <w:noProof/>
+          </w:rPr>
+          <w:t>10</w:t>
+        </w:r>
+      </w:fldSimple>
       <w:r>
         <w:t xml:space="preserve">. </w:t>
       </w:r>
@@ -4247,55 +4209,29 @@
           <w:szCs w:val="28"/>
         </w:rPr>
       </w:pPr>
-      <w:bookmarkStart w:id="18" w:name="_Toc186029090"/>
+      <w:bookmarkStart w:id="18" w:name="_Toc187407849"/>
       <w:r>
         <w:t xml:space="preserve">Рисунок </w:t>
       </w:r>
-      <w:r>
-        <w:fldChar w:fldCharType="begin"/>
-      </w:r>
-      <w:r>
-        <w:instrText xml:space="preserve"> STYLEREF  \s "Заголовок 1" </w:instrText>
-      </w:r>
-      <w:r>
-        <w:fldChar w:fldCharType="separate"/>
-      </w:r>
-      <w:r>
-        <w:rPr>
-          <w:noProof/>
-        </w:rPr>
-        <w:t>3</w:t>
-      </w:r>
-      <w:r>
-        <w:rPr>
-          <w:noProof/>
-        </w:rPr>
-        <w:fldChar w:fldCharType="end"/>
-      </w:r>
+      <w:fldSimple w:instr=" STYLEREF  \s &quot;Заголовок 1&quot; ">
+        <w:r>
+          <w:rPr>
+            <w:noProof/>
+          </w:rPr>
+          <w:t>3</w:t>
+        </w:r>
+      </w:fldSimple>
       <w:r>
         <w:noBreakHyphen/>
       </w:r>
-      <w:r>
-        <w:fldChar w:fldCharType="begin"/>
-      </w:r>
-      <w:r>
-        <w:instrText xml:space="preserve"> SEQ Рисунок \* ARABIC \s 1 </w:instrText>
-      </w:r>
-      <w:r>
-        <w:fldChar w:fldCharType="separate"/>
-      </w:r>
-      <w:r>
-        <w:rPr>
-          <w:noProof/>
-        </w:rPr>
-        <w:t>11</w:t>
-      </w:r>
-      <w:r>
-        <w:rPr>
-          <w:noProof/>
-        </w:rPr>
-        <w:fldChar w:fldCharType="end"/>
-      </w:r>
+      <w:fldSimple w:instr=" SEQ Рисунок \* ARABIC \s 1 ">
+        <w:r>
+          <w:rPr>
+            <w:noProof/>
+          </w:rPr>
+          <w:t>11</w:t>
+        </w:r>
+      </w:fldSimple>
       <w:r>
         <w:t xml:space="preserve">. </w:t>
       </w:r>
@@ -4373,55 +4309,29 @@
           <w:szCs w:val="28"/>
         </w:rPr>
       </w:pPr>
-      <w:bookmarkStart w:id="19" w:name="_Toc186029091"/>
+      <w:bookmarkStart w:id="19" w:name="_Toc187407850"/>
       <w:r>
         <w:t xml:space="preserve">Рисунок </w:t>
       </w:r>
-      <w:r>
-        <w:fldChar w:fldCharType="begin"/>
-      </w:r>
-      <w:r>
-        <w:instrText xml:space="preserve"> STYLEREF  \s "Заголовок 1" </w:instrText>
-      </w:r>
-      <w:r>
-        <w:fldChar w:fldCharType="separate"/>
-      </w:r>
-      <w:r>
-        <w:rPr>
-          <w:noProof/>
-        </w:rPr>
-        <w:t>3</w:t>
-      </w:r>
-      <w:r>
-        <w:rPr>
-          <w:noProof/>
-        </w:rPr>
-        <w:fldChar w:fldCharType="end"/>
-      </w:r>
+      <w:fldSimple w:instr=" STYLEREF  \s &quot;Заголовок 1&quot; ">
+        <w:r>
+          <w:rPr>
+            <w:noProof/>
+          </w:rPr>
+          <w:t>3</w:t>
+        </w:r>
+      </w:fldSimple>
       <w:r>
         <w:noBreakHyphen/>
       </w:r>
-      <w:r>
-        <w:fldChar w:fldCharType="begin"/>
-      </w:r>
-      <w:r>
-        <w:instrText xml:space="preserve"> SEQ Рисунок \* ARABIC \s 1 </w:instrText>
-      </w:r>
-      <w:r>
-        <w:fldChar w:fldCharType="separate"/>
-      </w:r>
-      <w:r>
-        <w:rPr>
-          <w:noProof/>
-        </w:rPr>
-        <w:t>12</w:t>
-      </w:r>
-      <w:r>
-        <w:rPr>
-          <w:noProof/>
-        </w:rPr>
-        <w:fldChar w:fldCharType="end"/>
-      </w:r>
+      <w:fldSimple w:instr=" SEQ Рисунок \* ARABIC \s 1 ">
+        <w:r>
+          <w:rPr>
+            <w:noProof/>
+          </w:rPr>
+          <w:t>12</w:t>
+        </w:r>
+      </w:fldSimple>
       <w:r>
         <w:t xml:space="preserve">. </w:t>
       </w:r>
@@ -4489,55 +4399,29 @@
           <w:szCs w:val="28"/>
         </w:rPr>
       </w:pPr>
-      <w:bookmarkStart w:id="20" w:name="_Toc186029092"/>
+      <w:bookmarkStart w:id="20" w:name="_Toc187407851"/>
       <w:r>
         <w:t xml:space="preserve">Рисунок </w:t>
       </w:r>
-      <w:r>
-        <w:fldChar w:fldCharType="begin"/>
-      </w:r>
-      <w:r>
-        <w:instrText xml:space="preserve"> STYLEREF  \s "Заголовок 1" </w:instrText>
-      </w:r>
-      <w:r>
-        <w:fldChar w:fldCharType="separate"/>
-      </w:r>
-      <w:r>
-        <w:rPr>
-          <w:noProof/>
-        </w:rPr>
-        <w:t>3</w:t>
-      </w:r>
-      <w:r>
-        <w:rPr>
-          <w:noProof/>
-        </w:rPr>
-        <w:fldChar w:fldCharType="end"/>
-      </w:r>
+      <w:fldSimple w:instr=" STYLEREF  \s &quot;Заголовок 1&quot; ">
+        <w:r>
+          <w:rPr>
+            <w:noProof/>
+          </w:rPr>
+          <w:t>3</w:t>
+        </w:r>
+      </w:fldSimple>
       <w:r>
         <w:noBreakHyphen/>
       </w:r>
-      <w:r>
-        <w:fldChar w:fldCharType="begin"/>
-      </w:r>
-      <w:r>
-        <w:instrText xml:space="preserve"> SEQ Рисунок \* ARABIC \s 1 </w:instrText>
-      </w:r>
-      <w:r>
-        <w:fldChar w:fldCharType="separate"/>
-      </w:r>
-      <w:r>
-        <w:rPr>
-          <w:noProof/>
-        </w:rPr>
-        <w:t>13</w:t>
-      </w:r>
-      <w:r>
-        <w:rPr>
-          <w:noProof/>
-        </w:rPr>
-        <w:fldChar w:fldCharType="end"/>
-      </w:r>
+      <w:fldSimple w:instr=" SEQ Рисунок \* ARABIC \s 1 ">
+        <w:r>
+          <w:rPr>
+            <w:noProof/>
+          </w:rPr>
+          <w:t>13</w:t>
+        </w:r>
+      </w:fldSimple>
       <w:r>
         <w:t xml:space="preserve">. </w:t>
       </w:r>
@@ -4604,55 +4488,29 @@
           <w:szCs w:val="28"/>
         </w:rPr>
       </w:pPr>
-      <w:bookmarkStart w:id="21" w:name="_Toc186029093"/>
+      <w:bookmarkStart w:id="21" w:name="_Toc187407852"/>
       <w:r>
         <w:t xml:space="preserve">Рисунок </w:t>
       </w:r>
-      <w:r>
-        <w:fldChar w:fldCharType="begin"/>
-      </w:r>
-      <w:r>
-        <w:instrText xml:space="preserve"> STYLEREF  \s "Заголовок 1" </w:instrText>
-      </w:r>
-      <w:r>
-        <w:fldChar w:fldCharType="separate"/>
-      </w:r>
-      <w:r>
-        <w:rPr>
-          <w:noProof/>
-        </w:rPr>
-        <w:t>3</w:t>
-      </w:r>
-      <w:r>
-        <w:rPr>
-          <w:noProof/>
-        </w:rPr>
-        <w:fldChar w:fldCharType="end"/>
-      </w:r>
+      <w:fldSimple w:instr=" STYLEREF  \s &quot;Заголовок 1&quot; ">
+        <w:r>
+          <w:rPr>
+            <w:noProof/>
+          </w:rPr>
+          <w:t>3</w:t>
+        </w:r>
+      </w:fldSimple>
       <w:r>
         <w:noBreakHyphen/>
       </w:r>
-      <w:r>
-        <w:fldChar w:fldCharType="begin"/>
-      </w:r>
-      <w:r>
-        <w:instrText xml:space="preserve"> SEQ Рисунок \* ARABIC \s 1 </w:instrText>
-      </w:r>
-      <w:r>
-        <w:fldChar w:fldCharType="separate"/>
-      </w:r>
-      <w:r>
-        <w:rPr>
-          <w:noProof/>
-        </w:rPr>
-        <w:t>14</w:t>
-      </w:r>
-      <w:r>
-        <w:rPr>
-          <w:noProof/>
-        </w:rPr>
-        <w:fldChar w:fldCharType="end"/>
-      </w:r>
+      <w:fldSimple w:instr=" SEQ Рисунок \* ARABIC \s 1 ">
+        <w:r>
+          <w:rPr>
+            <w:noProof/>
+          </w:rPr>
+          <w:t>14</w:t>
+        </w:r>
+      </w:fldSimple>
       <w:r>
         <w:t xml:space="preserve">. </w:t>
       </w:r>
@@ -4720,55 +4578,29 @@
           <w:szCs w:val="28"/>
         </w:rPr>
       </w:pPr>
-      <w:bookmarkStart w:id="22" w:name="_Toc186029094"/>
+      <w:bookmarkStart w:id="22" w:name="_Toc187407853"/>
       <w:r>
         <w:t xml:space="preserve">Рисунок </w:t>
       </w:r>
-      <w:r>
-        <w:fldChar w:fldCharType="begin"/>
-      </w:r>
-      <w:r>
-        <w:instrText xml:space="preserve"> STYLEREF  \s "Заголовок 1" </w:instrText>
-      </w:r>
-      <w:r>
-        <w:fldChar w:fldCharType="separate"/>
-      </w:r>
-      <w:r>
-        <w:rPr>
-          <w:noProof/>
-        </w:rPr>
-        <w:t>3</w:t>
-      </w:r>
-      <w:r>
-        <w:rPr>
-          <w:noProof/>
-        </w:rPr>
-        <w:fldChar w:fldCharType="end"/>
-      </w:r>
+      <w:fldSimple w:instr=" STYLEREF  \s &quot;Заголовок 1&quot; ">
+        <w:r>
+          <w:rPr>
+            <w:noProof/>
+          </w:rPr>
+          <w:t>3</w:t>
+        </w:r>
+      </w:fldSimple>
       <w:r>
         <w:noBreakHyphen/>
       </w:r>
-      <w:r>
-        <w:fldChar w:fldCharType="begin"/>
-      </w:r>
-      <w:r>
-        <w:instrText xml:space="preserve"> SEQ Рисунок \* ARABIC \s 1 </w:instrText>
-      </w:r>
-      <w:r>
-        <w:fldChar w:fldCharType="separate"/>
-      </w:r>
-      <w:r>
-        <w:rPr>
-          <w:noProof/>
-        </w:rPr>
-        <w:t>15</w:t>
-      </w:r>
-      <w:r>
-        <w:rPr>
-          <w:noProof/>
-        </w:rPr>
-        <w:fldChar w:fldCharType="end"/>
-      </w:r>
+      <w:fldSimple w:instr=" SEQ Рисунок \* ARABIC \s 1 ">
+        <w:r>
+          <w:rPr>
+            <w:noProof/>
+          </w:rPr>
+          <w:t>15</w:t>
+        </w:r>
+      </w:fldSimple>
       <w:r>
         <w:t xml:space="preserve">. </w:t>
       </w:r>
@@ -4835,58 +4667,29 @@
           <w:szCs w:val="28"/>
         </w:rPr>
       </w:pPr>
-      <w:bookmarkStart w:id="23" w:name="_Toc186029095"/>
+      <w:bookmarkStart w:id="23" w:name="_Toc187407854"/>
       <w:r>
         <w:t xml:space="preserve">Рисунок </w:t>
       </w:r>
-      <w:r>
-        <w:fldChar w:fldCharType="begin"/>
-      </w:r>
-      <w:r>
-        <w:instrText xml:space="preserve"> STYLEREF  \s </w:instrText>
-      </w:r>
-      <w:r>
-        <w:instrText xml:space="preserve">"Заголовок 1" </w:instrText>
-      </w:r>
-      <w:r>
-        <w:fldChar w:fldCharType="separate"/>
-      </w:r>
-      <w:r>
-        <w:rPr>
-          <w:noProof/>
-        </w:rPr>
-        <w:t>3</w:t>
-      </w:r>
-      <w:r>
-        <w:rPr>
-          <w:noProof/>
-        </w:rPr>
-        <w:fldChar w:fldCharType="end"/>
-      </w:r>
+      <w:fldSimple w:instr=" STYLEREF  \s &quot;Заголовок 1&quot; ">
+        <w:r>
+          <w:rPr>
+            <w:noProof/>
+          </w:rPr>
+          <w:t>3</w:t>
+        </w:r>
+      </w:fldSimple>
       <w:r>
         <w:noBreakHyphen/>
       </w:r>
-      <w:r>
-        <w:fldChar w:fldCharType="begin"/>
-      </w:r>
-      <w:r>
-        <w:instrText xml:space="preserve"> SEQ Рисунок \* ARABIC \s 1 </w:instrText>
-      </w:r>
-      <w:r>
-        <w:fldChar w:fldCharType="separate"/>
-      </w:r>
-      <w:r>
-        <w:rPr>
-          <w:noProof/>
-        </w:rPr>
-        <w:t>16</w:t>
-      </w:r>
-      <w:r>
-        <w:rPr>
-          <w:noProof/>
-        </w:rPr>
-        <w:fldChar w:fldCharType="end"/>
-      </w:r>
+      <w:fldSimple w:instr=" SEQ Рисунок \* ARABIC \s 1 ">
+        <w:r>
+          <w:rPr>
+            <w:noProof/>
+          </w:rPr>
+          <w:t>16</w:t>
+        </w:r>
+      </w:fldSimple>
       <w:r>
         <w:t xml:space="preserve">. </w:t>
       </w:r>
@@ -4949,55 +4752,29 @@
           <w:szCs w:val="28"/>
         </w:rPr>
       </w:pPr>
-      <w:bookmarkStart w:id="24" w:name="_Toc186029096"/>
+      <w:bookmarkStart w:id="24" w:name="_Toc187407855"/>
       <w:r>
         <w:t xml:space="preserve">Рисунок </w:t>
       </w:r>
-      <w:r>
-        <w:fldChar w:fldCharType="begin"/>
-      </w:r>
-      <w:r>
-        <w:instrText xml:space="preserve"> STYLEREF  \s "Заголовок 1" </w:instrText>
-      </w:r>
-      <w:r>
-        <w:fldChar w:fldCharType="separate"/>
-      </w:r>
-      <w:r>
-        <w:rPr>
-          <w:noProof/>
-        </w:rPr>
-        <w:t>3</w:t>
-      </w:r>
-      <w:r>
-        <w:rPr>
-          <w:noProof/>
-        </w:rPr>
-        <w:fldChar w:fldCharType="end"/>
-      </w:r>
+      <w:fldSimple w:instr=" STYLEREF  \s &quot;Заголовок 1&quot; ">
+        <w:r>
+          <w:rPr>
+            <w:noProof/>
+          </w:rPr>
+          <w:t>3</w:t>
+        </w:r>
+      </w:fldSimple>
       <w:r>
         <w:noBreakHyphen/>
       </w:r>
-      <w:r>
-        <w:fldChar w:fldCharType="begin"/>
-      </w:r>
-      <w:r>
-        <w:instrText xml:space="preserve"> SEQ Рисунок \* ARABIC \s 1 </w:instrText>
-      </w:r>
-      <w:r>
-        <w:fldChar w:fldCharType="separate"/>
-      </w:r>
-      <w:r>
-        <w:rPr>
-          <w:noProof/>
-        </w:rPr>
-        <w:t>17</w:t>
-      </w:r>
-      <w:r>
-        <w:rPr>
-          <w:noProof/>
-        </w:rPr>
-        <w:fldChar w:fldCharType="end"/>
-      </w:r>
+      <w:fldSimple w:instr=" SEQ Рисунок \* ARABIC \s 1 ">
+        <w:r>
+          <w:rPr>
+            <w:noProof/>
+          </w:rPr>
+          <w:t>17</w:t>
+        </w:r>
+      </w:fldSimple>
       <w:r>
         <w:t xml:space="preserve">. </w:t>
       </w:r>
@@ -5344,55 +5121,29 @@
           <w:szCs w:val="28"/>
         </w:rPr>
       </w:pPr>
-      <w:bookmarkStart w:id="25" w:name="_Toc186029097"/>
+      <w:bookmarkStart w:id="25" w:name="_Toc187407856"/>
       <w:r>
         <w:t xml:space="preserve">Рисунок </w:t>
       </w:r>
-      <w:r>
-        <w:fldChar w:fldCharType="begin"/>
-      </w:r>
-      <w:r>
-        <w:instrText xml:space="preserve"> STYLEREF  \s "Заголовок 1" </w:instrText>
-      </w:r>
-      <w:r>
-        <w:fldChar w:fldCharType="separate"/>
-      </w:r>
-      <w:r>
-        <w:rPr>
-          <w:noProof/>
-        </w:rPr>
-        <w:t>3</w:t>
-      </w:r>
-      <w:r>
-        <w:rPr>
-          <w:noProof/>
-        </w:rPr>
-        <w:fldChar w:fldCharType="end"/>
-      </w:r>
+      <w:fldSimple w:instr=" STYLEREF  \s &quot;Заголовок 1&quot; ">
+        <w:r>
+          <w:rPr>
+            <w:noProof/>
+          </w:rPr>
+          <w:t>3</w:t>
+        </w:r>
+      </w:fldSimple>
       <w:r>
         <w:noBreakHyphen/>
       </w:r>
-      <w:r>
-        <w:fldChar w:fldCharType="begin"/>
-      </w:r>
-      <w:r>
-        <w:instrText xml:space="preserve"> SEQ Рисунок \* ARABIC \s 1 </w:instrText>
-      </w:r>
-      <w:r>
-        <w:fldChar w:fldCharType="separate"/>
-      </w:r>
-      <w:r>
-        <w:rPr>
-          <w:noProof/>
-        </w:rPr>
-        <w:t>18</w:t>
-      </w:r>
-      <w:r>
-        <w:rPr>
-          <w:noProof/>
-        </w:rPr>
-        <w:fldChar w:fldCharType="end"/>
-      </w:r>
+      <w:fldSimple w:instr=" SEQ Рисунок \* ARABIC \s 1 ">
+        <w:r>
+          <w:rPr>
+            <w:noProof/>
+          </w:rPr>
+          <w:t>18</w:t>
+        </w:r>
+      </w:fldSimple>
       <w:r>
         <w:t xml:space="preserve">. </w:t>
       </w:r>
@@ -5469,65 +5220,39 @@
           <w:szCs w:val="28"/>
         </w:rPr>
       </w:pPr>
-      <w:bookmarkStart w:id="26" w:name="_Toc186029098"/>
-      <w:bookmarkStart w:id="27" w:name="_Toc183882619"/>
+      <w:bookmarkStart w:id="26" w:name="_Toc183882619"/>
+      <w:bookmarkStart w:id="27" w:name="_Toc187407857"/>
       <w:r>
         <w:t xml:space="preserve">Рисунок </w:t>
       </w:r>
-      <w:r>
-        <w:fldChar w:fldCharType="begin"/>
-      </w:r>
-      <w:r>
-        <w:instrText xml:space="preserve"> STYLEREF  \s "Заголовок 1" </w:instrText>
-      </w:r>
-      <w:r>
-        <w:fldChar w:fldCharType="separate"/>
-      </w:r>
-      <w:r>
-        <w:rPr>
-          <w:noProof/>
-        </w:rPr>
-        <w:t>3</w:t>
-      </w:r>
-      <w:r>
-        <w:rPr>
-          <w:noProof/>
-        </w:rPr>
-        <w:fldChar w:fldCharType="end"/>
-      </w:r>
+      <w:fldSimple w:instr=" STYLEREF  \s &quot;Заголовок 1&quot; ">
+        <w:r>
+          <w:rPr>
+            <w:noProof/>
+          </w:rPr>
+          <w:t>3</w:t>
+        </w:r>
+      </w:fldSimple>
       <w:r>
         <w:noBreakHyphen/>
       </w:r>
-      <w:r>
-        <w:fldChar w:fldCharType="begin"/>
-      </w:r>
-      <w:r>
-        <w:instrText xml:space="preserve"> SEQ Рисунок \* ARABIC \s 1 </w:instrText>
-      </w:r>
-      <w:r>
-        <w:fldChar w:fldCharType="separate"/>
-      </w:r>
-      <w:r>
-        <w:rPr>
-          <w:noProof/>
-        </w:rPr>
-        <w:t>19</w:t>
-      </w:r>
-      <w:r>
-        <w:rPr>
-          <w:noProof/>
-        </w:rPr>
-        <w:fldChar w:fldCharType="end"/>
-      </w:r>
+      <w:fldSimple w:instr=" SEQ Рисунок \* ARABIC \s 1 ">
+        <w:r>
+          <w:rPr>
+            <w:noProof/>
+          </w:rPr>
+          <w:t>19</w:t>
+        </w:r>
+      </w:fldSimple>
       <w:r>
         <w:t xml:space="preserve">. </w:t>
       </w:r>
       <w:r>
         <w:t>Изополе напряжений в сечении для примитивов бетона</w:t>
       </w:r>
-      <w:bookmarkEnd w:id="26"/>
-    </w:p>
-    <w:bookmarkEnd w:id="27"/>
+      <w:bookmarkEnd w:id="27"/>
+    </w:p>
+    <w:bookmarkEnd w:id="26"/>
     <w:p>
       <w:r>
         <w:t xml:space="preserve">Сравнение результатов расчета </w:t>
@@ -5806,55 +5531,29 @@
       <w:pPr>
         <w:pStyle w:val="ae"/>
       </w:pPr>
-      <w:bookmarkStart w:id="28" w:name="_Toc186029099"/>
+      <w:bookmarkStart w:id="28" w:name="_Toc187407858"/>
       <w:r>
         <w:t xml:space="preserve">Рисунок </w:t>
       </w:r>
-      <w:r>
-        <w:fldChar w:fldCharType="begin"/>
-      </w:r>
-      <w:r>
-        <w:instrText xml:space="preserve"> STYLEREF  \s "Заголовок 1" </w:instrText>
-      </w:r>
-      <w:r>
-        <w:fldChar w:fldCharType="separate"/>
-      </w:r>
-      <w:r>
-        <w:rPr>
-          <w:noProof/>
-        </w:rPr>
-        <w:t>3</w:t>
-      </w:r>
-      <w:r>
-        <w:rPr>
-          <w:noProof/>
-        </w:rPr>
-        <w:fldChar w:fldCharType="end"/>
-      </w:r>
+      <w:fldSimple w:instr=" STYLEREF  \s &quot;Заголовок 1&quot; ">
+        <w:r>
+          <w:rPr>
+            <w:noProof/>
+          </w:rPr>
+          <w:t>3</w:t>
+        </w:r>
+      </w:fldSimple>
       <w:r>
         <w:noBreakHyphen/>
       </w:r>
-      <w:r>
-        <w:fldChar w:fldCharType="begin"/>
-      </w:r>
-      <w:r>
-        <w:instrText xml:space="preserve"> SEQ Рисунок \* ARABIC \s 1 </w:instrText>
-      </w:r>
-      <w:r>
-        <w:fldChar w:fldCharType="separate"/>
-      </w:r>
-      <w:r>
-        <w:rPr>
-          <w:noProof/>
-        </w:rPr>
-        <w:t>20</w:t>
-      </w:r>
-      <w:r>
-        <w:rPr>
-          <w:noProof/>
-        </w:rPr>
-        <w:fldChar w:fldCharType="end"/>
-      </w:r>
+      <w:fldSimple w:instr=" SEQ Рисунок \* ARABIC \s 1 ">
+        <w:r>
+          <w:rPr>
+            <w:noProof/>
+          </w:rPr>
+          <w:t>20</w:t>
+        </w:r>
+      </w:fldSimple>
       <w:r>
         <w:t xml:space="preserve">. </w:t>
       </w:r>
@@ -6309,7 +6008,7 @@
       <w:pPr>
         <w:pStyle w:val="2"/>
       </w:pPr>
-      <w:bookmarkStart w:id="29" w:name="_Toc186029067"/>
+      <w:bookmarkStart w:id="29" w:name="_Toc187407825"/>
       <w:r>
         <w:t>Предварительно напряженные элементы</w:t>
       </w:r>
@@ -6319,7 +6018,7 @@
       <w:pPr>
         <w:pStyle w:val="3"/>
       </w:pPr>
-      <w:bookmarkStart w:id="30" w:name="_Toc186029068"/>
+      <w:bookmarkStart w:id="30" w:name="_Toc187407826"/>
       <w:r>
         <w:t>Расчет изгибаемых</w:t>
       </w:r>
@@ -6335,7 +6034,7 @@
       <w:pPr>
         <w:pStyle w:val="4"/>
       </w:pPr>
-      <w:bookmarkStart w:id="31" w:name="_Toc186029069"/>
+      <w:bookmarkStart w:id="31" w:name="_Toc187407827"/>
       <w:r>
         <w:rPr>
           <w:rFonts w:ascii="Times New Roman" w:hAnsi="Times New Roman"/>
@@ -6347,7 +6046,7 @@
         <mc:AlternateContent>
           <mc:Choice Requires="wps">
             <w:drawing>
-              <wp:anchor distT="0" distB="0" distL="114300" distR="114300" simplePos="0" relativeHeight="251661824" behindDoc="0" locked="0" layoutInCell="1" allowOverlap="1" wp14:anchorId="1D541BC1" wp14:editId="19B819F8">
+              <wp:anchor distT="0" distB="0" distL="114300" distR="114300" simplePos="0" relativeHeight="251661312" behindDoc="0" locked="0" layoutInCell="1" allowOverlap="1" wp14:anchorId="1D541BC1" wp14:editId="19B819F8">
                 <wp:simplePos x="0" y="0"/>
                 <wp:positionH relativeFrom="column">
                   <wp:posOffset>4813935</wp:posOffset>
@@ -6427,7 +6126,7 @@
                 <v:stroke joinstyle="miter"/>
                 <v:path gradientshapeok="t" o:connecttype="rect"/>
               </v:shapetype>
-              <v:shape id="Text Box 55" o:spid="_x0000_s1026" type="#_x0000_t202" style="position:absolute;left:0;text-align:left;margin-left:379.05pt;margin-top:725.9pt;width:88.55pt;height:30.3pt;z-index:251661824;visibility:visible;mso-wrap-style:square;mso-width-percent:0;mso-height-percent:0;mso-wrap-distance-left:9pt;mso-wrap-distance-top:0;mso-wrap-distance-right:9pt;mso-wrap-distance-bottom:0;mso-position-horizontal:absolute;mso-position-horizontal-relative:text;mso-position-vertical:absolute;mso-position-vertical-relative:text;mso-width-percent:0;mso-height-percent:0;mso-width-relative:margin;mso-height-relative:margin;v-text-anchor:top" o:gfxdata="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" strokecolor="white">
+              <v:shape id="Text Box 55" o:spid="_x0000_s1026" type="#_x0000_t202" style="position:absolute;left:0;text-align:left;margin-left:379.05pt;margin-top:725.9pt;width:88.55pt;height:30.3pt;z-index:251661312;visibility:visible;mso-wrap-style:square;mso-width-percent:0;mso-height-percent:0;mso-wrap-distance-left:9pt;mso-wrap-distance-top:0;mso-wrap-distance-right:9pt;mso-wrap-distance-bottom:0;mso-position-horizontal:absolute;mso-position-horizontal-relative:text;mso-position-vertical:absolute;mso-position-vertical-relative:text;mso-width-percent:0;mso-height-percent:0;mso-width-relative:margin;mso-height-relative:margin;v-text-anchor:top" o:gfxdata="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" strokecolor="white">
                 <v:textbox>
                   <w:txbxContent>
                     <w:p>
@@ -6817,55 +6516,29 @@
       <w:pPr>
         <w:pStyle w:val="ae"/>
       </w:pPr>
-      <w:bookmarkStart w:id="32" w:name="_Toc186029100"/>
+      <w:bookmarkStart w:id="32" w:name="_Toc187407859"/>
       <w:r>
         <w:t xml:space="preserve">Рисунок </w:t>
       </w:r>
-      <w:r>
-        <w:fldChar w:fldCharType="begin"/>
-      </w:r>
-      <w:r>
-        <w:instrText xml:space="preserve"> STYLEREF  \s "Заголовок 1" </w:instrText>
-      </w:r>
-      <w:r>
-        <w:fldChar w:fldCharType="separate"/>
-      </w:r>
-      <w:r>
-        <w:rPr>
-          <w:noProof/>
-        </w:rPr>
-        <w:t>3</w:t>
-      </w:r>
-      <w:r>
-        <w:rPr>
-          <w:noProof/>
-        </w:rPr>
-        <w:fldChar w:fldCharType="end"/>
-      </w:r>
+      <w:fldSimple w:instr=" STYLEREF  \s &quot;Заголовок 1&quot; ">
+        <w:r>
+          <w:rPr>
+            <w:noProof/>
+          </w:rPr>
+          <w:t>3</w:t>
+        </w:r>
+      </w:fldSimple>
       <w:r>
         <w:noBreakHyphen/>
       </w:r>
-      <w:r>
-        <w:fldChar w:fldCharType="begin"/>
-      </w:r>
-      <w:r>
-        <w:instrText xml:space="preserve"> SEQ Рисунок \* ARABIC \s 1 </w:instrText>
-      </w:r>
-      <w:r>
-        <w:fldChar w:fldCharType="separate"/>
-      </w:r>
-      <w:r>
-        <w:rPr>
-          <w:noProof/>
-        </w:rPr>
-        <w:t>21</w:t>
-      </w:r>
-      <w:r>
-        <w:rPr>
-          <w:noProof/>
-        </w:rPr>
-        <w:fldChar w:fldCharType="end"/>
-      </w:r>
+      <w:fldSimple w:instr=" SEQ Рисунок \* ARABIC \s 1 ">
+        <w:r>
+          <w:rPr>
+            <w:noProof/>
+          </w:rPr>
+          <w:t>21</w:t>
+        </w:r>
+      </w:fldSimple>
       <w:r>
         <w:t xml:space="preserve">. </w:t>
       </w:r>
@@ -6929,55 +6602,29 @@
       <w:pPr>
         <w:pStyle w:val="ae"/>
       </w:pPr>
-      <w:bookmarkStart w:id="33" w:name="_Toc186029101"/>
+      <w:bookmarkStart w:id="33" w:name="_Toc187407860"/>
       <w:r>
         <w:t xml:space="preserve">Рисунок </w:t>
       </w:r>
-      <w:r>
-        <w:fldChar w:fldCharType="begin"/>
-      </w:r>
-      <w:r>
-        <w:instrText xml:space="preserve"> STYLEREF  \s "Заголовок 1" </w:instrText>
-      </w:r>
-      <w:r>
-        <w:fldChar w:fldCharType="separate"/>
-      </w:r>
-      <w:r>
-        <w:rPr>
-          <w:noProof/>
-        </w:rPr>
-        <w:t>3</w:t>
-      </w:r>
-      <w:r>
-        <w:rPr>
-          <w:noProof/>
-        </w:rPr>
-        <w:fldChar w:fldCharType="end"/>
-      </w:r>
+      <w:fldSimple w:instr=" STYLEREF  \s &quot;Заголовок 1&quot; ">
+        <w:r>
+          <w:rPr>
+            <w:noProof/>
+          </w:rPr>
+          <w:t>3</w:t>
+        </w:r>
+      </w:fldSimple>
       <w:r>
         <w:noBreakHyphen/>
       </w:r>
-      <w:r>
-        <w:fldChar w:fldCharType="begin"/>
-      </w:r>
-      <w:r>
-        <w:instrText xml:space="preserve"> SEQ Рисунок \* ARABIC \s 1 </w:instrText>
-      </w:r>
-      <w:r>
-        <w:fldChar w:fldCharType="separate"/>
-      </w:r>
-      <w:r>
-        <w:rPr>
-          <w:noProof/>
-        </w:rPr>
-        <w:t>22</w:t>
-      </w:r>
-      <w:r>
-        <w:rPr>
-          <w:noProof/>
-        </w:rPr>
-        <w:fldChar w:fldCharType="end"/>
-      </w:r>
+      <w:fldSimple w:instr=" SEQ Рисунок \* ARABIC \s 1 ">
+        <w:r>
+          <w:rPr>
+            <w:noProof/>
+          </w:rPr>
+          <w:t>22</w:t>
+        </w:r>
+      </w:fldSimple>
       <w:r>
         <w:t xml:space="preserve">. </w:t>
       </w:r>
@@ -7043,55 +6690,29 @@
       <w:pPr>
         <w:pStyle w:val="ae"/>
       </w:pPr>
-      <w:bookmarkStart w:id="34" w:name="_Toc186029102"/>
+      <w:bookmarkStart w:id="34" w:name="_Toc187407861"/>
       <w:r>
         <w:t xml:space="preserve">Рисунок </w:t>
       </w:r>
-      <w:r>
-        <w:fldChar w:fldCharType="begin"/>
-      </w:r>
-      <w:r>
-        <w:instrText xml:space="preserve"> STYLEREF  \s "Заголовок 1" </w:instrText>
-      </w:r>
-      <w:r>
-        <w:fldChar w:fldCharType="separate"/>
-      </w:r>
-      <w:r>
-        <w:rPr>
-          <w:noProof/>
-        </w:rPr>
-        <w:t>3</w:t>
-      </w:r>
-      <w:r>
-        <w:rPr>
-          <w:noProof/>
-        </w:rPr>
-        <w:fldChar w:fldCharType="end"/>
-      </w:r>
+      <w:fldSimple w:instr=" STYLEREF  \s &quot;Заголовок 1&quot; ">
+        <w:r>
+          <w:rPr>
+            <w:noProof/>
+          </w:rPr>
+          <w:t>3</w:t>
+        </w:r>
+      </w:fldSimple>
       <w:r>
         <w:noBreakHyphen/>
       </w:r>
-      <w:r>
-        <w:fldChar w:fldCharType="begin"/>
-      </w:r>
-      <w:r>
-        <w:instrText xml:space="preserve"> SEQ Рисунок \* ARABIC \s 1 </w:instrText>
-      </w:r>
-      <w:r>
-        <w:fldChar w:fldCharType="separate"/>
-      </w:r>
-      <w:r>
-        <w:rPr>
-          <w:noProof/>
-        </w:rPr>
-        <w:t>23</w:t>
-      </w:r>
-      <w:r>
-        <w:rPr>
-          <w:noProof/>
-        </w:rPr>
-        <w:fldChar w:fldCharType="end"/>
-      </w:r>
+      <w:fldSimple w:instr=" SEQ Рисунок \* ARABIC \s 1 ">
+        <w:r>
+          <w:rPr>
+            <w:noProof/>
+          </w:rPr>
+          <w:t>23</w:t>
+        </w:r>
+      </w:fldSimple>
       <w:r>
         <w:t xml:space="preserve">. </w:t>
       </w:r>
@@ -7158,55 +6779,29 @@
       <w:pPr>
         <w:pStyle w:val="ae"/>
       </w:pPr>
-      <w:bookmarkStart w:id="35" w:name="_Toc186029103"/>
+      <w:bookmarkStart w:id="35" w:name="_Toc187407862"/>
       <w:r>
         <w:t xml:space="preserve">Рисунок </w:t>
       </w:r>
-      <w:r>
-        <w:fldChar w:fldCharType="begin"/>
-      </w:r>
-      <w:r>
-        <w:instrText xml:space="preserve"> STYLEREF  \s "Заголовок 1" </w:instrText>
-      </w:r>
-      <w:r>
-        <w:fldChar w:fldCharType="separate"/>
-      </w:r>
-      <w:r>
-        <w:rPr>
-          <w:noProof/>
-        </w:rPr>
-        <w:t>3</w:t>
-      </w:r>
-      <w:r>
-        <w:rPr>
-          <w:noProof/>
-        </w:rPr>
-        <w:fldChar w:fldCharType="end"/>
-      </w:r>
+      <w:fldSimple w:instr=" STYLEREF  \s &quot;Заголовок 1&quot; ">
+        <w:r>
+          <w:rPr>
+            <w:noProof/>
+          </w:rPr>
+          <w:t>3</w:t>
+        </w:r>
+      </w:fldSimple>
       <w:r>
         <w:noBreakHyphen/>
       </w:r>
-      <w:r>
-        <w:fldChar w:fldCharType="begin"/>
-      </w:r>
-      <w:r>
-        <w:instrText xml:space="preserve"> SEQ Рисунок \* ARABIC \s 1 </w:instrText>
-      </w:r>
-      <w:r>
-        <w:fldChar w:fldCharType="separate"/>
-      </w:r>
-      <w:r>
-        <w:rPr>
-          <w:noProof/>
-        </w:rPr>
-        <w:t>24</w:t>
-      </w:r>
-      <w:r>
-        <w:rPr>
-          <w:noProof/>
-        </w:rPr>
-        <w:fldChar w:fldCharType="end"/>
-      </w:r>
+      <w:fldSimple w:instr=" SEQ Рисунок \* ARABIC \s 1 ">
+        <w:r>
+          <w:rPr>
+            <w:noProof/>
+          </w:rPr>
+          <w:t>24</w:t>
+        </w:r>
+      </w:fldSimple>
       <w:r>
         <w:t xml:space="preserve">. </w:t>
       </w:r>
@@ -7294,55 +6889,29 @@
       <w:pPr>
         <w:pStyle w:val="ae"/>
       </w:pPr>
-      <w:bookmarkStart w:id="36" w:name="_Toc186029104"/>
+      <w:bookmarkStart w:id="36" w:name="_Toc187407863"/>
       <w:r>
         <w:t xml:space="preserve">Рисунок </w:t>
       </w:r>
-      <w:r>
-        <w:fldChar w:fldCharType="begin"/>
-      </w:r>
-      <w:r>
-        <w:instrText xml:space="preserve"> STYLEREF  \s "Заголовок 1" </w:instrText>
-      </w:r>
-      <w:r>
-        <w:fldChar w:fldCharType="separate"/>
-      </w:r>
-      <w:r>
-        <w:rPr>
-          <w:noProof/>
-        </w:rPr>
-        <w:t>3</w:t>
-      </w:r>
-      <w:r>
-        <w:rPr>
-          <w:noProof/>
-        </w:rPr>
-        <w:fldChar w:fldCharType="end"/>
-      </w:r>
+      <w:fldSimple w:instr=" STYLEREF  \s &quot;Заголовок 1&quot; ">
+        <w:r>
+          <w:rPr>
+            <w:noProof/>
+          </w:rPr>
+          <w:t>3</w:t>
+        </w:r>
+      </w:fldSimple>
       <w:r>
         <w:noBreakHyphen/>
       </w:r>
-      <w:r>
-        <w:fldChar w:fldCharType="begin"/>
-      </w:r>
-      <w:r>
-        <w:instrText xml:space="preserve"> SEQ Рисунок \* ARABIC \s 1 </w:instrText>
-      </w:r>
-      <w:r>
-        <w:fldChar w:fldCharType="separate"/>
-      </w:r>
-      <w:r>
-        <w:rPr>
-          <w:noProof/>
-        </w:rPr>
-        <w:t>25</w:t>
-      </w:r>
-      <w:r>
-        <w:rPr>
-          <w:noProof/>
-        </w:rPr>
-        <w:fldChar w:fldCharType="end"/>
-      </w:r>
+      <w:fldSimple w:instr=" SEQ Рисунок \* ARABIC \s 1 ">
+        <w:r>
+          <w:rPr>
+            <w:noProof/>
+          </w:rPr>
+          <w:t>25</w:t>
+        </w:r>
+      </w:fldSimple>
       <w:r>
         <w:t xml:space="preserve">. </w:t>
       </w:r>
@@ -7411,55 +6980,29 @@
       <w:pPr>
         <w:pStyle w:val="ae"/>
       </w:pPr>
-      <w:bookmarkStart w:id="37" w:name="_Toc186029105"/>
+      <w:bookmarkStart w:id="37" w:name="_Toc187407864"/>
       <w:r>
         <w:t xml:space="preserve">Рисунок </w:t>
       </w:r>
-      <w:r>
-        <w:fldChar w:fldCharType="begin"/>
-      </w:r>
-      <w:r>
-        <w:instrText xml:space="preserve"> STYLEREF  \s "Заголовок 1" </w:instrText>
-      </w:r>
-      <w:r>
-        <w:fldChar w:fldCharType="separate"/>
-      </w:r>
-      <w:r>
-        <w:rPr>
-          <w:noProof/>
-        </w:rPr>
-        <w:t>3</w:t>
-      </w:r>
-      <w:r>
-        <w:rPr>
-          <w:noProof/>
-        </w:rPr>
-        <w:fldChar w:fldCharType="end"/>
-      </w:r>
+      <w:fldSimple w:instr=" STYLEREF  \s &quot;Заголовок 1&quot; ">
+        <w:r>
+          <w:rPr>
+            <w:noProof/>
+          </w:rPr>
+          <w:t>3</w:t>
+        </w:r>
+      </w:fldSimple>
       <w:r>
         <w:noBreakHyphen/>
       </w:r>
-      <w:r>
-        <w:fldChar w:fldCharType="begin"/>
-      </w:r>
-      <w:r>
-        <w:instrText xml:space="preserve"> SEQ Рисунок \* ARABIC \s 1 </w:instrText>
-      </w:r>
-      <w:r>
-        <w:fldChar w:fldCharType="separate"/>
-      </w:r>
-      <w:r>
-        <w:rPr>
-          <w:noProof/>
-        </w:rPr>
-        <w:t>26</w:t>
-      </w:r>
-      <w:r>
-        <w:rPr>
-          <w:noProof/>
-        </w:rPr>
-        <w:fldChar w:fldCharType="end"/>
-      </w:r>
+      <w:fldSimple w:instr=" SEQ Рисунок \* ARABIC \s 1 ">
+        <w:r>
+          <w:rPr>
+            <w:noProof/>
+          </w:rPr>
+          <w:t>26</w:t>
+        </w:r>
+      </w:fldSimple>
       <w:r>
         <w:t xml:space="preserve">. </w:t>
       </w:r>
@@ -7534,55 +7077,29 @@
       <w:pPr>
         <w:pStyle w:val="ae"/>
       </w:pPr>
-      <w:bookmarkStart w:id="38" w:name="_Toc186029106"/>
+      <w:bookmarkStart w:id="38" w:name="_Toc187407865"/>
       <w:r>
         <w:t xml:space="preserve">Рисунок </w:t>
       </w:r>
-      <w:r>
-        <w:fldChar w:fldCharType="begin"/>
-      </w:r>
-      <w:r>
-        <w:instrText xml:space="preserve"> STYLEREF  \s "Заголовок 1" </w:instrText>
-      </w:r>
-      <w:r>
-        <w:fldChar w:fldCharType="separate"/>
-      </w:r>
-      <w:r>
-        <w:rPr>
-          <w:noProof/>
-        </w:rPr>
-        <w:t>3</w:t>
-      </w:r>
-      <w:r>
-        <w:rPr>
-          <w:noProof/>
-        </w:rPr>
-        <w:fldChar w:fldCharType="end"/>
-      </w:r>
+      <w:fldSimple w:instr=" STYLEREF  \s &quot;Заголовок 1&quot; ">
+        <w:r>
+          <w:rPr>
+            <w:noProof/>
+          </w:rPr>
+          <w:t>3</w:t>
+        </w:r>
+      </w:fldSimple>
       <w:r>
         <w:noBreakHyphen/>
       </w:r>
-      <w:r>
-        <w:fldChar w:fldCharType="begin"/>
-      </w:r>
-      <w:r>
-        <w:instrText xml:space="preserve"> SEQ Рисунок \* ARABIC \s 1 </w:instrText>
-      </w:r>
-      <w:r>
-        <w:fldChar w:fldCharType="separate"/>
-      </w:r>
-      <w:r>
-        <w:rPr>
-          <w:noProof/>
-        </w:rPr>
-        <w:t>27</w:t>
-      </w:r>
-      <w:r>
-        <w:rPr>
-          <w:noProof/>
-        </w:rPr>
-        <w:fldChar w:fldCharType="end"/>
-      </w:r>
+      <w:fldSimple w:instr=" SEQ Рисунок \* ARABIC \s 1 ">
+        <w:r>
+          <w:rPr>
+            <w:noProof/>
+          </w:rPr>
+          <w:t>27</w:t>
+        </w:r>
+      </w:fldSimple>
       <w:r>
         <w:t xml:space="preserve">. </w:t>
       </w:r>
@@ -7645,55 +7162,29 @@
           <w:szCs w:val="28"/>
         </w:rPr>
       </w:pPr>
-      <w:bookmarkStart w:id="39" w:name="_Toc186029107"/>
+      <w:bookmarkStart w:id="39" w:name="_Toc187407866"/>
       <w:r>
         <w:t xml:space="preserve">Рисунок </w:t>
       </w:r>
-      <w:r>
-        <w:fldChar w:fldCharType="begin"/>
-      </w:r>
-      <w:r>
-        <w:instrText xml:space="preserve"> STYLEREF  \s "Заголовок 1" </w:instrText>
-      </w:r>
-      <w:r>
-        <w:fldChar w:fldCharType="separate"/>
-      </w:r>
-      <w:r>
-        <w:rPr>
-          <w:noProof/>
-        </w:rPr>
-        <w:t>3</w:t>
-      </w:r>
-      <w:r>
-        <w:rPr>
-          <w:noProof/>
-        </w:rPr>
-        <w:fldChar w:fldCharType="end"/>
-      </w:r>
+      <w:fldSimple w:instr=" STYLEREF  \s &quot;Заголовок 1&quot; ">
+        <w:r>
+          <w:rPr>
+            <w:noProof/>
+          </w:rPr>
+          <w:t>3</w:t>
+        </w:r>
+      </w:fldSimple>
       <w:r>
         <w:noBreakHyphen/>
       </w:r>
-      <w:r>
-        <w:fldChar w:fldCharType="begin"/>
-      </w:r>
-      <w:r>
-        <w:instrText xml:space="preserve"> SEQ Рисунок \* ARABIC \s 1 </w:instrText>
-      </w:r>
-      <w:r>
-        <w:fldChar w:fldCharType="separate"/>
-      </w:r>
-      <w:r>
-        <w:rPr>
-          <w:noProof/>
-        </w:rPr>
-        <w:t>28</w:t>
-      </w:r>
-      <w:r>
-        <w:rPr>
-          <w:noProof/>
-        </w:rPr>
-        <w:fldChar w:fldCharType="end"/>
-      </w:r>
+      <w:fldSimple w:instr=" SEQ Рисунок \* ARABIC \s 1 ">
+        <w:r>
+          <w:rPr>
+            <w:noProof/>
+          </w:rPr>
+          <w:t>28</w:t>
+        </w:r>
+      </w:fldSimple>
       <w:r>
         <w:t xml:space="preserve">. </w:t>
       </w:r>
@@ -7915,7 +7406,7 @@
       <w:pPr>
         <w:pStyle w:val="1"/>
       </w:pPr>
-      <w:bookmarkStart w:id="40" w:name="_Toc186029070"/>
+      <w:bookmarkStart w:id="40" w:name="_Toc187407828"/>
       <w:r>
         <w:lastRenderedPageBreak/>
         <w:t>Расчеты по предельным состояниям 2-й группы</w:t>
@@ -7926,7 +7417,7 @@
       <w:pPr>
         <w:pStyle w:val="2"/>
       </w:pPr>
-      <w:bookmarkStart w:id="41" w:name="_Toc186029071"/>
+      <w:bookmarkStart w:id="41" w:name="_Toc187407829"/>
       <w:r>
         <w:t>Элементы без предварительного напряжения арматуры</w:t>
       </w:r>
@@ -7936,7 +7427,7 @@
       <w:pPr>
         <w:pStyle w:val="3"/>
       </w:pPr>
-      <w:bookmarkStart w:id="42" w:name="_Toc186029072"/>
+      <w:bookmarkStart w:id="42" w:name="_Toc187407830"/>
       <w:r>
         <w:t>Трещиностойкость</w:t>
       </w:r>
@@ -7946,7 +7437,7 @@
       <w:pPr>
         <w:pStyle w:val="4"/>
       </w:pPr>
-      <w:bookmarkStart w:id="43" w:name="_Toc186029073"/>
+      <w:bookmarkStart w:id="43" w:name="_Toc187407831"/>
       <w:r>
         <w:rPr>
           <w:rFonts w:ascii="Times New Roman" w:hAnsi="Times New Roman"/>
@@ -7958,7 +7449,7 @@
         <mc:AlternateContent>
           <mc:Choice Requires="wps">
             <w:drawing>
-              <wp:anchor distT="0" distB="0" distL="114300" distR="114300" simplePos="0" relativeHeight="251660800" behindDoc="0" locked="0" layoutInCell="1" allowOverlap="1" wp14:anchorId="4A7DF6EE" wp14:editId="1D0AC0F5">
+              <wp:anchor distT="0" distB="0" distL="114300" distR="114300" simplePos="0" relativeHeight="251659264" behindDoc="0" locked="0" layoutInCell="1" allowOverlap="1" wp14:anchorId="4A7DF6EE" wp14:editId="1D0AC0F5">
                 <wp:simplePos x="0" y="0"/>
                 <wp:positionH relativeFrom="column">
                   <wp:posOffset>4813935</wp:posOffset>
@@ -8034,7 +7525,7 @@
           </mc:Choice>
           <mc:Fallback>
             <w:pict>
-              <v:shape w14:anchorId="4A7DF6EE" id="_x0000_s1027" type="#_x0000_t202" style="position:absolute;left:0;text-align:left;margin-left:379.05pt;margin-top:725.9pt;width:88.55pt;height:30.3pt;z-index:251660800;visibility:visible;mso-wrap-style:square;mso-width-percent:0;mso-height-percent:0;mso-wrap-distance-left:9pt;mso-wrap-distance-top:0;mso-wrap-distance-right:9pt;mso-wrap-distance-bottom:0;mso-position-horizontal:absolute;mso-position-horizontal-relative:text;mso-position-vertical:absolute;mso-position-vertical-relative:text;mso-width-percent:0;mso-height-percent:0;mso-width-relative:margin;mso-height-relative:margin;v-text-anchor:top" o:gfxdata="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" strokecolor="white">
+              <v:shape w14:anchorId="4A7DF6EE" id="_x0000_s1027" type="#_x0000_t202" style="position:absolute;left:0;text-align:left;margin-left:379.05pt;margin-top:725.9pt;width:88.55pt;height:30.3pt;z-index:251659264;visibility:visible;mso-wrap-style:square;mso-width-percent:0;mso-height-percent:0;mso-wrap-distance-left:9pt;mso-wrap-distance-top:0;mso-wrap-distance-right:9pt;mso-wrap-distance-bottom:0;mso-position-horizontal:absolute;mso-position-horizontal-relative:text;mso-position-vertical:absolute;mso-position-vertical-relative:text;mso-width-percent:0;mso-height-percent:0;mso-width-relative:margin;mso-height-relative:margin;v-text-anchor:top" o:gfxdata="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" strokecolor="white">
                 <v:textbox>
                   <w:txbxContent>
                     <w:p>
@@ -8059,7 +7550,10 @@
         </mc:AlternateContent>
       </w:r>
       <w:r>
-        <w:t>Расчет трещиностойкости железобетонной плиты</w:t>
+        <w:t xml:space="preserve">Расчет </w:t>
+      </w:r>
+      <w:r>
+        <w:t>железобетонной плиты</w:t>
       </w:r>
       <w:bookmarkEnd w:id="43"/>
     </w:p>
@@ -8301,55 +7795,29 @@
       <w:pPr>
         <w:pStyle w:val="ae"/>
       </w:pPr>
-      <w:bookmarkStart w:id="44" w:name="_Toc186029108"/>
+      <w:bookmarkStart w:id="44" w:name="_Toc187407867"/>
       <w:r>
         <w:t xml:space="preserve">Рисунок </w:t>
       </w:r>
-      <w:r>
-        <w:fldChar w:fldCharType="begin"/>
-      </w:r>
-      <w:r>
-        <w:instrText xml:space="preserve"> STYLEREF  \s "Заголовок 1" </w:instrText>
-      </w:r>
-      <w:r>
-        <w:fldChar w:fldCharType="separate"/>
-      </w:r>
-      <w:r>
-        <w:rPr>
-          <w:noProof/>
-        </w:rPr>
-        <w:t>4</w:t>
-      </w:r>
-      <w:r>
-        <w:rPr>
-          <w:noProof/>
-        </w:rPr>
-        <w:fldChar w:fldCharType="end"/>
-      </w:r>
+      <w:fldSimple w:instr=" STYLEREF  \s &quot;Заголовок 1&quot; ">
+        <w:r>
+          <w:rPr>
+            <w:noProof/>
+          </w:rPr>
+          <w:t>4</w:t>
+        </w:r>
+      </w:fldSimple>
       <w:r>
         <w:noBreakHyphen/>
       </w:r>
-      <w:r>
-        <w:fldChar w:fldCharType="begin"/>
-      </w:r>
-      <w:r>
-        <w:instrText xml:space="preserve"> SEQ Рисунок \* ARABIC \s 1 </w:instrText>
-      </w:r>
-      <w:r>
-        <w:fldChar w:fldCharType="separate"/>
-      </w:r>
-      <w:r>
-        <w:rPr>
-          <w:noProof/>
-        </w:rPr>
-        <w:t>1</w:t>
-      </w:r>
-      <w:r>
-        <w:rPr>
-          <w:noProof/>
-        </w:rPr>
-        <w:fldChar w:fldCharType="end"/>
-      </w:r>
+      <w:fldSimple w:instr=" SEQ Рисунок \* ARABIC \s 1 ">
+        <w:r>
+          <w:rPr>
+            <w:noProof/>
+          </w:rPr>
+          <w:t>1</w:t>
+        </w:r>
+      </w:fldSimple>
       <w:r>
         <w:t xml:space="preserve">. </w:t>
       </w:r>
@@ -8408,55 +7876,29 @@
       <w:pPr>
         <w:pStyle w:val="ae"/>
       </w:pPr>
-      <w:bookmarkStart w:id="45" w:name="_Toc186029109"/>
+      <w:bookmarkStart w:id="45" w:name="_Toc187407868"/>
       <w:r>
         <w:t xml:space="preserve">Рисунок </w:t>
       </w:r>
-      <w:r>
-        <w:fldChar w:fldCharType="begin"/>
-      </w:r>
-      <w:r>
-        <w:instrText xml:space="preserve"> STYLEREF  \s "Заголовок 1" </w:instrText>
-      </w:r>
-      <w:r>
-        <w:fldChar w:fldCharType="separate"/>
-      </w:r>
-      <w:r>
-        <w:rPr>
-          <w:noProof/>
-        </w:rPr>
-        <w:t>4</w:t>
-      </w:r>
-      <w:r>
-        <w:rPr>
-          <w:noProof/>
-        </w:rPr>
-        <w:fldChar w:fldCharType="end"/>
-      </w:r>
+      <w:fldSimple w:instr=" STYLEREF  \s &quot;Заголовок 1&quot; ">
+        <w:r>
+          <w:rPr>
+            <w:noProof/>
+          </w:rPr>
+          <w:t>4</w:t>
+        </w:r>
+      </w:fldSimple>
       <w:r>
         <w:noBreakHyphen/>
       </w:r>
-      <w:r>
-        <w:fldChar w:fldCharType="begin"/>
-      </w:r>
-      <w:r>
-        <w:instrText xml:space="preserve"> SEQ Рисунок \* ARABIC \s 1 </w:instrText>
-      </w:r>
-      <w:r>
-        <w:fldChar w:fldCharType="separate"/>
-      </w:r>
-      <w:r>
-        <w:rPr>
-          <w:noProof/>
-        </w:rPr>
-        <w:t>2</w:t>
-      </w:r>
-      <w:r>
-        <w:rPr>
-          <w:noProof/>
-        </w:rPr>
-        <w:fldChar w:fldCharType="end"/>
-      </w:r>
+      <w:fldSimple w:instr=" SEQ Рисунок \* ARABIC \s 1 ">
+        <w:r>
+          <w:rPr>
+            <w:noProof/>
+          </w:rPr>
+          <w:t>2</w:t>
+        </w:r>
+      </w:fldSimple>
       <w:r>
         <w:t xml:space="preserve">. </w:t>
       </w:r>
@@ -8522,55 +7964,29 @@
       <w:pPr>
         <w:pStyle w:val="ae"/>
       </w:pPr>
-      <w:bookmarkStart w:id="46" w:name="_Toc186029110"/>
+      <w:bookmarkStart w:id="46" w:name="_Toc187407869"/>
       <w:r>
         <w:t xml:space="preserve">Рисунок </w:t>
       </w:r>
-      <w:r>
-        <w:fldChar w:fldCharType="begin"/>
-      </w:r>
-      <w:r>
-        <w:instrText xml:space="preserve"> STYLEREF  \s "Заголовок 1" </w:instrText>
-      </w:r>
-      <w:r>
-        <w:fldChar w:fldCharType="separate"/>
-      </w:r>
-      <w:r>
-        <w:rPr>
-          <w:noProof/>
-        </w:rPr>
-        <w:t>4</w:t>
-      </w:r>
-      <w:r>
-        <w:rPr>
-          <w:noProof/>
-        </w:rPr>
-        <w:fldChar w:fldCharType="end"/>
-      </w:r>
+      <w:fldSimple w:instr=" STYLEREF  \s &quot;Заголовок 1&quot; ">
+        <w:r>
+          <w:rPr>
+            <w:noProof/>
+          </w:rPr>
+          <w:t>4</w:t>
+        </w:r>
+      </w:fldSimple>
       <w:r>
         <w:noBreakHyphen/>
       </w:r>
-      <w:r>
-        <w:fldChar w:fldCharType="begin"/>
-      </w:r>
-      <w:r>
-        <w:instrText xml:space="preserve"> SEQ Рисунок \* ARABIC \s 1 </w:instrText>
-      </w:r>
-      <w:r>
-        <w:fldChar w:fldCharType="separate"/>
-      </w:r>
-      <w:r>
-        <w:rPr>
-          <w:noProof/>
-        </w:rPr>
-        <w:t>3</w:t>
-      </w:r>
-      <w:r>
-        <w:rPr>
-          <w:noProof/>
-        </w:rPr>
-        <w:fldChar w:fldCharType="end"/>
-      </w:r>
+      <w:fldSimple w:instr=" SEQ Рисунок \* ARABIC \s 1 ">
+        <w:r>
+          <w:rPr>
+            <w:noProof/>
+          </w:rPr>
+          <w:t>3</w:t>
+        </w:r>
+      </w:fldSimple>
       <w:r>
         <w:t xml:space="preserve">. </w:t>
       </w:r>
@@ -8637,55 +8053,29 @@
       <w:pPr>
         <w:pStyle w:val="ae"/>
       </w:pPr>
-      <w:bookmarkStart w:id="47" w:name="_Toc186029111"/>
+      <w:bookmarkStart w:id="47" w:name="_Toc187407870"/>
       <w:r>
         <w:t xml:space="preserve">Рисунок </w:t>
       </w:r>
-      <w:r>
-        <w:fldChar w:fldCharType="begin"/>
-      </w:r>
-      <w:r>
-        <w:instrText xml:space="preserve"> STYLEREF  \s "Заголовок 1" </w:instrText>
-      </w:r>
-      <w:r>
-        <w:fldChar w:fldCharType="separate"/>
-      </w:r>
-      <w:r>
-        <w:rPr>
-          <w:noProof/>
-        </w:rPr>
-        <w:t>4</w:t>
-      </w:r>
-      <w:r>
-        <w:rPr>
-          <w:noProof/>
-        </w:rPr>
-        <w:fldChar w:fldCharType="end"/>
-      </w:r>
+      <w:fldSimple w:instr=" STYLEREF  \s &quot;Заголовок 1&quot; ">
+        <w:r>
+          <w:rPr>
+            <w:noProof/>
+          </w:rPr>
+          <w:t>4</w:t>
+        </w:r>
+      </w:fldSimple>
       <w:r>
         <w:noBreakHyphen/>
       </w:r>
-      <w:r>
-        <w:fldChar w:fldCharType="begin"/>
-      </w:r>
-      <w:r>
-        <w:instrText xml:space="preserve"> SEQ Рисунок \* ARABIC \s 1 </w:instrText>
-      </w:r>
-      <w:r>
-        <w:fldChar w:fldCharType="separate"/>
-      </w:r>
-      <w:r>
-        <w:rPr>
-          <w:noProof/>
-        </w:rPr>
-        <w:t>4</w:t>
-      </w:r>
-      <w:r>
-        <w:rPr>
-          <w:noProof/>
-        </w:rPr>
-        <w:fldChar w:fldCharType="end"/>
-      </w:r>
+      <w:fldSimple w:instr=" SEQ Рисунок \* ARABIC \s 1 ">
+        <w:r>
+          <w:rPr>
+            <w:noProof/>
+          </w:rPr>
+          <w:t>4</w:t>
+        </w:r>
+      </w:fldSimple>
       <w:r>
         <w:t xml:space="preserve">. </w:t>
       </w:r>
@@ -8763,58 +8153,29 @@
       <w:pPr>
         <w:pStyle w:val="ae"/>
       </w:pPr>
-      <w:bookmarkStart w:id="48" w:name="_Toc186029112"/>
+      <w:bookmarkStart w:id="48" w:name="_Toc187407871"/>
       <w:r>
         <w:t xml:space="preserve">Рисунок </w:t>
       </w:r>
-      <w:r>
-        <w:fldChar w:fldCharType="begin"/>
-      </w:r>
-      <w:r>
-        <w:instrText xml:space="preserve"> STYLEREF  \s "Заголовок 1" </w:instrText>
-      </w:r>
-      <w:r>
-        <w:fldChar w:fldCharType="separate"/>
-      </w:r>
-      <w:r>
-        <w:rPr>
-          <w:noProof/>
-        </w:rPr>
-        <w:t>4</w:t>
-      </w:r>
-      <w:r>
-        <w:rPr>
-          <w:noProof/>
-        </w:rPr>
-        <w:fldChar w:fldCharType="end"/>
-      </w:r>
+      <w:fldSimple w:instr=" STYLEREF  \s &quot;Заголовок 1&quot; ">
+        <w:r>
+          <w:rPr>
+            <w:noProof/>
+          </w:rPr>
+          <w:t>4</w:t>
+        </w:r>
+      </w:fldSimple>
       <w:r>
         <w:noBreakHyphen/>
       </w:r>
-      <w:r>
-        <w:fldChar w:fldCharType="begin"/>
-      </w:r>
-      <w:r>
-        <w:instrText xml:space="preserve"> SEQ Рисунок \*</w:instrText>
-      </w:r>
-      <w:r>
-        <w:instrText xml:space="preserve"> ARABIC \s 1 </w:instrText>
-      </w:r>
-      <w:r>
-        <w:fldChar w:fldCharType="separate"/>
-      </w:r>
-      <w:r>
-        <w:rPr>
-          <w:noProof/>
-        </w:rPr>
-        <w:t>5</w:t>
-      </w:r>
-      <w:r>
-        <w:rPr>
-          <w:noProof/>
-        </w:rPr>
-        <w:fldChar w:fldCharType="end"/>
-      </w:r>
+      <w:fldSimple w:instr=" SEQ Рисунок \* ARABIC \s 1 ">
+        <w:r>
+          <w:rPr>
+            <w:noProof/>
+          </w:rPr>
+          <w:t>5</w:t>
+        </w:r>
+      </w:fldSimple>
       <w:r>
         <w:t xml:space="preserve">. </w:t>
       </w:r>
@@ -8883,18 +8244,6 @@
       <w:r>
         <w:t>.</w:t>
       </w:r>
-    </w:p>
-    <w:p>
-      <w:pPr>
-        <w:spacing w:line="360" w:lineRule="auto"/>
-        <w:ind w:left="284" w:firstLine="283"/>
-        <w:jc w:val="both"/>
-        <w:rPr>
-          <w:rFonts w:ascii="Times New Roman" w:hAnsi="Times New Roman" w:cs="Times New Roman"/>
-          <w:sz w:val="28"/>
-          <w:szCs w:val="28"/>
-        </w:rPr>
-      </w:pPr>
     </w:p>
     <w:p>
       <w:pPr>
@@ -8946,55 +8295,29 @@
       <w:pPr>
         <w:pStyle w:val="ae"/>
       </w:pPr>
-      <w:bookmarkStart w:id="49" w:name="_Toc186029113"/>
+      <w:bookmarkStart w:id="49" w:name="_Toc187407872"/>
       <w:r>
         <w:t xml:space="preserve">Рисунок </w:t>
       </w:r>
-      <w:r>
-        <w:fldChar w:fldCharType="begin"/>
-      </w:r>
-      <w:r>
-        <w:instrText xml:space="preserve"> STYLEREF  \s "Заголовок 1" </w:instrText>
-      </w:r>
-      <w:r>
-        <w:fldChar w:fldCharType="separate"/>
-      </w:r>
-      <w:r>
-        <w:rPr>
-          <w:noProof/>
-        </w:rPr>
-        <w:t>4</w:t>
-      </w:r>
-      <w:r>
-        <w:rPr>
-          <w:noProof/>
-        </w:rPr>
-        <w:fldChar w:fldCharType="end"/>
-      </w:r>
+      <w:fldSimple w:instr=" STYLEREF  \s &quot;Заголовок 1&quot; ">
+        <w:r>
+          <w:rPr>
+            <w:noProof/>
+          </w:rPr>
+          <w:t>4</w:t>
+        </w:r>
+      </w:fldSimple>
       <w:r>
         <w:noBreakHyphen/>
       </w:r>
-      <w:r>
-        <w:fldChar w:fldCharType="begin"/>
-      </w:r>
-      <w:r>
-        <w:instrText xml:space="preserve"> SEQ Рисунок \* ARABIC \s 1 </w:instrText>
-      </w:r>
-      <w:r>
-        <w:fldChar w:fldCharType="separate"/>
-      </w:r>
-      <w:r>
-        <w:rPr>
-          <w:noProof/>
-        </w:rPr>
-        <w:t>6</w:t>
-      </w:r>
-      <w:r>
-        <w:rPr>
-          <w:noProof/>
-        </w:rPr>
-        <w:fldChar w:fldCharType="end"/>
-      </w:r>
+      <w:fldSimple w:instr=" SEQ Рисунок \* ARABIC \s 1 ">
+        <w:r>
+          <w:rPr>
+            <w:noProof/>
+          </w:rPr>
+          <w:t>6</w:t>
+        </w:r>
+      </w:fldSimple>
       <w:r>
         <w:t xml:space="preserve">. </w:t>
       </w:r>
@@ -9057,55 +8380,29 @@
       <w:pPr>
         <w:pStyle w:val="ae"/>
       </w:pPr>
-      <w:bookmarkStart w:id="50" w:name="_Toc186029114"/>
+      <w:bookmarkStart w:id="50" w:name="_Toc187407873"/>
       <w:r>
         <w:t xml:space="preserve">Рисунок </w:t>
       </w:r>
-      <w:r>
-        <w:fldChar w:fldCharType="begin"/>
-      </w:r>
-      <w:r>
-        <w:instrText xml:space="preserve"> STYLEREF  \s "Заголовок 1" </w:instrText>
-      </w:r>
-      <w:r>
-        <w:fldChar w:fldCharType="separate"/>
-      </w:r>
-      <w:r>
-        <w:rPr>
-          <w:noProof/>
-        </w:rPr>
-        <w:t>4</w:t>
-      </w:r>
-      <w:r>
-        <w:rPr>
-          <w:noProof/>
-        </w:rPr>
-        <w:fldChar w:fldCharType="end"/>
-      </w:r>
+      <w:fldSimple w:instr=" STYLEREF  \s &quot;Заголовок 1&quot; ">
+        <w:r>
+          <w:rPr>
+            <w:noProof/>
+          </w:rPr>
+          <w:t>4</w:t>
+        </w:r>
+      </w:fldSimple>
       <w:r>
         <w:noBreakHyphen/>
       </w:r>
-      <w:r>
-        <w:fldChar w:fldCharType="begin"/>
-      </w:r>
-      <w:r>
-        <w:instrText xml:space="preserve"> SEQ Рисунок \* ARABIC \s 1 </w:instrText>
-      </w:r>
-      <w:r>
-        <w:fldChar w:fldCharType="separate"/>
-      </w:r>
-      <w:r>
-        <w:rPr>
-          <w:noProof/>
-        </w:rPr>
-        <w:t>7</w:t>
-      </w:r>
-      <w:r>
-        <w:rPr>
-          <w:noProof/>
-        </w:rPr>
-        <w:fldChar w:fldCharType="end"/>
-      </w:r>
+      <w:fldSimple w:instr=" SEQ Рисунок \* ARABIC \s 1 ">
+        <w:r>
+          <w:rPr>
+            <w:noProof/>
+          </w:rPr>
+          <w:t>7</w:t>
+        </w:r>
+      </w:fldSimple>
       <w:r>
         <w:t xml:space="preserve">. </w:t>
       </w:r>
@@ -9173,66 +8470,56 @@
     </w:p>
     <w:p>
       <w:pPr>
-        <w:spacing w:line="360" w:lineRule="auto"/>
-        <w:ind w:left="284" w:firstLine="283"/>
-        <w:jc w:val="center"/>
-        <w:rPr>
-          <w:rFonts w:ascii="Times New Roman" w:hAnsi="Times New Roman" w:cs="Times New Roman"/>
-          <w:sz w:val="28"/>
-          <w:szCs w:val="28"/>
-        </w:rPr>
-      </w:pPr>
-      <w:r>
-        <w:rPr>
-          <w:rFonts w:ascii="Times New Roman" w:hAnsi="Times New Roman" w:cs="Times New Roman"/>
-          <w:sz w:val="28"/>
-          <w:szCs w:val="28"/>
-        </w:rPr>
-        <w:t xml:space="preserve">Рисунок 5 – Ширина продолжительного раскрытия трещин  </w:t>
-      </w:r>
-    </w:p>
-    <w:p>
-      <w:pPr>
-        <w:spacing w:line="360" w:lineRule="auto"/>
-        <w:ind w:left="284" w:firstLine="283"/>
-        <w:jc w:val="both"/>
-        <w:rPr>
-          <w:rFonts w:ascii="Times New Roman" w:hAnsi="Times New Roman" w:cs="Times New Roman"/>
-          <w:sz w:val="28"/>
-          <w:szCs w:val="28"/>
-        </w:rPr>
-      </w:pPr>
-      <w:r>
-        <w:rPr>
-          <w:rFonts w:ascii="Times New Roman" w:hAnsi="Times New Roman" w:cs="Times New Roman"/>
-          <w:sz w:val="28"/>
-          <w:szCs w:val="28"/>
-        </w:rPr>
+        <w:pStyle w:val="ae"/>
+      </w:pPr>
+      <w:bookmarkStart w:id="51" w:name="_Toc187407874"/>
+      <w:r>
+        <w:t xml:space="preserve">Рисунок </w:t>
+      </w:r>
+      <w:fldSimple w:instr=" STYLEREF  \s &quot;Заголовок 1&quot; ">
+        <w:r>
+          <w:rPr>
+            <w:noProof/>
+          </w:rPr>
+          <w:t>4</w:t>
+        </w:r>
+      </w:fldSimple>
+      <w:r>
+        <w:noBreakHyphen/>
+      </w:r>
+      <w:fldSimple w:instr=" SEQ Рисунок \* ARABIC \s 1 ">
+        <w:r>
+          <w:rPr>
+            <w:noProof/>
+          </w:rPr>
+          <w:t>8</w:t>
+        </w:r>
+      </w:fldSimple>
+      <w:r>
+        <w:t>.</w:t>
+      </w:r>
+      <w:r>
+        <w:t>Ширина продолжительного раскрытия трещин</w:t>
+      </w:r>
+      <w:bookmarkEnd w:id="51"/>
+      <w:r>
+        <w:t xml:space="preserve">  </w:t>
+      </w:r>
+    </w:p>
+    <w:p>
+      <w:r>
         <w:t>Напряжение в продольной растянутой арматуре при действии постоянных и длительных нагрузок</w:t>
       </w:r>
       <w:r>
-        <w:rPr>
-          <w:rFonts w:ascii="Times New Roman" w:hAnsi="Times New Roman" w:cs="Times New Roman"/>
-          <w:sz w:val="28"/>
-          <w:szCs w:val="28"/>
-        </w:rPr>
         <w:t xml:space="preserve"> составляет 227 МПа. </w:t>
       </w:r>
       <w:r>
         <w:rPr>
-          <w:rFonts w:ascii="Times New Roman" w:hAnsi="Times New Roman" w:cs="Times New Roman"/>
-          <w:sz w:val="28"/>
-          <w:szCs w:val="28"/>
           <w:vertAlign w:val="superscript"/>
         </w:rPr>
         <w:t xml:space="preserve"> </w:t>
       </w:r>
       <w:r>
-        <w:rPr>
-          <w:rFonts w:ascii="Times New Roman" w:hAnsi="Times New Roman" w:cs="Times New Roman"/>
-          <w:sz w:val="28"/>
-          <w:szCs w:val="28"/>
-        </w:rPr>
         <w:t>см. рис 6.</w:t>
       </w:r>
     </w:p>
@@ -9294,164 +8581,105 @@
     </w:p>
     <w:p>
       <w:pPr>
-        <w:spacing w:line="360" w:lineRule="auto"/>
-        <w:ind w:left="284" w:firstLine="283"/>
-        <w:jc w:val="center"/>
-        <w:rPr>
-          <w:rFonts w:ascii="Times New Roman" w:hAnsi="Times New Roman" w:cs="Times New Roman"/>
-          <w:sz w:val="28"/>
-          <w:szCs w:val="28"/>
-        </w:rPr>
-      </w:pPr>
-      <w:r>
-        <w:rPr>
-          <w:rFonts w:ascii="Times New Roman" w:hAnsi="Times New Roman" w:cs="Times New Roman"/>
-          <w:sz w:val="28"/>
-          <w:szCs w:val="28"/>
-        </w:rPr>
-        <w:t xml:space="preserve">Рисунок 6 – Напряжение в растянутой арматуре   </w:t>
-      </w:r>
-    </w:p>
-    <w:p>
-      <w:pPr>
-        <w:spacing w:line="360" w:lineRule="auto"/>
-        <w:ind w:left="284" w:firstLine="283"/>
-        <w:jc w:val="both"/>
-        <w:rPr>
-          <w:rFonts w:ascii="Times New Roman" w:hAnsi="Times New Roman" w:cs="Times New Roman"/>
-          <w:sz w:val="28"/>
-          <w:szCs w:val="28"/>
-        </w:rPr>
-      </w:pPr>
-      <w:r>
-        <w:rPr>
-          <w:rFonts w:ascii="Times New Roman" w:hAnsi="Times New Roman" w:cs="Times New Roman"/>
-          <w:sz w:val="28"/>
-          <w:szCs w:val="28"/>
-        </w:rPr>
+        <w:pStyle w:val="ae"/>
+      </w:pPr>
+      <w:bookmarkStart w:id="52" w:name="_Toc187407875"/>
+      <w:r>
+        <w:t xml:space="preserve">Рисунок </w:t>
+      </w:r>
+      <w:fldSimple w:instr=" STYLEREF  \s &quot;Заголовок 1&quot; ">
+        <w:r>
+          <w:rPr>
+            <w:noProof/>
+          </w:rPr>
+          <w:t>4</w:t>
+        </w:r>
+      </w:fldSimple>
+      <w:r>
+        <w:noBreakHyphen/>
+      </w:r>
+      <w:fldSimple w:instr=" SEQ Рисунок \* ARABIC \s 1 ">
+        <w:r>
+          <w:rPr>
+            <w:noProof/>
+          </w:rPr>
+          <w:t>9</w:t>
+        </w:r>
+      </w:fldSimple>
+      <w:r>
+        <w:t>.</w:t>
+      </w:r>
+      <w:r>
+        <w:t xml:space="preserve"> </w:t>
+      </w:r>
+      <w:r>
+        <w:t>Напряжение в растянутой арматуре</w:t>
+      </w:r>
+      <w:bookmarkEnd w:id="52"/>
+      <w:r>
+        <w:t xml:space="preserve">   </w:t>
+      </w:r>
+    </w:p>
+    <w:p>
+      <w:r>
+        <w:t>Коэффициент влияния неравномерного распределения относительных деформаций арматуры на участке между трещинами ψ</w:t>
+      </w:r>
+      <w:r>
+        <w:rPr>
+          <w:rFonts w:ascii="Cambria Math" w:hAnsi="Cambria Math" w:cs="Cambria Math"/>
+          <w:vertAlign w:val="subscript"/>
+        </w:rPr>
+        <w:t>𝑠</w:t>
+      </w:r>
+      <w:r>
+        <w:t>= 0,42</w:t>
+      </w:r>
+    </w:p>
+    <w:p>
+      <w:r>
         <w:lastRenderedPageBreak/>
-        <w:t>Коэффициент влияния неравномерного распределения относительных деформаций арматуры на участке между трещинами ψ</w:t>
+        <w:t xml:space="preserve">В соответствии с выполненным расчетом, коэффициент влияния неравномерного распределения напряжений в арматуре между трещинами получился равным </w:t>
+      </w:r>
+      <w:r>
+        <w:t>ψ</w:t>
       </w:r>
       <w:r>
         <w:rPr>
           <w:rFonts w:ascii="Cambria Math" w:hAnsi="Cambria Math" w:cs="Cambria Math"/>
-          <w:sz w:val="28"/>
-          <w:szCs w:val="28"/>
           <w:vertAlign w:val="subscript"/>
         </w:rPr>
         <w:t>𝑠</w:t>
       </w:r>
       <w:r>
-        <w:rPr>
-          <w:rFonts w:ascii="Times New Roman" w:hAnsi="Times New Roman" w:cs="Times New Roman"/>
-          <w:sz w:val="28"/>
-          <w:szCs w:val="28"/>
-        </w:rPr>
         <w:t>= 0,42</w:t>
       </w:r>
-    </w:p>
-    <w:p>
-      <w:pPr>
-        <w:spacing w:line="360" w:lineRule="auto"/>
-        <w:ind w:left="284" w:firstLine="283"/>
-        <w:jc w:val="both"/>
-        <w:rPr>
-          <w:rFonts w:ascii="Times New Roman" w:hAnsi="Times New Roman" w:cs="Times New Roman"/>
-          <w:sz w:val="28"/>
-          <w:szCs w:val="28"/>
-        </w:rPr>
-      </w:pPr>
-      <w:r>
-        <w:rPr>
-          <w:rFonts w:ascii="Times New Roman" w:hAnsi="Times New Roman" w:cs="Times New Roman"/>
-          <w:sz w:val="28"/>
-          <w:szCs w:val="28"/>
-        </w:rPr>
-        <w:t xml:space="preserve">В соответствии с выполненным расчетом, коэффициент влияния неравномерного распределения напряжений в арматуре между трещинами получился равным </w:t>
-      </w:r>
-      <w:r>
-        <w:rPr>
-          <w:rFonts w:ascii="Times New Roman" w:hAnsi="Times New Roman" w:cs="Times New Roman"/>
-          <w:sz w:val="28"/>
-          <w:szCs w:val="28"/>
-        </w:rPr>
-        <w:t>ψ</w:t>
-      </w:r>
-      <w:r>
-        <w:rPr>
-          <w:rFonts w:ascii="Cambria Math" w:hAnsi="Cambria Math" w:cs="Cambria Math"/>
-          <w:sz w:val="28"/>
-          <w:szCs w:val="28"/>
-          <w:vertAlign w:val="subscript"/>
-        </w:rPr>
-        <w:t>𝑠</w:t>
-      </w:r>
-      <w:r>
-        <w:rPr>
-          <w:rFonts w:ascii="Times New Roman" w:hAnsi="Times New Roman" w:cs="Times New Roman"/>
-          <w:sz w:val="28"/>
-          <w:szCs w:val="28"/>
-        </w:rPr>
-        <w:t>= 0,42</w:t>
-      </w:r>
-      <w:r>
-        <w:rPr>
-          <w:rFonts w:ascii="Times New Roman" w:hAnsi="Times New Roman" w:cs="Times New Roman"/>
-          <w:sz w:val="28"/>
-          <w:szCs w:val="28"/>
-        </w:rPr>
+      <w:r>
         <w:t>, что значительно меньше приведенного в источнике значения</w:t>
       </w:r>
       <w:r>
-        <w:rPr>
-          <w:rFonts w:ascii="Times New Roman" w:hAnsi="Times New Roman" w:cs="Times New Roman"/>
-          <w:sz w:val="28"/>
-          <w:szCs w:val="28"/>
-        </w:rPr>
         <w:t xml:space="preserve"> ψ</w:t>
       </w:r>
       <w:r>
         <w:rPr>
-          <w:rFonts w:ascii="Times New Roman" w:hAnsi="Times New Roman" w:cs="Times New Roman"/>
-          <w:sz w:val="28"/>
-          <w:szCs w:val="28"/>
           <w:vertAlign w:val="subscript"/>
           <w:lang w:val="en-GB"/>
         </w:rPr>
         <w:t>s</w:t>
       </w:r>
       <w:r>
-        <w:rPr>
-          <w:rFonts w:ascii="Times New Roman" w:hAnsi="Times New Roman" w:cs="Times New Roman"/>
-          <w:sz w:val="28"/>
-          <w:szCs w:val="28"/>
-        </w:rPr>
         <w:t xml:space="preserve">= </w:t>
       </w:r>
       <w:r>
-        <w:rPr>
-          <w:rFonts w:ascii="Times New Roman" w:hAnsi="Times New Roman" w:cs="Times New Roman"/>
-          <w:sz w:val="28"/>
-          <w:szCs w:val="28"/>
-        </w:rPr>
         <w:t>0,605. Директивно назначим ψ</w:t>
       </w:r>
       <w:r>
         <w:rPr>
-          <w:rFonts w:ascii="Times New Roman" w:hAnsi="Times New Roman" w:cs="Times New Roman"/>
-          <w:sz w:val="28"/>
-          <w:szCs w:val="28"/>
           <w:vertAlign w:val="subscript"/>
           <w:lang w:val="en-GB"/>
         </w:rPr>
         <w:t>s</w:t>
       </w:r>
       <w:r>
-        <w:rPr>
-          <w:rFonts w:ascii="Times New Roman" w:hAnsi="Times New Roman" w:cs="Times New Roman"/>
-          <w:sz w:val="28"/>
-          <w:szCs w:val="28"/>
-        </w:rPr>
         <w:t>= 0,605 и повторим расчет.</w:t>
       </w:r>
     </w:p>
@@ -9513,44 +8741,48 @@
     </w:p>
     <w:p>
       <w:pPr>
-        <w:spacing w:line="360" w:lineRule="auto"/>
-        <w:ind w:left="284" w:firstLine="283"/>
-        <w:jc w:val="center"/>
-        <w:rPr>
-          <w:rFonts w:ascii="Times New Roman" w:hAnsi="Times New Roman" w:cs="Times New Roman"/>
-          <w:sz w:val="28"/>
-          <w:szCs w:val="28"/>
-        </w:rPr>
-      </w:pPr>
-      <w:r>
-        <w:rPr>
-          <w:rFonts w:ascii="Times New Roman" w:hAnsi="Times New Roman" w:cs="Times New Roman"/>
-          <w:sz w:val="28"/>
-          <w:szCs w:val="28"/>
-        </w:rPr>
+        <w:pStyle w:val="ae"/>
+      </w:pPr>
+      <w:bookmarkStart w:id="53" w:name="_Toc187407876"/>
+      <w:r>
         <w:t xml:space="preserve">Рисунок </w:t>
       </w:r>
-      <w:r>
-        <w:rPr>
-          <w:rFonts w:ascii="Times New Roman" w:hAnsi="Times New Roman" w:cs="Times New Roman"/>
-          <w:sz w:val="28"/>
-          <w:szCs w:val="28"/>
-        </w:rPr>
-        <w:t>4</w:t>
-      </w:r>
-      <w:r>
-        <w:rPr>
-          <w:rFonts w:ascii="Times New Roman" w:hAnsi="Times New Roman" w:cs="Times New Roman"/>
-          <w:sz w:val="28"/>
-          <w:szCs w:val="28"/>
-        </w:rPr>
-        <w:t>.2 –учет факторов ψ</w:t>
-      </w:r>
-      <w:r>
-        <w:rPr>
-          <w:rFonts w:ascii="Times New Roman" w:hAnsi="Times New Roman" w:cs="Times New Roman"/>
-          <w:sz w:val="28"/>
-          <w:szCs w:val="28"/>
+      <w:fldSimple w:instr=" STYLEREF  \s &quot;Заголовок 1&quot; ">
+        <w:r>
+          <w:rPr>
+            <w:noProof/>
+          </w:rPr>
+          <w:t>4</w:t>
+        </w:r>
+      </w:fldSimple>
+      <w:r>
+        <w:noBreakHyphen/>
+      </w:r>
+      <w:fldSimple w:instr=" SEQ Рисунок \* ARABIC \s 1 ">
+        <w:r>
+          <w:rPr>
+            <w:noProof/>
+          </w:rPr>
+          <w:t>10</w:t>
+        </w:r>
+      </w:fldSimple>
+      <w:r>
+        <w:t>.</w:t>
+      </w:r>
+      <w:r>
+        <w:t xml:space="preserve"> У</w:t>
+      </w:r>
+      <w:r>
+        <w:t>чет факторов ψs = 0,605 как в пособии</w:t>
+      </w:r>
+      <w:bookmarkEnd w:id="53"/>
+    </w:p>
+    <w:p>
+      <w:r>
+        <w:t>Ширина раскрытия трещин составляет 0,193 мм расчет с ψ</w:t>
+      </w:r>
+      <w:r>
+        <w:rPr>
           <w:vertAlign w:val="subscript"/>
           <w:lang w:val="en-GB"/>
         </w:rPr>
@@ -9558,66 +8790,17 @@
       </w:r>
       <w:r>
         <w:rPr>
-          <w:rFonts w:ascii="Times New Roman" w:hAnsi="Times New Roman" w:cs="Times New Roman"/>
-          <w:sz w:val="28"/>
-          <w:szCs w:val="28"/>
-        </w:rPr>
-        <w:t xml:space="preserve"> = 0,605 как в пособии</w:t>
-      </w:r>
-    </w:p>
-    <w:p>
-      <w:pPr>
-        <w:spacing w:line="360" w:lineRule="auto"/>
-        <w:ind w:left="284" w:firstLine="283"/>
-        <w:jc w:val="both"/>
-        <w:rPr>
-          <w:rFonts w:ascii="Times New Roman" w:hAnsi="Times New Roman" w:cs="Times New Roman"/>
-          <w:sz w:val="28"/>
-          <w:szCs w:val="28"/>
-        </w:rPr>
-      </w:pPr>
-      <w:r>
-        <w:rPr>
-          <w:rFonts w:ascii="Times New Roman" w:hAnsi="Times New Roman" w:cs="Times New Roman"/>
-          <w:sz w:val="28"/>
-          <w:szCs w:val="28"/>
-        </w:rPr>
-        <w:t>Ширина раскрытия трещин составляет 0,193 мм расчет с ψ</w:t>
-      </w:r>
-      <w:r>
-        <w:rPr>
-          <w:rFonts w:ascii="Times New Roman" w:hAnsi="Times New Roman" w:cs="Times New Roman"/>
-          <w:sz w:val="28"/>
-          <w:szCs w:val="28"/>
           <w:vertAlign w:val="subscript"/>
-          <w:lang w:val="en-GB"/>
-        </w:rPr>
-        <w:t>s</w:t>
-      </w:r>
-      <w:r>
-        <w:rPr>
-          <w:rFonts w:ascii="Times New Roman" w:hAnsi="Times New Roman" w:cs="Times New Roman"/>
-          <w:sz w:val="28"/>
-          <w:szCs w:val="28"/>
+        </w:rPr>
+        <w:t xml:space="preserve"> </w:t>
+      </w:r>
+      <w:r>
+        <w:rPr>
           <w:vertAlign w:val="subscript"/>
         </w:rPr>
         <w:t xml:space="preserve"> </w:t>
       </w:r>
       <w:r>
-        <w:rPr>
-          <w:rFonts w:ascii="Times New Roman" w:hAnsi="Times New Roman" w:cs="Times New Roman"/>
-          <w:sz w:val="28"/>
-          <w:szCs w:val="28"/>
-          <w:vertAlign w:val="subscript"/>
-        </w:rPr>
-        <w:t xml:space="preserve"> </w:t>
-      </w:r>
-      <w:r>
-        <w:rPr>
-          <w:rFonts w:ascii="Times New Roman" w:hAnsi="Times New Roman" w:cs="Times New Roman"/>
-          <w:sz w:val="28"/>
-          <w:szCs w:val="28"/>
-        </w:rPr>
         <w:t>= 0,605 см. рис 5.2</w:t>
       </w:r>
     </w:p>
@@ -9629,7 +8812,6 @@
         <w:rPr>
           <w:noProof/>
         </w:rPr>
-        <w:lastRenderedPageBreak/>
         <w:drawing>
           <wp:inline distT="0" distB="0" distL="0" distR="0" wp14:anchorId="4E9BB5A5" wp14:editId="61FBF75D">
             <wp:extent cx="6300470" cy="3573145"/>
@@ -9669,59 +8851,41 @@
     </w:p>
     <w:p>
       <w:pPr>
-        <w:spacing w:line="360" w:lineRule="auto"/>
-        <w:ind w:left="284" w:firstLine="283"/>
-        <w:jc w:val="center"/>
-        <w:rPr>
-          <w:rFonts w:ascii="Times New Roman" w:hAnsi="Times New Roman" w:cs="Times New Roman"/>
-          <w:sz w:val="28"/>
-          <w:szCs w:val="28"/>
-        </w:rPr>
-      </w:pPr>
-      <w:r>
-        <w:rPr>
-          <w:rFonts w:ascii="Times New Roman" w:hAnsi="Times New Roman" w:cs="Times New Roman"/>
-          <w:sz w:val="28"/>
-          <w:szCs w:val="28"/>
-        </w:rPr>
-        <w:t>Рисунок 5.2 – Результат расчета с ψ</w:t>
-      </w:r>
-      <w:r>
-        <w:rPr>
-          <w:rFonts w:ascii="Times New Roman" w:hAnsi="Times New Roman" w:cs="Times New Roman"/>
-          <w:sz w:val="28"/>
-          <w:szCs w:val="28"/>
-          <w:vertAlign w:val="subscript"/>
-          <w:lang w:val="en-GB"/>
-        </w:rPr>
-        <w:t>s</w:t>
-      </w:r>
-      <w:r>
-        <w:rPr>
-          <w:rFonts w:ascii="Times New Roman" w:hAnsi="Times New Roman" w:cs="Times New Roman"/>
-          <w:sz w:val="28"/>
-          <w:szCs w:val="28"/>
-          <w:vertAlign w:val="subscript"/>
-        </w:rPr>
+        <w:pStyle w:val="ae"/>
+      </w:pPr>
+      <w:bookmarkStart w:id="54" w:name="_Toc187407877"/>
+      <w:r>
+        <w:t xml:space="preserve">Рисунок </w:t>
+      </w:r>
+      <w:fldSimple w:instr=" STYLEREF  \s &quot;Заголовок 1&quot; ">
+        <w:r>
+          <w:rPr>
+            <w:noProof/>
+          </w:rPr>
+          <w:t>4</w:t>
+        </w:r>
+      </w:fldSimple>
+      <w:r>
+        <w:noBreakHyphen/>
+      </w:r>
+      <w:fldSimple w:instr=" SEQ Рисунок \* ARABIC \s 1 ">
+        <w:r>
+          <w:rPr>
+            <w:noProof/>
+          </w:rPr>
+          <w:t>11</w:t>
+        </w:r>
+      </w:fldSimple>
+      <w:r>
+        <w:t>.</w:t>
+      </w:r>
+      <w:r>
         <w:t xml:space="preserve"> </w:t>
       </w:r>
       <w:r>
-        <w:rPr>
-          <w:rFonts w:ascii="Times New Roman" w:hAnsi="Times New Roman" w:cs="Times New Roman"/>
-          <w:sz w:val="28"/>
-          <w:szCs w:val="28"/>
-          <w:vertAlign w:val="subscript"/>
-        </w:rPr>
-        <w:t xml:space="preserve"> </w:t>
-      </w:r>
-      <w:r>
-        <w:rPr>
-          <w:rFonts w:ascii="Times New Roman" w:hAnsi="Times New Roman" w:cs="Times New Roman"/>
-          <w:sz w:val="28"/>
-          <w:szCs w:val="28"/>
-        </w:rPr>
-        <w:t>= 0,605</w:t>
-      </w:r>
+        <w:t>Результат расчета с ψs  = 0,605</w:t>
+      </w:r>
+      <w:bookmarkEnd w:id="54"/>
     </w:p>
     <w:p>
       <w:r>
@@ -9759,6 +8923,7 @@
               <w:jc w:val="center"/>
             </w:pPr>
             <w:r>
+              <w:lastRenderedPageBreak/>
               <w:t>Параметр</w:t>
             </w:r>
           </w:p>
@@ -10697,113 +9862,348 @@
       <w:pPr>
         <w:pStyle w:val="4"/>
       </w:pPr>
-      <w:bookmarkStart w:id="51" w:name="_Toc186029074"/>
-      <w:r>
+      <w:bookmarkStart w:id="55" w:name="_Toc187407832"/>
+      <w:r>
+        <w:t>Расчет колонны прямоугольного сечения</w:t>
+      </w:r>
+      <w:bookmarkEnd w:id="55"/>
+    </w:p>
+    <w:p>
+      <w:r>
+        <w:t>Подготовлено: Матусевич В.А.., 2025г</w:t>
+      </w:r>
+    </w:p>
+    <w:p>
+      <w:r>
+        <w:t>Файл расчета: 1</w:t>
+      </w:r>
+      <w:r>
+        <w:t>_ex_</w:t>
+      </w:r>
+      <w:r>
+        <w:t>43</w:t>
+      </w:r>
+      <w:r>
+        <w:t>.shpj</w:t>
+      </w:r>
+    </w:p>
+    <w:p>
+      <w:r>
+        <w:t>И</w:t>
+      </w:r>
+      <w:r>
+        <w:t>сходные данные</w:t>
+      </w:r>
+    </w:p>
+    <w:p>
+      <w:r>
+        <w:t>Источник</w:t>
+      </w:r>
+      <w:r>
+        <w:t xml:space="preserve">: </w:t>
+      </w:r>
+      <w:r>
+        <w:t>[1]</w:t>
+      </w:r>
+      <w:r>
+        <w:t>, пример расчета - №43</w:t>
+      </w:r>
+    </w:p>
+    <w:p>
+      <w:r>
+        <w:t xml:space="preserve">Железобетонная колонна прямоугольного сечения с размерами </w:t>
+      </w:r>
+      <w:r>
+        <w:rPr>
+          <w:lang w:val="en-GB"/>
+        </w:rPr>
+        <w:t>b</w:t>
+      </w:r>
+      <w:r>
+        <w:t xml:space="preserve"> = </w:t>
+      </w:r>
+      <w:r>
+        <w:t>400</w:t>
+      </w:r>
+      <w:r>
+        <w:t xml:space="preserve"> </w:t>
+      </w:r>
+      <w:r>
+        <w:t xml:space="preserve">мм, </w:t>
+      </w:r>
+      <w:r>
+        <w:rPr>
+          <w:lang w:val="en-GB"/>
+        </w:rPr>
+        <w:t>h</w:t>
+      </w:r>
+      <w:r>
+        <w:t xml:space="preserve"> = </w:t>
+      </w:r>
+      <w:r>
+        <w:t>500</w:t>
+      </w:r>
+      <w:r>
+        <w:t xml:space="preserve"> </w:t>
+      </w:r>
+      <w:r>
+        <w:t xml:space="preserve">мм, </w:t>
+      </w:r>
+      <w:r>
+        <w:rPr>
+          <w:lang w:val="en-GB"/>
+        </w:rPr>
+        <w:t>a</w:t>
+      </w:r>
+      <w:r>
+        <w:t xml:space="preserve"> = </w:t>
+      </w:r>
+      <w:r>
+        <w:t>50</w:t>
+      </w:r>
+      <w:r>
+        <w:t xml:space="preserve"> </w:t>
+      </w:r>
+      <w:r>
+        <w:t>мм</w:t>
+      </w:r>
+      <w:r>
+        <w:t>:</w:t>
+      </w:r>
+    </w:p>
+    <w:p>
+      <w:r>
+        <w:t>Бетон тяжелый класса прочности на сжатие В15</w:t>
+      </w:r>
+      <w:r>
+        <w:t>;</w:t>
+      </w:r>
+    </w:p>
+    <w:p>
+      <w:r>
+        <w:t>Ненапрягаемая арматура у каждой грани 2</w:t>
+      </w:r>
+      <w:r>
+        <w:t>Ø</w:t>
+      </w:r>
+      <w:r>
+        <w:t>28</w:t>
+      </w:r>
+      <w:r>
+        <w:t xml:space="preserve"> </w:t>
+      </w:r>
+      <w:r>
+        <w:t>А400</w:t>
+      </w:r>
+    </w:p>
+    <w:p>
+      <w:r>
+        <w:t>Усилия</w:t>
+      </w:r>
+      <w:r>
+        <w:t>:</w:t>
+      </w:r>
+    </w:p>
+    <w:p>
+      <w:r>
+        <w:rPr>
+          <w:lang w:val="en-GB"/>
+        </w:rPr>
+        <w:t>N</w:t>
+      </w:r>
+      <w:r>
+        <w:rPr>
+          <w:vertAlign w:val="subscript"/>
+          <w:lang w:val="en-GB"/>
+        </w:rPr>
+        <w:t>sh</w:t>
+      </w:r>
+      <w:r>
+        <w:t xml:space="preserve"> = 500 </w:t>
+      </w:r>
+      <w:r>
+        <w:t xml:space="preserve">кН, полное продольное усилие </w:t>
+      </w:r>
+    </w:p>
+    <w:p>
+      <w:r>
+        <w:rPr>
+          <w:lang w:val="en-GB"/>
+        </w:rPr>
+        <w:t>Nl</w:t>
+      </w:r>
+      <w:r>
+        <w:t xml:space="preserve"> = 500 </w:t>
+      </w:r>
+      <w:r>
+        <w:t xml:space="preserve">кН, постоянных и длительных усилий </w:t>
+      </w:r>
+    </w:p>
+    <w:p>
+      <w:r>
+        <w:rPr>
+          <w:lang w:val="en-GB"/>
+        </w:rPr>
+        <w:t>M</w:t>
+      </w:r>
+      <w:r>
+        <w:rPr>
+          <w:vertAlign w:val="subscript"/>
+          <w:lang w:val="en-GB"/>
+        </w:rPr>
+        <w:t>sh</w:t>
+      </w:r>
+      <w:r>
+        <w:rPr>
+          <w:vertAlign w:val="subscript"/>
+        </w:rPr>
+        <w:t xml:space="preserve"> </w:t>
+      </w:r>
+      <w:r>
+        <w:t xml:space="preserve">= </w:t>
+      </w:r>
+      <w:r>
+        <w:t>240</w:t>
+      </w:r>
+      <w:r>
+        <w:t xml:space="preserve"> </w:t>
+      </w:r>
+      <w:r>
+        <w:t xml:space="preserve">кНм, полный изгибающий момент </w:t>
+      </w:r>
+    </w:p>
+    <w:p>
+      <w:r>
+        <w:rPr>
+          <w:lang w:val="en-GB"/>
+        </w:rPr>
+        <w:t>M</w:t>
+      </w:r>
+      <w:r>
+        <w:rPr>
+          <w:vertAlign w:val="subscript"/>
+          <w:lang w:val="en-GB"/>
+        </w:rPr>
+        <w:t>l</w:t>
+      </w:r>
+      <w:r>
+        <w:rPr>
+          <w:vertAlign w:val="subscript"/>
+        </w:rPr>
+        <w:t xml:space="preserve">  </w:t>
+      </w:r>
+      <w:r>
+        <w:t xml:space="preserve">= </w:t>
+      </w:r>
+      <w:r>
+        <w:t>150</w:t>
+      </w:r>
+      <w:r>
+        <w:t xml:space="preserve"> </w:t>
+      </w:r>
+      <w:r>
+        <w:t xml:space="preserve">кНм, от действия постоянных и длительных нагрузок </w:t>
+      </w:r>
+    </w:p>
+    <w:p>
+      <w:r>
+        <w:t>Для задание железобетонного сечения в</w:t>
+      </w:r>
+      <w:r>
+        <w:t>оспользуемся шаблонами</w:t>
+      </w:r>
+      <w:r>
+        <w:t>.</w:t>
+      </w:r>
+    </w:p>
+    <w:p>
+      <w:pPr>
+        <w:pStyle w:val="af0"/>
+      </w:pPr>
+      <w:r>
+        <w:rPr>
+          <w:noProof/>
+        </w:rPr>
         <w:lastRenderedPageBreak/>
-        <w:t>Расчет прямоугольной балки (Балка Разгуляева-Воронкова)</w:t>
-      </w:r>
-      <w:bookmarkEnd w:id="51"/>
-    </w:p>
-    <w:p>
-      <w:r>
-        <w:t>Подготовлено: Редикульцев Е.А., 2024г</w:t>
-      </w:r>
-    </w:p>
-    <w:p>
-      <w:r>
-        <w:t>Файл расчета: 3</w:t>
-      </w:r>
-      <w:r>
-        <w:t>_ex_</w:t>
-      </w:r>
-      <w:r>
-        <w:t>01</w:t>
-      </w:r>
-      <w:r>
-        <w:t>.shpj</w:t>
-      </w:r>
-    </w:p>
-    <w:p>
-      <w:r>
-        <w:t>И</w:t>
-      </w:r>
-      <w:r>
-        <w:t>сходные данные</w:t>
-      </w:r>
-    </w:p>
-    <w:p>
-      <w:r>
-        <w:t xml:space="preserve">Источник – Интернет-ресурс </w:t>
-      </w:r>
-      <w:r>
-        <w:t>[3]</w:t>
-      </w:r>
-      <w:r>
-        <w:t>. Балка предложенная Кириллом Разгуляевым и Сергеем Воронковым.</w:t>
-      </w:r>
-    </w:p>
-    <w:p>
-      <w:r>
-        <w:t>Балка прямоугольного сечения</w:t>
-      </w:r>
-    </w:p>
-    <w:p>
-      <w:r>
-        <w:t>Ширина 600мм, Высота 1500мм.</w:t>
-      </w:r>
-    </w:p>
-    <w:p>
-      <w:r>
-        <w:t xml:space="preserve">Бетон класса </w:t>
-      </w:r>
-      <w:r>
-        <w:rPr>
-          <w:lang w:val="en-US"/>
-        </w:rPr>
-        <w:t>B</w:t>
-      </w:r>
-      <w:r>
-        <w:t>40</w:t>
-      </w:r>
-      <w:r>
-        <w:t>.</w:t>
-      </w:r>
-    </w:p>
-    <w:p>
-      <w:r>
-        <w:t xml:space="preserve">Арматура растянутой (нижней) зоны 6 диаметром 32мм класса </w:t>
-      </w:r>
-      <w:r>
-        <w:rPr>
-          <w:lang w:val="en-US"/>
-        </w:rPr>
-        <w:t>A</w:t>
-      </w:r>
-      <w:r>
-        <w:t>500</w:t>
-      </w:r>
-      <w:r>
-        <w:t>. Арматура верхней зоны отсутствует.</w:t>
-      </w:r>
-    </w:p>
-    <w:p>
-      <w:r>
-        <w:t>Расстояние от грани сечения до оси арматуры 50мм.</w:t>
-      </w:r>
+        <w:drawing>
+          <wp:inline distT="0" distB="0" distL="0" distR="0" wp14:anchorId="7CDE97AC" wp14:editId="00CD442A">
+            <wp:extent cx="2727343" cy="2105086"/>
+            <wp:effectExtent l="0" t="0" r="0" b="9525"/>
+            <wp:docPr id="1658710755" name="Рисунок 1" descr="Изображение выглядит как текст, снимок экрана, дисплей, число&#10;&#10;Автоматически созданное описание"/>
+            <wp:cNvGraphicFramePr>
+              <a:graphicFrameLocks xmlns:a="http://schemas.openxmlformats.org/drawingml/2006/main" noChangeAspect="1"/>
+            </wp:cNvGraphicFramePr>
+            <a:graphic xmlns:a="http://schemas.openxmlformats.org/drawingml/2006/main">
+              <a:graphicData uri="http://schemas.openxmlformats.org/drawingml/2006/picture">
+                <pic:pic xmlns:pic="http://schemas.openxmlformats.org/drawingml/2006/picture">
+                  <pic:nvPicPr>
+                    <pic:cNvPr id="1658710755" name="Рисунок 1" descr="Изображение выглядит как текст, снимок экрана, дисплей, число&#10;&#10;Автоматически созданное описание"/>
+                    <pic:cNvPicPr/>
+                  </pic:nvPicPr>
+                  <pic:blipFill>
+                    <a:blip r:embed="rId48"/>
+                    <a:stretch>
+                      <a:fillRect/>
+                    </a:stretch>
+                  </pic:blipFill>
+                  <pic:spPr>
+                    <a:xfrm>
+                      <a:off x="0" y="0"/>
+                      <a:ext cx="2735776" cy="2111595"/>
+                    </a:xfrm>
+                    <a:prstGeom prst="rect">
+                      <a:avLst/>
+                    </a:prstGeom>
+                  </pic:spPr>
+                </pic:pic>
+              </a:graphicData>
+            </a:graphic>
+          </wp:inline>
+        </w:drawing>
+      </w:r>
+    </w:p>
+    <w:p>
+      <w:pPr>
+        <w:pStyle w:val="ae"/>
+      </w:pPr>
+      <w:bookmarkStart w:id="56" w:name="_Toc187407878"/>
+      <w:r>
+        <w:t xml:space="preserve">Рисунок </w:t>
+      </w:r>
+      <w:fldSimple w:instr=" STYLEREF  \s &quot;Заголовок 1&quot; ">
+        <w:r>
+          <w:rPr>
+            <w:noProof/>
+          </w:rPr>
+          <w:t>4</w:t>
+        </w:r>
+      </w:fldSimple>
+      <w:r>
+        <w:noBreakHyphen/>
+      </w:r>
+      <w:fldSimple w:instr=" SEQ Рисунок \* ARABIC \s 1 ">
+        <w:r>
+          <w:rPr>
+            <w:noProof/>
+          </w:rPr>
+          <w:t>12</w:t>
+        </w:r>
+      </w:fldSimple>
+      <w:r>
+        <w:t>. Ввод параметров шаблона для прямоугольного сечения</w:t>
+      </w:r>
+      <w:bookmarkEnd w:id="56"/>
     </w:p>
     <w:p>
       <w:pPr>
         <w:pStyle w:val="af0"/>
       </w:pPr>
       <w:r>
-        <w:rPr>
-          <w:noProof/>
-        </w:rPr>
         <w:drawing>
-          <wp:inline distT="0" distB="0" distL="0" distR="0" wp14:anchorId="27019C82" wp14:editId="1A4D964F">
-            <wp:extent cx="4445147" cy="3812110"/>
-            <wp:effectExtent l="0" t="0" r="0" b="0"/>
-            <wp:docPr id="14" name="Рисунок 14"/>
+          <wp:inline distT="0" distB="0" distL="0" distR="0" wp14:anchorId="2A566060" wp14:editId="5DA924FF">
+            <wp:extent cx="5044301" cy="3544534"/>
+            <wp:effectExtent l="0" t="0" r="4445" b="0"/>
+            <wp:docPr id="43" name="Рисунок 43"/>
             <wp:cNvGraphicFramePr>
               <a:graphicFrameLocks xmlns:a="http://schemas.openxmlformats.org/drawingml/2006/main" noChangeAspect="1"/>
             </wp:cNvGraphicFramePr>
@@ -10815,7 +10215,7 @@
                     <pic:cNvPicPr/>
                   </pic:nvPicPr>
                   <pic:blipFill>
-                    <a:blip r:embed="rId48"/>
+                    <a:blip r:embed="rId49"/>
                     <a:stretch>
                       <a:fillRect/>
                     </a:stretch>
@@ -10823,7 +10223,7 @@
                   <pic:spPr>
                     <a:xfrm>
                       <a:off x="0" y="0"/>
-                      <a:ext cx="4449041" cy="3815449"/>
+                      <a:ext cx="5053374" cy="3550909"/>
                     </a:xfrm>
                     <a:prstGeom prst="rect">
                       <a:avLst/>
@@ -10840,67 +10240,910 @@
       <w:pPr>
         <w:pStyle w:val="ae"/>
       </w:pPr>
-      <w:bookmarkStart w:id="52" w:name="_Toc186029115"/>
       <w:r>
         <w:t xml:space="preserve">Рисунок </w:t>
       </w:r>
-      <w:r>
-        <w:fldChar w:fldCharType="begin"/>
-      </w:r>
-      <w:r>
-        <w:instrText xml:space="preserve"> STYLEREF  \s "Заголовок 1" </w:instrText>
-      </w:r>
-      <w:r>
-        <w:fldChar w:fldCharType="separate"/>
-      </w:r>
+      <w:fldSimple w:instr=" STYLEREF  \s &quot;Заголовок 1&quot; ">
+        <w:r>
+          <w:rPr>
+            <w:noProof/>
+          </w:rPr>
+          <w:t>4</w:t>
+        </w:r>
+      </w:fldSimple>
+      <w:r>
+        <w:noBreakHyphen/>
+      </w:r>
+      <w:fldSimple w:instr=" SEQ Рисунок \* ARABIC \s 1 ">
+        <w:r>
+          <w:rPr>
+            <w:noProof/>
+          </w:rPr>
+          <w:t>12</w:t>
+        </w:r>
+      </w:fldSimple>
+      <w:r>
+        <w:t xml:space="preserve">. </w:t>
+      </w:r>
+      <w:r>
+        <w:t>Расчетное поперечное сечение</w:t>
+      </w:r>
+    </w:p>
+    <w:p>
+      <w:r>
+        <w:t>Задад</w:t>
+      </w:r>
+      <w:r>
+        <w:t>им материал для бетона</w:t>
+      </w:r>
+      <w:r>
+        <w:t>.</w:t>
+      </w:r>
+    </w:p>
+    <w:p>
+      <w:pPr>
+        <w:spacing w:line="360" w:lineRule="auto"/>
+        <w:ind w:left="284" w:firstLine="283"/>
+        <w:jc w:val="both"/>
+        <w:rPr>
+          <w:rFonts w:ascii="Times New Roman" w:hAnsi="Times New Roman" w:cs="Times New Roman"/>
+          <w:sz w:val="28"/>
+          <w:szCs w:val="28"/>
+        </w:rPr>
+      </w:pPr>
+    </w:p>
+    <w:p>
+      <w:pPr>
+        <w:pStyle w:val="af0"/>
+      </w:pPr>
       <w:r>
         <w:rPr>
           <w:noProof/>
         </w:rPr>
-        <w:t>4</w:t>
-      </w:r>
-      <w:r>
-        <w:rPr>
+        <w:lastRenderedPageBreak/>
+        <w:drawing>
+          <wp:inline distT="0" distB="0" distL="0" distR="0" wp14:anchorId="3FE9D0D4" wp14:editId="07FD1CCE">
+            <wp:extent cx="2941575" cy="3452159"/>
+            <wp:effectExtent l="0" t="0" r="0" b="0"/>
+            <wp:docPr id="366306952" name="Рисунок 1" descr="Изображение выглядит как текст, снимок экрана, дисплей, число&#10;&#10;Автоматически созданное описание"/>
+            <wp:cNvGraphicFramePr>
+              <a:graphicFrameLocks xmlns:a="http://schemas.openxmlformats.org/drawingml/2006/main" noChangeAspect="1"/>
+            </wp:cNvGraphicFramePr>
+            <a:graphic xmlns:a="http://schemas.openxmlformats.org/drawingml/2006/main">
+              <a:graphicData uri="http://schemas.openxmlformats.org/drawingml/2006/picture">
+                <pic:pic xmlns:pic="http://schemas.openxmlformats.org/drawingml/2006/picture">
+                  <pic:nvPicPr>
+                    <pic:cNvPr id="366306952" name="Рисунок 1" descr="Изображение выглядит как текст, снимок экрана, дисплей, число&#10;&#10;Автоматически созданное описание"/>
+                    <pic:cNvPicPr/>
+                  </pic:nvPicPr>
+                  <pic:blipFill>
+                    <a:blip r:embed="rId50"/>
+                    <a:stretch>
+                      <a:fillRect/>
+                    </a:stretch>
+                  </pic:blipFill>
+                  <pic:spPr>
+                    <a:xfrm>
+                      <a:off x="0" y="0"/>
+                      <a:ext cx="2941575" cy="3452159"/>
+                    </a:xfrm>
+                    <a:prstGeom prst="rect">
+                      <a:avLst/>
+                    </a:prstGeom>
+                  </pic:spPr>
+                </pic:pic>
+              </a:graphicData>
+            </a:graphic>
+          </wp:inline>
+        </w:drawing>
+      </w:r>
+    </w:p>
+    <w:p>
+      <w:pPr>
+        <w:pStyle w:val="ae"/>
+        <w:rPr>
+          <w:rFonts w:ascii="Times New Roman" w:hAnsi="Times New Roman"/>
+          <w:sz w:val="28"/>
+          <w:szCs w:val="28"/>
+        </w:rPr>
+      </w:pPr>
+      <w:bookmarkStart w:id="57" w:name="_Toc187407879"/>
+      <w:r>
+        <w:t xml:space="preserve">Рисунок </w:t>
+      </w:r>
+      <w:fldSimple w:instr=" STYLEREF  \s &quot;Заголовок 1&quot; ">
+        <w:r>
+          <w:rPr>
+            <w:noProof/>
+          </w:rPr>
+          <w:t>4</w:t>
+        </w:r>
+      </w:fldSimple>
+      <w:r>
+        <w:noBreakHyphen/>
+      </w:r>
+      <w:fldSimple w:instr=" SEQ Рисунок \* ARABIC \s 1 ">
+        <w:r>
+          <w:rPr>
+            <w:noProof/>
+          </w:rPr>
+          <w:t>13</w:t>
+        </w:r>
+      </w:fldSimple>
+      <w:r>
+        <w:t>.</w:t>
+      </w:r>
+      <w:r>
+        <w:t xml:space="preserve"> Ввод параметров материала бетона</w:t>
+      </w:r>
+      <w:bookmarkEnd w:id="57"/>
+    </w:p>
+    <w:p>
+      <w:r>
+        <w:t>Зададим</w:t>
+      </w:r>
+      <w:r>
+        <w:t xml:space="preserve"> материал для арматуры</w:t>
+      </w:r>
+      <w:r>
+        <w:t>.</w:t>
+      </w:r>
+    </w:p>
+    <w:p>
+      <w:pPr>
+        <w:spacing w:line="360" w:lineRule="auto"/>
+        <w:ind w:left="284" w:firstLine="283"/>
+        <w:jc w:val="center"/>
+        <w:rPr>
+          <w:rFonts w:ascii="Times New Roman" w:hAnsi="Times New Roman" w:cs="Times New Roman"/>
+          <w:sz w:val="28"/>
+          <w:szCs w:val="28"/>
+        </w:rPr>
+      </w:pPr>
+      <w:r>
+        <w:rPr>
+          <w:rFonts w:ascii="Times New Roman" w:hAnsi="Times New Roman" w:cs="Times New Roman"/>
           <w:noProof/>
-        </w:rPr>
-        <w:fldChar w:fldCharType="end"/>
-      </w:r>
+          <w:sz w:val="28"/>
+          <w:szCs w:val="28"/>
+        </w:rPr>
+        <w:drawing>
+          <wp:inline distT="0" distB="0" distL="0" distR="0" wp14:anchorId="1446AF67" wp14:editId="76C3CE78">
+            <wp:extent cx="2959271" cy="3503776"/>
+            <wp:effectExtent l="0" t="0" r="0" b="1905"/>
+            <wp:docPr id="1513354233" name="Рисунок 1" descr="Изображение выглядит как текст, снимок экрана, дисплей, число&#10;&#10;Автоматически созданное описание"/>
+            <wp:cNvGraphicFramePr>
+              <a:graphicFrameLocks xmlns:a="http://schemas.openxmlformats.org/drawingml/2006/main" noChangeAspect="1"/>
+            </wp:cNvGraphicFramePr>
+            <a:graphic xmlns:a="http://schemas.openxmlformats.org/drawingml/2006/main">
+              <a:graphicData uri="http://schemas.openxmlformats.org/drawingml/2006/picture">
+                <pic:pic xmlns:pic="http://schemas.openxmlformats.org/drawingml/2006/picture">
+                  <pic:nvPicPr>
+                    <pic:cNvPr id="1513354233" name="Рисунок 1" descr="Изображение выглядит как текст, снимок экрана, дисплей, число&#10;&#10;Автоматически созданное описание"/>
+                    <pic:cNvPicPr/>
+                  </pic:nvPicPr>
+                  <pic:blipFill>
+                    <a:blip r:embed="rId51"/>
+                    <a:stretch>
+                      <a:fillRect/>
+                    </a:stretch>
+                  </pic:blipFill>
+                  <pic:spPr>
+                    <a:xfrm>
+                      <a:off x="0" y="0"/>
+                      <a:ext cx="2964629" cy="3510120"/>
+                    </a:xfrm>
+                    <a:prstGeom prst="rect">
+                      <a:avLst/>
+                    </a:prstGeom>
+                  </pic:spPr>
+                </pic:pic>
+              </a:graphicData>
+            </a:graphic>
+          </wp:inline>
+        </w:drawing>
+      </w:r>
+    </w:p>
+    <w:p>
+      <w:pPr>
+        <w:pStyle w:val="ae"/>
+        <w:rPr>
+          <w:rFonts w:ascii="Times New Roman" w:hAnsi="Times New Roman"/>
+          <w:sz w:val="28"/>
+          <w:szCs w:val="28"/>
+        </w:rPr>
+      </w:pPr>
+      <w:bookmarkStart w:id="58" w:name="_Toc187407880"/>
+      <w:r>
+        <w:t xml:space="preserve">Рисунок </w:t>
+      </w:r>
+      <w:fldSimple w:instr=" STYLEREF  \s &quot;Заголовок 1&quot; ">
+        <w:r>
+          <w:rPr>
+            <w:noProof/>
+          </w:rPr>
+          <w:t>4</w:t>
+        </w:r>
+      </w:fldSimple>
       <w:r>
         <w:noBreakHyphen/>
       </w:r>
-      <w:r>
-        <w:fldChar w:fldCharType="begin"/>
-      </w:r>
-      <w:r>
-        <w:instrText xml:space="preserve"> SEQ Рисунок \* ARABIC \s 1 </w:instrText>
-      </w:r>
-      <w:r>
-        <w:fldChar w:fldCharType="separate"/>
-      </w:r>
-      <w:r>
-        <w:rPr>
+      <w:fldSimple w:instr=" SEQ Рисунок \* ARABIC \s 1 ">
+        <w:r>
+          <w:rPr>
+            <w:noProof/>
+          </w:rPr>
+          <w:t>14</w:t>
+        </w:r>
+      </w:fldSimple>
+      <w:r>
+        <w:t>.</w:t>
+      </w:r>
+      <w:r>
+        <w:t xml:space="preserve"> Ввод параметров материала арматуры</w:t>
+      </w:r>
+      <w:bookmarkEnd w:id="58"/>
+    </w:p>
+    <w:p>
+      <w:r>
+        <w:t>Ввод параметров комбинации нагрузок производим через указание всех компонент нагружения, так как нагрузки не пропорциональному едином коэффициенту длительности</w:t>
+      </w:r>
+    </w:p>
+    <w:p>
+      <w:pPr>
+        <w:spacing w:line="360" w:lineRule="auto"/>
+        <w:ind w:left="284" w:firstLine="283"/>
+        <w:jc w:val="center"/>
+        <w:rPr>
+          <w:rFonts w:ascii="Times New Roman" w:hAnsi="Times New Roman" w:cs="Times New Roman"/>
+          <w:sz w:val="28"/>
+          <w:szCs w:val="28"/>
+        </w:rPr>
+      </w:pPr>
+      <w:r>
+        <w:rPr>
+          <w:rFonts w:ascii="Times New Roman" w:hAnsi="Times New Roman" w:cs="Times New Roman"/>
           <w:noProof/>
-        </w:rPr>
+          <w:sz w:val="28"/>
+          <w:szCs w:val="28"/>
+        </w:rPr>
+        <w:lastRenderedPageBreak/>
+        <w:drawing>
+          <wp:inline distT="0" distB="0" distL="0" distR="0" wp14:anchorId="50D4B972" wp14:editId="09B4E74E">
+            <wp:extent cx="3995876" cy="2775346"/>
+            <wp:effectExtent l="0" t="0" r="5080" b="6350"/>
+            <wp:docPr id="21" name="Рисунок 21"/>
+            <wp:cNvGraphicFramePr>
+              <a:graphicFrameLocks xmlns:a="http://schemas.openxmlformats.org/drawingml/2006/main" noChangeAspect="1"/>
+            </wp:cNvGraphicFramePr>
+            <a:graphic xmlns:a="http://schemas.openxmlformats.org/drawingml/2006/main">
+              <a:graphicData uri="http://schemas.openxmlformats.org/drawingml/2006/picture">
+                <pic:pic xmlns:pic="http://schemas.openxmlformats.org/drawingml/2006/picture">
+                  <pic:nvPicPr>
+                    <pic:cNvPr id="1" name=""/>
+                    <pic:cNvPicPr/>
+                  </pic:nvPicPr>
+                  <pic:blipFill>
+                    <a:blip r:embed="rId52"/>
+                    <a:stretch>
+                      <a:fillRect/>
+                    </a:stretch>
+                  </pic:blipFill>
+                  <pic:spPr>
+                    <a:xfrm>
+                      <a:off x="0" y="0"/>
+                      <a:ext cx="4005602" cy="2782101"/>
+                    </a:xfrm>
+                    <a:prstGeom prst="rect">
+                      <a:avLst/>
+                    </a:prstGeom>
+                  </pic:spPr>
+                </pic:pic>
+              </a:graphicData>
+            </a:graphic>
+          </wp:inline>
+        </w:drawing>
+      </w:r>
+    </w:p>
+    <w:p>
+      <w:pPr>
+        <w:pStyle w:val="ae"/>
+        <w:rPr>
+          <w:rFonts w:ascii="Times New Roman" w:hAnsi="Times New Roman"/>
+          <w:sz w:val="28"/>
+          <w:szCs w:val="28"/>
+        </w:rPr>
+      </w:pPr>
+      <w:bookmarkStart w:id="59" w:name="_Toc187407881"/>
+      <w:r>
+        <w:t xml:space="preserve">Рисунок </w:t>
+      </w:r>
+      <w:fldSimple w:instr=" STYLEREF  \s &quot;Заголовок 1&quot; ">
+        <w:r>
+          <w:rPr>
+            <w:noProof/>
+          </w:rPr>
+          <w:t>4</w:t>
+        </w:r>
+      </w:fldSimple>
+      <w:r>
+        <w:noBreakHyphen/>
+      </w:r>
+      <w:fldSimple w:instr=" SEQ Рисунок \* ARABIC \s 1 ">
+        <w:r>
+          <w:rPr>
+            <w:noProof/>
+          </w:rPr>
+          <w:t>15</w:t>
+        </w:r>
+      </w:fldSimple>
+      <w:r>
+        <w:t>.</w:t>
+      </w:r>
+      <w:r>
+        <w:t xml:space="preserve"> Ввод параметров загружения</w:t>
+      </w:r>
+      <w:bookmarkEnd w:id="59"/>
+    </w:p>
+    <w:p>
+      <w:r>
+        <w:t>Зададим ширину непродолжительного и продолжительного раскрытия трещин и при расчете по трещинам назначаем автоматическое определение коэффициента, учитывающего неравномерное распределение напряжений в арматуре между трещинами ψ</w:t>
+      </w:r>
+      <w:r>
+        <w:rPr>
+          <w:vertAlign w:val="subscript"/>
+          <w:lang w:val="en-GB"/>
+        </w:rPr>
+        <w:t>s</w:t>
+      </w:r>
+      <w:r>
+        <w:rPr>
+          <w:vertAlign w:val="subscript"/>
+        </w:rPr>
+        <w:t xml:space="preserve"> </w:t>
+      </w:r>
+      <w:r>
+        <w:t xml:space="preserve">и автоматическое определение расстояния между трещинами </w:t>
+      </w:r>
+      <w:r>
+        <w:rPr>
+          <w:lang w:val="en-GB"/>
+        </w:rPr>
+        <w:t>l</w:t>
+      </w:r>
+      <w:r>
+        <w:rPr>
+          <w:vertAlign w:val="subscript"/>
+          <w:lang w:val="en-GB"/>
+        </w:rPr>
+        <w:t>s</w:t>
+      </w:r>
+      <w:r>
+        <w:t xml:space="preserve"> </w:t>
+      </w:r>
+      <w:r>
+        <w:t>.</w:t>
+      </w:r>
+    </w:p>
+    <w:p>
+      <w:pPr>
+        <w:pStyle w:val="af0"/>
+      </w:pPr>
+      <w:r>
+        <w:rPr>
+          <w:noProof/>
+        </w:rPr>
+        <w:drawing>
+          <wp:inline distT="0" distB="0" distL="0" distR="0" wp14:anchorId="2D49592D" wp14:editId="3CCBF184">
+            <wp:extent cx="2811913" cy="2728555"/>
+            <wp:effectExtent l="0" t="0" r="7620" b="0"/>
+            <wp:docPr id="41" name="Рисунок 1" descr="Изображение выглядит как текст, снимок экрана, дисплей, число&#10;&#10;Автоматически созданное описание"/>
+            <wp:cNvGraphicFramePr>
+              <a:graphicFrameLocks xmlns:a="http://schemas.openxmlformats.org/drawingml/2006/main" noChangeAspect="1"/>
+            </wp:cNvGraphicFramePr>
+            <a:graphic xmlns:a="http://schemas.openxmlformats.org/drawingml/2006/main">
+              <a:graphicData uri="http://schemas.openxmlformats.org/drawingml/2006/picture">
+                <pic:pic xmlns:pic="http://schemas.openxmlformats.org/drawingml/2006/picture">
+                  <pic:nvPicPr>
+                    <pic:cNvPr id="559024053" name="Рисунок 1" descr="Изображение выглядит как текст, снимок экрана, дисплей, число&#10;&#10;Автоматически созданное описание"/>
+                    <pic:cNvPicPr/>
+                  </pic:nvPicPr>
+                  <pic:blipFill>
+                    <a:blip r:embed="rId42"/>
+                    <a:stretch>
+                      <a:fillRect/>
+                    </a:stretch>
+                  </pic:blipFill>
+                  <pic:spPr>
+                    <a:xfrm>
+                      <a:off x="0" y="0"/>
+                      <a:ext cx="2819590" cy="2736005"/>
+                    </a:xfrm>
+                    <a:prstGeom prst="rect">
+                      <a:avLst/>
+                    </a:prstGeom>
+                  </pic:spPr>
+                </pic:pic>
+              </a:graphicData>
+            </a:graphic>
+          </wp:inline>
+        </w:drawing>
+      </w:r>
+    </w:p>
+    <w:p>
+      <w:pPr>
+        <w:pStyle w:val="ae"/>
+      </w:pPr>
+      <w:bookmarkStart w:id="60" w:name="_Toc187407882"/>
+      <w:r>
+        <w:t xml:space="preserve">Рисунок </w:t>
+      </w:r>
+      <w:fldSimple w:instr=" STYLEREF  \s &quot;Заголовок 1&quot; ">
+        <w:r>
+          <w:rPr>
+            <w:noProof/>
+          </w:rPr>
+          <w:t>4</w:t>
+        </w:r>
+      </w:fldSimple>
+      <w:r>
+        <w:noBreakHyphen/>
+      </w:r>
+      <w:fldSimple w:instr=" SEQ Рисунок \* ARABIC \s 1 ">
+        <w:r>
+          <w:rPr>
+            <w:noProof/>
+          </w:rPr>
+          <w:t>16</w:t>
+        </w:r>
+      </w:fldSimple>
+      <w:r>
+        <w:t xml:space="preserve">. </w:t>
+      </w:r>
+      <w:r>
+        <w:t>Параметры расчета трещиностойкости</w:t>
+      </w:r>
+      <w:r>
+        <w:t xml:space="preserve"> </w:t>
+      </w:r>
+      <w:r>
+        <w:t>с автоматическим определением коэффициента неравномерности напряжений в арматуре</w:t>
+      </w:r>
+      <w:bookmarkEnd w:id="60"/>
+    </w:p>
+    <w:p>
+      <w:r>
+        <w:t>По результатам выполненного расчета максимальная ширина раскрытия трещин составляет 0,287мм, что значительно меньше величины, приведенной в источнике – 0,360мм.</w:t>
+      </w:r>
+    </w:p>
+    <w:p>
+      <w:r>
+        <w:rPr>
+          <w:rFonts w:ascii="Times New Roman" w:hAnsi="Times New Roman" w:cs="Times New Roman"/>
+          <w:noProof/>
+          <w:sz w:val="28"/>
+          <w:szCs w:val="28"/>
+        </w:rPr>
+        <w:lastRenderedPageBreak/>
+        <w:drawing>
+          <wp:inline distT="0" distB="0" distL="0" distR="0" wp14:anchorId="3728448D" wp14:editId="1EDA9BCF">
+            <wp:extent cx="6029960" cy="3400425"/>
+            <wp:effectExtent l="0" t="0" r="8890" b="9525"/>
+            <wp:docPr id="26" name="Рисунок 26"/>
+            <wp:cNvGraphicFramePr>
+              <a:graphicFrameLocks xmlns:a="http://schemas.openxmlformats.org/drawingml/2006/main" noChangeAspect="1"/>
+            </wp:cNvGraphicFramePr>
+            <a:graphic xmlns:a="http://schemas.openxmlformats.org/drawingml/2006/main">
+              <a:graphicData uri="http://schemas.openxmlformats.org/drawingml/2006/picture">
+                <pic:pic xmlns:pic="http://schemas.openxmlformats.org/drawingml/2006/picture">
+                  <pic:nvPicPr>
+                    <pic:cNvPr id="1" name=""/>
+                    <pic:cNvPicPr/>
+                  </pic:nvPicPr>
+                  <pic:blipFill>
+                    <a:blip r:embed="rId53"/>
+                    <a:stretch>
+                      <a:fillRect/>
+                    </a:stretch>
+                  </pic:blipFill>
+                  <pic:spPr>
+                    <a:xfrm>
+                      <a:off x="0" y="0"/>
+                      <a:ext cx="6029960" cy="3400425"/>
+                    </a:xfrm>
+                    <a:prstGeom prst="rect">
+                      <a:avLst/>
+                    </a:prstGeom>
+                  </pic:spPr>
+                </pic:pic>
+              </a:graphicData>
+            </a:graphic>
+          </wp:inline>
+        </w:drawing>
+      </w:r>
+    </w:p>
+    <w:p>
+      <w:pPr>
+        <w:pStyle w:val="ae"/>
+      </w:pPr>
+      <w:bookmarkStart w:id="61" w:name="_Toc187407883"/>
+      <w:r>
+        <w:t xml:space="preserve">Рисунок </w:t>
+      </w:r>
+      <w:fldSimple w:instr=" STYLEREF  \s &quot;Заголовок 1&quot; ">
+        <w:r>
+          <w:rPr>
+            <w:noProof/>
+          </w:rPr>
+          <w:t>4</w:t>
+        </w:r>
+      </w:fldSimple>
+      <w:r>
+        <w:noBreakHyphen/>
+      </w:r>
+      <w:fldSimple w:instr=" SEQ Рисунок \* ARABIC \s 1 ">
+        <w:r>
+          <w:rPr>
+            <w:noProof/>
+          </w:rPr>
+          <w:t>17</w:t>
+        </w:r>
+      </w:fldSimple>
+      <w:r>
+        <w:t xml:space="preserve">. </w:t>
+      </w:r>
+      <w:r>
+        <w:t>Результаты расчета ширины раскрытия трещин</w:t>
+      </w:r>
+      <w:bookmarkEnd w:id="61"/>
+    </w:p>
+    <w:p>
+      <w:pPr>
+        <w:pStyle w:val="af0"/>
+      </w:pPr>
+      <w:r>
+        <w:drawing>
+          <wp:inline distT="0" distB="0" distL="0" distR="0" wp14:anchorId="476E8580" wp14:editId="188134BE">
+            <wp:extent cx="4519145" cy="3021114"/>
+            <wp:effectExtent l="0" t="0" r="0" b="8255"/>
+            <wp:docPr id="42" name="Рисунок 42"/>
+            <wp:cNvGraphicFramePr>
+              <a:graphicFrameLocks xmlns:a="http://schemas.openxmlformats.org/drawingml/2006/main" noChangeAspect="1"/>
+            </wp:cNvGraphicFramePr>
+            <a:graphic xmlns:a="http://schemas.openxmlformats.org/drawingml/2006/main">
+              <a:graphicData uri="http://schemas.openxmlformats.org/drawingml/2006/picture">
+                <pic:pic xmlns:pic="http://schemas.openxmlformats.org/drawingml/2006/picture">
+                  <pic:nvPicPr>
+                    <pic:cNvPr id="1" name=""/>
+                    <pic:cNvPicPr/>
+                  </pic:nvPicPr>
+                  <pic:blipFill>
+                    <a:blip r:embed="rId54"/>
+                    <a:stretch>
+                      <a:fillRect/>
+                    </a:stretch>
+                  </pic:blipFill>
+                  <pic:spPr>
+                    <a:xfrm>
+                      <a:off x="0" y="0"/>
+                      <a:ext cx="4529119" cy="3027782"/>
+                    </a:xfrm>
+                    <a:prstGeom prst="rect">
+                      <a:avLst/>
+                    </a:prstGeom>
+                  </pic:spPr>
+                </pic:pic>
+              </a:graphicData>
+            </a:graphic>
+          </wp:inline>
+        </w:drawing>
+      </w:r>
+    </w:p>
+    <w:p>
+      <w:pPr>
+        <w:pStyle w:val="ae"/>
+      </w:pPr>
+      <w:bookmarkStart w:id="62" w:name="_Toc187407884"/>
+      <w:r>
+        <w:t xml:space="preserve">Рисунок </w:t>
+      </w:r>
+      <w:fldSimple w:instr=" STYLEREF  \s &quot;Заголовок 1&quot; ">
+        <w:r>
+          <w:rPr>
+            <w:noProof/>
+          </w:rPr>
+          <w:t>4</w:t>
+        </w:r>
+      </w:fldSimple>
+      <w:r>
+        <w:noBreakHyphen/>
+      </w:r>
+      <w:fldSimple w:instr=" SEQ Рисунок \* ARABIC \s 1 ">
+        <w:r>
+          <w:rPr>
+            <w:noProof/>
+          </w:rPr>
+          <w:t>18</w:t>
+        </w:r>
+      </w:fldSimple>
+      <w:r>
+        <w:t>.</w:t>
+      </w:r>
+      <w:r>
+        <w:t xml:space="preserve"> </w:t>
+      </w:r>
+      <w:r>
+        <w:t>Напряжение в растянутой арматуре</w:t>
+      </w:r>
+      <w:bookmarkEnd w:id="62"/>
+      <w:r>
+        <w:t xml:space="preserve">   </w:t>
+      </w:r>
+    </w:p>
+    <w:p>
+      <w:r>
+        <w:t>Коэффициент влияния неравномерного распределения относительных деформаций арматуры на участке между трещинами ψ</w:t>
+      </w:r>
+      <w:r>
+        <w:rPr>
+          <w:rFonts w:ascii="Cambria Math" w:hAnsi="Cambria Math" w:cs="Cambria Math"/>
+          <w:vertAlign w:val="subscript"/>
+        </w:rPr>
+        <w:t>𝑠</w:t>
+      </w:r>
+      <w:r>
+        <w:t>= 0,829</w:t>
+      </w:r>
+    </w:p>
+    <w:p>
+      <w:r>
+        <w:t xml:space="preserve">В соответствии с выполненным расчетом, коэффициент влияния неравномерного распределения напряжений в арматуре между трещинами получился равным </w:t>
+      </w:r>
+      <w:r>
+        <w:t>ψ</w:t>
+      </w:r>
+      <w:r>
+        <w:rPr>
+          <w:rFonts w:ascii="Cambria Math" w:hAnsi="Cambria Math" w:cs="Cambria Math"/>
+          <w:vertAlign w:val="subscript"/>
+        </w:rPr>
+        <w:t>𝑠</w:t>
+      </w:r>
+      <w:r>
+        <w:t>= 0,</w:t>
+      </w:r>
+      <w:r>
         <w:t>8</w:t>
       </w:r>
       <w:r>
-        <w:rPr>
+        <w:t>29, что значительно меньше приведенного в источнике значения ψ</w:t>
+      </w:r>
+      <w:r>
+        <w:rPr>
+          <w:vertAlign w:val="subscript"/>
+          <w:lang w:val="en-GB"/>
+        </w:rPr>
+        <w:t>s</w:t>
+      </w:r>
+      <w:r>
+        <w:t>= 0,94. Директивно назначим ψ</w:t>
+      </w:r>
+      <w:r>
+        <w:rPr>
+          <w:vertAlign w:val="subscript"/>
+          <w:lang w:val="en-GB"/>
+        </w:rPr>
+        <w:t>s</w:t>
+      </w:r>
+      <w:r>
+        <w:t>= 0,94 и повторим расчет.</w:t>
+      </w:r>
+    </w:p>
+    <w:p/>
+    <w:p>
+      <w:pPr>
+        <w:spacing w:line="360" w:lineRule="auto"/>
+        <w:ind w:left="284" w:firstLine="283"/>
+        <w:jc w:val="center"/>
+        <w:rPr>
+          <w:rFonts w:ascii="Times New Roman" w:hAnsi="Times New Roman" w:cs="Times New Roman"/>
+          <w:sz w:val="28"/>
+          <w:szCs w:val="28"/>
+          <w:lang w:val="en-GB"/>
+        </w:rPr>
+      </w:pPr>
+      <w:r>
+        <w:rPr>
+          <w:rFonts w:ascii="Times New Roman" w:hAnsi="Times New Roman" w:cs="Times New Roman"/>
           <w:noProof/>
-        </w:rPr>
-        <w:fldChar w:fldCharType="end"/>
-      </w:r>
+          <w:sz w:val="28"/>
+          <w:szCs w:val="28"/>
+        </w:rPr>
+        <w:lastRenderedPageBreak/>
+        <w:drawing>
+          <wp:inline distT="0" distB="0" distL="0" distR="0" wp14:anchorId="6FA63352" wp14:editId="560BB677">
+            <wp:extent cx="2701636" cy="2552687"/>
+            <wp:effectExtent l="0" t="0" r="3810" b="635"/>
+            <wp:docPr id="2136866312" name="Рисунок 1" descr="Изображение выглядит как текст, снимок экрана, дисплей, число&#10;&#10;Автоматически созданное описание"/>
+            <wp:cNvGraphicFramePr>
+              <a:graphicFrameLocks xmlns:a="http://schemas.openxmlformats.org/drawingml/2006/main" noChangeAspect="1"/>
+            </wp:cNvGraphicFramePr>
+            <a:graphic xmlns:a="http://schemas.openxmlformats.org/drawingml/2006/main">
+              <a:graphicData uri="http://schemas.openxmlformats.org/drawingml/2006/picture">
+                <pic:pic xmlns:pic="http://schemas.openxmlformats.org/drawingml/2006/picture">
+                  <pic:nvPicPr>
+                    <pic:cNvPr id="2136866312" name="Рисунок 1" descr="Изображение выглядит как текст, снимок экрана, дисплей, число&#10;&#10;Автоматически созданное описание"/>
+                    <pic:cNvPicPr/>
+                  </pic:nvPicPr>
+                  <pic:blipFill>
+                    <a:blip r:embed="rId55"/>
+                    <a:stretch>
+                      <a:fillRect/>
+                    </a:stretch>
+                  </pic:blipFill>
+                  <pic:spPr>
+                    <a:xfrm>
+                      <a:off x="0" y="0"/>
+                      <a:ext cx="2712395" cy="2562852"/>
+                    </a:xfrm>
+                    <a:prstGeom prst="rect">
+                      <a:avLst/>
+                    </a:prstGeom>
+                  </pic:spPr>
+                </pic:pic>
+              </a:graphicData>
+            </a:graphic>
+          </wp:inline>
+        </w:drawing>
+      </w:r>
+    </w:p>
+    <w:p>
+      <w:pPr>
+        <w:pStyle w:val="ae"/>
+      </w:pPr>
+      <w:bookmarkStart w:id="63" w:name="_Toc187407885"/>
+      <w:r>
+        <w:t xml:space="preserve">Рисунок </w:t>
+      </w:r>
+      <w:fldSimple w:instr=" STYLEREF  \s &quot;Заголовок 1&quot; ">
+        <w:r>
+          <w:rPr>
+            <w:noProof/>
+          </w:rPr>
+          <w:t>4</w:t>
+        </w:r>
+      </w:fldSimple>
+      <w:r>
+        <w:noBreakHyphen/>
+      </w:r>
+      <w:fldSimple w:instr=" SEQ Рисунок \* ARABIC \s 1 ">
+        <w:r>
+          <w:rPr>
+            <w:noProof/>
+          </w:rPr>
+          <w:t>19</w:t>
+        </w:r>
+      </w:fldSimple>
       <w:r>
         <w:t xml:space="preserve">. </w:t>
       </w:r>
       <w:r>
-        <w:t>Поперечное сечение балки</w:t>
-      </w:r>
-      <w:bookmarkEnd w:id="52"/>
+        <w:t>Параметры расчета трещиностойкости</w:t>
+      </w:r>
+      <w:r>
+        <w:t xml:space="preserve"> </w:t>
+      </w:r>
+      <w:r>
+        <w:t>с директивным назначением коэффициента неравномерности напряжений в арматуре</w:t>
+      </w:r>
+      <w:bookmarkEnd w:id="63"/>
+    </w:p>
+    <w:p>
+      <w:pPr>
+        <w:spacing w:line="360" w:lineRule="auto"/>
+        <w:ind w:left="284" w:firstLine="283"/>
+        <w:jc w:val="center"/>
+        <w:rPr>
+          <w:rFonts w:ascii="Times New Roman" w:hAnsi="Times New Roman" w:cs="Times New Roman"/>
+          <w:sz w:val="28"/>
+          <w:szCs w:val="28"/>
+        </w:rPr>
+      </w:pPr>
+    </w:p>
+    <w:p>
+      <w:pPr>
+        <w:spacing w:line="360" w:lineRule="auto"/>
+        <w:ind w:left="284" w:hanging="284"/>
+        <w:jc w:val="center"/>
+        <w:rPr>
+          <w:rFonts w:ascii="Times New Roman" w:hAnsi="Times New Roman" w:cs="Times New Roman"/>
+          <w:sz w:val="28"/>
+          <w:szCs w:val="28"/>
+        </w:rPr>
+      </w:pPr>
+      <w:r>
+        <w:rPr>
+          <w:rFonts w:ascii="Times New Roman" w:hAnsi="Times New Roman" w:cs="Times New Roman"/>
+          <w:noProof/>
+          <w:sz w:val="28"/>
+          <w:szCs w:val="28"/>
+        </w:rPr>
+        <w:drawing>
+          <wp:inline distT="0" distB="0" distL="0" distR="0" wp14:anchorId="27A34AA5" wp14:editId="3E735D48">
+            <wp:extent cx="6029960" cy="3359785"/>
+            <wp:effectExtent l="0" t="0" r="8890" b="0"/>
+            <wp:docPr id="27" name="Рисунок 27"/>
+            <wp:cNvGraphicFramePr>
+              <a:graphicFrameLocks xmlns:a="http://schemas.openxmlformats.org/drawingml/2006/main" noChangeAspect="1"/>
+            </wp:cNvGraphicFramePr>
+            <a:graphic xmlns:a="http://schemas.openxmlformats.org/drawingml/2006/main">
+              <a:graphicData uri="http://schemas.openxmlformats.org/drawingml/2006/picture">
+                <pic:pic xmlns:pic="http://schemas.openxmlformats.org/drawingml/2006/picture">
+                  <pic:nvPicPr>
+                    <pic:cNvPr id="1" name=""/>
+                    <pic:cNvPicPr/>
+                  </pic:nvPicPr>
+                  <pic:blipFill>
+                    <a:blip r:embed="rId56"/>
+                    <a:stretch>
+                      <a:fillRect/>
+                    </a:stretch>
+                  </pic:blipFill>
+                  <pic:spPr>
+                    <a:xfrm>
+                      <a:off x="0" y="0"/>
+                      <a:ext cx="6029960" cy="3359785"/>
+                    </a:xfrm>
+                    <a:prstGeom prst="rect">
+                      <a:avLst/>
+                    </a:prstGeom>
+                  </pic:spPr>
+                </pic:pic>
+              </a:graphicData>
+            </a:graphic>
+          </wp:inline>
+        </w:drawing>
+      </w:r>
     </w:p>
     <w:p>
       <w:pPr>
         <w:pStyle w:val="ae"/>
       </w:pPr>
+      <w:bookmarkStart w:id="64" w:name="_Toc187407886"/>
+      <w:r>
+        <w:t xml:space="preserve">Рисунок </w:t>
+      </w:r>
+      <w:fldSimple w:instr=" STYLEREF  \s &quot;Заголовок 1&quot; ">
+        <w:r>
+          <w:rPr>
+            <w:noProof/>
+          </w:rPr>
+          <w:t>4</w:t>
+        </w:r>
+      </w:fldSimple>
+      <w:r>
+        <w:noBreakHyphen/>
+      </w:r>
+      <w:fldSimple w:instr=" SEQ Рисунок \* ARABIC \s 1 ">
+        <w:r>
+          <w:rPr>
+            <w:noProof/>
+          </w:rPr>
+          <w:t>20</w:t>
+        </w:r>
+      </w:fldSimple>
+      <w:r>
+        <w:t xml:space="preserve">. </w:t>
+      </w:r>
+      <w:r>
+        <w:t>Результаты расчета ширины раскрытия трещин</w:t>
+      </w:r>
+      <w:bookmarkEnd w:id="64"/>
+    </w:p>
+    <w:p>
+      <w:r>
+        <w:t>Сравнение результатов расчета при автоматическом расчете коэффициента неравномерности напряжений в арматуре</w:t>
+      </w:r>
     </w:p>
     <w:tbl>
       <w:tblPr>
@@ -10945,7 +11188,7 @@
               <w:jc w:val="center"/>
             </w:pPr>
             <w:r>
-              <w:t>Ед. изм</w:t>
+              <w:t>Ед. изм.</w:t>
             </w:r>
           </w:p>
         </w:tc>
@@ -10973,6 +11216,9 @@
             <w:pPr>
               <w:ind w:firstLine="0"/>
               <w:jc w:val="center"/>
+              <w:rPr>
+                <w:lang w:val="en-US"/>
+              </w:rPr>
             </w:pPr>
             <w:r>
               <w:rPr>
@@ -10997,7 +11243,7 @@
               <w:ind w:firstLine="0"/>
             </w:pPr>
             <w:r>
-              <w:t>Расстояние между трещинами</w:t>
+              <w:t>Плечо внутренней пары сил</w:t>
             </w:r>
           </w:p>
         </w:tc>
@@ -11027,7 +11273,7 @@
               <w:jc w:val="center"/>
             </w:pPr>
             <w:r>
-              <w:t>400</w:t>
+              <w:t>-</w:t>
             </w:r>
           </w:p>
         </w:tc>
@@ -11042,7 +11288,7 @@
               <w:jc w:val="center"/>
             </w:pPr>
             <w:r>
-              <w:t>400</w:t>
+              <w:t>371</w:t>
             </w:r>
           </w:p>
         </w:tc>
@@ -11061,31 +11307,7 @@
               <w:ind w:firstLine="0"/>
             </w:pPr>
             <w:r>
-              <w:t>Ширина раскрытия трещин при нагрузки</w:t>
-            </w:r>
-            <w:r>
-              <w:t xml:space="preserve"> </w:t>
-            </w:r>
-            <w:r>
-              <w:rPr>
-                <w:lang w:val="en-US"/>
-              </w:rPr>
-              <w:t>M</w:t>
-            </w:r>
-            <w:r>
-              <w:t>=1380</w:t>
-            </w:r>
-            <w:r>
-              <w:t xml:space="preserve">кН*м, </w:t>
-            </w:r>
-            <w:r>
-              <w:rPr>
-                <w:lang w:val="en-US"/>
-              </w:rPr>
-              <w:t>N</w:t>
-            </w:r>
-            <w:r>
-              <w:t>=0</w:t>
+              <w:t>Напряжения в арматуре</w:t>
             </w:r>
           </w:p>
         </w:tc>
@@ -11100,7 +11322,7 @@
               <w:jc w:val="center"/>
             </w:pPr>
             <w:r>
-              <w:t>мм</w:t>
+              <w:t>МПа</w:t>
             </w:r>
           </w:p>
         </w:tc>
@@ -11113,18 +11335,9 @@
             <w:pPr>
               <w:ind w:firstLine="0"/>
               <w:jc w:val="center"/>
-              <w:rPr>
-                <w:lang w:val="en-US"/>
-              </w:rPr>
             </w:pPr>
             <w:r>
-              <w:t>0,</w:t>
-            </w:r>
-            <w:r>
-              <w:rPr>
-                <w:lang w:val="en-US"/>
-              </w:rPr>
-              <w:t>148</w:t>
+              <w:t>331</w:t>
             </w:r>
           </w:p>
         </w:tc>
@@ -11139,25 +11352,7 @@
               <w:jc w:val="center"/>
             </w:pPr>
             <w:r>
-              <w:t>0.</w:t>
-            </w:r>
-            <w:r>
-              <w:rPr>
-                <w:lang w:val="en-US"/>
-              </w:rPr>
-              <w:t>145</w:t>
-            </w:r>
-            <w:r>
-              <w:t xml:space="preserve"> / -</w:t>
-            </w:r>
-            <w:r>
-              <w:rPr>
-                <w:lang w:val="en-US"/>
-              </w:rPr>
-              <w:t>2</w:t>
-            </w:r>
-            <w:r>
-              <w:t>%</w:t>
+              <w:t>326</w:t>
             </w:r>
           </w:p>
         </w:tc>
@@ -11176,40 +11371,7 @@
               <w:ind w:firstLine="0"/>
             </w:pPr>
             <w:r>
-              <w:t>Ширина раскрытия трещин при нагрузки</w:t>
-            </w:r>
-            <w:r>
-              <w:t xml:space="preserve"> </w:t>
-            </w:r>
-            <w:r>
-              <w:rPr>
-                <w:lang w:val="en-US"/>
-              </w:rPr>
-              <w:t>M</w:t>
-            </w:r>
-            <w:r>
-              <w:t>=1380</w:t>
-            </w:r>
-            <w:r>
-              <w:t xml:space="preserve">кН*м, </w:t>
-            </w:r>
-            <w:r>
-              <w:rPr>
-                <w:lang w:val="en-US"/>
-              </w:rPr>
-              <w:t>N</w:t>
-            </w:r>
-            <w:r>
-              <w:t>=490</w:t>
-            </w:r>
-            <w:r>
-              <w:t>,</w:t>
-            </w:r>
-            <w:r>
-              <w:t>5</w:t>
-            </w:r>
-            <w:r>
-              <w:t>кН</w:t>
+              <w:t>Коэффициент неравномерности напряжений в арматуре</w:t>
             </w:r>
           </w:p>
         </w:tc>
@@ -11224,7 +11386,7 @@
               <w:jc w:val="center"/>
             </w:pPr>
             <w:r>
-              <w:t>мм</w:t>
+              <w:t>--</w:t>
             </w:r>
           </w:p>
         </w:tc>
@@ -11242,10 +11404,7 @@
               <w:t>0,</w:t>
             </w:r>
             <w:r>
-              <w:rPr>
-                <w:lang w:val="en-US"/>
-              </w:rPr>
-              <w:t>228</w:t>
+              <w:t>829</w:t>
             </w:r>
           </w:p>
         </w:tc>
@@ -11260,19 +11419,10 @@
               <w:jc w:val="center"/>
             </w:pPr>
             <w:r>
-              <w:t>0.</w:t>
-            </w:r>
-            <w:r>
-              <w:t>234 / +</w:t>
-            </w:r>
-            <w:r>
-              <w:rPr>
-                <w:lang w:val="en-US"/>
-              </w:rPr>
-              <w:t>2</w:t>
-            </w:r>
-            <w:r>
-              <w:t>,6%</w:t>
+              <w:t>0</w:t>
+            </w:r>
+            <w:r>
+              <w:t>,940</w:t>
             </w:r>
           </w:p>
         </w:tc>
@@ -11291,32 +11441,7 @@
               <w:ind w:firstLine="0"/>
             </w:pPr>
             <w:r>
-              <w:lastRenderedPageBreak/>
-              <w:t>Ширина раскрытия трещин при нагрузки</w:t>
-            </w:r>
-            <w:r>
-              <w:t xml:space="preserve"> </w:t>
-            </w:r>
-            <w:r>
-              <w:rPr>
-                <w:lang w:val="en-US"/>
-              </w:rPr>
-              <w:t>M</w:t>
-            </w:r>
-            <w:r>
-              <w:t>=1380</w:t>
-            </w:r>
-            <w:r>
-              <w:t xml:space="preserve">кН*м, </w:t>
-            </w:r>
-            <w:r>
-              <w:rPr>
-                <w:lang w:val="en-US"/>
-              </w:rPr>
-              <w:t>N</w:t>
-            </w:r>
-            <w:r>
-              <w:t>=-490,5</w:t>
+              <w:t>Расстояние между трещинами</w:t>
             </w:r>
           </w:p>
         </w:tc>
@@ -11346,13 +11471,7 @@
               <w:jc w:val="center"/>
             </w:pPr>
             <w:r>
-              <w:t>0,</w:t>
-            </w:r>
-            <w:r>
-              <w:rPr>
-                <w:lang w:val="en-US"/>
-              </w:rPr>
-              <w:t>107</w:t>
+              <w:t>400</w:t>
             </w:r>
           </w:p>
         </w:tc>
@@ -11367,10 +11486,90 @@
               <w:jc w:val="center"/>
             </w:pPr>
             <w:r>
-              <w:t>0.</w:t>
-            </w:r>
-            <w:r>
-              <w:t>100 / -7%</w:t>
+              <w:t>400</w:t>
+            </w:r>
+          </w:p>
+        </w:tc>
+      </w:tr>
+      <w:tr>
+        <w:trPr>
+          <w:trHeight w:val="261"/>
+        </w:trPr>
+        <w:tc>
+          <w:tcPr>
+            <w:tcW w:w="4438" w:type="dxa"/>
+            <w:vAlign w:val="center"/>
+          </w:tcPr>
+          <w:p>
+            <w:pPr>
+              <w:ind w:firstLine="0"/>
+            </w:pPr>
+            <w:r>
+              <w:lastRenderedPageBreak/>
+              <w:t>Ширина раскрытия трещин при продолжительном действии нагрузки</w:t>
+            </w:r>
+          </w:p>
+        </w:tc>
+        <w:tc>
+          <w:tcPr>
+            <w:tcW w:w="1524" w:type="dxa"/>
+            <w:vAlign w:val="center"/>
+          </w:tcPr>
+          <w:p>
+            <w:pPr>
+              <w:ind w:firstLine="0"/>
+              <w:jc w:val="center"/>
+            </w:pPr>
+            <w:r>
+              <w:t>мм</w:t>
+            </w:r>
+          </w:p>
+        </w:tc>
+        <w:tc>
+          <w:tcPr>
+            <w:tcW w:w="1987" w:type="dxa"/>
+            <w:vAlign w:val="center"/>
+          </w:tcPr>
+          <w:p>
+            <w:pPr>
+              <w:ind w:firstLine="0"/>
+              <w:jc w:val="center"/>
+            </w:pPr>
+            <w:r>
+              <w:t>0,</w:t>
+            </w:r>
+            <w:r>
+              <w:t>360</w:t>
+            </w:r>
+          </w:p>
+        </w:tc>
+        <w:tc>
+          <w:tcPr>
+            <w:tcW w:w="2090" w:type="dxa"/>
+            <w:vAlign w:val="center"/>
+          </w:tcPr>
+          <w:p>
+            <w:pPr>
+              <w:ind w:firstLine="0"/>
+              <w:jc w:val="center"/>
+            </w:pPr>
+            <w:r>
+              <w:t>0,</w:t>
+            </w:r>
+            <w:r>
+              <w:t>287</w:t>
+            </w:r>
+          </w:p>
+          <w:p>
+            <w:pPr>
+              <w:ind w:firstLine="0"/>
+              <w:jc w:val="center"/>
+            </w:pPr>
+            <w:r>
+              <w:t>-20,3</w:t>
+            </w:r>
+            <w:r>
+              <w:t>%</w:t>
             </w:r>
           </w:p>
         </w:tc>
@@ -11440,6 +11639,1232 @@
         </w:tc>
       </w:tr>
     </w:tbl>
+    <w:p/>
+    <w:p>
+      <w:r>
+        <w:t>Сравнение результатов расчета при директивном назначении коэффициента неравномерно</w:t>
+      </w:r>
+      <w:r>
+        <w:t>сти напряжений в арматуре (0,940</w:t>
+      </w:r>
+      <w:r>
+        <w:t>)</w:t>
+      </w:r>
+    </w:p>
+    <w:tbl>
+      <w:tblPr>
+        <w:tblStyle w:val="ad"/>
+        <w:tblW w:w="10039" w:type="dxa"/>
+        <w:tblInd w:w="108" w:type="dxa"/>
+        <w:tblLook w:val="04A0" w:firstRow="1" w:lastRow="0" w:firstColumn="1" w:lastColumn="0" w:noHBand="0" w:noVBand="1"/>
+      </w:tblPr>
+      <w:tblGrid>
+        <w:gridCol w:w="4438"/>
+        <w:gridCol w:w="1524"/>
+        <w:gridCol w:w="1987"/>
+        <w:gridCol w:w="2090"/>
+      </w:tblGrid>
+      <w:tr>
+        <w:trPr>
+          <w:trHeight w:val="538"/>
+        </w:trPr>
+        <w:tc>
+          <w:tcPr>
+            <w:tcW w:w="4438" w:type="dxa"/>
+            <w:vAlign w:val="center"/>
+          </w:tcPr>
+          <w:p>
+            <w:pPr>
+              <w:ind w:firstLine="0"/>
+              <w:jc w:val="center"/>
+            </w:pPr>
+            <w:r>
+              <w:t>Параметр</w:t>
+            </w:r>
+          </w:p>
+        </w:tc>
+        <w:tc>
+          <w:tcPr>
+            <w:tcW w:w="1524" w:type="dxa"/>
+            <w:vAlign w:val="center"/>
+          </w:tcPr>
+          <w:p>
+            <w:pPr>
+              <w:ind w:firstLine="0"/>
+              <w:jc w:val="center"/>
+            </w:pPr>
+            <w:r>
+              <w:t>Ед. изм.</w:t>
+            </w:r>
+          </w:p>
+        </w:tc>
+        <w:tc>
+          <w:tcPr>
+            <w:tcW w:w="1987" w:type="dxa"/>
+            <w:vAlign w:val="center"/>
+          </w:tcPr>
+          <w:p>
+            <w:pPr>
+              <w:ind w:firstLine="0"/>
+              <w:jc w:val="center"/>
+            </w:pPr>
+            <w:r>
+              <w:t>Источник</w:t>
+            </w:r>
+          </w:p>
+        </w:tc>
+        <w:tc>
+          <w:tcPr>
+            <w:tcW w:w="2090" w:type="dxa"/>
+            <w:vAlign w:val="center"/>
+          </w:tcPr>
+          <w:p>
+            <w:pPr>
+              <w:ind w:firstLine="0"/>
+              <w:jc w:val="center"/>
+              <w:rPr>
+                <w:lang w:val="en-US"/>
+              </w:rPr>
+            </w:pPr>
+            <w:r>
+              <w:rPr>
+                <w:lang w:val="en-US"/>
+              </w:rPr>
+              <w:t>StructureHelper</w:t>
+            </w:r>
+          </w:p>
+        </w:tc>
+      </w:tr>
+      <w:tr>
+        <w:trPr>
+          <w:trHeight w:val="261"/>
+        </w:trPr>
+        <w:tc>
+          <w:tcPr>
+            <w:tcW w:w="4438" w:type="dxa"/>
+            <w:vAlign w:val="center"/>
+          </w:tcPr>
+          <w:p>
+            <w:pPr>
+              <w:ind w:firstLine="0"/>
+            </w:pPr>
+            <w:r>
+              <w:t>Плечо внутренней пары сил</w:t>
+            </w:r>
+          </w:p>
+        </w:tc>
+        <w:tc>
+          <w:tcPr>
+            <w:tcW w:w="1524" w:type="dxa"/>
+            <w:vAlign w:val="center"/>
+          </w:tcPr>
+          <w:p>
+            <w:pPr>
+              <w:ind w:firstLine="0"/>
+              <w:jc w:val="center"/>
+            </w:pPr>
+            <w:r>
+              <w:t>мм</w:t>
+            </w:r>
+          </w:p>
+        </w:tc>
+        <w:tc>
+          <w:tcPr>
+            <w:tcW w:w="1987" w:type="dxa"/>
+            <w:vAlign w:val="center"/>
+          </w:tcPr>
+          <w:p>
+            <w:pPr>
+              <w:ind w:firstLine="0"/>
+              <w:jc w:val="center"/>
+            </w:pPr>
+            <w:r>
+              <w:t>-</w:t>
+            </w:r>
+          </w:p>
+        </w:tc>
+        <w:tc>
+          <w:tcPr>
+            <w:tcW w:w="2090" w:type="dxa"/>
+            <w:vAlign w:val="center"/>
+          </w:tcPr>
+          <w:p>
+            <w:pPr>
+              <w:ind w:firstLine="0"/>
+              <w:jc w:val="center"/>
+            </w:pPr>
+            <w:r>
+              <w:t>371</w:t>
+            </w:r>
+          </w:p>
+        </w:tc>
+      </w:tr>
+      <w:tr>
+        <w:trPr>
+          <w:trHeight w:val="261"/>
+        </w:trPr>
+        <w:tc>
+          <w:tcPr>
+            <w:tcW w:w="4438" w:type="dxa"/>
+            <w:vAlign w:val="center"/>
+          </w:tcPr>
+          <w:p>
+            <w:pPr>
+              <w:ind w:firstLine="0"/>
+            </w:pPr>
+            <w:r>
+              <w:t>Напряжения в арматуре</w:t>
+            </w:r>
+          </w:p>
+        </w:tc>
+        <w:tc>
+          <w:tcPr>
+            <w:tcW w:w="1524" w:type="dxa"/>
+            <w:vAlign w:val="center"/>
+          </w:tcPr>
+          <w:p>
+            <w:pPr>
+              <w:ind w:firstLine="0"/>
+              <w:jc w:val="center"/>
+            </w:pPr>
+            <w:r>
+              <w:t>МПа</w:t>
+            </w:r>
+          </w:p>
+        </w:tc>
+        <w:tc>
+          <w:tcPr>
+            <w:tcW w:w="1987" w:type="dxa"/>
+            <w:vAlign w:val="center"/>
+          </w:tcPr>
+          <w:p>
+            <w:pPr>
+              <w:ind w:firstLine="0"/>
+              <w:jc w:val="center"/>
+            </w:pPr>
+            <w:r>
+              <w:t>331</w:t>
+            </w:r>
+          </w:p>
+        </w:tc>
+        <w:tc>
+          <w:tcPr>
+            <w:tcW w:w="2090" w:type="dxa"/>
+            <w:vAlign w:val="center"/>
+          </w:tcPr>
+          <w:p>
+            <w:pPr>
+              <w:ind w:firstLine="0"/>
+              <w:jc w:val="center"/>
+            </w:pPr>
+            <w:r>
+              <w:t>326</w:t>
+            </w:r>
+          </w:p>
+        </w:tc>
+      </w:tr>
+      <w:tr>
+        <w:trPr>
+          <w:trHeight w:val="261"/>
+        </w:trPr>
+        <w:tc>
+          <w:tcPr>
+            <w:tcW w:w="4438" w:type="dxa"/>
+            <w:vAlign w:val="center"/>
+          </w:tcPr>
+          <w:p>
+            <w:pPr>
+              <w:ind w:firstLine="0"/>
+            </w:pPr>
+            <w:r>
+              <w:t>Коэффициент неравномерности напряжений в арматуре</w:t>
+            </w:r>
+          </w:p>
+        </w:tc>
+        <w:tc>
+          <w:tcPr>
+            <w:tcW w:w="1524" w:type="dxa"/>
+            <w:vAlign w:val="center"/>
+          </w:tcPr>
+          <w:p>
+            <w:pPr>
+              <w:ind w:firstLine="0"/>
+              <w:jc w:val="center"/>
+            </w:pPr>
+            <w:r>
+              <w:t>--</w:t>
+            </w:r>
+          </w:p>
+        </w:tc>
+        <w:tc>
+          <w:tcPr>
+            <w:tcW w:w="1987" w:type="dxa"/>
+            <w:vAlign w:val="center"/>
+          </w:tcPr>
+          <w:p>
+            <w:pPr>
+              <w:ind w:firstLine="0"/>
+              <w:jc w:val="center"/>
+            </w:pPr>
+            <w:r>
+              <w:t>0,</w:t>
+            </w:r>
+            <w:r>
+              <w:t>940</w:t>
+            </w:r>
+          </w:p>
+        </w:tc>
+        <w:tc>
+          <w:tcPr>
+            <w:tcW w:w="2090" w:type="dxa"/>
+            <w:vAlign w:val="center"/>
+          </w:tcPr>
+          <w:p>
+            <w:pPr>
+              <w:ind w:firstLine="0"/>
+              <w:jc w:val="center"/>
+            </w:pPr>
+            <w:r>
+              <w:t>0</w:t>
+            </w:r>
+            <w:r>
+              <w:t>,940</w:t>
+            </w:r>
+          </w:p>
+        </w:tc>
+      </w:tr>
+      <w:tr>
+        <w:trPr>
+          <w:trHeight w:val="261"/>
+        </w:trPr>
+        <w:tc>
+          <w:tcPr>
+            <w:tcW w:w="4438" w:type="dxa"/>
+            <w:vAlign w:val="center"/>
+          </w:tcPr>
+          <w:p>
+            <w:pPr>
+              <w:ind w:firstLine="0"/>
+            </w:pPr>
+            <w:r>
+              <w:t>Расстояние между трещинами</w:t>
+            </w:r>
+          </w:p>
+        </w:tc>
+        <w:tc>
+          <w:tcPr>
+            <w:tcW w:w="1524" w:type="dxa"/>
+            <w:vAlign w:val="center"/>
+          </w:tcPr>
+          <w:p>
+            <w:pPr>
+              <w:ind w:firstLine="0"/>
+              <w:jc w:val="center"/>
+            </w:pPr>
+            <w:r>
+              <w:t>мм</w:t>
+            </w:r>
+          </w:p>
+        </w:tc>
+        <w:tc>
+          <w:tcPr>
+            <w:tcW w:w="1987" w:type="dxa"/>
+            <w:vAlign w:val="center"/>
+          </w:tcPr>
+          <w:p>
+            <w:pPr>
+              <w:ind w:firstLine="0"/>
+              <w:jc w:val="center"/>
+            </w:pPr>
+            <w:r>
+              <w:t>400</w:t>
+            </w:r>
+          </w:p>
+        </w:tc>
+        <w:tc>
+          <w:tcPr>
+            <w:tcW w:w="2090" w:type="dxa"/>
+            <w:vAlign w:val="center"/>
+          </w:tcPr>
+          <w:p>
+            <w:pPr>
+              <w:ind w:firstLine="0"/>
+              <w:jc w:val="center"/>
+            </w:pPr>
+            <w:r>
+              <w:t>400</w:t>
+            </w:r>
+          </w:p>
+        </w:tc>
+      </w:tr>
+      <w:tr>
+        <w:trPr>
+          <w:trHeight w:val="261"/>
+        </w:trPr>
+        <w:tc>
+          <w:tcPr>
+            <w:tcW w:w="4438" w:type="dxa"/>
+            <w:vAlign w:val="center"/>
+          </w:tcPr>
+          <w:p>
+            <w:pPr>
+              <w:ind w:firstLine="0"/>
+            </w:pPr>
+            <w:r>
+              <w:t>Ширина раскрытия трещин при продолжительном действии нагрузки</w:t>
+            </w:r>
+          </w:p>
+        </w:tc>
+        <w:tc>
+          <w:tcPr>
+            <w:tcW w:w="1524" w:type="dxa"/>
+            <w:vAlign w:val="center"/>
+          </w:tcPr>
+          <w:p>
+            <w:pPr>
+              <w:ind w:firstLine="0"/>
+              <w:jc w:val="center"/>
+            </w:pPr>
+            <w:r>
+              <w:t>мм</w:t>
+            </w:r>
+          </w:p>
+        </w:tc>
+        <w:tc>
+          <w:tcPr>
+            <w:tcW w:w="1987" w:type="dxa"/>
+            <w:vAlign w:val="center"/>
+          </w:tcPr>
+          <w:p>
+            <w:pPr>
+              <w:ind w:firstLine="0"/>
+              <w:jc w:val="center"/>
+            </w:pPr>
+            <w:r>
+              <w:t>0,</w:t>
+            </w:r>
+            <w:r>
+              <w:t>360</w:t>
+            </w:r>
+          </w:p>
+        </w:tc>
+        <w:tc>
+          <w:tcPr>
+            <w:tcW w:w="2090" w:type="dxa"/>
+            <w:vAlign w:val="center"/>
+          </w:tcPr>
+          <w:p>
+            <w:pPr>
+              <w:ind w:firstLine="0"/>
+              <w:jc w:val="center"/>
+            </w:pPr>
+            <w:r>
+              <w:t>0,</w:t>
+            </w:r>
+            <w:r>
+              <w:t>361</w:t>
+            </w:r>
+          </w:p>
+          <w:p>
+            <w:pPr>
+              <w:ind w:firstLine="0"/>
+              <w:jc w:val="center"/>
+            </w:pPr>
+            <w:r>
+              <w:t>+0,3</w:t>
+            </w:r>
+            <w:r>
+              <w:t>%</w:t>
+            </w:r>
+          </w:p>
+        </w:tc>
+      </w:tr>
+      <w:tr>
+        <w:trPr>
+          <w:trHeight w:val="268"/>
+        </w:trPr>
+        <w:tc>
+          <w:tcPr>
+            <w:tcW w:w="4438" w:type="dxa"/>
+            <w:vAlign w:val="center"/>
+          </w:tcPr>
+          <w:p>
+            <w:pPr>
+              <w:ind w:firstLine="0"/>
+            </w:pPr>
+            <w:r>
+              <w:t>Трещиностойкость</w:t>
+            </w:r>
+          </w:p>
+        </w:tc>
+        <w:tc>
+          <w:tcPr>
+            <w:tcW w:w="1524" w:type="dxa"/>
+            <w:vAlign w:val="center"/>
+          </w:tcPr>
+          <w:p>
+            <w:pPr>
+              <w:ind w:firstLine="0"/>
+              <w:jc w:val="center"/>
+            </w:pPr>
+            <w:r>
+              <w:t>-</w:t>
+            </w:r>
+          </w:p>
+        </w:tc>
+        <w:tc>
+          <w:tcPr>
+            <w:tcW w:w="1987" w:type="dxa"/>
+            <w:vAlign w:val="center"/>
+          </w:tcPr>
+          <w:p>
+            <w:pPr>
+              <w:ind w:firstLine="0"/>
+              <w:jc w:val="center"/>
+            </w:pPr>
+            <w:r>
+              <w:t>обеспечена</w:t>
+            </w:r>
+          </w:p>
+        </w:tc>
+        <w:tc>
+          <w:tcPr>
+            <w:tcW w:w="2090" w:type="dxa"/>
+            <w:vAlign w:val="center"/>
+          </w:tcPr>
+          <w:p>
+            <w:pPr>
+              <w:ind w:firstLine="0"/>
+              <w:jc w:val="center"/>
+            </w:pPr>
+            <w:r>
+              <w:t>обеспечена</w:t>
+            </w:r>
+          </w:p>
+        </w:tc>
+      </w:tr>
+    </w:tbl>
+    <w:p/>
+    <w:p>
+      <w:pPr>
+        <w:pStyle w:val="4"/>
+      </w:pPr>
+      <w:bookmarkStart w:id="65" w:name="_Toc187407833"/>
+      <w:r>
+        <w:t>Расчет прямоугольной балки (Балка Разгуляева-Воронкова)</w:t>
+      </w:r>
+      <w:bookmarkEnd w:id="65"/>
+    </w:p>
+    <w:p>
+      <w:r>
+        <w:t>Подготовлено: Редикульцев Е.А., 2024г</w:t>
+      </w:r>
+    </w:p>
+    <w:p>
+      <w:r>
+        <w:t>Файл расчета: 3</w:t>
+      </w:r>
+      <w:r>
+        <w:t>_ex_</w:t>
+      </w:r>
+      <w:r>
+        <w:t>01</w:t>
+      </w:r>
+      <w:r>
+        <w:t>.shpj</w:t>
+      </w:r>
+    </w:p>
+    <w:p>
+      <w:r>
+        <w:t>И</w:t>
+      </w:r>
+      <w:r>
+        <w:t>сходные данные</w:t>
+      </w:r>
+    </w:p>
+    <w:p>
+      <w:r>
+        <w:t xml:space="preserve">Источник – Интернет-ресурс </w:t>
+      </w:r>
+      <w:r>
+        <w:t>[3]</w:t>
+      </w:r>
+      <w:r>
+        <w:t>. Балка предложенная Кириллом Разгуляевым и Сергеем Воронковым.</w:t>
+      </w:r>
+    </w:p>
+    <w:p>
+      <w:r>
+        <w:t>Балка прямоугольного сечения</w:t>
+      </w:r>
+    </w:p>
+    <w:p>
+      <w:r>
+        <w:t>Ширина 600мм, Высота 1500мм.</w:t>
+      </w:r>
+    </w:p>
+    <w:p>
+      <w:r>
+        <w:t xml:space="preserve">Бетон класса </w:t>
+      </w:r>
+      <w:r>
+        <w:rPr>
+          <w:lang w:val="en-US"/>
+        </w:rPr>
+        <w:t>B</w:t>
+      </w:r>
+      <w:r>
+        <w:t>40</w:t>
+      </w:r>
+      <w:r>
+        <w:t>.</w:t>
+      </w:r>
+    </w:p>
+    <w:p>
+      <w:r>
+        <w:t xml:space="preserve">Арматура растянутой (нижней) зоны 6 диаметром 32мм класса </w:t>
+      </w:r>
+      <w:r>
+        <w:rPr>
+          <w:lang w:val="en-US"/>
+        </w:rPr>
+        <w:t>A</w:t>
+      </w:r>
+      <w:r>
+        <w:t>500</w:t>
+      </w:r>
+      <w:r>
+        <w:t>. Арматура верхней зоны отсутствует.</w:t>
+      </w:r>
+    </w:p>
+    <w:p>
+      <w:r>
+        <w:t>Расстояние от грани сечения до оси арматуры 50мм.</w:t>
+      </w:r>
+    </w:p>
+    <w:p>
+      <w:pPr>
+        <w:pStyle w:val="af0"/>
+      </w:pPr>
+      <w:r>
+        <w:rPr>
+          <w:noProof/>
+        </w:rPr>
+        <w:lastRenderedPageBreak/>
+        <w:drawing>
+          <wp:inline distT="0" distB="0" distL="0" distR="0" wp14:anchorId="27019C82" wp14:editId="1A4D964F">
+            <wp:extent cx="4445147" cy="3812110"/>
+            <wp:effectExtent l="0" t="0" r="0" b="0"/>
+            <wp:docPr id="14" name="Рисунок 14"/>
+            <wp:cNvGraphicFramePr>
+              <a:graphicFrameLocks xmlns:a="http://schemas.openxmlformats.org/drawingml/2006/main" noChangeAspect="1"/>
+            </wp:cNvGraphicFramePr>
+            <a:graphic xmlns:a="http://schemas.openxmlformats.org/drawingml/2006/main">
+              <a:graphicData uri="http://schemas.openxmlformats.org/drawingml/2006/picture">
+                <pic:pic xmlns:pic="http://schemas.openxmlformats.org/drawingml/2006/picture">
+                  <pic:nvPicPr>
+                    <pic:cNvPr id="1" name=""/>
+                    <pic:cNvPicPr/>
+                  </pic:nvPicPr>
+                  <pic:blipFill>
+                    <a:blip r:embed="rId57"/>
+                    <a:stretch>
+                      <a:fillRect/>
+                    </a:stretch>
+                  </pic:blipFill>
+                  <pic:spPr>
+                    <a:xfrm>
+                      <a:off x="0" y="0"/>
+                      <a:ext cx="4449041" cy="3815449"/>
+                    </a:xfrm>
+                    <a:prstGeom prst="rect">
+                      <a:avLst/>
+                    </a:prstGeom>
+                  </pic:spPr>
+                </pic:pic>
+              </a:graphicData>
+            </a:graphic>
+          </wp:inline>
+        </w:drawing>
+      </w:r>
+    </w:p>
+    <w:p>
+      <w:pPr>
+        <w:pStyle w:val="ae"/>
+      </w:pPr>
+      <w:bookmarkStart w:id="66" w:name="_Toc187407887"/>
+      <w:r>
+        <w:t xml:space="preserve">Рисунок </w:t>
+      </w:r>
+      <w:fldSimple w:instr=" STYLEREF  \s &quot;Заголовок 1&quot; ">
+        <w:r>
+          <w:rPr>
+            <w:noProof/>
+          </w:rPr>
+          <w:t>4</w:t>
+        </w:r>
+      </w:fldSimple>
+      <w:r>
+        <w:noBreakHyphen/>
+      </w:r>
+      <w:fldSimple w:instr=" SEQ Рисунок \* ARABIC \s 1 ">
+        <w:r>
+          <w:rPr>
+            <w:noProof/>
+          </w:rPr>
+          <w:t>21</w:t>
+        </w:r>
+      </w:fldSimple>
+      <w:r>
+        <w:t xml:space="preserve">. </w:t>
+      </w:r>
+      <w:r>
+        <w:t>Поперечное сечение балки</w:t>
+      </w:r>
+      <w:bookmarkEnd w:id="66"/>
+    </w:p>
+    <w:p>
+      <w:pPr>
+        <w:pStyle w:val="ae"/>
+      </w:pPr>
+    </w:p>
+    <w:tbl>
+      <w:tblPr>
+        <w:tblStyle w:val="ad"/>
+        <w:tblW w:w="10039" w:type="dxa"/>
+        <w:tblInd w:w="108" w:type="dxa"/>
+        <w:tblLook w:val="04A0" w:firstRow="1" w:lastRow="0" w:firstColumn="1" w:lastColumn="0" w:noHBand="0" w:noVBand="1"/>
+      </w:tblPr>
+      <w:tblGrid>
+        <w:gridCol w:w="4438"/>
+        <w:gridCol w:w="1524"/>
+        <w:gridCol w:w="1987"/>
+        <w:gridCol w:w="2090"/>
+      </w:tblGrid>
+      <w:tr>
+        <w:trPr>
+          <w:trHeight w:val="538"/>
+        </w:trPr>
+        <w:tc>
+          <w:tcPr>
+            <w:tcW w:w="4438" w:type="dxa"/>
+            <w:vAlign w:val="center"/>
+          </w:tcPr>
+          <w:p>
+            <w:pPr>
+              <w:ind w:firstLine="0"/>
+              <w:jc w:val="center"/>
+            </w:pPr>
+            <w:r>
+              <w:t>Параметр</w:t>
+            </w:r>
+          </w:p>
+        </w:tc>
+        <w:tc>
+          <w:tcPr>
+            <w:tcW w:w="1524" w:type="dxa"/>
+            <w:vAlign w:val="center"/>
+          </w:tcPr>
+          <w:p>
+            <w:pPr>
+              <w:ind w:firstLine="0"/>
+              <w:jc w:val="center"/>
+            </w:pPr>
+            <w:r>
+              <w:t>Ед. изм</w:t>
+            </w:r>
+          </w:p>
+        </w:tc>
+        <w:tc>
+          <w:tcPr>
+            <w:tcW w:w="1987" w:type="dxa"/>
+            <w:vAlign w:val="center"/>
+          </w:tcPr>
+          <w:p>
+            <w:pPr>
+              <w:ind w:firstLine="0"/>
+              <w:jc w:val="center"/>
+            </w:pPr>
+            <w:r>
+              <w:t>Источник</w:t>
+            </w:r>
+          </w:p>
+        </w:tc>
+        <w:tc>
+          <w:tcPr>
+            <w:tcW w:w="2090" w:type="dxa"/>
+            <w:vAlign w:val="center"/>
+          </w:tcPr>
+          <w:p>
+            <w:pPr>
+              <w:ind w:firstLine="0"/>
+              <w:jc w:val="center"/>
+            </w:pPr>
+            <w:r>
+              <w:rPr>
+                <w:lang w:val="en-US"/>
+              </w:rPr>
+              <w:t>StructureHelper</w:t>
+            </w:r>
+          </w:p>
+        </w:tc>
+      </w:tr>
+      <w:tr>
+        <w:trPr>
+          <w:trHeight w:val="261"/>
+        </w:trPr>
+        <w:tc>
+          <w:tcPr>
+            <w:tcW w:w="4438" w:type="dxa"/>
+            <w:vAlign w:val="center"/>
+          </w:tcPr>
+          <w:p>
+            <w:pPr>
+              <w:ind w:firstLine="0"/>
+            </w:pPr>
+            <w:r>
+              <w:t>Расстояние между трещинами</w:t>
+            </w:r>
+          </w:p>
+        </w:tc>
+        <w:tc>
+          <w:tcPr>
+            <w:tcW w:w="1524" w:type="dxa"/>
+            <w:vAlign w:val="center"/>
+          </w:tcPr>
+          <w:p>
+            <w:pPr>
+              <w:ind w:firstLine="0"/>
+              <w:jc w:val="center"/>
+            </w:pPr>
+            <w:r>
+              <w:t>мм</w:t>
+            </w:r>
+          </w:p>
+        </w:tc>
+        <w:tc>
+          <w:tcPr>
+            <w:tcW w:w="1987" w:type="dxa"/>
+            <w:vAlign w:val="center"/>
+          </w:tcPr>
+          <w:p>
+            <w:pPr>
+              <w:ind w:firstLine="0"/>
+              <w:jc w:val="center"/>
+            </w:pPr>
+            <w:r>
+              <w:t>400</w:t>
+            </w:r>
+          </w:p>
+        </w:tc>
+        <w:tc>
+          <w:tcPr>
+            <w:tcW w:w="2090" w:type="dxa"/>
+            <w:vAlign w:val="center"/>
+          </w:tcPr>
+          <w:p>
+            <w:pPr>
+              <w:ind w:firstLine="0"/>
+              <w:jc w:val="center"/>
+            </w:pPr>
+            <w:r>
+              <w:t>400</w:t>
+            </w:r>
+          </w:p>
+        </w:tc>
+      </w:tr>
+      <w:tr>
+        <w:trPr>
+          <w:trHeight w:val="261"/>
+        </w:trPr>
+        <w:tc>
+          <w:tcPr>
+            <w:tcW w:w="4438" w:type="dxa"/>
+            <w:vAlign w:val="center"/>
+          </w:tcPr>
+          <w:p>
+            <w:pPr>
+              <w:ind w:firstLine="0"/>
+            </w:pPr>
+            <w:r>
+              <w:t>Ширина раскрытия трещин при нагрузки</w:t>
+            </w:r>
+            <w:r>
+              <w:t xml:space="preserve"> </w:t>
+            </w:r>
+            <w:r>
+              <w:rPr>
+                <w:lang w:val="en-US"/>
+              </w:rPr>
+              <w:t>M</w:t>
+            </w:r>
+            <w:r>
+              <w:t>=1380</w:t>
+            </w:r>
+            <w:r>
+              <w:t xml:space="preserve">кН*м, </w:t>
+            </w:r>
+            <w:r>
+              <w:rPr>
+                <w:lang w:val="en-US"/>
+              </w:rPr>
+              <w:t>N</w:t>
+            </w:r>
+            <w:r>
+              <w:t>=0</w:t>
+            </w:r>
+          </w:p>
+        </w:tc>
+        <w:tc>
+          <w:tcPr>
+            <w:tcW w:w="1524" w:type="dxa"/>
+            <w:vAlign w:val="center"/>
+          </w:tcPr>
+          <w:p>
+            <w:pPr>
+              <w:ind w:firstLine="0"/>
+              <w:jc w:val="center"/>
+            </w:pPr>
+            <w:r>
+              <w:t>мм</w:t>
+            </w:r>
+          </w:p>
+        </w:tc>
+        <w:tc>
+          <w:tcPr>
+            <w:tcW w:w="1987" w:type="dxa"/>
+            <w:vAlign w:val="center"/>
+          </w:tcPr>
+          <w:p>
+            <w:pPr>
+              <w:ind w:firstLine="0"/>
+              <w:jc w:val="center"/>
+              <w:rPr>
+                <w:lang w:val="en-US"/>
+              </w:rPr>
+            </w:pPr>
+            <w:r>
+              <w:t>0,</w:t>
+            </w:r>
+            <w:r>
+              <w:rPr>
+                <w:lang w:val="en-US"/>
+              </w:rPr>
+              <w:t>148</w:t>
+            </w:r>
+          </w:p>
+        </w:tc>
+        <w:tc>
+          <w:tcPr>
+            <w:tcW w:w="2090" w:type="dxa"/>
+            <w:vAlign w:val="center"/>
+          </w:tcPr>
+          <w:p>
+            <w:pPr>
+              <w:ind w:firstLine="0"/>
+              <w:jc w:val="center"/>
+            </w:pPr>
+            <w:r>
+              <w:t>0.</w:t>
+            </w:r>
+            <w:r>
+              <w:rPr>
+                <w:lang w:val="en-US"/>
+              </w:rPr>
+              <w:t>145</w:t>
+            </w:r>
+            <w:r>
+              <w:t xml:space="preserve"> / -</w:t>
+            </w:r>
+            <w:r>
+              <w:rPr>
+                <w:lang w:val="en-US"/>
+              </w:rPr>
+              <w:t>2</w:t>
+            </w:r>
+            <w:r>
+              <w:t>%</w:t>
+            </w:r>
+          </w:p>
+        </w:tc>
+      </w:tr>
+      <w:tr>
+        <w:trPr>
+          <w:trHeight w:val="261"/>
+        </w:trPr>
+        <w:tc>
+          <w:tcPr>
+            <w:tcW w:w="4438" w:type="dxa"/>
+            <w:vAlign w:val="center"/>
+          </w:tcPr>
+          <w:p>
+            <w:pPr>
+              <w:ind w:firstLine="0"/>
+            </w:pPr>
+            <w:r>
+              <w:t>Ширина раскрытия трещин при нагрузки</w:t>
+            </w:r>
+            <w:r>
+              <w:t xml:space="preserve"> </w:t>
+            </w:r>
+            <w:r>
+              <w:rPr>
+                <w:lang w:val="en-US"/>
+              </w:rPr>
+              <w:t>M</w:t>
+            </w:r>
+            <w:r>
+              <w:t>=1380</w:t>
+            </w:r>
+            <w:r>
+              <w:t xml:space="preserve">кН*м, </w:t>
+            </w:r>
+            <w:r>
+              <w:rPr>
+                <w:lang w:val="en-US"/>
+              </w:rPr>
+              <w:t>N</w:t>
+            </w:r>
+            <w:r>
+              <w:t>=490</w:t>
+            </w:r>
+            <w:r>
+              <w:t>,</w:t>
+            </w:r>
+            <w:r>
+              <w:t>5</w:t>
+            </w:r>
+            <w:r>
+              <w:t>кН</w:t>
+            </w:r>
+          </w:p>
+        </w:tc>
+        <w:tc>
+          <w:tcPr>
+            <w:tcW w:w="1524" w:type="dxa"/>
+            <w:vAlign w:val="center"/>
+          </w:tcPr>
+          <w:p>
+            <w:pPr>
+              <w:ind w:firstLine="0"/>
+              <w:jc w:val="center"/>
+            </w:pPr>
+            <w:r>
+              <w:t>мм</w:t>
+            </w:r>
+          </w:p>
+        </w:tc>
+        <w:tc>
+          <w:tcPr>
+            <w:tcW w:w="1987" w:type="dxa"/>
+            <w:vAlign w:val="center"/>
+          </w:tcPr>
+          <w:p>
+            <w:pPr>
+              <w:ind w:firstLine="0"/>
+              <w:jc w:val="center"/>
+            </w:pPr>
+            <w:r>
+              <w:t>0,</w:t>
+            </w:r>
+            <w:r>
+              <w:rPr>
+                <w:lang w:val="en-US"/>
+              </w:rPr>
+              <w:t>228</w:t>
+            </w:r>
+          </w:p>
+        </w:tc>
+        <w:tc>
+          <w:tcPr>
+            <w:tcW w:w="2090" w:type="dxa"/>
+            <w:vAlign w:val="center"/>
+          </w:tcPr>
+          <w:p>
+            <w:pPr>
+              <w:ind w:firstLine="0"/>
+              <w:jc w:val="center"/>
+            </w:pPr>
+            <w:r>
+              <w:t>0.</w:t>
+            </w:r>
+            <w:r>
+              <w:t>234 / +</w:t>
+            </w:r>
+            <w:r>
+              <w:rPr>
+                <w:lang w:val="en-US"/>
+              </w:rPr>
+              <w:t>2</w:t>
+            </w:r>
+            <w:r>
+              <w:t>,6%</w:t>
+            </w:r>
+          </w:p>
+        </w:tc>
+      </w:tr>
+      <w:tr>
+        <w:trPr>
+          <w:trHeight w:val="261"/>
+        </w:trPr>
+        <w:tc>
+          <w:tcPr>
+            <w:tcW w:w="4438" w:type="dxa"/>
+            <w:vAlign w:val="center"/>
+          </w:tcPr>
+          <w:p>
+            <w:pPr>
+              <w:ind w:firstLine="0"/>
+            </w:pPr>
+            <w:r>
+              <w:t>Ширина раскрытия трещин при нагрузки</w:t>
+            </w:r>
+            <w:r>
+              <w:t xml:space="preserve"> </w:t>
+            </w:r>
+            <w:r>
+              <w:rPr>
+                <w:lang w:val="en-US"/>
+              </w:rPr>
+              <w:t>M</w:t>
+            </w:r>
+            <w:r>
+              <w:t>=1380</w:t>
+            </w:r>
+            <w:r>
+              <w:t xml:space="preserve">кН*м, </w:t>
+            </w:r>
+            <w:r>
+              <w:rPr>
+                <w:lang w:val="en-US"/>
+              </w:rPr>
+              <w:t>N</w:t>
+            </w:r>
+            <w:r>
+              <w:t>=-490,5</w:t>
+            </w:r>
+          </w:p>
+        </w:tc>
+        <w:tc>
+          <w:tcPr>
+            <w:tcW w:w="1524" w:type="dxa"/>
+            <w:vAlign w:val="center"/>
+          </w:tcPr>
+          <w:p>
+            <w:pPr>
+              <w:ind w:firstLine="0"/>
+              <w:jc w:val="center"/>
+            </w:pPr>
+            <w:r>
+              <w:t>мм</w:t>
+            </w:r>
+          </w:p>
+        </w:tc>
+        <w:tc>
+          <w:tcPr>
+            <w:tcW w:w="1987" w:type="dxa"/>
+            <w:vAlign w:val="center"/>
+          </w:tcPr>
+          <w:p>
+            <w:pPr>
+              <w:ind w:firstLine="0"/>
+              <w:jc w:val="center"/>
+            </w:pPr>
+            <w:r>
+              <w:t>0,</w:t>
+            </w:r>
+            <w:r>
+              <w:rPr>
+                <w:lang w:val="en-US"/>
+              </w:rPr>
+              <w:t>107</w:t>
+            </w:r>
+          </w:p>
+        </w:tc>
+        <w:tc>
+          <w:tcPr>
+            <w:tcW w:w="2090" w:type="dxa"/>
+            <w:vAlign w:val="center"/>
+          </w:tcPr>
+          <w:p>
+            <w:pPr>
+              <w:ind w:firstLine="0"/>
+              <w:jc w:val="center"/>
+            </w:pPr>
+            <w:r>
+              <w:t>0.</w:t>
+            </w:r>
+            <w:r>
+              <w:t>100 / -7%</w:t>
+            </w:r>
+          </w:p>
+        </w:tc>
+      </w:tr>
+      <w:tr>
+        <w:trPr>
+          <w:trHeight w:val="268"/>
+        </w:trPr>
+        <w:tc>
+          <w:tcPr>
+            <w:tcW w:w="4438" w:type="dxa"/>
+            <w:vAlign w:val="center"/>
+          </w:tcPr>
+          <w:p>
+            <w:pPr>
+              <w:ind w:firstLine="0"/>
+            </w:pPr>
+            <w:r>
+              <w:t>Трещиностойкость</w:t>
+            </w:r>
+          </w:p>
+        </w:tc>
+        <w:tc>
+          <w:tcPr>
+            <w:tcW w:w="1524" w:type="dxa"/>
+            <w:vAlign w:val="center"/>
+          </w:tcPr>
+          <w:p>
+            <w:pPr>
+              <w:ind w:firstLine="0"/>
+              <w:jc w:val="center"/>
+            </w:pPr>
+            <w:r>
+              <w:t>-</w:t>
+            </w:r>
+          </w:p>
+        </w:tc>
+        <w:tc>
+          <w:tcPr>
+            <w:tcW w:w="1987" w:type="dxa"/>
+            <w:vAlign w:val="center"/>
+          </w:tcPr>
+          <w:p>
+            <w:pPr>
+              <w:ind w:firstLine="0"/>
+              <w:jc w:val="center"/>
+            </w:pPr>
+            <w:r>
+              <w:t>обеспечена</w:t>
+            </w:r>
+          </w:p>
+        </w:tc>
+        <w:tc>
+          <w:tcPr>
+            <w:tcW w:w="2090" w:type="dxa"/>
+            <w:vAlign w:val="center"/>
+          </w:tcPr>
+          <w:p>
+            <w:pPr>
+              <w:ind w:firstLine="0"/>
+              <w:jc w:val="center"/>
+            </w:pPr>
+            <w:r>
+              <w:t>обеспечена</w:t>
+            </w:r>
+          </w:p>
+        </w:tc>
+      </w:tr>
+    </w:tbl>
     <w:p>
       <w:r>
         <w:t xml:space="preserve">С учетом наличия в источнике решения в множестве различных программных комплексов в качестве эталонного решения принято решение в модуле Статика программного комплекса </w:t>
@@ -11461,7 +12886,7 @@
       <w:pPr>
         <w:pStyle w:val="2"/>
       </w:pPr>
-      <w:bookmarkStart w:id="53" w:name="_Toc186029075"/>
+      <w:bookmarkStart w:id="67" w:name="_Toc187407834"/>
       <w:r>
         <w:t>Предварительно</w:t>
       </w:r>
@@ -11471,33 +12896,33 @@
       <w:r>
         <w:t>напряженные элементы</w:t>
       </w:r>
-      <w:bookmarkEnd w:id="53"/>
+      <w:bookmarkEnd w:id="67"/>
     </w:p>
     <w:p>
       <w:pPr>
         <w:pStyle w:val="3"/>
       </w:pPr>
-      <w:bookmarkStart w:id="54" w:name="_Toc186029076"/>
+      <w:bookmarkStart w:id="68" w:name="_Toc187407835"/>
       <w:r>
         <w:t>Трещиностойкость</w:t>
       </w:r>
-      <w:bookmarkEnd w:id="54"/>
+      <w:bookmarkEnd w:id="68"/>
     </w:p>
     <w:p>
       <w:pPr>
         <w:pStyle w:val="4"/>
       </w:pPr>
-      <w:bookmarkStart w:id="55" w:name="_Toc68777381"/>
-      <w:bookmarkStart w:id="56" w:name="_Toc68778438"/>
-      <w:bookmarkStart w:id="57" w:name="_Toc71574600"/>
-      <w:bookmarkStart w:id="58" w:name="_Toc72398384"/>
-      <w:bookmarkStart w:id="59" w:name="_Toc72398471"/>
-      <w:bookmarkStart w:id="60" w:name="_Toc72398535"/>
-      <w:bookmarkStart w:id="61" w:name="_Toc72398599"/>
-      <w:bookmarkStart w:id="62" w:name="_Toc180931835"/>
-      <w:bookmarkStart w:id="63" w:name="_Toc181101033"/>
-      <w:bookmarkStart w:id="64" w:name="_Toc393895687"/>
-      <w:bookmarkStart w:id="65" w:name="_Toc186029077"/>
+      <w:bookmarkStart w:id="69" w:name="_Toc68777381"/>
+      <w:bookmarkStart w:id="70" w:name="_Toc68778438"/>
+      <w:bookmarkStart w:id="71" w:name="_Toc71574600"/>
+      <w:bookmarkStart w:id="72" w:name="_Toc72398384"/>
+      <w:bookmarkStart w:id="73" w:name="_Toc72398471"/>
+      <w:bookmarkStart w:id="74" w:name="_Toc72398535"/>
+      <w:bookmarkStart w:id="75" w:name="_Toc72398599"/>
+      <w:bookmarkStart w:id="76" w:name="_Toc180931835"/>
+      <w:bookmarkStart w:id="77" w:name="_Toc181101033"/>
+      <w:bookmarkStart w:id="78" w:name="_Toc393895687"/>
+      <w:bookmarkStart w:id="79" w:name="_Toc187407836"/>
       <w:r>
         <w:rPr>
           <w:rFonts w:ascii="Times New Roman" w:hAnsi="Times New Roman"/>
@@ -11509,7 +12934,7 @@
         <mc:AlternateContent>
           <mc:Choice Requires="wps">
             <w:drawing>
-              <wp:anchor distT="0" distB="0" distL="114300" distR="114300" simplePos="0" relativeHeight="251653632" behindDoc="0" locked="0" layoutInCell="1" allowOverlap="1" wp14:anchorId="2CB794BC" wp14:editId="2D8C2147">
+              <wp:anchor distT="0" distB="0" distL="114300" distR="114300" simplePos="0" relativeHeight="251655168" behindDoc="0" locked="0" layoutInCell="1" allowOverlap="1" wp14:anchorId="2CB794BC" wp14:editId="2D8C2147">
                 <wp:simplePos x="0" y="0"/>
                 <wp:positionH relativeFrom="column">
                   <wp:posOffset>4813935</wp:posOffset>
@@ -11585,7 +13010,7 @@
           </mc:Choice>
           <mc:Fallback>
             <w:pict>
-              <v:shape w14:anchorId="2CB794BC" id="_x0000_s1028" type="#_x0000_t202" style="position:absolute;left:0;text-align:left;margin-left:379.05pt;margin-top:725.9pt;width:88.55pt;height:30.3pt;z-index:251653632;visibility:visible;mso-wrap-style:square;mso-width-percent:0;mso-height-percent:0;mso-wrap-distance-left:9pt;mso-wrap-distance-top:0;mso-wrap-distance-right:9pt;mso-wrap-distance-bottom:0;mso-position-horizontal:absolute;mso-position-horizontal-relative:text;mso-position-vertical:absolute;mso-position-vertical-relative:text;mso-width-percent:0;mso-height-percent:0;mso-width-relative:margin;mso-height-relative:margin;v-text-anchor:top" o:gfxdata="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" strokecolor="white">
+              <v:shape w14:anchorId="2CB794BC" id="_x0000_s1028" type="#_x0000_t202" style="position:absolute;left:0;text-align:left;margin-left:379.05pt;margin-top:725.9pt;width:88.55pt;height:30.3pt;z-index:251655168;visibility:visible;mso-wrap-style:square;mso-width-percent:0;mso-height-percent:0;mso-wrap-distance-left:9pt;mso-wrap-distance-top:0;mso-wrap-distance-right:9pt;mso-wrap-distance-bottom:0;mso-position-horizontal:absolute;mso-position-horizontal-relative:text;mso-position-vertical:absolute;mso-position-vertical-relative:text;mso-width-percent:0;mso-height-percent:0;mso-width-relative:margin;mso-height-relative:margin;v-text-anchor:top" o:gfxdata="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" strokecolor="white">
                 <v:textbox>
                   <w:txbxContent>
                     <w:p>
@@ -11609,24 +13034,24 @@
           </mc:Fallback>
         </mc:AlternateContent>
       </w:r>
-      <w:bookmarkStart w:id="66" w:name="_Toc183882616"/>
-      <w:bookmarkEnd w:id="55"/>
-      <w:bookmarkEnd w:id="56"/>
-      <w:bookmarkEnd w:id="57"/>
-      <w:bookmarkEnd w:id="58"/>
-      <w:bookmarkEnd w:id="59"/>
-      <w:bookmarkEnd w:id="60"/>
-      <w:bookmarkEnd w:id="61"/>
-      <w:bookmarkEnd w:id="62"/>
-      <w:bookmarkEnd w:id="63"/>
-      <w:bookmarkEnd w:id="64"/>
+      <w:bookmarkStart w:id="80" w:name="_Toc183882616"/>
+      <w:bookmarkEnd w:id="69"/>
+      <w:bookmarkEnd w:id="70"/>
+      <w:bookmarkEnd w:id="71"/>
+      <w:bookmarkEnd w:id="72"/>
+      <w:bookmarkEnd w:id="73"/>
+      <w:bookmarkEnd w:id="74"/>
+      <w:bookmarkEnd w:id="75"/>
+      <w:bookmarkEnd w:id="76"/>
+      <w:bookmarkEnd w:id="77"/>
+      <w:bookmarkEnd w:id="78"/>
       <w:r>
         <w:t>Расчет ребристой плиты</w:t>
       </w:r>
       <w:r>
         <w:t xml:space="preserve"> перекрытия</w:t>
       </w:r>
-      <w:bookmarkEnd w:id="65"/>
+      <w:bookmarkEnd w:id="79"/>
     </w:p>
     <w:p>
       <w:r>
@@ -11648,7 +13073,7 @@
       <w:r>
         <w:t>сходные данные</w:t>
       </w:r>
-      <w:bookmarkEnd w:id="66"/>
+      <w:bookmarkEnd w:id="80"/>
     </w:p>
     <w:p>
       <w:r>
@@ -11662,6 +13087,7 @@
     </w:p>
     <w:p>
       <w:r>
+        <w:lastRenderedPageBreak/>
         <w:t>Задача – 2.4 из Руководства пользователя NDM R1, 2024 г.</w:t>
       </w:r>
     </w:p>
@@ -11718,7 +13144,6 @@
         <w:rPr>
           <w:noProof/>
         </w:rPr>
-        <w:lastRenderedPageBreak/>
         <w:drawing>
           <wp:inline distT="0" distB="0" distL="0" distR="0" wp14:anchorId="5CA16AA1" wp14:editId="3287FC4E">
             <wp:extent cx="2956560" cy="2615565"/>
@@ -11737,7 +13162,7 @@
                     </pic:cNvPicPr>
                   </pic:nvPicPr>
                   <pic:blipFill>
-                    <a:blip r:embed="rId49">
+                    <a:blip r:embed="rId58">
                       <a:extLst>
                         <a:ext uri="{28A0092B-C50C-407E-A947-70E740481C1C}">
                           <a14:useLocalDpi xmlns:a14="http://schemas.microsoft.com/office/drawing/2010/main" val="0"/>
@@ -11770,87 +13195,62 @@
       <w:pPr>
         <w:pStyle w:val="ae"/>
       </w:pPr>
-      <w:bookmarkStart w:id="67" w:name="_Toc186029116"/>
-      <w:bookmarkStart w:id="68" w:name="_Toc183882617"/>
+      <w:bookmarkStart w:id="81" w:name="_Toc183882617"/>
+      <w:bookmarkStart w:id="82" w:name="_Toc187407888"/>
       <w:r>
         <w:t xml:space="preserve">Рисунок </w:t>
       </w:r>
-      <w:r>
-        <w:fldChar w:fldCharType="begin"/>
-      </w:r>
-      <w:r>
-        <w:instrText xml:space="preserve"> STYLEREF  \s "Заголовок 1" </w:instrText>
-      </w:r>
-      <w:r>
-        <w:fldChar w:fldCharType="separate"/>
-      </w:r>
+      <w:fldSimple w:instr=" STYLEREF  \s &quot;Заголовок 1&quot; ">
+        <w:r>
+          <w:rPr>
+            <w:noProof/>
+          </w:rPr>
+          <w:t>4</w:t>
+        </w:r>
+      </w:fldSimple>
+      <w:r>
+        <w:noBreakHyphen/>
+      </w:r>
+      <w:fldSimple w:instr=" SEQ Рисунок \* ARABIC \s 1 ">
+        <w:r>
+          <w:rPr>
+            <w:noProof/>
+          </w:rPr>
+          <w:t>22</w:t>
+        </w:r>
+      </w:fldSimple>
+      <w:r>
+        <w:t xml:space="preserve">. </w:t>
+      </w:r>
+      <w:r>
+        <w:t>Поперечное сечение ребристой плиты</w:t>
+      </w:r>
+      <w:r>
+        <w:t xml:space="preserve"> по данным источника</w:t>
+      </w:r>
+      <w:bookmarkEnd w:id="82"/>
+    </w:p>
+    <w:bookmarkEnd w:id="81"/>
+    <w:p>
+      <w:r>
+        <w:t xml:space="preserve">Ввод исходных данных в </w:t>
+      </w:r>
+      <w:r>
+        <w:rPr>
+          <w:lang w:val="en-US"/>
+        </w:rPr>
+        <w:t>StructureHelper</w:t>
+      </w:r>
+    </w:p>
+    <w:p>
+      <w:pPr>
+        <w:pStyle w:val="af0"/>
+      </w:pPr>
       <w:r>
         <w:rPr>
           <w:noProof/>
         </w:rPr>
-        <w:t>4</w:t>
-      </w:r>
-      <w:r>
-        <w:rPr>
-          <w:noProof/>
-        </w:rPr>
-        <w:fldChar w:fldCharType="end"/>
-      </w:r>
-      <w:r>
-        <w:noBreakHyphen/>
-      </w:r>
-      <w:r>
-        <w:fldChar w:fldCharType="begin"/>
-      </w:r>
-      <w:r>
-        <w:instrText xml:space="preserve"> SEQ Рисунок \* ARABIC \s 1 </w:instrText>
-      </w:r>
-      <w:r>
-        <w:fldChar w:fldCharType="separate"/>
-      </w:r>
-      <w:r>
-        <w:rPr>
-          <w:noProof/>
-        </w:rPr>
-        <w:t>9</w:t>
-      </w:r>
-      <w:r>
-        <w:rPr>
-          <w:noProof/>
-        </w:rPr>
-        <w:fldChar w:fldCharType="end"/>
-      </w:r>
-      <w:r>
-        <w:t xml:space="preserve">. </w:t>
-      </w:r>
-      <w:r>
-        <w:t>Поперечное сечение ребристой плиты</w:t>
-      </w:r>
-      <w:r>
-        <w:t xml:space="preserve"> по данным источника</w:t>
-      </w:r>
-      <w:bookmarkEnd w:id="67"/>
-    </w:p>
-    <w:bookmarkEnd w:id="68"/>
-    <w:p>
-      <w:r>
-        <w:t xml:space="preserve">Ввод исходных данных в </w:t>
-      </w:r>
-      <w:r>
-        <w:rPr>
-          <w:lang w:val="en-US"/>
-        </w:rPr>
-        <w:t>StructureHelper</w:t>
-      </w:r>
-    </w:p>
-    <w:p>
-      <w:pPr>
-        <w:pStyle w:val="af0"/>
-      </w:pPr>
-      <w:r>
-        <w:rPr>
-          <w:noProof/>
-        </w:rPr>
+        <w:lastRenderedPageBreak/>
         <w:drawing>
           <wp:inline distT="0" distB="0" distL="0" distR="0" wp14:anchorId="72F1063E" wp14:editId="23897E1F">
             <wp:extent cx="5400431" cy="3336029"/>
@@ -11867,7 +13267,7 @@
                     <pic:cNvPicPr/>
                   </pic:nvPicPr>
                   <pic:blipFill>
-                    <a:blip r:embed="rId50"/>
+                    <a:blip r:embed="rId59"/>
                     <a:stretch>
                       <a:fillRect/>
                     </a:stretch>
@@ -11892,95 +13292,68 @@
       <w:pPr>
         <w:pStyle w:val="ae"/>
       </w:pPr>
-      <w:bookmarkStart w:id="69" w:name="_Toc186029117"/>
+      <w:bookmarkStart w:id="83" w:name="_Toc187407889"/>
       <w:r>
         <w:t xml:space="preserve">Рисунок </w:t>
       </w:r>
-      <w:r>
-        <w:fldChar w:fldCharType="begin"/>
-      </w:r>
-      <w:r>
-        <w:instrText xml:space="preserve"> STYLEREF  \s "Заголовок 1" </w:instrText>
-      </w:r>
-      <w:r>
-        <w:fldChar w:fldCharType="separate"/>
-      </w:r>
+      <w:fldSimple w:instr=" STYLEREF  \s &quot;Заголовок 1&quot; ">
+        <w:r>
+          <w:rPr>
+            <w:noProof/>
+          </w:rPr>
+          <w:t>4</w:t>
+        </w:r>
+      </w:fldSimple>
+      <w:r>
+        <w:noBreakHyphen/>
+      </w:r>
+      <w:fldSimple w:instr=" SEQ Рисунок \* ARABIC \s 1 ">
+        <w:r>
+          <w:rPr>
+            <w:noProof/>
+          </w:rPr>
+          <w:t>23</w:t>
+        </w:r>
+      </w:fldSimple>
+      <w:r>
+        <w:t xml:space="preserve">. </w:t>
+      </w:r>
+      <w:r>
+        <w:t>Поперечное сечение ребристой плиты</w:t>
+      </w:r>
+      <w:r>
+        <w:t xml:space="preserve"> </w:t>
+      </w:r>
+      <w:r>
+        <w:t xml:space="preserve">в программном комплексе </w:t>
+      </w:r>
+      <w:r>
+        <w:rPr>
+          <w:lang w:val="en-US"/>
+        </w:rPr>
+        <w:t>StructureHelper</w:t>
+      </w:r>
+      <w:bookmarkEnd w:id="83"/>
+    </w:p>
+    <w:p>
+      <w:r>
+        <w:t>Зададим мате</w:t>
+      </w:r>
+      <w:r>
+        <w:t>риал для бетона</w:t>
+      </w:r>
+      <w:r>
+        <w:t>.</w:t>
+      </w:r>
+    </w:p>
+    <w:p>
+      <w:pPr>
+        <w:pStyle w:val="af0"/>
+      </w:pPr>
       <w:r>
         <w:rPr>
           <w:noProof/>
         </w:rPr>
-        <w:t>4</w:t>
-      </w:r>
-      <w:r>
-        <w:rPr>
-          <w:noProof/>
-        </w:rPr>
-        <w:fldChar w:fldCharType="end"/>
-      </w:r>
-      <w:r>
-        <w:noBreakHyphen/>
-      </w:r>
-      <w:r>
-        <w:fldChar w:fldCharType="begin"/>
-      </w:r>
-      <w:r>
-        <w:instrText xml:space="preserve"> SEQ Рисунок \* ARABIC \s 1 </w:instrText>
-      </w:r>
-      <w:r>
-        <w:fldChar w:fldCharType="separate"/>
-      </w:r>
-      <w:r>
-        <w:rPr>
-          <w:noProof/>
-        </w:rPr>
-        <w:t>10</w:t>
-      </w:r>
-      <w:r>
-        <w:rPr>
-          <w:noProof/>
-        </w:rPr>
-        <w:fldChar w:fldCharType="end"/>
-      </w:r>
-      <w:r>
-        <w:t xml:space="preserve">. </w:t>
-      </w:r>
-      <w:r>
-        <w:t>Поперечное сечение ребристой плиты</w:t>
-      </w:r>
-      <w:r>
-        <w:t xml:space="preserve"> </w:t>
-      </w:r>
-      <w:r>
-        <w:t xml:space="preserve">в программном комплексе </w:t>
-      </w:r>
-      <w:r>
-        <w:rPr>
-          <w:lang w:val="en-US"/>
-        </w:rPr>
-        <w:t>StructureHelper</w:t>
-      </w:r>
-      <w:bookmarkEnd w:id="69"/>
-    </w:p>
-    <w:p>
-      <w:r>
-        <w:t>Зададим мате</w:t>
-      </w:r>
-      <w:r>
-        <w:t>риал для бетона</w:t>
-      </w:r>
-      <w:r>
-        <w:t>.</w:t>
-      </w:r>
-    </w:p>
-    <w:p>
-      <w:pPr>
-        <w:pStyle w:val="af0"/>
-      </w:pPr>
-      <w:r>
-        <w:rPr>
-          <w:noProof/>
-        </w:rPr>
-        <w:lastRenderedPageBreak/>
         <w:drawing>
           <wp:inline distT="0" distB="0" distL="0" distR="0" wp14:anchorId="6CB84001" wp14:editId="737C50E9">
             <wp:extent cx="2846567" cy="3200618"/>
@@ -11997,7 +13370,7 @@
                     <pic:cNvPicPr/>
                   </pic:nvPicPr>
                   <pic:blipFill>
-                    <a:blip r:embed="rId51"/>
+                    <a:blip r:embed="rId60"/>
                     <a:stretch>
                       <a:fillRect/>
                     </a:stretch>
@@ -12022,62 +13395,36 @@
       <w:pPr>
         <w:pStyle w:val="ae"/>
       </w:pPr>
-      <w:bookmarkStart w:id="70" w:name="_Toc186029118"/>
+      <w:bookmarkStart w:id="84" w:name="_Toc187407890"/>
       <w:r>
         <w:t xml:space="preserve">Рисунок </w:t>
       </w:r>
-      <w:r>
-        <w:fldChar w:fldCharType="begin"/>
-      </w:r>
-      <w:r>
-        <w:instrText xml:space="preserve"> STYLEREF  \s "Заголовок 1" </w:instrText>
-      </w:r>
-      <w:r>
-        <w:fldChar w:fldCharType="separate"/>
-      </w:r>
-      <w:r>
-        <w:rPr>
-          <w:noProof/>
-        </w:rPr>
-        <w:t>4</w:t>
-      </w:r>
-      <w:r>
-        <w:rPr>
-          <w:noProof/>
-        </w:rPr>
-        <w:fldChar w:fldCharType="end"/>
-      </w:r>
+      <w:fldSimple w:instr=" STYLEREF  \s &quot;Заголовок 1&quot; ">
+        <w:r>
+          <w:rPr>
+            <w:noProof/>
+          </w:rPr>
+          <w:t>4</w:t>
+        </w:r>
+      </w:fldSimple>
       <w:r>
         <w:noBreakHyphen/>
       </w:r>
-      <w:r>
-        <w:fldChar w:fldCharType="begin"/>
-      </w:r>
-      <w:r>
-        <w:instrText xml:space="preserve"> SEQ Рисунок \* ARABIC \s 1 </w:instrText>
-      </w:r>
-      <w:r>
-        <w:fldChar w:fldCharType="separate"/>
-      </w:r>
-      <w:r>
-        <w:rPr>
-          <w:noProof/>
-        </w:rPr>
-        <w:t>11</w:t>
-      </w:r>
-      <w:r>
-        <w:rPr>
-          <w:noProof/>
-        </w:rPr>
-        <w:fldChar w:fldCharType="end"/>
-      </w:r>
+      <w:fldSimple w:instr=" SEQ Рисунок \* ARABIC \s 1 ">
+        <w:r>
+          <w:rPr>
+            <w:noProof/>
+          </w:rPr>
+          <w:t>24</w:t>
+        </w:r>
+      </w:fldSimple>
       <w:r>
         <w:t xml:space="preserve">. </w:t>
       </w:r>
       <w:r>
         <w:t>Материал бетона</w:t>
       </w:r>
-      <w:bookmarkEnd w:id="70"/>
+      <w:bookmarkEnd w:id="84"/>
     </w:p>
     <w:p>
       <w:r>
@@ -12103,6 +13450,7 @@
           <w:szCs w:val="28"/>
           <w:lang w:eastAsia="ru-RU"/>
         </w:rPr>
+        <w:lastRenderedPageBreak/>
         <w:drawing>
           <wp:inline distT="0" distB="0" distL="0" distR="0" wp14:anchorId="0338DFE0" wp14:editId="37F15723">
             <wp:extent cx="2953162" cy="3467584"/>
@@ -12119,7 +13467,7 @@
                     <pic:cNvPicPr/>
                   </pic:nvPicPr>
                   <pic:blipFill>
-                    <a:blip r:embed="rId52"/>
+                    <a:blip r:embed="rId61"/>
                     <a:stretch>
                       <a:fillRect/>
                     </a:stretch>
@@ -12144,62 +13492,36 @@
       <w:pPr>
         <w:pStyle w:val="ae"/>
       </w:pPr>
-      <w:bookmarkStart w:id="71" w:name="_Toc186029119"/>
+      <w:bookmarkStart w:id="85" w:name="_Toc187407891"/>
       <w:r>
         <w:t xml:space="preserve">Рисунок </w:t>
       </w:r>
-      <w:r>
-        <w:fldChar w:fldCharType="begin"/>
-      </w:r>
-      <w:r>
-        <w:instrText xml:space="preserve"> STYLEREF  \s "Заголовок 1" </w:instrText>
-      </w:r>
-      <w:r>
-        <w:fldChar w:fldCharType="separate"/>
-      </w:r>
-      <w:r>
-        <w:rPr>
-          <w:noProof/>
-        </w:rPr>
-        <w:t>4</w:t>
-      </w:r>
-      <w:r>
-        <w:rPr>
-          <w:noProof/>
-        </w:rPr>
-        <w:fldChar w:fldCharType="end"/>
-      </w:r>
+      <w:fldSimple w:instr=" STYLEREF  \s &quot;Заголовок 1&quot; ">
+        <w:r>
+          <w:rPr>
+            <w:noProof/>
+          </w:rPr>
+          <w:t>4</w:t>
+        </w:r>
+      </w:fldSimple>
       <w:r>
         <w:noBreakHyphen/>
       </w:r>
-      <w:r>
-        <w:fldChar w:fldCharType="begin"/>
-      </w:r>
-      <w:r>
-        <w:instrText xml:space="preserve"> SEQ Рисунок \* ARABIC \s 1 </w:instrText>
-      </w:r>
-      <w:r>
-        <w:fldChar w:fldCharType="separate"/>
-      </w:r>
-      <w:r>
-        <w:rPr>
-          <w:noProof/>
-        </w:rPr>
-        <w:t>12</w:t>
-      </w:r>
-      <w:r>
-        <w:rPr>
-          <w:noProof/>
-        </w:rPr>
-        <w:fldChar w:fldCharType="end"/>
-      </w:r>
+      <w:fldSimple w:instr=" SEQ Рисунок \* ARABIC \s 1 ">
+        <w:r>
+          <w:rPr>
+            <w:noProof/>
+          </w:rPr>
+          <w:t>25</w:t>
+        </w:r>
+      </w:fldSimple>
       <w:r>
         <w:t xml:space="preserve">. </w:t>
       </w:r>
       <w:r>
         <w:t>Материал арматуры</w:t>
       </w:r>
-      <w:bookmarkEnd w:id="71"/>
+      <w:bookmarkEnd w:id="85"/>
     </w:p>
     <w:p>
       <w:r>
@@ -12226,7 +13548,6 @@
           <w:szCs w:val="28"/>
           <w:lang w:eastAsia="ru-RU"/>
         </w:rPr>
-        <w:lastRenderedPageBreak/>
         <w:drawing>
           <wp:inline distT="0" distB="0" distL="0" distR="0" wp14:anchorId="40A8AD7D" wp14:editId="221461BD">
             <wp:extent cx="3439005" cy="2838846"/>
@@ -12243,7 +13564,7 @@
                     <pic:cNvPicPr/>
                   </pic:nvPicPr>
                   <pic:blipFill>
-                    <a:blip r:embed="rId53"/>
+                    <a:blip r:embed="rId62"/>
                     <a:stretch>
                       <a:fillRect/>
                     </a:stretch>
@@ -12268,62 +13589,36 @@
       <w:pPr>
         <w:pStyle w:val="ae"/>
       </w:pPr>
-      <w:bookmarkStart w:id="72" w:name="_Toc186029120"/>
+      <w:bookmarkStart w:id="86" w:name="_Toc187407892"/>
       <w:r>
         <w:t xml:space="preserve">Рисунок </w:t>
       </w:r>
-      <w:r>
-        <w:fldChar w:fldCharType="begin"/>
-      </w:r>
-      <w:r>
-        <w:instrText xml:space="preserve"> STYLEREF  \s "Заголовок 1" </w:instrText>
-      </w:r>
-      <w:r>
-        <w:fldChar w:fldCharType="separate"/>
-      </w:r>
-      <w:r>
-        <w:rPr>
-          <w:noProof/>
-        </w:rPr>
-        <w:t>4</w:t>
-      </w:r>
-      <w:r>
-        <w:rPr>
-          <w:noProof/>
-        </w:rPr>
-        <w:fldChar w:fldCharType="end"/>
-      </w:r>
+      <w:fldSimple w:instr=" STYLEREF  \s &quot;Заголовок 1&quot; ">
+        <w:r>
+          <w:rPr>
+            <w:noProof/>
+          </w:rPr>
+          <w:t>4</w:t>
+        </w:r>
+      </w:fldSimple>
       <w:r>
         <w:noBreakHyphen/>
       </w:r>
-      <w:r>
-        <w:fldChar w:fldCharType="begin"/>
-      </w:r>
-      <w:r>
-        <w:instrText xml:space="preserve"> SEQ Рисунок \* ARABIC \s 1 </w:instrText>
-      </w:r>
-      <w:r>
-        <w:fldChar w:fldCharType="separate"/>
-      </w:r>
-      <w:r>
-        <w:rPr>
-          <w:noProof/>
-        </w:rPr>
-        <w:t>13</w:t>
-      </w:r>
-      <w:r>
-        <w:rPr>
-          <w:noProof/>
-        </w:rPr>
-        <w:fldChar w:fldCharType="end"/>
-      </w:r>
+      <w:fldSimple w:instr=" SEQ Рисунок \* ARABIC \s 1 ">
+        <w:r>
+          <w:rPr>
+            <w:noProof/>
+          </w:rPr>
+          <w:t>26</w:t>
+        </w:r>
+      </w:fldSimple>
       <w:r>
         <w:t xml:space="preserve">. </w:t>
       </w:r>
       <w:r>
         <w:t>Ввод данных по загружению</w:t>
       </w:r>
-      <w:bookmarkEnd w:id="72"/>
+      <w:bookmarkEnd w:id="86"/>
     </w:p>
     <w:p>
       <w:r>
@@ -12374,6 +13669,7 @@
           <w:szCs w:val="28"/>
           <w:lang w:eastAsia="ru-RU"/>
         </w:rPr>
+        <w:lastRenderedPageBreak/>
         <w:drawing>
           <wp:inline distT="0" distB="0" distL="0" distR="0" wp14:anchorId="02F65486" wp14:editId="3F154962">
             <wp:extent cx="2838846" cy="4296375"/>
@@ -12390,7 +13686,7 @@
                     <pic:cNvPicPr/>
                   </pic:nvPicPr>
                   <pic:blipFill>
-                    <a:blip r:embed="rId54"/>
+                    <a:blip r:embed="rId63"/>
                     <a:stretch>
                       <a:fillRect/>
                     </a:stretch>
@@ -12415,70 +13711,43 @@
       <w:pPr>
         <w:pStyle w:val="ae"/>
       </w:pPr>
-      <w:bookmarkStart w:id="73" w:name="_Toc186029121"/>
+      <w:bookmarkStart w:id="87" w:name="_Toc187407893"/>
       <w:r>
         <w:t xml:space="preserve">Рисунок </w:t>
       </w:r>
-      <w:r>
-        <w:fldChar w:fldCharType="begin"/>
-      </w:r>
-      <w:r>
-        <w:instrText xml:space="preserve"> STYLEREF  \s "Заголовок 1" </w:instrText>
-      </w:r>
-      <w:r>
-        <w:fldChar w:fldCharType="separate"/>
-      </w:r>
-      <w:r>
-        <w:rPr>
-          <w:noProof/>
-        </w:rPr>
-        <w:t>4</w:t>
-      </w:r>
-      <w:r>
-        <w:rPr>
-          <w:noProof/>
-        </w:rPr>
-        <w:fldChar w:fldCharType="end"/>
-      </w:r>
+      <w:fldSimple w:instr=" STYLEREF  \s &quot;Заголовок 1&quot; ">
+        <w:r>
+          <w:rPr>
+            <w:noProof/>
+          </w:rPr>
+          <w:t>4</w:t>
+        </w:r>
+      </w:fldSimple>
       <w:r>
         <w:noBreakHyphen/>
       </w:r>
-      <w:r>
-        <w:fldChar w:fldCharType="begin"/>
-      </w:r>
-      <w:r>
-        <w:instrText xml:space="preserve"> SEQ Рисунок \* ARABIC \s 1 </w:instrText>
-      </w:r>
-      <w:r>
-        <w:fldChar w:fldCharType="separate"/>
-      </w:r>
-      <w:r>
-        <w:rPr>
-          <w:noProof/>
-        </w:rPr>
-        <w:t>14</w:t>
-      </w:r>
-      <w:r>
-        <w:rPr>
-          <w:noProof/>
-        </w:rPr>
-        <w:fldChar w:fldCharType="end"/>
-      </w:r>
+      <w:fldSimple w:instr=" SEQ Рисунок \* ARABIC \s 1 ">
+        <w:r>
+          <w:rPr>
+            <w:noProof/>
+          </w:rPr>
+          <w:t>27</w:t>
+        </w:r>
+      </w:fldSimple>
       <w:r>
         <w:t xml:space="preserve">. </w:t>
       </w:r>
       <w:r>
         <w:t>Ввод значения предварительного напряжения в арматуре</w:t>
       </w:r>
-      <w:bookmarkEnd w:id="73"/>
-    </w:p>
-    <w:p>
-      <w:bookmarkStart w:id="74" w:name="_Toc183882618"/>
-      <w:r>
-        <w:lastRenderedPageBreak/>
+      <w:bookmarkEnd w:id="87"/>
+    </w:p>
+    <w:p>
+      <w:bookmarkStart w:id="88" w:name="_Toc183882618"/>
+      <w:r>
         <w:t>Результат расчета</w:t>
       </w:r>
-      <w:bookmarkEnd w:id="74"/>
+      <w:bookmarkEnd w:id="88"/>
       <w:r>
         <w:t xml:space="preserve"> </w:t>
       </w:r>
@@ -12518,7 +13787,7 @@
                     <pic:cNvPicPr/>
                   </pic:nvPicPr>
                   <pic:blipFill>
-                    <a:blip r:embed="rId55"/>
+                    <a:blip r:embed="rId64"/>
                     <a:stretch>
                       <a:fillRect/>
                     </a:stretch>
@@ -12543,62 +13812,36 @@
       <w:pPr>
         <w:pStyle w:val="ae"/>
       </w:pPr>
-      <w:bookmarkStart w:id="75" w:name="_Toc186029122"/>
+      <w:bookmarkStart w:id="89" w:name="_Toc187407894"/>
       <w:r>
         <w:t xml:space="preserve">Рисунок </w:t>
       </w:r>
-      <w:r>
-        <w:fldChar w:fldCharType="begin"/>
-      </w:r>
-      <w:r>
-        <w:instrText xml:space="preserve"> STYLEREF  \s "Заголовок 1" </w:instrText>
-      </w:r>
-      <w:r>
-        <w:fldChar w:fldCharType="separate"/>
-      </w:r>
-      <w:r>
-        <w:rPr>
-          <w:noProof/>
-        </w:rPr>
-        <w:t>4</w:t>
-      </w:r>
-      <w:r>
-        <w:rPr>
-          <w:noProof/>
-        </w:rPr>
-        <w:fldChar w:fldCharType="end"/>
-      </w:r>
+      <w:fldSimple w:instr=" STYLEREF  \s &quot;Заголовок 1&quot; ">
+        <w:r>
+          <w:rPr>
+            <w:noProof/>
+          </w:rPr>
+          <w:t>4</w:t>
+        </w:r>
+      </w:fldSimple>
       <w:r>
         <w:noBreakHyphen/>
       </w:r>
-      <w:r>
-        <w:fldChar w:fldCharType="begin"/>
-      </w:r>
-      <w:r>
-        <w:instrText xml:space="preserve"> SEQ Рисунок \* ARABIC \s 1 </w:instrText>
-      </w:r>
-      <w:r>
-        <w:fldChar w:fldCharType="separate"/>
-      </w:r>
-      <w:r>
-        <w:rPr>
-          <w:noProof/>
-        </w:rPr>
-        <w:t>15</w:t>
-      </w:r>
-      <w:r>
-        <w:rPr>
-          <w:noProof/>
-        </w:rPr>
-        <w:fldChar w:fldCharType="end"/>
-      </w:r>
+      <w:fldSimple w:instr=" SEQ Рисунок \* ARABIC \s 1 ">
+        <w:r>
+          <w:rPr>
+            <w:noProof/>
+          </w:rPr>
+          <w:t>28</w:t>
+        </w:r>
+      </w:fldSimple>
       <w:r>
         <w:t xml:space="preserve">. </w:t>
       </w:r>
       <w:r>
         <w:t>Результат расчета ширины раскрытия трещин</w:t>
       </w:r>
-      <w:bookmarkEnd w:id="75"/>
+      <w:bookmarkEnd w:id="89"/>
     </w:p>
     <w:p>
       <w:r>
@@ -12633,6 +13876,7 @@
               <w:jc w:val="center"/>
             </w:pPr>
             <w:r>
+              <w:lastRenderedPageBreak/>
               <w:t>Параметр</w:t>
             </w:r>
           </w:p>
@@ -13087,8 +14331,8 @@
       </w:tr>
     </w:tbl>
     <w:p>
-      <w:bookmarkStart w:id="76" w:name="_Toc165738898"/>
-      <w:bookmarkStart w:id="77" w:name="_Toc171795689"/>
+      <w:bookmarkStart w:id="90" w:name="_Toc165738898"/>
+      <w:bookmarkStart w:id="91" w:name="_Toc171795689"/>
       <w:r>
         <w:t xml:space="preserve">По результатам выполненного расчета ширина раскрытия трещин в </w:t>
       </w:r>
@@ -13129,12 +14373,12 @@
       <w:pPr>
         <w:pStyle w:val="1"/>
       </w:pPr>
-      <w:bookmarkStart w:id="78" w:name="_Toc186029078"/>
+      <w:bookmarkStart w:id="92" w:name="_Toc187407837"/>
       <w:r>
         <w:lastRenderedPageBreak/>
         <w:t>Список литературы</w:t>
       </w:r>
-      <w:bookmarkEnd w:id="78"/>
+      <w:bookmarkEnd w:id="92"/>
     </w:p>
     <w:p>
       <w:pPr>
@@ -13189,7 +14433,7 @@
         </w:rPr>
         <w:t xml:space="preserve">URL: </w:t>
       </w:r>
-      <w:hyperlink r:id="rId56" w:anchor="gid=531013064" w:history="1">
+      <w:hyperlink r:id="rId65" w:anchor="gid=531013064" w:history="1">
         <w:r>
           <w:rPr>
             <w:rStyle w:val="a5"/>
@@ -13215,14 +14459,14 @@
       <w:pPr>
         <w:pStyle w:val="1"/>
       </w:pPr>
-      <w:bookmarkStart w:id="79" w:name="_Toc186029079"/>
+      <w:bookmarkStart w:id="93" w:name="_Toc187407838"/>
       <w:r>
         <w:lastRenderedPageBreak/>
         <w:t>Список иллюстраций</w:t>
       </w:r>
-      <w:bookmarkEnd w:id="76"/>
-      <w:bookmarkEnd w:id="77"/>
-      <w:bookmarkEnd w:id="79"/>
+      <w:bookmarkEnd w:id="90"/>
+      <w:bookmarkEnd w:id="91"/>
+      <w:bookmarkEnd w:id="93"/>
     </w:p>
     <w:p>
       <w:pPr>
@@ -13247,7 +14491,7 @@
       <w:r>
         <w:fldChar w:fldCharType="separate"/>
       </w:r>
-      <w:hyperlink w:anchor="_Toc186029080" w:history="1">
+      <w:hyperlink w:anchor="_Toc187407839" w:history="1">
         <w:r>
           <w:rPr>
             <w:rStyle w:val="a5"/>
@@ -13284,7 +14528,7 @@
             <w:noProof/>
             <w:webHidden/>
           </w:rPr>
-          <w:instrText xml:space="preserve"> PAGEREF _Toc186029080 \h </w:instrText>
+          <w:instrText xml:space="preserve"> PAGEREF _Toc187407839 \h </w:instrText>
         </w:r>
         <w:r>
           <w:rPr>
@@ -13329,7 +14573,7 @@
           <w:szCs w:val="22"/>
         </w:rPr>
       </w:pPr>
-      <w:hyperlink w:anchor="_Toc186029081" w:history="1">
+      <w:hyperlink w:anchor="_Toc187407840" w:history="1">
         <w:r>
           <w:rPr>
             <w:rStyle w:val="a5"/>
@@ -13383,7 +14627,7 @@
             <w:noProof/>
             <w:webHidden/>
           </w:rPr>
-          <w:instrText xml:space="preserve"> PAGEREF _Toc186029081 \h </w:instrText>
+          <w:instrText xml:space="preserve"> PAGEREF _Toc187407840 \h </w:instrText>
         </w:r>
         <w:r>
           <w:rPr>
@@ -13428,7 +14672,7 @@
           <w:szCs w:val="22"/>
         </w:rPr>
       </w:pPr>
-      <w:hyperlink w:anchor="_Toc186029082" w:history="1">
+      <w:hyperlink w:anchor="_Toc187407841" w:history="1">
         <w:r>
           <w:rPr>
             <w:rStyle w:val="a5"/>
@@ -13465,7 +14709,7 @@
             <w:noProof/>
             <w:webHidden/>
           </w:rPr>
-          <w:instrText xml:space="preserve"> PAGEREF _Toc186029082 \h </w:instrText>
+          <w:instrText xml:space="preserve"> PAGEREF _Toc187407841 \h </w:instrText>
         </w:r>
         <w:r>
           <w:rPr>
@@ -13510,7 +14754,7 @@
           <w:szCs w:val="22"/>
         </w:rPr>
       </w:pPr>
-      <w:hyperlink w:anchor="_Toc186029083" w:history="1">
+      <w:hyperlink w:anchor="_Toc187407842" w:history="1">
         <w:r>
           <w:rPr>
             <w:rStyle w:val="a5"/>
@@ -13547,7 +14791,7 @@
             <w:noProof/>
             <w:webHidden/>
           </w:rPr>
-          <w:instrText xml:space="preserve"> PAGEREF _Toc186029083 \h </w:instrText>
+          <w:instrText xml:space="preserve"> PAGEREF _Toc187407842 \h </w:instrText>
         </w:r>
         <w:r>
           <w:rPr>
@@ -13592,7 +14836,7 @@
           <w:szCs w:val="22"/>
         </w:rPr>
       </w:pPr>
-      <w:hyperlink w:anchor="_Toc186029084" w:history="1">
+      <w:hyperlink w:anchor="_Toc187407843" w:history="1">
         <w:r>
           <w:rPr>
             <w:rStyle w:val="a5"/>
@@ -13629,7 +14873,7 @@
             <w:noProof/>
             <w:webHidden/>
           </w:rPr>
-          <w:instrText xml:space="preserve"> PAGEREF _Toc186029084 \h </w:instrText>
+          <w:instrText xml:space="preserve"> PAGEREF _Toc187407843 \h </w:instrText>
         </w:r>
         <w:r>
           <w:rPr>
@@ -13674,7 +14918,7 @@
           <w:szCs w:val="22"/>
         </w:rPr>
       </w:pPr>
-      <w:hyperlink w:anchor="_Toc186029085" w:history="1">
+      <w:hyperlink w:anchor="_Toc187407844" w:history="1">
         <w:r>
           <w:rPr>
             <w:rStyle w:val="a5"/>
@@ -13711,7 +14955,7 @@
             <w:noProof/>
             <w:webHidden/>
           </w:rPr>
-          <w:instrText xml:space="preserve"> PAGEREF _Toc186029085 \h </w:instrText>
+          <w:instrText xml:space="preserve"> PAGEREF _Toc187407844 \h </w:instrText>
         </w:r>
         <w:r>
           <w:rPr>
@@ -13756,7 +15000,7 @@
           <w:szCs w:val="22"/>
         </w:rPr>
       </w:pPr>
-      <w:hyperlink w:anchor="_Toc186029086" w:history="1">
+      <w:hyperlink w:anchor="_Toc187407845" w:history="1">
         <w:r>
           <w:rPr>
             <w:rStyle w:val="a5"/>
@@ -13793,7 +15037,7 @@
             <w:noProof/>
             <w:webHidden/>
           </w:rPr>
-          <w:instrText xml:space="preserve"> PAGEREF _Toc186029086 \h </w:instrText>
+          <w:instrText xml:space="preserve"> PAGEREF _Toc187407845 \h </w:instrText>
         </w:r>
         <w:r>
           <w:rPr>
@@ -13838,7 +15082,7 @@
           <w:szCs w:val="22"/>
         </w:rPr>
       </w:pPr>
-      <w:hyperlink w:anchor="_Toc186029087" w:history="1">
+      <w:hyperlink w:anchor="_Toc187407846" w:history="1">
         <w:r>
           <w:rPr>
             <w:rStyle w:val="a5"/>
@@ -13875,7 +15119,7 @@
             <w:noProof/>
             <w:webHidden/>
           </w:rPr>
-          <w:instrText xml:space="preserve"> PAGEREF _Toc186029087 \h </w:instrText>
+          <w:instrText xml:space="preserve"> PAGEREF _Toc187407846 \h </w:instrText>
         </w:r>
         <w:r>
           <w:rPr>
@@ -13920,7 +15164,7 @@
           <w:szCs w:val="22"/>
         </w:rPr>
       </w:pPr>
-      <w:hyperlink w:anchor="_Toc186029088" w:history="1">
+      <w:hyperlink w:anchor="_Toc187407847" w:history="1">
         <w:r>
           <w:rPr>
             <w:rStyle w:val="a5"/>
@@ -13957,7 +15201,7 @@
             <w:noProof/>
             <w:webHidden/>
           </w:rPr>
-          <w:instrText xml:space="preserve"> PAGEREF _Toc186029088 \h </w:instrText>
+          <w:instrText xml:space="preserve"> PAGEREF _Toc187407847 \h </w:instrText>
         </w:r>
         <w:r>
           <w:rPr>
@@ -14002,7 +15246,7 @@
           <w:szCs w:val="22"/>
         </w:rPr>
       </w:pPr>
-      <w:hyperlink w:anchor="_Toc186029089" w:history="1">
+      <w:hyperlink w:anchor="_Toc187407848" w:history="1">
         <w:r>
           <w:rPr>
             <w:rStyle w:val="a5"/>
@@ -14039,7 +15283,7 @@
             <w:noProof/>
             <w:webHidden/>
           </w:rPr>
-          <w:instrText xml:space="preserve"> PAGEREF _Toc186029089 \h </w:instrText>
+          <w:instrText xml:space="preserve"> PAGEREF _Toc187407848 \h </w:instrText>
         </w:r>
         <w:r>
           <w:rPr>
@@ -14084,7 +15328,7 @@
           <w:szCs w:val="22"/>
         </w:rPr>
       </w:pPr>
-      <w:hyperlink w:anchor="_Toc186029090" w:history="1">
+      <w:hyperlink w:anchor="_Toc187407849" w:history="1">
         <w:r>
           <w:rPr>
             <w:rStyle w:val="a5"/>
@@ -14121,7 +15365,7 @@
             <w:noProof/>
             <w:webHidden/>
           </w:rPr>
-          <w:instrText xml:space="preserve"> PAGEREF _Toc186029090 \h </w:instrText>
+          <w:instrText xml:space="preserve"> PAGEREF _Toc187407849 \h </w:instrText>
         </w:r>
         <w:r>
           <w:rPr>
@@ -14166,7 +15410,7 @@
           <w:szCs w:val="22"/>
         </w:rPr>
       </w:pPr>
-      <w:hyperlink w:anchor="_Toc186029091" w:history="1">
+      <w:hyperlink w:anchor="_Toc187407850" w:history="1">
         <w:r>
           <w:rPr>
             <w:rStyle w:val="a5"/>
@@ -14203,7 +15447,7 @@
             <w:noProof/>
             <w:webHidden/>
           </w:rPr>
-          <w:instrText xml:space="preserve"> PAGEREF _Toc186029091 \h </w:instrText>
+          <w:instrText xml:space="preserve"> PAGEREF _Toc187407850 \h </w:instrText>
         </w:r>
         <w:r>
           <w:rPr>
@@ -14248,7 +15492,7 @@
           <w:szCs w:val="22"/>
         </w:rPr>
       </w:pPr>
-      <w:hyperlink w:anchor="_Toc186029092" w:history="1">
+      <w:hyperlink w:anchor="_Toc187407851" w:history="1">
         <w:r>
           <w:rPr>
             <w:rStyle w:val="a5"/>
@@ -14285,7 +15529,7 @@
             <w:noProof/>
             <w:webHidden/>
           </w:rPr>
-          <w:instrText xml:space="preserve"> PAGEREF _Toc186029092 \h </w:instrText>
+          <w:instrText xml:space="preserve"> PAGEREF _Toc187407851 \h </w:instrText>
         </w:r>
         <w:r>
           <w:rPr>
@@ -14330,7 +15574,7 @@
           <w:szCs w:val="22"/>
         </w:rPr>
       </w:pPr>
-      <w:hyperlink w:anchor="_Toc186029093" w:history="1">
+      <w:hyperlink w:anchor="_Toc187407852" w:history="1">
         <w:r>
           <w:rPr>
             <w:rStyle w:val="a5"/>
@@ -14367,7 +15611,7 @@
             <w:noProof/>
             <w:webHidden/>
           </w:rPr>
-          <w:instrText xml:space="preserve"> PAGEREF _Toc186029093 \h </w:instrText>
+          <w:instrText xml:space="preserve"> PAGEREF _Toc187407852 \h </w:instrText>
         </w:r>
         <w:r>
           <w:rPr>
@@ -14412,7 +15656,7 @@
           <w:szCs w:val="22"/>
         </w:rPr>
       </w:pPr>
-      <w:hyperlink w:anchor="_Toc186029094" w:history="1">
+      <w:hyperlink w:anchor="_Toc187407853" w:history="1">
         <w:r>
           <w:rPr>
             <w:rStyle w:val="a5"/>
@@ -14449,7 +15693,7 @@
             <w:noProof/>
             <w:webHidden/>
           </w:rPr>
-          <w:instrText xml:space="preserve"> PAGEREF _Toc186029094 \h </w:instrText>
+          <w:instrText xml:space="preserve"> PAGEREF _Toc187407853 \h </w:instrText>
         </w:r>
         <w:r>
           <w:rPr>
@@ -14494,7 +15738,7 @@
           <w:szCs w:val="22"/>
         </w:rPr>
       </w:pPr>
-      <w:hyperlink w:anchor="_Toc186029095" w:history="1">
+      <w:hyperlink w:anchor="_Toc187407854" w:history="1">
         <w:r>
           <w:rPr>
             <w:rStyle w:val="a5"/>
@@ -14531,7 +15775,7 @@
             <w:noProof/>
             <w:webHidden/>
           </w:rPr>
-          <w:instrText xml:space="preserve"> PAGEREF _Toc186029095 \h </w:instrText>
+          <w:instrText xml:space="preserve"> PAGEREF _Toc187407854 \h </w:instrText>
         </w:r>
         <w:r>
           <w:rPr>
@@ -14576,7 +15820,7 @@
           <w:szCs w:val="22"/>
         </w:rPr>
       </w:pPr>
-      <w:hyperlink w:anchor="_Toc186029096" w:history="1">
+      <w:hyperlink w:anchor="_Toc187407855" w:history="1">
         <w:r>
           <w:rPr>
             <w:rStyle w:val="a5"/>
@@ -14613,7 +15857,7 @@
             <w:noProof/>
             <w:webHidden/>
           </w:rPr>
-          <w:instrText xml:space="preserve"> PAGEREF _Toc186029096 \h </w:instrText>
+          <w:instrText xml:space="preserve"> PAGEREF _Toc187407855 \h </w:instrText>
         </w:r>
         <w:r>
           <w:rPr>
@@ -14658,7 +15902,7 @@
           <w:szCs w:val="22"/>
         </w:rPr>
       </w:pPr>
-      <w:hyperlink w:anchor="_Toc186029097" w:history="1">
+      <w:hyperlink w:anchor="_Toc187407856" w:history="1">
         <w:r>
           <w:rPr>
             <w:rStyle w:val="a5"/>
@@ -14695,7 +15939,7 @@
             <w:noProof/>
             <w:webHidden/>
           </w:rPr>
-          <w:instrText xml:space="preserve"> PAGEREF _Toc186029097 \h </w:instrText>
+          <w:instrText xml:space="preserve"> PAGEREF _Toc187407856 \h </w:instrText>
         </w:r>
         <w:r>
           <w:rPr>
@@ -14740,7 +15984,7 @@
           <w:szCs w:val="22"/>
         </w:rPr>
       </w:pPr>
-      <w:hyperlink w:anchor="_Toc186029098" w:history="1">
+      <w:hyperlink w:anchor="_Toc187407857" w:history="1">
         <w:r>
           <w:rPr>
             <w:rStyle w:val="a5"/>
@@ -14777,7 +16021,7 @@
             <w:noProof/>
             <w:webHidden/>
           </w:rPr>
-          <w:instrText xml:space="preserve"> PAGEREF _Toc186029098 \h </w:instrText>
+          <w:instrText xml:space="preserve"> PAGEREF _Toc187407857 \h </w:instrText>
         </w:r>
         <w:r>
           <w:rPr>
@@ -14822,7 +16066,7 @@
           <w:szCs w:val="22"/>
         </w:rPr>
       </w:pPr>
-      <w:hyperlink w:anchor="_Toc186029099" w:history="1">
+      <w:hyperlink w:anchor="_Toc187407858" w:history="1">
         <w:r>
           <w:rPr>
             <w:rStyle w:val="a5"/>
@@ -14859,7 +16103,7 @@
             <w:noProof/>
             <w:webHidden/>
           </w:rPr>
-          <w:instrText xml:space="preserve"> PAGEREF _Toc186029099 \h </w:instrText>
+          <w:instrText xml:space="preserve"> PAGEREF _Toc187407858 \h </w:instrText>
         </w:r>
         <w:r>
           <w:rPr>
@@ -14904,7 +16148,7 @@
           <w:szCs w:val="22"/>
         </w:rPr>
       </w:pPr>
-      <w:hyperlink w:anchor="_Toc186029100" w:history="1">
+      <w:hyperlink w:anchor="_Toc187407859" w:history="1">
         <w:r>
           <w:rPr>
             <w:rStyle w:val="a5"/>
@@ -14941,7 +16185,7 @@
             <w:noProof/>
             <w:webHidden/>
           </w:rPr>
-          <w:instrText xml:space="preserve"> PAGEREF _Toc186029100 \h </w:instrText>
+          <w:instrText xml:space="preserve"> PAGEREF _Toc187407859 \h </w:instrText>
         </w:r>
         <w:r>
           <w:rPr>
@@ -14986,7 +16230,7 @@
           <w:szCs w:val="22"/>
         </w:rPr>
       </w:pPr>
-      <w:hyperlink w:anchor="_Toc186029101" w:history="1">
+      <w:hyperlink w:anchor="_Toc187407860" w:history="1">
         <w:r>
           <w:rPr>
             <w:rStyle w:val="a5"/>
@@ -15023,7 +16267,7 @@
             <w:noProof/>
             <w:webHidden/>
           </w:rPr>
-          <w:instrText xml:space="preserve"> PAGEREF _Toc186029101 \h </w:instrText>
+          <w:instrText xml:space="preserve"> PAGEREF _Toc187407860 \h </w:instrText>
         </w:r>
         <w:r>
           <w:rPr>
@@ -15068,7 +16312,7 @@
           <w:szCs w:val="22"/>
         </w:rPr>
       </w:pPr>
-      <w:hyperlink w:anchor="_Toc186029102" w:history="1">
+      <w:hyperlink w:anchor="_Toc187407861" w:history="1">
         <w:r>
           <w:rPr>
             <w:rStyle w:val="a5"/>
@@ -15105,7 +16349,7 @@
             <w:noProof/>
             <w:webHidden/>
           </w:rPr>
-          <w:instrText xml:space="preserve"> PAGEREF _Toc186029102 \h </w:instrText>
+          <w:instrText xml:space="preserve"> PAGEREF _Toc187407861 \h </w:instrText>
         </w:r>
         <w:r>
           <w:rPr>
@@ -15150,7 +16394,7 @@
           <w:szCs w:val="22"/>
         </w:rPr>
       </w:pPr>
-      <w:hyperlink w:anchor="_Toc186029103" w:history="1">
+      <w:hyperlink w:anchor="_Toc187407862" w:history="1">
         <w:r>
           <w:rPr>
             <w:rStyle w:val="a5"/>
@@ -15187,7 +16431,7 @@
             <w:noProof/>
             <w:webHidden/>
           </w:rPr>
-          <w:instrText xml:space="preserve"> PAGEREF _Toc186029103 \h </w:instrText>
+          <w:instrText xml:space="preserve"> PAGEREF _Toc187407862 \h </w:instrText>
         </w:r>
         <w:r>
           <w:rPr>
@@ -15232,7 +16476,7 @@
           <w:szCs w:val="22"/>
         </w:rPr>
       </w:pPr>
-      <w:hyperlink w:anchor="_Toc186029104" w:history="1">
+      <w:hyperlink w:anchor="_Toc187407863" w:history="1">
         <w:r>
           <w:rPr>
             <w:rStyle w:val="a5"/>
@@ -15269,7 +16513,7 @@
             <w:noProof/>
             <w:webHidden/>
           </w:rPr>
-          <w:instrText xml:space="preserve"> PAGEREF _Toc186029104 \h </w:instrText>
+          <w:instrText xml:space="preserve"> PAGEREF _Toc187407863 \h </w:instrText>
         </w:r>
         <w:r>
           <w:rPr>
@@ -15314,7 +16558,7 @@
           <w:szCs w:val="22"/>
         </w:rPr>
       </w:pPr>
-      <w:hyperlink w:anchor="_Toc186029105" w:history="1">
+      <w:hyperlink w:anchor="_Toc187407864" w:history="1">
         <w:r>
           <w:rPr>
             <w:rStyle w:val="a5"/>
@@ -15351,7 +16595,7 @@
             <w:noProof/>
             <w:webHidden/>
           </w:rPr>
-          <w:instrText xml:space="preserve"> PAGEREF _Toc186029105 \h </w:instrText>
+          <w:instrText xml:space="preserve"> PAGEREF _Toc187407864 \h </w:instrText>
         </w:r>
         <w:r>
           <w:rPr>
@@ -15396,7 +16640,7 @@
           <w:szCs w:val="22"/>
         </w:rPr>
       </w:pPr>
-      <w:hyperlink w:anchor="_Toc186029106" w:history="1">
+      <w:hyperlink w:anchor="_Toc187407865" w:history="1">
         <w:r>
           <w:rPr>
             <w:rStyle w:val="a5"/>
@@ -15433,7 +16677,7 @@
             <w:noProof/>
             <w:webHidden/>
           </w:rPr>
-          <w:instrText xml:space="preserve"> PAGEREF _Toc186029106 \h </w:instrText>
+          <w:instrText xml:space="preserve"> PAGEREF _Toc187407865 \h </w:instrText>
         </w:r>
         <w:r>
           <w:rPr>
@@ -15478,7 +16722,7 @@
           <w:szCs w:val="22"/>
         </w:rPr>
       </w:pPr>
-      <w:hyperlink w:anchor="_Toc186029107" w:history="1">
+      <w:hyperlink w:anchor="_Toc187407866" w:history="1">
         <w:r>
           <w:rPr>
             <w:rStyle w:val="a5"/>
@@ -15515,7 +16759,7 @@
             <w:noProof/>
             <w:webHidden/>
           </w:rPr>
-          <w:instrText xml:space="preserve"> PAGEREF _Toc186029107 \h </w:instrText>
+          <w:instrText xml:space="preserve"> PAGEREF _Toc187407866 \h </w:instrText>
         </w:r>
         <w:r>
           <w:rPr>
@@ -15560,7 +16804,7 @@
           <w:szCs w:val="22"/>
         </w:rPr>
       </w:pPr>
-      <w:hyperlink w:anchor="_Toc186029108" w:history="1">
+      <w:hyperlink w:anchor="_Toc187407867" w:history="1">
         <w:r>
           <w:rPr>
             <w:rStyle w:val="a5"/>
@@ -15597,7 +16841,7 @@
             <w:noProof/>
             <w:webHidden/>
           </w:rPr>
-          <w:instrText xml:space="preserve"> PAGEREF _Toc186029108 \h </w:instrText>
+          <w:instrText xml:space="preserve"> PAGEREF _Toc187407867 \h </w:instrText>
         </w:r>
         <w:r>
           <w:rPr>
@@ -15642,7 +16886,7 @@
           <w:szCs w:val="22"/>
         </w:rPr>
       </w:pPr>
-      <w:hyperlink w:anchor="_Toc186029109" w:history="1">
+      <w:hyperlink w:anchor="_Toc187407868" w:history="1">
         <w:r>
           <w:rPr>
             <w:rStyle w:val="a5"/>
@@ -15679,7 +16923,7 @@
             <w:noProof/>
             <w:webHidden/>
           </w:rPr>
-          <w:instrText xml:space="preserve"> PAGEREF _Toc186029109 \h </w:instrText>
+          <w:instrText xml:space="preserve"> PAGEREF _Toc187407868 \h </w:instrText>
         </w:r>
         <w:r>
           <w:rPr>
@@ -15724,7 +16968,7 @@
           <w:szCs w:val="22"/>
         </w:rPr>
       </w:pPr>
-      <w:hyperlink w:anchor="_Toc186029110" w:history="1">
+      <w:hyperlink w:anchor="_Toc187407869" w:history="1">
         <w:r>
           <w:rPr>
             <w:rStyle w:val="a5"/>
@@ -15761,7 +17005,7 @@
             <w:noProof/>
             <w:webHidden/>
           </w:rPr>
-          <w:instrText xml:space="preserve"> PAGEREF _Toc186029110 \h </w:instrText>
+          <w:instrText xml:space="preserve"> PAGEREF _Toc187407869 \h </w:instrText>
         </w:r>
         <w:r>
           <w:rPr>
@@ -15806,7 +17050,7 @@
           <w:szCs w:val="22"/>
         </w:rPr>
       </w:pPr>
-      <w:hyperlink w:anchor="_Toc186029111" w:history="1">
+      <w:hyperlink w:anchor="_Toc187407870" w:history="1">
         <w:r>
           <w:rPr>
             <w:rStyle w:val="a5"/>
@@ -15843,7 +17087,7 @@
             <w:noProof/>
             <w:webHidden/>
           </w:rPr>
-          <w:instrText xml:space="preserve"> PAGEREF _Toc186029111 \h </w:instrText>
+          <w:instrText xml:space="preserve"> PAGEREF _Toc187407870 \h </w:instrText>
         </w:r>
         <w:r>
           <w:rPr>
@@ -15888,7 +17132,7 @@
           <w:szCs w:val="22"/>
         </w:rPr>
       </w:pPr>
-      <w:hyperlink w:anchor="_Toc186029112" w:history="1">
+      <w:hyperlink w:anchor="_Toc187407871" w:history="1">
         <w:r>
           <w:rPr>
             <w:rStyle w:val="a5"/>
@@ -15925,7 +17169,7 @@
             <w:noProof/>
             <w:webHidden/>
           </w:rPr>
-          <w:instrText xml:space="preserve"> PAGEREF _Toc186029112 \h </w:instrText>
+          <w:instrText xml:space="preserve"> PAGEREF _Toc187407871 \h </w:instrText>
         </w:r>
         <w:r>
           <w:rPr>
@@ -15970,7 +17214,7 @@
           <w:szCs w:val="22"/>
         </w:rPr>
       </w:pPr>
-      <w:hyperlink w:anchor="_Toc186029113" w:history="1">
+      <w:hyperlink w:anchor="_Toc187407872" w:history="1">
         <w:r>
           <w:rPr>
             <w:rStyle w:val="a5"/>
@@ -16007,7 +17251,7 @@
             <w:noProof/>
             <w:webHidden/>
           </w:rPr>
-          <w:instrText xml:space="preserve"> PAGEREF _Toc186029113 \h </w:instrText>
+          <w:instrText xml:space="preserve"> PAGEREF _Toc187407872 \h </w:instrText>
         </w:r>
         <w:r>
           <w:rPr>
@@ -16052,7 +17296,7 @@
           <w:szCs w:val="22"/>
         </w:rPr>
       </w:pPr>
-      <w:hyperlink w:anchor="_Toc186029114" w:history="1">
+      <w:hyperlink w:anchor="_Toc187407873" w:history="1">
         <w:r>
           <w:rPr>
             <w:rStyle w:val="a5"/>
@@ -16089,7 +17333,7 @@
             <w:noProof/>
             <w:webHidden/>
           </w:rPr>
-          <w:instrText xml:space="preserve"> PAGEREF _Toc186029114 \h </w:instrText>
+          <w:instrText xml:space="preserve"> PAGEREF _Toc187407873 \h </w:instrText>
         </w:r>
         <w:r>
           <w:rPr>
@@ -16134,7 +17378,7 @@
           <w:szCs w:val="22"/>
         </w:rPr>
       </w:pPr>
-      <w:hyperlink w:anchor="_Toc186029115" w:history="1">
+      <w:hyperlink w:anchor="_Toc187407874" w:history="1">
         <w:r>
           <w:rPr>
             <w:rStyle w:val="a5"/>
@@ -16150,7 +17394,7 @@
             <w:noProof/>
           </w:rPr>
           <w:noBreakHyphen/>
-          <w:t>8. Поперечное сечение балки</w:t>
+          <w:t>8.Ширина продолжительного раскрытия трещин</w:t>
         </w:r>
         <w:r>
           <w:rPr>
@@ -16171,7 +17415,7 @@
             <w:noProof/>
             <w:webHidden/>
           </w:rPr>
-          <w:instrText xml:space="preserve"> PAGEREF _Toc186029115 \h </w:instrText>
+          <w:instrText xml:space="preserve"> PAGEREF _Toc187407874 \h </w:instrText>
         </w:r>
         <w:r>
           <w:rPr>
@@ -16191,7 +17435,7 @@
             <w:noProof/>
             <w:webHidden/>
           </w:rPr>
-          <w:t>28</w:t>
+          <w:t>25</w:t>
         </w:r>
         <w:r>
           <w:rPr>
@@ -16216,7 +17460,7 @@
           <w:szCs w:val="22"/>
         </w:rPr>
       </w:pPr>
-      <w:hyperlink w:anchor="_Toc186029116" w:history="1">
+      <w:hyperlink w:anchor="_Toc187407875" w:history="1">
         <w:r>
           <w:rPr>
             <w:rStyle w:val="a5"/>
@@ -16232,7 +17476,7 @@
             <w:noProof/>
           </w:rPr>
           <w:noBreakHyphen/>
-          <w:t>9. Поперечное сечение ребристой плиты по данным источника</w:t>
+          <w:t>9. Напряжение в растянутой арматуре</w:t>
         </w:r>
         <w:r>
           <w:rPr>
@@ -16253,7 +17497,7 @@
             <w:noProof/>
             <w:webHidden/>
           </w:rPr>
-          <w:instrText xml:space="preserve"> PAGEREF _Toc186029116 \h </w:instrText>
+          <w:instrText xml:space="preserve"> PAGEREF _Toc187407875 \h </w:instrText>
         </w:r>
         <w:r>
           <w:rPr>
@@ -16273,7 +17517,7 @@
             <w:noProof/>
             <w:webHidden/>
           </w:rPr>
-          <w:t>30</w:t>
+          <w:t>25</w:t>
         </w:r>
         <w:r>
           <w:rPr>
@@ -16298,7 +17542,7 @@
           <w:szCs w:val="22"/>
         </w:rPr>
       </w:pPr>
-      <w:hyperlink w:anchor="_Toc186029117" w:history="1">
+      <w:hyperlink w:anchor="_Toc187407876" w:history="1">
         <w:r>
           <w:rPr>
             <w:rStyle w:val="a5"/>
@@ -16314,16 +17558,7 @@
             <w:noProof/>
           </w:rPr>
           <w:noBreakHyphen/>
-          <w:t xml:space="preserve">10. Поперечное сечение ребристой плиты в программном комплексе </w:t>
-        </w:r>
-        <w:r>
-          <w:rPr>
-            <w:rStyle w:val="a5"/>
-            <w:rFonts w:eastAsiaTheme="majorEastAsia"/>
-            <w:noProof/>
-            <w:lang w:val="en-US"/>
-          </w:rPr>
-          <w:t>StructureHelper</w:t>
+          <w:t>10. Учет факторов ψs = 0,605 как в пособии</w:t>
         </w:r>
         <w:r>
           <w:rPr>
@@ -16344,7 +17579,7 @@
             <w:noProof/>
             <w:webHidden/>
           </w:rPr>
-          <w:instrText xml:space="preserve"> PAGEREF _Toc186029117 \h </w:instrText>
+          <w:instrText xml:space="preserve"> PAGEREF _Toc187407876 \h </w:instrText>
         </w:r>
         <w:r>
           <w:rPr>
@@ -16364,7 +17599,7 @@
             <w:noProof/>
             <w:webHidden/>
           </w:rPr>
-          <w:t>30</w:t>
+          <w:t>26</w:t>
         </w:r>
         <w:r>
           <w:rPr>
@@ -16389,7 +17624,7 @@
           <w:szCs w:val="22"/>
         </w:rPr>
       </w:pPr>
-      <w:hyperlink w:anchor="_Toc186029118" w:history="1">
+      <w:hyperlink w:anchor="_Toc187407877" w:history="1">
         <w:r>
           <w:rPr>
             <w:rStyle w:val="a5"/>
@@ -16405,7 +17640,7 @@
             <w:noProof/>
           </w:rPr>
           <w:noBreakHyphen/>
-          <w:t>11. Материал бетона</w:t>
+          <w:t>11. Результат расчета с ψs  = 0,605</w:t>
         </w:r>
         <w:r>
           <w:rPr>
@@ -16426,7 +17661,7 @@
             <w:noProof/>
             <w:webHidden/>
           </w:rPr>
-          <w:instrText xml:space="preserve"> PAGEREF _Toc186029118 \h </w:instrText>
+          <w:instrText xml:space="preserve"> PAGEREF _Toc187407877 \h </w:instrText>
         </w:r>
         <w:r>
           <w:rPr>
@@ -16446,7 +17681,7 @@
             <w:noProof/>
             <w:webHidden/>
           </w:rPr>
-          <w:t>31</w:t>
+          <w:t>26</w:t>
         </w:r>
         <w:r>
           <w:rPr>
@@ -16471,7 +17706,7 @@
           <w:szCs w:val="22"/>
         </w:rPr>
       </w:pPr>
-      <w:hyperlink w:anchor="_Toc186029119" w:history="1">
+      <w:hyperlink w:anchor="_Toc187407878" w:history="1">
         <w:r>
           <w:rPr>
             <w:rStyle w:val="a5"/>
@@ -16487,7 +17722,7 @@
             <w:noProof/>
           </w:rPr>
           <w:noBreakHyphen/>
-          <w:t>12. Материал арматуры</w:t>
+          <w:t>12. Ввод параметров шаблона для прямоугольного сечения</w:t>
         </w:r>
         <w:r>
           <w:rPr>
@@ -16508,7 +17743,7 @@
             <w:noProof/>
             <w:webHidden/>
           </w:rPr>
-          <w:instrText xml:space="preserve"> PAGEREF _Toc186029119 \h </w:instrText>
+          <w:instrText xml:space="preserve"> PAGEREF _Toc187407878 \h </w:instrText>
         </w:r>
         <w:r>
           <w:rPr>
@@ -16528,7 +17763,7 @@
             <w:noProof/>
             <w:webHidden/>
           </w:rPr>
-          <w:t>31</w:t>
+          <w:t>28</w:t>
         </w:r>
         <w:r>
           <w:rPr>
@@ -16553,7 +17788,7 @@
           <w:szCs w:val="22"/>
         </w:rPr>
       </w:pPr>
-      <w:hyperlink w:anchor="_Toc186029120" w:history="1">
+      <w:hyperlink w:anchor="_Toc187407879" w:history="1">
         <w:r>
           <w:rPr>
             <w:rStyle w:val="a5"/>
@@ -16569,7 +17804,7 @@
             <w:noProof/>
           </w:rPr>
           <w:noBreakHyphen/>
-          <w:t>13. Ввод данных по загружению</w:t>
+          <w:t>13. Ввод параметров материала бетона</w:t>
         </w:r>
         <w:r>
           <w:rPr>
@@ -16590,7 +17825,7 @@
             <w:noProof/>
             <w:webHidden/>
           </w:rPr>
-          <w:instrText xml:space="preserve"> PAGEREF _Toc186029120 \h </w:instrText>
+          <w:instrText xml:space="preserve"> PAGEREF _Toc187407879 \h </w:instrText>
         </w:r>
         <w:r>
           <w:rPr>
@@ -16610,7 +17845,7 @@
             <w:noProof/>
             <w:webHidden/>
           </w:rPr>
-          <w:t>32</w:t>
+          <w:t>28</w:t>
         </w:r>
         <w:r>
           <w:rPr>
@@ -16635,7 +17870,7 @@
           <w:szCs w:val="22"/>
         </w:rPr>
       </w:pPr>
-      <w:hyperlink w:anchor="_Toc186029121" w:history="1">
+      <w:hyperlink w:anchor="_Toc187407880" w:history="1">
         <w:r>
           <w:rPr>
             <w:rStyle w:val="a5"/>
@@ -16651,7 +17886,7 @@
             <w:noProof/>
           </w:rPr>
           <w:noBreakHyphen/>
-          <w:t>14. Ввод значения предварительного напряжения в арматуре</w:t>
+          <w:t>14. Ввод параметров материала арматуры</w:t>
         </w:r>
         <w:r>
           <w:rPr>
@@ -16672,7 +17907,7 @@
             <w:noProof/>
             <w:webHidden/>
           </w:rPr>
-          <w:instrText xml:space="preserve"> PAGEREF _Toc186029121 \h </w:instrText>
+          <w:instrText xml:space="preserve"> PAGEREF _Toc187407880 \h </w:instrText>
         </w:r>
         <w:r>
           <w:rPr>
@@ -16692,7 +17927,7 @@
             <w:noProof/>
             <w:webHidden/>
           </w:rPr>
-          <w:t>32</w:t>
+          <w:t>29</w:t>
         </w:r>
         <w:r>
           <w:rPr>
@@ -16717,7 +17952,7 @@
           <w:szCs w:val="22"/>
         </w:rPr>
       </w:pPr>
-      <w:hyperlink w:anchor="_Toc186029122" w:history="1">
+      <w:hyperlink w:anchor="_Toc187407881" w:history="1">
         <w:r>
           <w:rPr>
             <w:rStyle w:val="a5"/>
@@ -16733,7 +17968,7 @@
             <w:noProof/>
           </w:rPr>
           <w:noBreakHyphen/>
-          <w:t>15. Результат расчета ширины раскрытия трещин</w:t>
+          <w:t>15. Ввод параметров загружения</w:t>
         </w:r>
         <w:r>
           <w:rPr>
@@ -16754,7 +17989,7 @@
             <w:noProof/>
             <w:webHidden/>
           </w:rPr>
-          <w:instrText xml:space="preserve"> PAGEREF _Toc186029122 \h </w:instrText>
+          <w:instrText xml:space="preserve"> PAGEREF _Toc187407881 \h </w:instrText>
         </w:r>
         <w:r>
           <w:rPr>
@@ -16774,6 +18009,498 @@
             <w:noProof/>
             <w:webHidden/>
           </w:rPr>
+          <w:t>29</w:t>
+        </w:r>
+        <w:r>
+          <w:rPr>
+            <w:noProof/>
+            <w:webHidden/>
+          </w:rPr>
+          <w:fldChar w:fldCharType="end"/>
+        </w:r>
+      </w:hyperlink>
+    </w:p>
+    <w:p>
+      <w:pPr>
+        <w:pStyle w:val="af2"/>
+        <w:tabs>
+          <w:tab w:val="right" w:leader="dot" w:pos="9912"/>
+        </w:tabs>
+        <w:rPr>
+          <w:rFonts w:asciiTheme="minorHAnsi" w:eastAsiaTheme="minorEastAsia" w:hAnsiTheme="minorHAnsi" w:cstheme="minorBidi"/>
+          <w:noProof/>
+          <w:color w:val="auto"/>
+          <w:spacing w:val="0"/>
+          <w:szCs w:val="22"/>
+        </w:rPr>
+      </w:pPr>
+      <w:hyperlink w:anchor="_Toc187407882" w:history="1">
+        <w:r>
+          <w:rPr>
+            <w:rStyle w:val="a5"/>
+            <w:rFonts w:eastAsiaTheme="majorEastAsia"/>
+            <w:noProof/>
+          </w:rPr>
+          <w:t>Рисунок 4</w:t>
+        </w:r>
+        <w:r>
+          <w:rPr>
+            <w:rStyle w:val="a5"/>
+            <w:rFonts w:eastAsiaTheme="majorEastAsia"/>
+            <w:noProof/>
+          </w:rPr>
+          <w:noBreakHyphen/>
+          <w:t>16. Параметры расчета трещиностойкости с автоматическим определением коэффициента неравномерности напряжений в арматуре</w:t>
+        </w:r>
+        <w:r>
+          <w:rPr>
+            <w:noProof/>
+            <w:webHidden/>
+          </w:rPr>
+          <w:tab/>
+        </w:r>
+        <w:r>
+          <w:rPr>
+            <w:noProof/>
+            <w:webHidden/>
+          </w:rPr>
+          <w:fldChar w:fldCharType="begin"/>
+        </w:r>
+        <w:r>
+          <w:rPr>
+            <w:noProof/>
+            <w:webHidden/>
+          </w:rPr>
+          <w:instrText xml:space="preserve"> PAGEREF _Toc187407882 \h </w:instrText>
+        </w:r>
+        <w:r>
+          <w:rPr>
+            <w:noProof/>
+            <w:webHidden/>
+          </w:rPr>
+        </w:r>
+        <w:r>
+          <w:rPr>
+            <w:noProof/>
+            <w:webHidden/>
+          </w:rPr>
+          <w:fldChar w:fldCharType="separate"/>
+        </w:r>
+        <w:r>
+          <w:rPr>
+            <w:noProof/>
+            <w:webHidden/>
+          </w:rPr>
+          <w:t>30</w:t>
+        </w:r>
+        <w:r>
+          <w:rPr>
+            <w:noProof/>
+            <w:webHidden/>
+          </w:rPr>
+          <w:fldChar w:fldCharType="end"/>
+        </w:r>
+      </w:hyperlink>
+    </w:p>
+    <w:p>
+      <w:pPr>
+        <w:pStyle w:val="af2"/>
+        <w:tabs>
+          <w:tab w:val="right" w:leader="dot" w:pos="9912"/>
+        </w:tabs>
+        <w:rPr>
+          <w:rFonts w:asciiTheme="minorHAnsi" w:eastAsiaTheme="minorEastAsia" w:hAnsiTheme="minorHAnsi" w:cstheme="minorBidi"/>
+          <w:noProof/>
+          <w:color w:val="auto"/>
+          <w:spacing w:val="0"/>
+          <w:szCs w:val="22"/>
+        </w:rPr>
+      </w:pPr>
+      <w:hyperlink w:anchor="_Toc187407883" w:history="1">
+        <w:r>
+          <w:rPr>
+            <w:rStyle w:val="a5"/>
+            <w:rFonts w:eastAsiaTheme="majorEastAsia"/>
+            <w:noProof/>
+          </w:rPr>
+          <w:t>Рисунок 4</w:t>
+        </w:r>
+        <w:r>
+          <w:rPr>
+            <w:rStyle w:val="a5"/>
+            <w:rFonts w:eastAsiaTheme="majorEastAsia"/>
+            <w:noProof/>
+          </w:rPr>
+          <w:noBreakHyphen/>
+          <w:t>17. Результаты расчета ширины раскрытия трещин</w:t>
+        </w:r>
+        <w:r>
+          <w:rPr>
+            <w:noProof/>
+            <w:webHidden/>
+          </w:rPr>
+          <w:tab/>
+        </w:r>
+        <w:r>
+          <w:rPr>
+            <w:noProof/>
+            <w:webHidden/>
+          </w:rPr>
+          <w:fldChar w:fldCharType="begin"/>
+        </w:r>
+        <w:r>
+          <w:rPr>
+            <w:noProof/>
+            <w:webHidden/>
+          </w:rPr>
+          <w:instrText xml:space="preserve"> PAGEREF _Toc187407883 \h </w:instrText>
+        </w:r>
+        <w:r>
+          <w:rPr>
+            <w:noProof/>
+            <w:webHidden/>
+          </w:rPr>
+        </w:r>
+        <w:r>
+          <w:rPr>
+            <w:noProof/>
+            <w:webHidden/>
+          </w:rPr>
+          <w:fldChar w:fldCharType="separate"/>
+        </w:r>
+        <w:r>
+          <w:rPr>
+            <w:noProof/>
+            <w:webHidden/>
+          </w:rPr>
+          <w:t>30</w:t>
+        </w:r>
+        <w:r>
+          <w:rPr>
+            <w:noProof/>
+            <w:webHidden/>
+          </w:rPr>
+          <w:fldChar w:fldCharType="end"/>
+        </w:r>
+      </w:hyperlink>
+    </w:p>
+    <w:p>
+      <w:pPr>
+        <w:pStyle w:val="af2"/>
+        <w:tabs>
+          <w:tab w:val="right" w:leader="dot" w:pos="9912"/>
+        </w:tabs>
+        <w:rPr>
+          <w:rFonts w:asciiTheme="minorHAnsi" w:eastAsiaTheme="minorEastAsia" w:hAnsiTheme="minorHAnsi" w:cstheme="minorBidi"/>
+          <w:noProof/>
+          <w:color w:val="auto"/>
+          <w:spacing w:val="0"/>
+          <w:szCs w:val="22"/>
+        </w:rPr>
+      </w:pPr>
+      <w:hyperlink w:anchor="_Toc187407884" w:history="1">
+        <w:r>
+          <w:rPr>
+            <w:rStyle w:val="a5"/>
+            <w:rFonts w:eastAsiaTheme="majorEastAsia"/>
+            <w:noProof/>
+          </w:rPr>
+          <w:t>Рисунок 4</w:t>
+        </w:r>
+        <w:r>
+          <w:rPr>
+            <w:rStyle w:val="a5"/>
+            <w:rFonts w:eastAsiaTheme="majorEastAsia"/>
+            <w:noProof/>
+          </w:rPr>
+          <w:noBreakHyphen/>
+          <w:t>18. Напряжение в растянутой арматуре</w:t>
+        </w:r>
+        <w:r>
+          <w:rPr>
+            <w:noProof/>
+            <w:webHidden/>
+          </w:rPr>
+          <w:tab/>
+        </w:r>
+        <w:r>
+          <w:rPr>
+            <w:noProof/>
+            <w:webHidden/>
+          </w:rPr>
+          <w:fldChar w:fldCharType="begin"/>
+        </w:r>
+        <w:r>
+          <w:rPr>
+            <w:noProof/>
+            <w:webHidden/>
+          </w:rPr>
+          <w:instrText xml:space="preserve"> PAGEREF _Toc187407884 \h </w:instrText>
+        </w:r>
+        <w:r>
+          <w:rPr>
+            <w:noProof/>
+            <w:webHidden/>
+          </w:rPr>
+        </w:r>
+        <w:r>
+          <w:rPr>
+            <w:noProof/>
+            <w:webHidden/>
+          </w:rPr>
+          <w:fldChar w:fldCharType="separate"/>
+        </w:r>
+        <w:r>
+          <w:rPr>
+            <w:noProof/>
+            <w:webHidden/>
+          </w:rPr>
+          <w:t>31</w:t>
+        </w:r>
+        <w:r>
+          <w:rPr>
+            <w:noProof/>
+            <w:webHidden/>
+          </w:rPr>
+          <w:fldChar w:fldCharType="end"/>
+        </w:r>
+      </w:hyperlink>
+    </w:p>
+    <w:p>
+      <w:pPr>
+        <w:pStyle w:val="af2"/>
+        <w:tabs>
+          <w:tab w:val="right" w:leader="dot" w:pos="9912"/>
+        </w:tabs>
+        <w:rPr>
+          <w:rFonts w:asciiTheme="minorHAnsi" w:eastAsiaTheme="minorEastAsia" w:hAnsiTheme="minorHAnsi" w:cstheme="minorBidi"/>
+          <w:noProof/>
+          <w:color w:val="auto"/>
+          <w:spacing w:val="0"/>
+          <w:szCs w:val="22"/>
+        </w:rPr>
+      </w:pPr>
+      <w:hyperlink w:anchor="_Toc187407885" w:history="1">
+        <w:r>
+          <w:rPr>
+            <w:rStyle w:val="a5"/>
+            <w:rFonts w:eastAsiaTheme="majorEastAsia"/>
+            <w:noProof/>
+          </w:rPr>
+          <w:t>Рисунок 4</w:t>
+        </w:r>
+        <w:r>
+          <w:rPr>
+            <w:rStyle w:val="a5"/>
+            <w:rFonts w:eastAsiaTheme="majorEastAsia"/>
+            <w:noProof/>
+          </w:rPr>
+          <w:noBreakHyphen/>
+          <w:t>19. Параметры расчета трещиностойкости с директивным назначением коэффициента неравномерности напряжений в арматуре</w:t>
+        </w:r>
+        <w:r>
+          <w:rPr>
+            <w:noProof/>
+            <w:webHidden/>
+          </w:rPr>
+          <w:tab/>
+        </w:r>
+        <w:r>
+          <w:rPr>
+            <w:noProof/>
+            <w:webHidden/>
+          </w:rPr>
+          <w:fldChar w:fldCharType="begin"/>
+        </w:r>
+        <w:r>
+          <w:rPr>
+            <w:noProof/>
+            <w:webHidden/>
+          </w:rPr>
+          <w:instrText xml:space="preserve"> PAGEREF _Toc187407885 \h </w:instrText>
+        </w:r>
+        <w:r>
+          <w:rPr>
+            <w:noProof/>
+            <w:webHidden/>
+          </w:rPr>
+        </w:r>
+        <w:r>
+          <w:rPr>
+            <w:noProof/>
+            <w:webHidden/>
+          </w:rPr>
+          <w:fldChar w:fldCharType="separate"/>
+        </w:r>
+        <w:r>
+          <w:rPr>
+            <w:noProof/>
+            <w:webHidden/>
+          </w:rPr>
+          <w:t>31</w:t>
+        </w:r>
+        <w:r>
+          <w:rPr>
+            <w:noProof/>
+            <w:webHidden/>
+          </w:rPr>
+          <w:fldChar w:fldCharType="end"/>
+        </w:r>
+      </w:hyperlink>
+    </w:p>
+    <w:p>
+      <w:pPr>
+        <w:pStyle w:val="af2"/>
+        <w:tabs>
+          <w:tab w:val="right" w:leader="dot" w:pos="9912"/>
+        </w:tabs>
+        <w:rPr>
+          <w:rFonts w:asciiTheme="minorHAnsi" w:eastAsiaTheme="minorEastAsia" w:hAnsiTheme="minorHAnsi" w:cstheme="minorBidi"/>
+          <w:noProof/>
+          <w:color w:val="auto"/>
+          <w:spacing w:val="0"/>
+          <w:szCs w:val="22"/>
+        </w:rPr>
+      </w:pPr>
+      <w:hyperlink w:anchor="_Toc187407886" w:history="1">
+        <w:r>
+          <w:rPr>
+            <w:rStyle w:val="a5"/>
+            <w:rFonts w:eastAsiaTheme="majorEastAsia"/>
+            <w:noProof/>
+          </w:rPr>
+          <w:t>Рисунок 4</w:t>
+        </w:r>
+        <w:r>
+          <w:rPr>
+            <w:rStyle w:val="a5"/>
+            <w:rFonts w:eastAsiaTheme="majorEastAsia"/>
+            <w:noProof/>
+          </w:rPr>
+          <w:noBreakHyphen/>
+          <w:t>20. Результаты расчета ширины раскрытия трещин</w:t>
+        </w:r>
+        <w:r>
+          <w:rPr>
+            <w:noProof/>
+            <w:webHidden/>
+          </w:rPr>
+          <w:tab/>
+        </w:r>
+        <w:r>
+          <w:rPr>
+            <w:noProof/>
+            <w:webHidden/>
+          </w:rPr>
+          <w:fldChar w:fldCharType="begin"/>
+        </w:r>
+        <w:r>
+          <w:rPr>
+            <w:noProof/>
+            <w:webHidden/>
+          </w:rPr>
+          <w:instrText xml:space="preserve"> PAGEREF _Toc187407886 \h </w:instrText>
+        </w:r>
+        <w:r>
+          <w:rPr>
+            <w:noProof/>
+            <w:webHidden/>
+          </w:rPr>
+        </w:r>
+        <w:r>
+          <w:rPr>
+            <w:noProof/>
+            <w:webHidden/>
+          </w:rPr>
+          <w:fldChar w:fldCharType="separate"/>
+        </w:r>
+        <w:r>
+          <w:rPr>
+            <w:noProof/>
+            <w:webHidden/>
+          </w:rPr>
+          <w:t>32</w:t>
+        </w:r>
+        <w:r>
+          <w:rPr>
+            <w:noProof/>
+            <w:webHidden/>
+          </w:rPr>
+          <w:fldChar w:fldCharType="end"/>
+        </w:r>
+      </w:hyperlink>
+    </w:p>
+    <w:p>
+      <w:pPr>
+        <w:pStyle w:val="af2"/>
+        <w:tabs>
+          <w:tab w:val="right" w:leader="dot" w:pos="9912"/>
+        </w:tabs>
+        <w:rPr>
+          <w:rFonts w:asciiTheme="minorHAnsi" w:eastAsiaTheme="minorEastAsia" w:hAnsiTheme="minorHAnsi" w:cstheme="minorBidi"/>
+          <w:noProof/>
+          <w:color w:val="auto"/>
+          <w:spacing w:val="0"/>
+          <w:szCs w:val="22"/>
+        </w:rPr>
+      </w:pPr>
+      <w:hyperlink w:anchor="_Toc187407887" w:history="1">
+        <w:r>
+          <w:rPr>
+            <w:rStyle w:val="a5"/>
+            <w:rFonts w:eastAsiaTheme="majorEastAsia"/>
+            <w:noProof/>
+          </w:rPr>
+          <w:t>Рисунок 4</w:t>
+        </w:r>
+        <w:r>
+          <w:rPr>
+            <w:rStyle w:val="a5"/>
+            <w:rFonts w:eastAsiaTheme="majorEastAsia"/>
+            <w:noProof/>
+          </w:rPr>
+          <w:noBreakHyphen/>
+          <w:t>21. Поперечное сечение балки</w:t>
+        </w:r>
+        <w:r>
+          <w:rPr>
+            <w:noProof/>
+            <w:webHidden/>
+          </w:rPr>
+          <w:tab/>
+        </w:r>
+        <w:r>
+          <w:rPr>
+            <w:noProof/>
+            <w:webHidden/>
+          </w:rPr>
+          <w:fldChar w:fldCharType="begin"/>
+        </w:r>
+        <w:r>
+          <w:rPr>
+            <w:noProof/>
+            <w:webHidden/>
+          </w:rPr>
+          <w:instrText xml:space="preserve"> PAGEREF _Toc187407887 \h </w:instrText>
+        </w:r>
+        <w:r>
+          <w:rPr>
+            <w:noProof/>
+            <w:webHidden/>
+          </w:rPr>
+        </w:r>
+        <w:r>
+          <w:rPr>
+            <w:noProof/>
+            <w:webHidden/>
+          </w:rPr>
+          <w:fldChar w:fldCharType="separate"/>
+        </w:r>
+        <w:r>
+          <w:rPr>
+            <w:noProof/>
+            <w:webHidden/>
+          </w:rPr>
           <w:t>33</w:t>
         </w:r>
         <w:r>
@@ -16787,6 +18514,589 @@
     </w:p>
     <w:p>
       <w:pPr>
+        <w:pStyle w:val="af2"/>
+        <w:tabs>
+          <w:tab w:val="right" w:leader="dot" w:pos="9912"/>
+        </w:tabs>
+        <w:rPr>
+          <w:rFonts w:asciiTheme="minorHAnsi" w:eastAsiaTheme="minorEastAsia" w:hAnsiTheme="minorHAnsi" w:cstheme="minorBidi"/>
+          <w:noProof/>
+          <w:color w:val="auto"/>
+          <w:spacing w:val="0"/>
+          <w:szCs w:val="22"/>
+        </w:rPr>
+      </w:pPr>
+      <w:hyperlink w:anchor="_Toc187407888" w:history="1">
+        <w:r>
+          <w:rPr>
+            <w:rStyle w:val="a5"/>
+            <w:rFonts w:eastAsiaTheme="majorEastAsia"/>
+            <w:noProof/>
+          </w:rPr>
+          <w:t>Рисунок 4</w:t>
+        </w:r>
+        <w:r>
+          <w:rPr>
+            <w:rStyle w:val="a5"/>
+            <w:rFonts w:eastAsiaTheme="majorEastAsia"/>
+            <w:noProof/>
+          </w:rPr>
+          <w:noBreakHyphen/>
+          <w:t>22. Поперечное сечение ребристой плиты по данным источника</w:t>
+        </w:r>
+        <w:r>
+          <w:rPr>
+            <w:noProof/>
+            <w:webHidden/>
+          </w:rPr>
+          <w:tab/>
+        </w:r>
+        <w:r>
+          <w:rPr>
+            <w:noProof/>
+            <w:webHidden/>
+          </w:rPr>
+          <w:fldChar w:fldCharType="begin"/>
+        </w:r>
+        <w:r>
+          <w:rPr>
+            <w:noProof/>
+            <w:webHidden/>
+          </w:rPr>
+          <w:instrText xml:space="preserve"> PAGEREF _Toc187407888 \h </w:instrText>
+        </w:r>
+        <w:r>
+          <w:rPr>
+            <w:noProof/>
+            <w:webHidden/>
+          </w:rPr>
+        </w:r>
+        <w:r>
+          <w:rPr>
+            <w:noProof/>
+            <w:webHidden/>
+          </w:rPr>
+          <w:fldChar w:fldCharType="separate"/>
+        </w:r>
+        <w:r>
+          <w:rPr>
+            <w:noProof/>
+            <w:webHidden/>
+          </w:rPr>
+          <w:t>35</w:t>
+        </w:r>
+        <w:r>
+          <w:rPr>
+            <w:noProof/>
+            <w:webHidden/>
+          </w:rPr>
+          <w:fldChar w:fldCharType="end"/>
+        </w:r>
+      </w:hyperlink>
+    </w:p>
+    <w:p>
+      <w:pPr>
+        <w:pStyle w:val="af2"/>
+        <w:tabs>
+          <w:tab w:val="right" w:leader="dot" w:pos="9912"/>
+        </w:tabs>
+        <w:rPr>
+          <w:rFonts w:asciiTheme="minorHAnsi" w:eastAsiaTheme="minorEastAsia" w:hAnsiTheme="minorHAnsi" w:cstheme="minorBidi"/>
+          <w:noProof/>
+          <w:color w:val="auto"/>
+          <w:spacing w:val="0"/>
+          <w:szCs w:val="22"/>
+        </w:rPr>
+      </w:pPr>
+      <w:hyperlink w:anchor="_Toc187407889" w:history="1">
+        <w:r>
+          <w:rPr>
+            <w:rStyle w:val="a5"/>
+            <w:rFonts w:eastAsiaTheme="majorEastAsia"/>
+            <w:noProof/>
+          </w:rPr>
+          <w:t>Рисунок 4</w:t>
+        </w:r>
+        <w:r>
+          <w:rPr>
+            <w:rStyle w:val="a5"/>
+            <w:rFonts w:eastAsiaTheme="majorEastAsia"/>
+            <w:noProof/>
+          </w:rPr>
+          <w:noBreakHyphen/>
+          <w:t xml:space="preserve">23. Поперечное сечение ребристой плиты в программном комплексе </w:t>
+        </w:r>
+        <w:r>
+          <w:rPr>
+            <w:rStyle w:val="a5"/>
+            <w:rFonts w:eastAsiaTheme="majorEastAsia"/>
+            <w:noProof/>
+            <w:lang w:val="en-US"/>
+          </w:rPr>
+          <w:t>StructureHelper</w:t>
+        </w:r>
+        <w:r>
+          <w:rPr>
+            <w:noProof/>
+            <w:webHidden/>
+          </w:rPr>
+          <w:tab/>
+        </w:r>
+        <w:r>
+          <w:rPr>
+            <w:noProof/>
+            <w:webHidden/>
+          </w:rPr>
+          <w:fldChar w:fldCharType="begin"/>
+        </w:r>
+        <w:r>
+          <w:rPr>
+            <w:noProof/>
+            <w:webHidden/>
+          </w:rPr>
+          <w:instrText xml:space="preserve"> PAGEREF _Toc187407889 \h </w:instrText>
+        </w:r>
+        <w:r>
+          <w:rPr>
+            <w:noProof/>
+            <w:webHidden/>
+          </w:rPr>
+        </w:r>
+        <w:r>
+          <w:rPr>
+            <w:noProof/>
+            <w:webHidden/>
+          </w:rPr>
+          <w:fldChar w:fldCharType="separate"/>
+        </w:r>
+        <w:r>
+          <w:rPr>
+            <w:noProof/>
+            <w:webHidden/>
+          </w:rPr>
+          <w:t>35</w:t>
+        </w:r>
+        <w:r>
+          <w:rPr>
+            <w:noProof/>
+            <w:webHidden/>
+          </w:rPr>
+          <w:fldChar w:fldCharType="end"/>
+        </w:r>
+      </w:hyperlink>
+    </w:p>
+    <w:p>
+      <w:pPr>
+        <w:pStyle w:val="af2"/>
+        <w:tabs>
+          <w:tab w:val="right" w:leader="dot" w:pos="9912"/>
+        </w:tabs>
+        <w:rPr>
+          <w:rFonts w:asciiTheme="minorHAnsi" w:eastAsiaTheme="minorEastAsia" w:hAnsiTheme="minorHAnsi" w:cstheme="minorBidi"/>
+          <w:noProof/>
+          <w:color w:val="auto"/>
+          <w:spacing w:val="0"/>
+          <w:szCs w:val="22"/>
+        </w:rPr>
+      </w:pPr>
+      <w:hyperlink w:anchor="_Toc187407890" w:history="1">
+        <w:r>
+          <w:rPr>
+            <w:rStyle w:val="a5"/>
+            <w:rFonts w:eastAsiaTheme="majorEastAsia"/>
+            <w:noProof/>
+          </w:rPr>
+          <w:t>Рисунок 4</w:t>
+        </w:r>
+        <w:r>
+          <w:rPr>
+            <w:rStyle w:val="a5"/>
+            <w:rFonts w:eastAsiaTheme="majorEastAsia"/>
+            <w:noProof/>
+          </w:rPr>
+          <w:noBreakHyphen/>
+          <w:t>24. Материал бетона</w:t>
+        </w:r>
+        <w:r>
+          <w:rPr>
+            <w:noProof/>
+            <w:webHidden/>
+          </w:rPr>
+          <w:tab/>
+        </w:r>
+        <w:r>
+          <w:rPr>
+            <w:noProof/>
+            <w:webHidden/>
+          </w:rPr>
+          <w:fldChar w:fldCharType="begin"/>
+        </w:r>
+        <w:r>
+          <w:rPr>
+            <w:noProof/>
+            <w:webHidden/>
+          </w:rPr>
+          <w:instrText xml:space="preserve"> PAGEREF _Toc187407890 \h </w:instrText>
+        </w:r>
+        <w:r>
+          <w:rPr>
+            <w:noProof/>
+            <w:webHidden/>
+          </w:rPr>
+        </w:r>
+        <w:r>
+          <w:rPr>
+            <w:noProof/>
+            <w:webHidden/>
+          </w:rPr>
+          <w:fldChar w:fldCharType="separate"/>
+        </w:r>
+        <w:r>
+          <w:rPr>
+            <w:noProof/>
+            <w:webHidden/>
+          </w:rPr>
+          <w:t>36</w:t>
+        </w:r>
+        <w:r>
+          <w:rPr>
+            <w:noProof/>
+            <w:webHidden/>
+          </w:rPr>
+          <w:fldChar w:fldCharType="end"/>
+        </w:r>
+      </w:hyperlink>
+    </w:p>
+    <w:p>
+      <w:pPr>
+        <w:pStyle w:val="af2"/>
+        <w:tabs>
+          <w:tab w:val="right" w:leader="dot" w:pos="9912"/>
+        </w:tabs>
+        <w:rPr>
+          <w:rFonts w:asciiTheme="minorHAnsi" w:eastAsiaTheme="minorEastAsia" w:hAnsiTheme="minorHAnsi" w:cstheme="minorBidi"/>
+          <w:noProof/>
+          <w:color w:val="auto"/>
+          <w:spacing w:val="0"/>
+          <w:szCs w:val="22"/>
+        </w:rPr>
+      </w:pPr>
+      <w:hyperlink w:anchor="_Toc187407891" w:history="1">
+        <w:r>
+          <w:rPr>
+            <w:rStyle w:val="a5"/>
+            <w:rFonts w:eastAsiaTheme="majorEastAsia"/>
+            <w:noProof/>
+          </w:rPr>
+          <w:t>Рисунок 4</w:t>
+        </w:r>
+        <w:r>
+          <w:rPr>
+            <w:rStyle w:val="a5"/>
+            <w:rFonts w:eastAsiaTheme="majorEastAsia"/>
+            <w:noProof/>
+          </w:rPr>
+          <w:noBreakHyphen/>
+          <w:t>25. Материал арматуры</w:t>
+        </w:r>
+        <w:r>
+          <w:rPr>
+            <w:noProof/>
+            <w:webHidden/>
+          </w:rPr>
+          <w:tab/>
+        </w:r>
+        <w:r>
+          <w:rPr>
+            <w:noProof/>
+            <w:webHidden/>
+          </w:rPr>
+          <w:fldChar w:fldCharType="begin"/>
+        </w:r>
+        <w:r>
+          <w:rPr>
+            <w:noProof/>
+            <w:webHidden/>
+          </w:rPr>
+          <w:instrText xml:space="preserve"> PAGEREF _Toc187407891 \h </w:instrText>
+        </w:r>
+        <w:r>
+          <w:rPr>
+            <w:noProof/>
+            <w:webHidden/>
+          </w:rPr>
+        </w:r>
+        <w:r>
+          <w:rPr>
+            <w:noProof/>
+            <w:webHidden/>
+          </w:rPr>
+          <w:fldChar w:fldCharType="separate"/>
+        </w:r>
+        <w:r>
+          <w:rPr>
+            <w:noProof/>
+            <w:webHidden/>
+          </w:rPr>
+          <w:t>36</w:t>
+        </w:r>
+        <w:r>
+          <w:rPr>
+            <w:noProof/>
+            <w:webHidden/>
+          </w:rPr>
+          <w:fldChar w:fldCharType="end"/>
+        </w:r>
+      </w:hyperlink>
+    </w:p>
+    <w:p>
+      <w:pPr>
+        <w:pStyle w:val="af2"/>
+        <w:tabs>
+          <w:tab w:val="right" w:leader="dot" w:pos="9912"/>
+        </w:tabs>
+        <w:rPr>
+          <w:rFonts w:asciiTheme="minorHAnsi" w:eastAsiaTheme="minorEastAsia" w:hAnsiTheme="minorHAnsi" w:cstheme="minorBidi"/>
+          <w:noProof/>
+          <w:color w:val="auto"/>
+          <w:spacing w:val="0"/>
+          <w:szCs w:val="22"/>
+        </w:rPr>
+      </w:pPr>
+      <w:hyperlink w:anchor="_Toc187407892" w:history="1">
+        <w:r>
+          <w:rPr>
+            <w:rStyle w:val="a5"/>
+            <w:rFonts w:eastAsiaTheme="majorEastAsia"/>
+            <w:noProof/>
+          </w:rPr>
+          <w:t>Рисунок 4</w:t>
+        </w:r>
+        <w:r>
+          <w:rPr>
+            <w:rStyle w:val="a5"/>
+            <w:rFonts w:eastAsiaTheme="majorEastAsia"/>
+            <w:noProof/>
+          </w:rPr>
+          <w:noBreakHyphen/>
+          <w:t>26. Ввод данных по загружению</w:t>
+        </w:r>
+        <w:r>
+          <w:rPr>
+            <w:noProof/>
+            <w:webHidden/>
+          </w:rPr>
+          <w:tab/>
+        </w:r>
+        <w:r>
+          <w:rPr>
+            <w:noProof/>
+            <w:webHidden/>
+          </w:rPr>
+          <w:fldChar w:fldCharType="begin"/>
+        </w:r>
+        <w:r>
+          <w:rPr>
+            <w:noProof/>
+            <w:webHidden/>
+          </w:rPr>
+          <w:instrText xml:space="preserve"> PAGEREF _Toc187407892 \h </w:instrText>
+        </w:r>
+        <w:r>
+          <w:rPr>
+            <w:noProof/>
+            <w:webHidden/>
+          </w:rPr>
+        </w:r>
+        <w:r>
+          <w:rPr>
+            <w:noProof/>
+            <w:webHidden/>
+          </w:rPr>
+          <w:fldChar w:fldCharType="separate"/>
+        </w:r>
+        <w:r>
+          <w:rPr>
+            <w:noProof/>
+            <w:webHidden/>
+          </w:rPr>
+          <w:t>37</w:t>
+        </w:r>
+        <w:r>
+          <w:rPr>
+            <w:noProof/>
+            <w:webHidden/>
+          </w:rPr>
+          <w:fldChar w:fldCharType="end"/>
+        </w:r>
+      </w:hyperlink>
+    </w:p>
+    <w:p>
+      <w:pPr>
+        <w:pStyle w:val="af2"/>
+        <w:tabs>
+          <w:tab w:val="right" w:leader="dot" w:pos="9912"/>
+        </w:tabs>
+        <w:rPr>
+          <w:rFonts w:asciiTheme="minorHAnsi" w:eastAsiaTheme="minorEastAsia" w:hAnsiTheme="minorHAnsi" w:cstheme="minorBidi"/>
+          <w:noProof/>
+          <w:color w:val="auto"/>
+          <w:spacing w:val="0"/>
+          <w:szCs w:val="22"/>
+        </w:rPr>
+      </w:pPr>
+      <w:hyperlink w:anchor="_Toc187407893" w:history="1">
+        <w:r>
+          <w:rPr>
+            <w:rStyle w:val="a5"/>
+            <w:rFonts w:eastAsiaTheme="majorEastAsia"/>
+            <w:noProof/>
+          </w:rPr>
+          <w:t>Рисунок 4</w:t>
+        </w:r>
+        <w:r>
+          <w:rPr>
+            <w:rStyle w:val="a5"/>
+            <w:rFonts w:eastAsiaTheme="majorEastAsia"/>
+            <w:noProof/>
+          </w:rPr>
+          <w:noBreakHyphen/>
+          <w:t>27. Ввод значения предварительного напряжения в арматуре</w:t>
+        </w:r>
+        <w:r>
+          <w:rPr>
+            <w:noProof/>
+            <w:webHidden/>
+          </w:rPr>
+          <w:tab/>
+        </w:r>
+        <w:r>
+          <w:rPr>
+            <w:noProof/>
+            <w:webHidden/>
+          </w:rPr>
+          <w:fldChar w:fldCharType="begin"/>
+        </w:r>
+        <w:r>
+          <w:rPr>
+            <w:noProof/>
+            <w:webHidden/>
+          </w:rPr>
+          <w:instrText xml:space="preserve"> PAGEREF _Toc187407893 \h </w:instrText>
+        </w:r>
+        <w:r>
+          <w:rPr>
+            <w:noProof/>
+            <w:webHidden/>
+          </w:rPr>
+        </w:r>
+        <w:r>
+          <w:rPr>
+            <w:noProof/>
+            <w:webHidden/>
+          </w:rPr>
+          <w:fldChar w:fldCharType="separate"/>
+        </w:r>
+        <w:r>
+          <w:rPr>
+            <w:noProof/>
+            <w:webHidden/>
+          </w:rPr>
+          <w:t>37</w:t>
+        </w:r>
+        <w:r>
+          <w:rPr>
+            <w:noProof/>
+            <w:webHidden/>
+          </w:rPr>
+          <w:fldChar w:fldCharType="end"/>
+        </w:r>
+      </w:hyperlink>
+    </w:p>
+    <w:p>
+      <w:pPr>
+        <w:pStyle w:val="af2"/>
+        <w:tabs>
+          <w:tab w:val="right" w:leader="dot" w:pos="9912"/>
+        </w:tabs>
+        <w:rPr>
+          <w:rFonts w:asciiTheme="minorHAnsi" w:eastAsiaTheme="minorEastAsia" w:hAnsiTheme="minorHAnsi" w:cstheme="minorBidi"/>
+          <w:noProof/>
+          <w:color w:val="auto"/>
+          <w:spacing w:val="0"/>
+          <w:szCs w:val="22"/>
+        </w:rPr>
+      </w:pPr>
+      <w:hyperlink w:anchor="_Toc187407894" w:history="1">
+        <w:r>
+          <w:rPr>
+            <w:rStyle w:val="a5"/>
+            <w:rFonts w:eastAsiaTheme="majorEastAsia"/>
+            <w:noProof/>
+          </w:rPr>
+          <w:t>Рисунок 4</w:t>
+        </w:r>
+        <w:r>
+          <w:rPr>
+            <w:rStyle w:val="a5"/>
+            <w:rFonts w:eastAsiaTheme="majorEastAsia"/>
+            <w:noProof/>
+          </w:rPr>
+          <w:noBreakHyphen/>
+          <w:t>28. Результат расчета ширины раскрытия трещин</w:t>
+        </w:r>
+        <w:r>
+          <w:rPr>
+            <w:noProof/>
+            <w:webHidden/>
+          </w:rPr>
+          <w:tab/>
+        </w:r>
+        <w:r>
+          <w:rPr>
+            <w:noProof/>
+            <w:webHidden/>
+          </w:rPr>
+          <w:fldChar w:fldCharType="begin"/>
+        </w:r>
+        <w:r>
+          <w:rPr>
+            <w:noProof/>
+            <w:webHidden/>
+          </w:rPr>
+          <w:instrText xml:space="preserve"> PAGEREF _Toc187407894 \h </w:instrText>
+        </w:r>
+        <w:r>
+          <w:rPr>
+            <w:noProof/>
+            <w:webHidden/>
+          </w:rPr>
+        </w:r>
+        <w:r>
+          <w:rPr>
+            <w:noProof/>
+            <w:webHidden/>
+          </w:rPr>
+          <w:fldChar w:fldCharType="separate"/>
+        </w:r>
+        <w:r>
+          <w:rPr>
+            <w:noProof/>
+            <w:webHidden/>
+          </w:rPr>
+          <w:t>38</w:t>
+        </w:r>
+        <w:r>
+          <w:rPr>
+            <w:noProof/>
+            <w:webHidden/>
+          </w:rPr>
+          <w:fldChar w:fldCharType="end"/>
+        </w:r>
+      </w:hyperlink>
+    </w:p>
+    <w:p>
+      <w:pPr>
         <w:spacing w:line="262" w:lineRule="auto"/>
       </w:pPr>
       <w:r>
@@ -16794,7 +19104,7 @@
       </w:r>
     </w:p>
     <w:sectPr>
-      <w:footerReference w:type="default" r:id="rId57"/>
+      <w:footerReference w:type="default" r:id="rId66"/>
       <w:pgSz w:w="11906" w:h="16838"/>
       <w:pgMar w:top="1134" w:right="850" w:bottom="1134" w:left="1134" w:header="708" w:footer="708" w:gutter="0"/>
       <w:cols w:space="708"/>
@@ -16839,7 +19149,6 @@
         <w:docPartUnique/>
       </w:docPartObj>
     </w:sdtPr>
-    <w:sdtEndPr/>
     <w:sdtContent>
       <w:p>
         <w:pPr>
@@ -16862,7 +19171,7 @@
           <w:rPr>
             <w:noProof/>
           </w:rPr>
-          <w:t>1</w:t>
+          <w:t>3</w:t>
         </w:r>
         <w:r>
           <w:fldChar w:fldCharType="end"/>
@@ -20818,6 +23127,7 @@
   <w:style w:type="paragraph" w:customStyle="1" w:styleId="10">
     <w:name w:val="1 уровень"/>
     <w:basedOn w:val="a"/>
+    <w:qFormat/>
     <w:rsid w:val="00BB42D7"/>
     <w:pPr>
       <w:numPr>
@@ -21149,7 +23459,7 @@
 </file>
 
 <file path=customXml/itemProps1.xml><?xml version="1.0" encoding="utf-8"?>
-<ds:datastoreItem xmlns:ds="http://schemas.openxmlformats.org/officeDocument/2006/customXml" ds:itemID="{CFA52341-5781-42E0-9D0C-FAB5B5366BC0}">
+<ds:datastoreItem xmlns:ds="http://schemas.openxmlformats.org/officeDocument/2006/customXml" ds:itemID="{A5A2DE40-0708-492D-8763-D0F39089E987}">
   <ds:schemaRefs>
     <ds:schemaRef ds:uri="http://schemas.openxmlformats.org/officeDocument/2006/bibliography"/>
   </ds:schemaRefs>

--- a/StructureHelper/Documentation/Verification/Руководство по верификации.docx
+++ b/StructureHelper/Documentation/Verification/Руководство по верификации.docx
@@ -64,14 +64,9 @@
       <w:r>
         <w:rPr>
           <w:rStyle w:val="af3"/>
-        </w:rPr>
-        <w:t>2</w:t>
-      </w:r>
-      <w:r>
-        <w:rPr>
-          <w:rStyle w:val="af3"/>
-        </w:rPr>
-        <w:t>5</w:t>
+          <w:lang w:val="en-US"/>
+        </w:rPr>
+        <w:t>10</w:t>
       </w:r>
       <w:r>
         <w:rPr>
@@ -90,8 +85,9 @@
       <w:r>
         <w:rPr>
           <w:rStyle w:val="af3"/>
-        </w:rPr>
-        <w:t>2</w:t>
+          <w:lang w:val="en-US"/>
+        </w:rPr>
+        <w:t>5</w:t>
       </w:r>
       <w:r>
         <w:rPr>
@@ -101,7 +97,7 @@
         <w:t>.2025</w:t>
       </w:r>
     </w:p>
-    <w:bookmarkStart w:id="0" w:name="_Toc190963709" w:displacedByCustomXml="next"/>
+    <w:bookmarkStart w:id="0" w:name="_Toc195100363" w:displacedByCustomXml="next"/>
     <w:sdt>
       <w:sdtPr>
         <w:rPr>
@@ -126,7 +122,9 @@
           <w:r>
             <w:t>Содержание</w:t>
           </w:r>
+          <w:bookmarkStart w:id="1" w:name="_GoBack"/>
           <w:bookmarkEnd w:id="0"/>
+          <w:bookmarkEnd w:id="1"/>
         </w:p>
         <w:p>
           <w:pPr>
@@ -150,7 +148,7 @@
           <w:r>
             <w:fldChar w:fldCharType="separate"/>
           </w:r>
-          <w:hyperlink w:anchor="_Toc190963709" w:history="1">
+          <w:hyperlink w:anchor="_Toc195100363" w:history="1">
             <w:r>
               <w:rPr>
                 <w:rStyle w:val="a5"/>
@@ -192,7 +190,7 @@
                 <w:noProof/>
                 <w:webHidden/>
               </w:rPr>
-              <w:instrText xml:space="preserve"> PAGEREF _Toc190963709 \h </w:instrText>
+              <w:instrText xml:space="preserve"> PAGEREF _Toc195100363 \h </w:instrText>
             </w:r>
             <w:r>
               <w:rPr>
@@ -236,7 +234,7 @@
               <w:lang w:eastAsia="ru-RU"/>
             </w:rPr>
           </w:pPr>
-          <w:hyperlink w:anchor="_Toc190963710" w:history="1">
+          <w:hyperlink w:anchor="_Toc195100364" w:history="1">
             <w:r>
               <w:rPr>
                 <w:rStyle w:val="a5"/>
@@ -278,7 +276,7 @@
                 <w:noProof/>
                 <w:webHidden/>
               </w:rPr>
-              <w:instrText xml:space="preserve"> PAGEREF _Toc190963710 \h </w:instrText>
+              <w:instrText xml:space="preserve"> PAGEREF _Toc195100364 \h </w:instrText>
             </w:r>
             <w:r>
               <w:rPr>
@@ -322,7 +320,7 @@
               <w:lang w:eastAsia="ru-RU"/>
             </w:rPr>
           </w:pPr>
-          <w:hyperlink w:anchor="_Toc190963711" w:history="1">
+          <w:hyperlink w:anchor="_Toc195100365" w:history="1">
             <w:r>
               <w:rPr>
                 <w:rStyle w:val="a5"/>
@@ -364,7 +362,7 @@
                 <w:noProof/>
                 <w:webHidden/>
               </w:rPr>
-              <w:instrText xml:space="preserve"> PAGEREF _Toc190963711 \h </w:instrText>
+              <w:instrText xml:space="preserve"> PAGEREF _Toc195100365 \h </w:instrText>
             </w:r>
             <w:r>
               <w:rPr>
@@ -408,7 +406,7 @@
               <w:lang w:eastAsia="ru-RU"/>
             </w:rPr>
           </w:pPr>
-          <w:hyperlink w:anchor="_Toc190963712" w:history="1">
+          <w:hyperlink w:anchor="_Toc195100366" w:history="1">
             <w:r>
               <w:rPr>
                 <w:rStyle w:val="a5"/>
@@ -450,7 +448,7 @@
                 <w:noProof/>
                 <w:webHidden/>
               </w:rPr>
-              <w:instrText xml:space="preserve"> PAGEREF _Toc190963712 \h </w:instrText>
+              <w:instrText xml:space="preserve"> PAGEREF _Toc195100366 \h </w:instrText>
             </w:r>
             <w:r>
               <w:rPr>
@@ -494,7 +492,7 @@
               <w:lang w:eastAsia="ru-RU"/>
             </w:rPr>
           </w:pPr>
-          <w:hyperlink w:anchor="_Toc190963713" w:history="1">
+          <w:hyperlink w:anchor="_Toc195100367" w:history="1">
             <w:r>
               <w:rPr>
                 <w:rStyle w:val="a5"/>
@@ -536,7 +534,7 @@
                 <w:noProof/>
                 <w:webHidden/>
               </w:rPr>
-              <w:instrText xml:space="preserve"> PAGEREF _Toc190963713 \h </w:instrText>
+              <w:instrText xml:space="preserve"> PAGEREF _Toc195100367 \h </w:instrText>
             </w:r>
             <w:r>
               <w:rPr>
@@ -580,7 +578,7 @@
               <w:lang w:eastAsia="ru-RU"/>
             </w:rPr>
           </w:pPr>
-          <w:hyperlink w:anchor="_Toc190963714" w:history="1">
+          <w:hyperlink w:anchor="_Toc195100368" w:history="1">
             <w:r>
               <w:rPr>
                 <w:rStyle w:val="a5"/>
@@ -622,7 +620,7 @@
                 <w:noProof/>
                 <w:webHidden/>
               </w:rPr>
-              <w:instrText xml:space="preserve"> PAGEREF _Toc190963714 \h </w:instrText>
+              <w:instrText xml:space="preserve"> PAGEREF _Toc195100368 \h </w:instrText>
             </w:r>
             <w:r>
               <w:rPr>
@@ -666,7 +664,7 @@
               <w:lang w:eastAsia="ru-RU"/>
             </w:rPr>
           </w:pPr>
-          <w:hyperlink w:anchor="_Toc190963715" w:history="1">
+          <w:hyperlink w:anchor="_Toc195100369" w:history="1">
             <w:r>
               <w:rPr>
                 <w:rStyle w:val="a5"/>
@@ -708,7 +706,7 @@
                 <w:noProof/>
                 <w:webHidden/>
               </w:rPr>
-              <w:instrText xml:space="preserve"> PAGEREF _Toc190963715 \h </w:instrText>
+              <w:instrText xml:space="preserve"> PAGEREF _Toc195100369 \h </w:instrText>
             </w:r>
             <w:r>
               <w:rPr>
@@ -752,7 +750,7 @@
               <w:lang w:eastAsia="ru-RU"/>
             </w:rPr>
           </w:pPr>
-          <w:hyperlink w:anchor="_Toc190963716" w:history="1">
+          <w:hyperlink w:anchor="_Toc195100370" w:history="1">
             <w:r>
               <w:rPr>
                 <w:rStyle w:val="a5"/>
@@ -794,7 +792,7 @@
                 <w:noProof/>
                 <w:webHidden/>
               </w:rPr>
-              <w:instrText xml:space="preserve"> PAGEREF _Toc190963716 \h </w:instrText>
+              <w:instrText xml:space="preserve"> PAGEREF _Toc195100370 \h </w:instrText>
             </w:r>
             <w:r>
               <w:rPr>
@@ -838,7 +836,7 @@
               <w:lang w:eastAsia="ru-RU"/>
             </w:rPr>
           </w:pPr>
-          <w:hyperlink w:anchor="_Toc190963717" w:history="1">
+          <w:hyperlink w:anchor="_Toc195100371" w:history="1">
             <w:r>
               <w:rPr>
                 <w:rStyle w:val="a5"/>
@@ -880,7 +878,7 @@
                 <w:noProof/>
                 <w:webHidden/>
               </w:rPr>
-              <w:instrText xml:space="preserve"> PAGEREF _Toc190963717 \h </w:instrText>
+              <w:instrText xml:space="preserve"> PAGEREF _Toc195100371 \h </w:instrText>
             </w:r>
             <w:r>
               <w:rPr>
@@ -924,7 +922,7 @@
               <w:lang w:eastAsia="ru-RU"/>
             </w:rPr>
           </w:pPr>
-          <w:hyperlink w:anchor="_Toc190963718" w:history="1">
+          <w:hyperlink w:anchor="_Toc195100372" w:history="1">
             <w:r>
               <w:rPr>
                 <w:rStyle w:val="a5"/>
@@ -945,21 +943,7 @@
                 <w:rStyle w:val="a5"/>
                 <w:noProof/>
               </w:rPr>
-              <w:t>Расчет внецентренно с</w:t>
-            </w:r>
-            <w:r>
-              <w:rPr>
-                <w:rStyle w:val="a5"/>
-                <w:noProof/>
-              </w:rPr>
-              <w:t>ж</w:t>
-            </w:r>
-            <w:r>
-              <w:rPr>
-                <w:rStyle w:val="a5"/>
-                <w:noProof/>
-              </w:rPr>
-              <w:t>атой бетонной стены</w:t>
+              <w:t>Расчет внецентренно сжатой бетонной стены</w:t>
             </w:r>
             <w:r>
               <w:rPr>
@@ -980,7 +964,7 @@
                 <w:noProof/>
                 <w:webHidden/>
               </w:rPr>
-              <w:instrText xml:space="preserve"> PAGEREF _Toc190963718 \h </w:instrText>
+              <w:instrText xml:space="preserve"> PAGEREF _Toc195100372 \h </w:instrText>
             </w:r>
             <w:r>
               <w:rPr>
@@ -1024,7 +1008,7 @@
               <w:lang w:eastAsia="ru-RU"/>
             </w:rPr>
           </w:pPr>
-          <w:hyperlink w:anchor="_Toc190963719" w:history="1">
+          <w:hyperlink w:anchor="_Toc195100373" w:history="1">
             <w:r>
               <w:rPr>
                 <w:rStyle w:val="a5"/>
@@ -1066,7 +1050,7 @@
                 <w:noProof/>
                 <w:webHidden/>
               </w:rPr>
-              <w:instrText xml:space="preserve"> PAGEREF _Toc190963719 \h </w:instrText>
+              <w:instrText xml:space="preserve"> PAGEREF _Toc195100373 \h </w:instrText>
             </w:r>
             <w:r>
               <w:rPr>
@@ -1110,7 +1094,7 @@
               <w:lang w:eastAsia="ru-RU"/>
             </w:rPr>
           </w:pPr>
-          <w:hyperlink w:anchor="_Toc190963720" w:history="1">
+          <w:hyperlink w:anchor="_Toc195100374" w:history="1">
             <w:r>
               <w:rPr>
                 <w:rStyle w:val="a5"/>
@@ -1152,7 +1136,7 @@
                 <w:noProof/>
                 <w:webHidden/>
               </w:rPr>
-              <w:instrText xml:space="preserve"> PAGEREF _Toc190963720 \h </w:instrText>
+              <w:instrText xml:space="preserve"> PAGEREF _Toc195100374 \h </w:instrText>
             </w:r>
             <w:r>
               <w:rPr>
@@ -1196,7 +1180,7 @@
               <w:lang w:eastAsia="ru-RU"/>
             </w:rPr>
           </w:pPr>
-          <w:hyperlink w:anchor="_Toc190963721" w:history="1">
+          <w:hyperlink w:anchor="_Toc195100375" w:history="1">
             <w:r>
               <w:rPr>
                 <w:rStyle w:val="a5"/>
@@ -1238,7 +1222,7 @@
                 <w:noProof/>
                 <w:webHidden/>
               </w:rPr>
-              <w:instrText xml:space="preserve"> PAGEREF _Toc190963721 \h </w:instrText>
+              <w:instrText xml:space="preserve"> PAGEREF _Toc195100375 \h </w:instrText>
             </w:r>
             <w:r>
               <w:rPr>
@@ -1282,7 +1266,7 @@
               <w:lang w:eastAsia="ru-RU"/>
             </w:rPr>
           </w:pPr>
-          <w:hyperlink w:anchor="_Toc190963722" w:history="1">
+          <w:hyperlink w:anchor="_Toc195100376" w:history="1">
             <w:r>
               <w:rPr>
                 <w:rStyle w:val="a5"/>
@@ -1324,7 +1308,7 @@
                 <w:noProof/>
                 <w:webHidden/>
               </w:rPr>
-              <w:instrText xml:space="preserve"> PAGEREF _Toc190963722 \h </w:instrText>
+              <w:instrText xml:space="preserve"> PAGEREF _Toc195100376 \h </w:instrText>
             </w:r>
             <w:r>
               <w:rPr>
@@ -1368,7 +1352,7 @@
               <w:lang w:eastAsia="ru-RU"/>
             </w:rPr>
           </w:pPr>
-          <w:hyperlink w:anchor="_Toc190963723" w:history="1">
+          <w:hyperlink w:anchor="_Toc195100377" w:history="1">
             <w:r>
               <w:rPr>
                 <w:rStyle w:val="a5"/>
@@ -1410,7 +1394,7 @@
                 <w:noProof/>
                 <w:webHidden/>
               </w:rPr>
-              <w:instrText xml:space="preserve"> PAGEREF _Toc190963723 \h </w:instrText>
+              <w:instrText xml:space="preserve"> PAGEREF _Toc195100377 \h </w:instrText>
             </w:r>
             <w:r>
               <w:rPr>
@@ -1454,7 +1438,7 @@
               <w:lang w:eastAsia="ru-RU"/>
             </w:rPr>
           </w:pPr>
-          <w:hyperlink w:anchor="_Toc190963724" w:history="1">
+          <w:hyperlink w:anchor="_Toc195100378" w:history="1">
             <w:r>
               <w:rPr>
                 <w:rStyle w:val="a5"/>
@@ -1496,7 +1480,7 @@
                 <w:noProof/>
                 <w:webHidden/>
               </w:rPr>
-              <w:instrText xml:space="preserve"> PAGEREF _Toc190963724 \h </w:instrText>
+              <w:instrText xml:space="preserve"> PAGEREF _Toc195100378 \h </w:instrText>
             </w:r>
             <w:r>
               <w:rPr>
@@ -1540,7 +1524,7 @@
               <w:lang w:eastAsia="ru-RU"/>
             </w:rPr>
           </w:pPr>
-          <w:hyperlink w:anchor="_Toc190963725" w:history="1">
+          <w:hyperlink w:anchor="_Toc195100379" w:history="1">
             <w:r>
               <w:rPr>
                 <w:rStyle w:val="a5"/>
@@ -1582,7 +1566,7 @@
                 <w:noProof/>
                 <w:webHidden/>
               </w:rPr>
-              <w:instrText xml:space="preserve"> PAGEREF _Toc190963725 \h </w:instrText>
+              <w:instrText xml:space="preserve"> PAGEREF _Toc195100379 \h </w:instrText>
             </w:r>
             <w:r>
               <w:rPr>
@@ -1626,7 +1610,7 @@
               <w:lang w:eastAsia="ru-RU"/>
             </w:rPr>
           </w:pPr>
-          <w:hyperlink w:anchor="_Toc190963726" w:history="1">
+          <w:hyperlink w:anchor="_Toc195100380" w:history="1">
             <w:r>
               <w:rPr>
                 <w:rStyle w:val="a5"/>
@@ -1668,7 +1652,7 @@
                 <w:noProof/>
                 <w:webHidden/>
               </w:rPr>
-              <w:instrText xml:space="preserve"> PAGEREF _Toc190963726 \h </w:instrText>
+              <w:instrText xml:space="preserve"> PAGEREF _Toc195100380 \h </w:instrText>
             </w:r>
             <w:r>
               <w:rPr>
@@ -1712,7 +1696,7 @@
               <w:lang w:eastAsia="ru-RU"/>
             </w:rPr>
           </w:pPr>
-          <w:hyperlink w:anchor="_Toc190963727" w:history="1">
+          <w:hyperlink w:anchor="_Toc195100381" w:history="1">
             <w:r>
               <w:rPr>
                 <w:rStyle w:val="a5"/>
@@ -1754,7 +1738,7 @@
                 <w:noProof/>
                 <w:webHidden/>
               </w:rPr>
-              <w:instrText xml:space="preserve"> PAGEREF _Toc190963727 \h </w:instrText>
+              <w:instrText xml:space="preserve"> PAGEREF _Toc195100381 \h </w:instrText>
             </w:r>
             <w:r>
               <w:rPr>
@@ -1798,7 +1782,7 @@
               <w:lang w:eastAsia="ru-RU"/>
             </w:rPr>
           </w:pPr>
-          <w:hyperlink w:anchor="_Toc190963728" w:history="1">
+          <w:hyperlink w:anchor="_Toc195100382" w:history="1">
             <w:r>
               <w:rPr>
                 <w:rStyle w:val="a5"/>
@@ -1840,7 +1824,7 @@
                 <w:noProof/>
                 <w:webHidden/>
               </w:rPr>
-              <w:instrText xml:space="preserve"> PAGEREF _Toc190963728 \h </w:instrText>
+              <w:instrText xml:space="preserve"> PAGEREF _Toc195100382 \h </w:instrText>
             </w:r>
             <w:r>
               <w:rPr>
@@ -1884,7 +1868,7 @@
               <w:lang w:eastAsia="ru-RU"/>
             </w:rPr>
           </w:pPr>
-          <w:hyperlink w:anchor="_Toc190963729" w:history="1">
+          <w:hyperlink w:anchor="_Toc195100383" w:history="1">
             <w:r>
               <w:rPr>
                 <w:rStyle w:val="a5"/>
@@ -1926,7 +1910,7 @@
                 <w:noProof/>
                 <w:webHidden/>
               </w:rPr>
-              <w:instrText xml:space="preserve"> PAGEREF _Toc190963729 \h </w:instrText>
+              <w:instrText xml:space="preserve"> PAGEREF _Toc195100383 \h </w:instrText>
             </w:r>
             <w:r>
               <w:rPr>
@@ -1947,6 +1931,178 @@
                 <w:webHidden/>
               </w:rPr>
               <w:t>52</w:t>
+            </w:r>
+            <w:r>
+              <w:rPr>
+                <w:noProof/>
+                <w:webHidden/>
+              </w:rPr>
+              <w:fldChar w:fldCharType="end"/>
+            </w:r>
+          </w:hyperlink>
+        </w:p>
+        <w:p>
+          <w:pPr>
+            <w:pStyle w:val="31"/>
+            <w:tabs>
+              <w:tab w:val="left" w:pos="1815"/>
+              <w:tab w:val="right" w:leader="dot" w:pos="9912"/>
+            </w:tabs>
+            <w:rPr>
+              <w:rFonts w:eastAsiaTheme="minorEastAsia"/>
+              <w:noProof/>
+              <w:lang w:eastAsia="ru-RU"/>
+            </w:rPr>
+          </w:pPr>
+          <w:hyperlink w:anchor="_Toc195100384" w:history="1">
+            <w:r>
+              <w:rPr>
+                <w:rStyle w:val="a5"/>
+                <w:noProof/>
+              </w:rPr>
+              <w:t>4.1.2</w:t>
+            </w:r>
+            <w:r>
+              <w:rPr>
+                <w:rFonts w:eastAsiaTheme="minorEastAsia"/>
+                <w:noProof/>
+                <w:lang w:eastAsia="ru-RU"/>
+              </w:rPr>
+              <w:tab/>
+            </w:r>
+            <w:r>
+              <w:rPr>
+                <w:rStyle w:val="a5"/>
+                <w:noProof/>
+              </w:rPr>
+              <w:t>Деформации</w:t>
+            </w:r>
+            <w:r>
+              <w:rPr>
+                <w:noProof/>
+                <w:webHidden/>
+              </w:rPr>
+              <w:tab/>
+            </w:r>
+            <w:r>
+              <w:rPr>
+                <w:noProof/>
+                <w:webHidden/>
+              </w:rPr>
+              <w:fldChar w:fldCharType="begin"/>
+            </w:r>
+            <w:r>
+              <w:rPr>
+                <w:noProof/>
+                <w:webHidden/>
+              </w:rPr>
+              <w:instrText xml:space="preserve"> PAGEREF _Toc195100384 \h </w:instrText>
+            </w:r>
+            <w:r>
+              <w:rPr>
+                <w:noProof/>
+                <w:webHidden/>
+              </w:rPr>
+            </w:r>
+            <w:r>
+              <w:rPr>
+                <w:noProof/>
+                <w:webHidden/>
+              </w:rPr>
+              <w:fldChar w:fldCharType="separate"/>
+            </w:r>
+            <w:r>
+              <w:rPr>
+                <w:noProof/>
+                <w:webHidden/>
+              </w:rPr>
+              <w:t>53</w:t>
+            </w:r>
+            <w:r>
+              <w:rPr>
+                <w:noProof/>
+                <w:webHidden/>
+              </w:rPr>
+              <w:fldChar w:fldCharType="end"/>
+            </w:r>
+          </w:hyperlink>
+        </w:p>
+        <w:p>
+          <w:pPr>
+            <w:pStyle w:val="41"/>
+            <w:tabs>
+              <w:tab w:val="left" w:pos="2202"/>
+              <w:tab w:val="right" w:leader="dot" w:pos="9912"/>
+            </w:tabs>
+            <w:rPr>
+              <w:rFonts w:eastAsiaTheme="minorEastAsia"/>
+              <w:noProof/>
+              <w:lang w:eastAsia="ru-RU"/>
+            </w:rPr>
+          </w:pPr>
+          <w:hyperlink w:anchor="_Toc195100385" w:history="1">
+            <w:r>
+              <w:rPr>
+                <w:rStyle w:val="a5"/>
+                <w:noProof/>
+              </w:rPr>
+              <w:t>4.1.2.1</w:t>
+            </w:r>
+            <w:r>
+              <w:rPr>
+                <w:rFonts w:eastAsiaTheme="minorEastAsia"/>
+                <w:noProof/>
+                <w:lang w:eastAsia="ru-RU"/>
+              </w:rPr>
+              <w:tab/>
+            </w:r>
+            <w:r>
+              <w:rPr>
+                <w:rStyle w:val="a5"/>
+                <w:noProof/>
+              </w:rPr>
+              <w:t>Железобетонная плита прямоугольного сечения</w:t>
+            </w:r>
+            <w:r>
+              <w:rPr>
+                <w:noProof/>
+                <w:webHidden/>
+              </w:rPr>
+              <w:tab/>
+            </w:r>
+            <w:r>
+              <w:rPr>
+                <w:noProof/>
+                <w:webHidden/>
+              </w:rPr>
+              <w:fldChar w:fldCharType="begin"/>
+            </w:r>
+            <w:r>
+              <w:rPr>
+                <w:noProof/>
+                <w:webHidden/>
+              </w:rPr>
+              <w:instrText xml:space="preserve"> PAGEREF _Toc195100385 \h </w:instrText>
+            </w:r>
+            <w:r>
+              <w:rPr>
+                <w:noProof/>
+                <w:webHidden/>
+              </w:rPr>
+            </w:r>
+            <w:r>
+              <w:rPr>
+                <w:noProof/>
+                <w:webHidden/>
+              </w:rPr>
+              <w:fldChar w:fldCharType="separate"/>
+            </w:r>
+            <w:r>
+              <w:rPr>
+                <w:noProof/>
+                <w:webHidden/>
+              </w:rPr>
+              <w:t>53</w:t>
             </w:r>
             <w:r>
               <w:rPr>
@@ -1970,7 +2126,7 @@
               <w:lang w:eastAsia="ru-RU"/>
             </w:rPr>
           </w:pPr>
-          <w:hyperlink w:anchor="_Toc190963730" w:history="1">
+          <w:hyperlink w:anchor="_Toc195100386" w:history="1">
             <w:r>
               <w:rPr>
                 <w:rStyle w:val="a5"/>
@@ -2012,7 +2168,7 @@
                 <w:noProof/>
                 <w:webHidden/>
               </w:rPr>
-              <w:instrText xml:space="preserve"> PAGEREF _Toc190963730 \h </w:instrText>
+              <w:instrText xml:space="preserve"> PAGEREF _Toc195100386 \h </w:instrText>
             </w:r>
             <w:r>
               <w:rPr>
@@ -2032,7 +2188,7 @@
                 <w:noProof/>
                 <w:webHidden/>
               </w:rPr>
-              <w:t>53</w:t>
+              <w:t>56</w:t>
             </w:r>
             <w:r>
               <w:rPr>
@@ -2056,7 +2212,7 @@
               <w:lang w:eastAsia="ru-RU"/>
             </w:rPr>
           </w:pPr>
-          <w:hyperlink w:anchor="_Toc190963731" w:history="1">
+          <w:hyperlink w:anchor="_Toc195100387" w:history="1">
             <w:r>
               <w:rPr>
                 <w:rStyle w:val="a5"/>
@@ -2098,7 +2254,7 @@
                 <w:noProof/>
                 <w:webHidden/>
               </w:rPr>
-              <w:instrText xml:space="preserve"> PAGEREF _Toc190963731 \h </w:instrText>
+              <w:instrText xml:space="preserve"> PAGEREF _Toc195100387 \h </w:instrText>
             </w:r>
             <w:r>
               <w:rPr>
@@ -2118,7 +2274,7 @@
                 <w:noProof/>
                 <w:webHidden/>
               </w:rPr>
-              <w:t>53</w:t>
+              <w:t>56</w:t>
             </w:r>
             <w:r>
               <w:rPr>
@@ -2142,7 +2298,7 @@
               <w:lang w:eastAsia="ru-RU"/>
             </w:rPr>
           </w:pPr>
-          <w:hyperlink w:anchor="_Toc190963732" w:history="1">
+          <w:hyperlink w:anchor="_Toc195100388" w:history="1">
             <w:r>
               <w:rPr>
                 <w:rStyle w:val="a5"/>
@@ -2184,7 +2340,7 @@
                 <w:noProof/>
                 <w:webHidden/>
               </w:rPr>
-              <w:instrText xml:space="preserve"> PAGEREF _Toc190963732 \h </w:instrText>
+              <w:instrText xml:space="preserve"> PAGEREF _Toc195100388 \h </w:instrText>
             </w:r>
             <w:r>
               <w:rPr>
@@ -2204,7 +2360,7 @@
                 <w:noProof/>
                 <w:webHidden/>
               </w:rPr>
-              <w:t>53</w:t>
+              <w:t>56</w:t>
             </w:r>
             <w:r>
               <w:rPr>
@@ -2228,7 +2384,7 @@
               <w:lang w:eastAsia="ru-RU"/>
             </w:rPr>
           </w:pPr>
-          <w:hyperlink w:anchor="_Toc190963733" w:history="1">
+          <w:hyperlink w:anchor="_Toc195100389" w:history="1">
             <w:r>
               <w:rPr>
                 <w:rStyle w:val="a5"/>
@@ -2270,7 +2426,7 @@
                 <w:noProof/>
                 <w:webHidden/>
               </w:rPr>
-              <w:instrText xml:space="preserve"> PAGEREF _Toc190963733 \h </w:instrText>
+              <w:instrText xml:space="preserve"> PAGEREF _Toc195100389 \h </w:instrText>
             </w:r>
             <w:r>
               <w:rPr>
@@ -2290,7 +2446,7 @@
                 <w:noProof/>
                 <w:webHidden/>
               </w:rPr>
-              <w:t>59</w:t>
+              <w:t>62</w:t>
             </w:r>
             <w:r>
               <w:rPr>
@@ -2314,7 +2470,7 @@
               <w:lang w:eastAsia="ru-RU"/>
             </w:rPr>
           </w:pPr>
-          <w:hyperlink w:anchor="_Toc190963734" w:history="1">
+          <w:hyperlink w:anchor="_Toc195100390" w:history="1">
             <w:r>
               <w:rPr>
                 <w:rStyle w:val="a5"/>
@@ -2356,7 +2512,7 @@
                 <w:noProof/>
                 <w:webHidden/>
               </w:rPr>
-              <w:instrText xml:space="preserve"> PAGEREF _Toc190963734 \h </w:instrText>
+              <w:instrText xml:space="preserve"> PAGEREF _Toc195100390 \h </w:instrText>
             </w:r>
             <w:r>
               <w:rPr>
@@ -2376,7 +2532,7 @@
                 <w:noProof/>
                 <w:webHidden/>
               </w:rPr>
-              <w:t>60</w:t>
+              <w:t>63</w:t>
             </w:r>
             <w:r>
               <w:rPr>
@@ -2404,12 +2560,12 @@
       <w:pPr>
         <w:pStyle w:val="1"/>
       </w:pPr>
-      <w:bookmarkStart w:id="1" w:name="_Toc190963710"/>
+      <w:bookmarkStart w:id="2" w:name="_Toc195100364"/>
       <w:r>
         <w:lastRenderedPageBreak/>
         <w:t>Лицензионное соглашение</w:t>
       </w:r>
-      <w:bookmarkEnd w:id="1"/>
+      <w:bookmarkEnd w:id="2"/>
     </w:p>
     <w:p>
       <w:r>
@@ -2479,42 +2635,42 @@
       <w:pPr>
         <w:pStyle w:val="1"/>
       </w:pPr>
-      <w:bookmarkStart w:id="2" w:name="_Toc190963711"/>
+      <w:bookmarkStart w:id="3" w:name="_Toc195100365"/>
       <w:r>
         <w:lastRenderedPageBreak/>
         <w:t>Расчеты по предельным состояниям 1-й группы</w:t>
       </w:r>
-      <w:bookmarkEnd w:id="2"/>
+      <w:bookmarkEnd w:id="3"/>
     </w:p>
     <w:p>
       <w:pPr>
         <w:pStyle w:val="2"/>
       </w:pPr>
-      <w:bookmarkStart w:id="3" w:name="_Toc190963712"/>
+      <w:bookmarkStart w:id="4" w:name="_Toc195100366"/>
       <w:r>
         <w:t>Элементы без предварительного напряжения</w:t>
       </w:r>
-      <w:bookmarkEnd w:id="3"/>
+      <w:bookmarkEnd w:id="4"/>
     </w:p>
     <w:p>
       <w:pPr>
         <w:pStyle w:val="3"/>
       </w:pPr>
-      <w:bookmarkStart w:id="4" w:name="_Toc190963713"/>
+      <w:bookmarkStart w:id="5" w:name="_Toc195100367"/>
       <w:r>
         <w:t>Расчет изгибаемых элементов</w:t>
       </w:r>
-      <w:bookmarkEnd w:id="4"/>
+      <w:bookmarkEnd w:id="5"/>
     </w:p>
     <w:p>
       <w:pPr>
         <w:pStyle w:val="4"/>
       </w:pPr>
-      <w:bookmarkStart w:id="5" w:name="_Toc190963714"/>
+      <w:bookmarkStart w:id="6" w:name="_Toc195100368"/>
       <w:r>
         <w:t>Расчет балки прямоугольного сечения</w:t>
       </w:r>
-      <w:bookmarkEnd w:id="5"/>
+      <w:bookmarkEnd w:id="6"/>
     </w:p>
     <w:p>
       <w:r>
@@ -2764,7 +2920,7 @@
           <w:szCs w:val="28"/>
         </w:rPr>
       </w:pPr>
-      <w:bookmarkStart w:id="6" w:name="_Toc190963735"/>
+      <w:bookmarkStart w:id="7" w:name="_Toc195100391"/>
       <w:r>
         <w:t xml:space="preserve">Рисунок </w:t>
       </w:r>
@@ -2793,7 +2949,7 @@
       <w:r>
         <w:t>Поперечное сечение элемента</w:t>
       </w:r>
-      <w:bookmarkEnd w:id="6"/>
+      <w:bookmarkEnd w:id="7"/>
     </w:p>
     <w:p>
       <w:r>
@@ -2853,7 +3009,7 @@
           <w:szCs w:val="28"/>
         </w:rPr>
       </w:pPr>
-      <w:bookmarkStart w:id="7" w:name="_Toc190963736"/>
+      <w:bookmarkStart w:id="8" w:name="_Toc195100392"/>
       <w:r>
         <w:t xml:space="preserve">Рисунок </w:t>
       </w:r>
@@ -2882,7 +3038,7 @@
       <w:r>
         <w:t>Материал бетона</w:t>
       </w:r>
-      <w:bookmarkEnd w:id="7"/>
+      <w:bookmarkEnd w:id="8"/>
     </w:p>
     <w:p>
       <w:r>
@@ -2964,7 +3120,7 @@
           <w:szCs w:val="28"/>
         </w:rPr>
       </w:pPr>
-      <w:bookmarkStart w:id="8" w:name="_Toc190963737"/>
+      <w:bookmarkStart w:id="9" w:name="_Toc195100393"/>
       <w:r>
         <w:t xml:space="preserve">Рисунок </w:t>
       </w:r>
@@ -2993,7 +3149,7 @@
       <w:r>
         <w:t>Материал арматуры</w:t>
       </w:r>
-      <w:bookmarkEnd w:id="8"/>
+      <w:bookmarkEnd w:id="9"/>
     </w:p>
     <w:p>
       <w:r>
@@ -3070,7 +3226,7 @@
           <w:szCs w:val="28"/>
         </w:rPr>
       </w:pPr>
-      <w:bookmarkStart w:id="9" w:name="_Toc190963738"/>
+      <w:bookmarkStart w:id="10" w:name="_Toc195100394"/>
       <w:r>
         <w:t xml:space="preserve">Рисунок </w:t>
       </w:r>
@@ -3099,7 +3255,7 @@
       <w:r>
         <w:t>Результаты расчета</w:t>
       </w:r>
-      <w:bookmarkEnd w:id="9"/>
+      <w:bookmarkEnd w:id="10"/>
     </w:p>
     <w:p>
       <w:r>
@@ -3158,7 +3314,7 @@
       <w:pPr>
         <w:pStyle w:val="ae"/>
       </w:pPr>
-      <w:bookmarkStart w:id="10" w:name="_Toc190963739"/>
+      <w:bookmarkStart w:id="11" w:name="_Toc195100395"/>
       <w:r>
         <w:t xml:space="preserve">Рисунок </w:t>
       </w:r>
@@ -3190,7 +3346,7 @@
       <w:r>
         <w:t xml:space="preserve"> усилий</w:t>
       </w:r>
-      <w:bookmarkEnd w:id="10"/>
+      <w:bookmarkEnd w:id="11"/>
     </w:p>
     <w:p>
       <w:pPr>
@@ -3247,7 +3403,7 @@
           <w:szCs w:val="28"/>
         </w:rPr>
       </w:pPr>
-      <w:bookmarkStart w:id="11" w:name="_Toc190963740"/>
+      <w:bookmarkStart w:id="12" w:name="_Toc195100396"/>
       <w:r>
         <w:t xml:space="preserve">Рисунок </w:t>
       </w:r>
@@ -3276,7 +3432,7 @@
       <w:r>
         <w:t>Результаты расчеты при интерполяции усилий</w:t>
       </w:r>
-      <w:bookmarkEnd w:id="11"/>
+      <w:bookmarkEnd w:id="12"/>
     </w:p>
     <w:p>
       <w:r>
@@ -3496,11 +3652,11 @@
       <w:pPr>
         <w:pStyle w:val="4"/>
       </w:pPr>
-      <w:bookmarkStart w:id="12" w:name="_Toc190963715"/>
+      <w:bookmarkStart w:id="13" w:name="_Toc195100369"/>
       <w:r>
         <w:t>Расчет балки таврового сечения при плоском изгибе</w:t>
       </w:r>
-      <w:bookmarkEnd w:id="12"/>
+      <w:bookmarkEnd w:id="13"/>
     </w:p>
     <w:p>
       <w:r>
@@ -3777,7 +3933,7 @@
           <w:szCs w:val="28"/>
         </w:rPr>
       </w:pPr>
-      <w:bookmarkStart w:id="13" w:name="_Toc190963741"/>
+      <w:bookmarkStart w:id="14" w:name="_Toc195100397"/>
       <w:r>
         <w:t xml:space="preserve">Рисунок </w:t>
       </w:r>
@@ -3806,7 +3962,7 @@
       <w:r>
         <w:t>Расчетное сечение элемента (источник)</w:t>
       </w:r>
-      <w:bookmarkEnd w:id="13"/>
+      <w:bookmarkEnd w:id="14"/>
     </w:p>
     <w:p>
       <w:pPr>
@@ -3871,7 +4027,7 @@
           <w:szCs w:val="28"/>
         </w:rPr>
       </w:pPr>
-      <w:bookmarkStart w:id="14" w:name="_Toc190963742"/>
+      <w:bookmarkStart w:id="15" w:name="_Toc195100398"/>
       <w:r>
         <w:t xml:space="preserve">Рисунок </w:t>
       </w:r>
@@ -3909,7 +4065,7 @@
       <w:r>
         <w:t>)</w:t>
       </w:r>
-      <w:bookmarkEnd w:id="14"/>
+      <w:bookmarkEnd w:id="15"/>
     </w:p>
     <w:p>
       <w:r>
@@ -3990,7 +4146,7 @@
       <w:pPr>
         <w:pStyle w:val="ae"/>
       </w:pPr>
-      <w:bookmarkStart w:id="15" w:name="_Toc190963743"/>
+      <w:bookmarkStart w:id="16" w:name="_Toc195100399"/>
       <w:r>
         <w:t xml:space="preserve">Рисунок </w:t>
       </w:r>
@@ -4019,7 +4175,7 @@
       <w:r>
         <w:t>Свойства материала бетона</w:t>
       </w:r>
-      <w:bookmarkEnd w:id="15"/>
+      <w:bookmarkEnd w:id="16"/>
     </w:p>
     <w:p>
       <w:r>
@@ -4092,7 +4248,7 @@
           <w:szCs w:val="28"/>
         </w:rPr>
       </w:pPr>
-      <w:bookmarkStart w:id="16" w:name="_Toc190963744"/>
+      <w:bookmarkStart w:id="17" w:name="_Toc195100400"/>
       <w:r>
         <w:t xml:space="preserve">Рисунок </w:t>
       </w:r>
@@ -4121,7 +4277,7 @@
       <w:r>
         <w:t>Свойства материала арматуры</w:t>
       </w:r>
-      <w:bookmarkEnd w:id="16"/>
+      <w:bookmarkEnd w:id="17"/>
     </w:p>
     <w:p>
       <w:pPr>
@@ -4251,7 +4407,7 @@
           <w:szCs w:val="28"/>
         </w:rPr>
       </w:pPr>
-      <w:bookmarkStart w:id="17" w:name="_Toc190963745"/>
+      <w:bookmarkStart w:id="18" w:name="_Toc195100401"/>
       <w:r>
         <w:t xml:space="preserve">Рисунок </w:t>
       </w:r>
@@ -4280,7 +4436,7 @@
       <w:r>
         <w:t>Дополнительный коэффициент условий работы для арматуры</w:t>
       </w:r>
-      <w:bookmarkEnd w:id="17"/>
+      <w:bookmarkEnd w:id="18"/>
     </w:p>
     <w:p>
       <w:r>
@@ -4354,7 +4510,7 @@
           <w:szCs w:val="28"/>
         </w:rPr>
       </w:pPr>
-      <w:bookmarkStart w:id="18" w:name="_Toc190963746"/>
+      <w:bookmarkStart w:id="19" w:name="_Toc195100402"/>
       <w:r>
         <w:t xml:space="preserve">Рисунок </w:t>
       </w:r>
@@ -4383,7 +4539,7 @@
       <w:r>
         <w:t>Свойства комбинации усилий для расчета</w:t>
       </w:r>
-      <w:bookmarkEnd w:id="18"/>
+      <w:bookmarkEnd w:id="19"/>
     </w:p>
     <w:p>
       <w:r>
@@ -4456,7 +4612,7 @@
           <w:szCs w:val="28"/>
         </w:rPr>
       </w:pPr>
-      <w:bookmarkStart w:id="19" w:name="_Toc190963747"/>
+      <w:bookmarkStart w:id="20" w:name="_Toc195100403"/>
       <w:r>
         <w:t xml:space="preserve">Рисунок </w:t>
       </w:r>
@@ -4485,7 +4641,7 @@
       <w:r>
         <w:t>Результат расчета</w:t>
       </w:r>
-      <w:bookmarkEnd w:id="19"/>
+      <w:bookmarkEnd w:id="20"/>
     </w:p>
     <w:p>
       <w:r>
@@ -4564,7 +4720,7 @@
           <w:szCs w:val="28"/>
         </w:rPr>
       </w:pPr>
-      <w:bookmarkStart w:id="20" w:name="_Toc190963748"/>
+      <w:bookmarkStart w:id="21" w:name="_Toc195100404"/>
       <w:r>
         <w:t xml:space="preserve">Рисунок </w:t>
       </w:r>
@@ -4593,7 +4749,7 @@
       <w:r>
         <w:t>Свойства для интерполяции усилий</w:t>
       </w:r>
-      <w:bookmarkEnd w:id="20"/>
+      <w:bookmarkEnd w:id="21"/>
     </w:p>
     <w:p>
       <w:pPr>
@@ -4654,7 +4810,7 @@
       <w:pPr>
         <w:pStyle w:val="ae"/>
       </w:pPr>
-      <w:bookmarkStart w:id="21" w:name="_Toc190963749"/>
+      <w:bookmarkStart w:id="22" w:name="_Toc195100405"/>
       <w:r>
         <w:t xml:space="preserve">Рисунок </w:t>
       </w:r>
@@ -4683,7 +4839,7 @@
       <w:r>
         <w:t>Результаты расчета при интерполяции усилий</w:t>
       </w:r>
-      <w:bookmarkEnd w:id="21"/>
+      <w:bookmarkEnd w:id="22"/>
     </w:p>
     <w:p>
       <w:pPr>
@@ -4998,11 +5154,11 @@
       <w:pPr>
         <w:pStyle w:val="4"/>
       </w:pPr>
-      <w:bookmarkStart w:id="22" w:name="_Toc190963716"/>
+      <w:bookmarkStart w:id="23" w:name="_Toc195100370"/>
       <w:r>
         <w:t>Расчет балки таврового сечения при косом изгибе</w:t>
       </w:r>
-      <w:bookmarkEnd w:id="22"/>
+      <w:bookmarkEnd w:id="23"/>
     </w:p>
     <w:p>
       <w:r>
@@ -5439,7 +5595,7 @@
           <w:szCs w:val="28"/>
         </w:rPr>
       </w:pPr>
-      <w:bookmarkStart w:id="23" w:name="_Toc190963750"/>
+      <w:bookmarkStart w:id="24" w:name="_Toc195100406"/>
       <w:r>
         <w:t xml:space="preserve">Рисунок </w:t>
       </w:r>
@@ -5468,7 +5624,7 @@
       <w:r>
         <w:t>Расчетное сечение элемента</w:t>
       </w:r>
-      <w:bookmarkEnd w:id="23"/>
+      <w:bookmarkEnd w:id="24"/>
     </w:p>
     <w:p>
       <w:r>
@@ -5529,7 +5685,7 @@
           <w:szCs w:val="28"/>
         </w:rPr>
       </w:pPr>
-      <w:bookmarkStart w:id="24" w:name="_Toc190963751"/>
+      <w:bookmarkStart w:id="25" w:name="_Toc195100407"/>
       <w:r>
         <w:t xml:space="preserve">Рисунок </w:t>
       </w:r>
@@ -5558,7 +5714,7 @@
       <w:r>
         <w:t>Материал бетона</w:t>
       </w:r>
-      <w:bookmarkEnd w:id="24"/>
+      <w:bookmarkEnd w:id="25"/>
     </w:p>
     <w:p>
       <w:r>
@@ -5629,7 +5785,7 @@
           <w:szCs w:val="28"/>
         </w:rPr>
       </w:pPr>
-      <w:bookmarkStart w:id="25" w:name="_Toc190963752"/>
+      <w:bookmarkStart w:id="26" w:name="_Toc195100408"/>
       <w:r>
         <w:t xml:space="preserve">Рисунок </w:t>
       </w:r>
@@ -5658,7 +5814,7 @@
       <w:r>
         <w:t>Материал арматуры</w:t>
       </w:r>
-      <w:bookmarkEnd w:id="25"/>
+      <w:bookmarkEnd w:id="26"/>
     </w:p>
     <w:p>
       <w:r>
@@ -5719,7 +5875,7 @@
           <w:szCs w:val="28"/>
         </w:rPr>
       </w:pPr>
-      <w:bookmarkStart w:id="26" w:name="_Toc190963753"/>
+      <w:bookmarkStart w:id="27" w:name="_Toc195100409"/>
       <w:r>
         <w:t xml:space="preserve">Рисунок </w:t>
       </w:r>
@@ -5748,7 +5904,7 @@
       <w:r>
         <w:t>Свойства примитива для полки толщиной 80мм</w:t>
       </w:r>
-      <w:bookmarkEnd w:id="26"/>
+      <w:bookmarkEnd w:id="27"/>
     </w:p>
     <w:p>
       <w:r>
@@ -5808,7 +5964,7 @@
           <w:szCs w:val="28"/>
         </w:rPr>
       </w:pPr>
-      <w:bookmarkStart w:id="27" w:name="_Toc190963754"/>
+      <w:bookmarkStart w:id="28" w:name="_Toc195100410"/>
       <w:r>
         <w:t xml:space="preserve">Рисунок </w:t>
       </w:r>
@@ -5837,7 +5993,7 @@
       <w:r>
         <w:t>Свойства загружения с учетом наклона прогона относительно расчетных осей</w:t>
       </w:r>
-      <w:bookmarkEnd w:id="27"/>
+      <w:bookmarkEnd w:id="28"/>
     </w:p>
     <w:p>
       <w:r>
@@ -5898,7 +6054,7 @@
           <w:szCs w:val="28"/>
         </w:rPr>
       </w:pPr>
-      <w:bookmarkStart w:id="28" w:name="_Toc190963755"/>
+      <w:bookmarkStart w:id="29" w:name="_Toc195100411"/>
       <w:r>
         <w:t xml:space="preserve">Рисунок </w:t>
       </w:r>
@@ -5927,7 +6083,7 @@
       <w:r>
         <w:t>Результат расчета</w:t>
       </w:r>
-      <w:bookmarkEnd w:id="28"/>
+      <w:bookmarkEnd w:id="29"/>
     </w:p>
     <w:p>
       <w:r>
@@ -5987,7 +6143,7 @@
           <w:szCs w:val="28"/>
         </w:rPr>
       </w:pPr>
-      <w:bookmarkStart w:id="29" w:name="_Toc190963756"/>
+      <w:bookmarkStart w:id="30" w:name="_Toc195100412"/>
       <w:r>
         <w:t xml:space="preserve">Рисунок </w:t>
       </w:r>
@@ -6016,7 +6172,7 @@
       <w:r>
         <w:t>Условия интерполяции усилий для нахождения предельного момента</w:t>
       </w:r>
-      <w:bookmarkEnd w:id="29"/>
+      <w:bookmarkEnd w:id="30"/>
     </w:p>
     <w:p>
       <w:pPr>
@@ -6072,7 +6228,7 @@
           <w:szCs w:val="28"/>
         </w:rPr>
       </w:pPr>
-      <w:bookmarkStart w:id="30" w:name="_Toc190963757"/>
+      <w:bookmarkStart w:id="31" w:name="_Toc195100413"/>
       <w:r>
         <w:t xml:space="preserve">Рисунок </w:t>
       </w:r>
@@ -6101,7 +6257,7 @@
       <w:r>
         <w:t>Результаты расчета с учетом интерполяции усилий</w:t>
       </w:r>
-      <w:bookmarkEnd w:id="30"/>
+      <w:bookmarkEnd w:id="31"/>
     </w:p>
     <w:p>
       <w:pPr>
@@ -6441,7 +6597,7 @@
           <w:szCs w:val="28"/>
         </w:rPr>
       </w:pPr>
-      <w:bookmarkStart w:id="31" w:name="_Toc190963758"/>
+      <w:bookmarkStart w:id="32" w:name="_Toc195100414"/>
       <w:r>
         <w:t xml:space="preserve">Рисунок </w:t>
       </w:r>
@@ -6470,7 +6626,7 @@
       <w:r>
         <w:t>Предельный изгибающий момент в соответствии с данными источника.</w:t>
       </w:r>
-      <w:bookmarkEnd w:id="31"/>
+      <w:bookmarkEnd w:id="32"/>
     </w:p>
     <w:p>
       <w:r>
@@ -6540,8 +6696,8 @@
           <w:szCs w:val="28"/>
         </w:rPr>
       </w:pPr>
-      <w:bookmarkStart w:id="32" w:name="_Toc183882619"/>
-      <w:bookmarkStart w:id="33" w:name="_Toc190963759"/>
+      <w:bookmarkStart w:id="33" w:name="_Toc183882619"/>
+      <w:bookmarkStart w:id="34" w:name="_Toc195100415"/>
       <w:r>
         <w:t xml:space="preserve">Рисунок </w:t>
       </w:r>
@@ -6570,9 +6726,9 @@
       <w:r>
         <w:t>Изополе напряжений в сечении для примитивов бетона</w:t>
       </w:r>
-      <w:bookmarkEnd w:id="33"/>
-    </w:p>
-    <w:bookmarkEnd w:id="32"/>
+      <w:bookmarkEnd w:id="34"/>
+    </w:p>
+    <w:bookmarkEnd w:id="33"/>
     <w:p>
       <w:r>
         <w:t xml:space="preserve">Сравнение результатов расчета </w:t>
@@ -6851,7 +7007,7 @@
       <w:pPr>
         <w:pStyle w:val="ae"/>
       </w:pPr>
-      <w:bookmarkStart w:id="34" w:name="_Toc190963760"/>
+      <w:bookmarkStart w:id="35" w:name="_Toc195100416"/>
       <w:r>
         <w:t xml:space="preserve">Рисунок </w:t>
       </w:r>
@@ -6880,7 +7036,7 @@
       <w:r>
         <w:t>Результаты расчета с учетом интерполяции усилий при увеличенной высоте полки</w:t>
       </w:r>
-      <w:bookmarkEnd w:id="34"/>
+      <w:bookmarkEnd w:id="35"/>
     </w:p>
     <w:p>
       <m:oMathPara>
@@ -7328,21 +7484,21 @@
       <w:pPr>
         <w:pStyle w:val="3"/>
       </w:pPr>
-      <w:bookmarkStart w:id="35" w:name="_Toc190963717"/>
+      <w:bookmarkStart w:id="36" w:name="_Toc195100371"/>
       <w:r>
         <w:t>Расчет внецентренно сжатых элементов</w:t>
       </w:r>
-      <w:bookmarkEnd w:id="35"/>
+      <w:bookmarkEnd w:id="36"/>
     </w:p>
     <w:p>
       <w:pPr>
         <w:pStyle w:val="4"/>
       </w:pPr>
-      <w:bookmarkStart w:id="36" w:name="_Toc190963718"/>
+      <w:bookmarkStart w:id="37" w:name="_Toc195100372"/>
       <w:r>
         <w:t>Расчет внецентренно сжатой бетонной стены</w:t>
       </w:r>
-      <w:bookmarkEnd w:id="36"/>
+      <w:bookmarkEnd w:id="37"/>
     </w:p>
     <w:p>
       <w:r>
@@ -7584,7 +7740,7 @@
       <w:pPr>
         <w:pStyle w:val="ae"/>
       </w:pPr>
-      <w:bookmarkStart w:id="37" w:name="_Toc190963761"/>
+      <w:bookmarkStart w:id="38" w:name="_Toc195100417"/>
       <w:r>
         <w:t xml:space="preserve">Рисунок </w:t>
       </w:r>
@@ -7613,7 +7769,7 @@
       <w:r>
         <w:t>Заданное сечение элемента</w:t>
       </w:r>
-      <w:bookmarkEnd w:id="37"/>
+      <w:bookmarkEnd w:id="38"/>
     </w:p>
     <w:p>
       <w:r>
@@ -7678,7 +7834,7 @@
       <w:pPr>
         <w:pStyle w:val="ae"/>
       </w:pPr>
-      <w:bookmarkStart w:id="38" w:name="_Toc190963762"/>
+      <w:bookmarkStart w:id="39" w:name="_Toc195100418"/>
       <w:r>
         <w:t xml:space="preserve">Рисунок </w:t>
       </w:r>
@@ -7707,7 +7863,7 @@
       <w:r>
         <w:t>Свойства материала бетона</w:t>
       </w:r>
-      <w:bookmarkEnd w:id="38"/>
+      <w:bookmarkEnd w:id="39"/>
     </w:p>
     <w:p>
       <w:r>
@@ -7763,7 +7919,7 @@
       <w:pPr>
         <w:pStyle w:val="ae"/>
       </w:pPr>
-      <w:bookmarkStart w:id="39" w:name="_Toc190963763"/>
+      <w:bookmarkStart w:id="40" w:name="_Toc195100419"/>
       <w:r>
         <w:t xml:space="preserve">Рисунок </w:t>
       </w:r>
@@ -7792,7 +7948,7 @@
       <w:r>
         <w:t>Ввод коэффициентов условий работы для материала бетона</w:t>
       </w:r>
-      <w:bookmarkEnd w:id="39"/>
+      <w:bookmarkEnd w:id="40"/>
     </w:p>
     <w:p>
       <w:r>
@@ -7804,6 +7960,9 @@
         <w:pStyle w:val="af0"/>
       </w:pPr>
       <w:r>
+        <w:rPr>
+          <w:noProof/>
+        </w:rPr>
         <w:lastRenderedPageBreak/>
         <w:drawing>
           <wp:inline distT="0" distB="0" distL="0" distR="0" wp14:anchorId="4EA85485" wp14:editId="037E10C6">
@@ -7846,7 +8005,7 @@
       <w:pPr>
         <w:pStyle w:val="ae"/>
       </w:pPr>
-      <w:bookmarkStart w:id="40" w:name="_Toc190963764"/>
+      <w:bookmarkStart w:id="41" w:name="_Toc195100420"/>
       <w:r>
         <w:t xml:space="preserve">Рисунок </w:t>
       </w:r>
@@ -7875,7 +8034,7 @@
       <w:r>
         <w:t>Ввод параметров загружения</w:t>
       </w:r>
-      <w:bookmarkEnd w:id="40"/>
+      <w:bookmarkEnd w:id="41"/>
     </w:p>
     <w:p>
       <w:r>
@@ -9376,6 +9535,9 @@
         <w:pStyle w:val="af0"/>
       </w:pPr>
       <w:r>
+        <w:rPr>
+          <w:noProof/>
+        </w:rPr>
         <w:drawing>
           <wp:inline distT="0" distB="0" distL="0" distR="0" wp14:anchorId="7DA723CA" wp14:editId="04EC3C1F">
             <wp:extent cx="6300470" cy="3425825"/>
@@ -9417,7 +9579,7 @@
       <w:pPr>
         <w:pStyle w:val="ae"/>
       </w:pPr>
-      <w:bookmarkStart w:id="41" w:name="_Toc190963765"/>
+      <w:bookmarkStart w:id="42" w:name="_Toc195100421"/>
       <w:r>
         <w:t xml:space="preserve">Рисунок </w:t>
       </w:r>
@@ -9446,7 +9608,7 @@
       <w:r>
         <w:t>Результат расчета</w:t>
       </w:r>
-      <w:bookmarkEnd w:id="41"/>
+      <w:bookmarkEnd w:id="42"/>
     </w:p>
     <w:p>
       <w:r>
@@ -9537,62 +9699,36 @@
       <w:pPr>
         <w:pStyle w:val="ae"/>
       </w:pPr>
-      <w:bookmarkStart w:id="42" w:name="_Toc190963766"/>
+      <w:bookmarkStart w:id="43" w:name="_Toc195100422"/>
       <w:r>
         <w:t xml:space="preserve">Рисунок </w:t>
       </w:r>
-      <w:r>
-        <w:fldChar w:fldCharType="begin"/>
-      </w:r>
-      <w:r>
-        <w:instrText xml:space="preserve"> STYLEREF  \s "Заголовок 1" </w:instrText>
-      </w:r>
-      <w:r>
-        <w:fldChar w:fldCharType="separate"/>
-      </w:r>
-      <w:r>
-        <w:rPr>
-          <w:noProof/>
-        </w:rPr>
-        <w:t>3</w:t>
-      </w:r>
-      <w:r>
-        <w:rPr>
-          <w:noProof/>
-        </w:rPr>
-        <w:fldChar w:fldCharType="end"/>
-      </w:r>
+      <w:fldSimple w:instr=" STYLEREF  \s &quot;Заголовок 1&quot; ">
+        <w:r>
+          <w:rPr>
+            <w:noProof/>
+          </w:rPr>
+          <w:t>3</w:t>
+        </w:r>
+      </w:fldSimple>
       <w:r>
         <w:noBreakHyphen/>
       </w:r>
-      <w:r>
-        <w:fldChar w:fldCharType="begin"/>
-      </w:r>
-      <w:r>
-        <w:instrText xml:space="preserve"> SEQ Рисунок \* ARABIC \s 1 </w:instrText>
-      </w:r>
-      <w:r>
-        <w:fldChar w:fldCharType="separate"/>
-      </w:r>
-      <w:r>
-        <w:rPr>
-          <w:noProof/>
-        </w:rPr>
-        <w:t>32</w:t>
-      </w:r>
-      <w:r>
-        <w:rPr>
-          <w:noProof/>
-        </w:rPr>
-        <w:fldChar w:fldCharType="end"/>
-      </w:r>
+      <w:fldSimple w:instr=" SEQ Рисунок \* ARABIC \s 1 ">
+        <w:r>
+          <w:rPr>
+            <w:noProof/>
+          </w:rPr>
+          <w:t>32</w:t>
+        </w:r>
+      </w:fldSimple>
       <w:r>
         <w:t xml:space="preserve">. </w:t>
       </w:r>
       <w:r>
         <w:t>Ввод данных для интерполяции усилий для полной нагрузки, включая кратковременную</w:t>
       </w:r>
-      <w:bookmarkEnd w:id="42"/>
+      <w:bookmarkEnd w:id="43"/>
     </w:p>
     <w:p>
       <w:pPr>
@@ -9649,62 +9785,36 @@
       <w:pPr>
         <w:pStyle w:val="ae"/>
       </w:pPr>
-      <w:bookmarkStart w:id="43" w:name="_Toc190963767"/>
+      <w:bookmarkStart w:id="44" w:name="_Toc195100423"/>
       <w:r>
         <w:t xml:space="preserve">Рисунок </w:t>
       </w:r>
-      <w:r>
-        <w:fldChar w:fldCharType="begin"/>
-      </w:r>
-      <w:r>
-        <w:instrText xml:space="preserve"> STYLEREF  \s "Заголовок 1" </w:instrText>
-      </w:r>
-      <w:r>
-        <w:fldChar w:fldCharType="separate"/>
-      </w:r>
-      <w:r>
-        <w:rPr>
-          <w:noProof/>
-        </w:rPr>
-        <w:t>3</w:t>
-      </w:r>
-      <w:r>
-        <w:rPr>
-          <w:noProof/>
-        </w:rPr>
-        <w:fldChar w:fldCharType="end"/>
-      </w:r>
+      <w:fldSimple w:instr=" STYLEREF  \s &quot;Заголовок 1&quot; ">
+        <w:r>
+          <w:rPr>
+            <w:noProof/>
+          </w:rPr>
+          <w:t>3</w:t>
+        </w:r>
+      </w:fldSimple>
       <w:r>
         <w:noBreakHyphen/>
       </w:r>
-      <w:r>
-        <w:fldChar w:fldCharType="begin"/>
-      </w:r>
-      <w:r>
-        <w:instrText xml:space="preserve"> SEQ Рисунок \* ARABIC \s 1 </w:instrText>
-      </w:r>
-      <w:r>
-        <w:fldChar w:fldCharType="separate"/>
-      </w:r>
-      <w:r>
-        <w:rPr>
-          <w:noProof/>
-        </w:rPr>
-        <w:t>33</w:t>
-      </w:r>
-      <w:r>
-        <w:rPr>
-          <w:noProof/>
-        </w:rPr>
-        <w:fldChar w:fldCharType="end"/>
-      </w:r>
+      <w:fldSimple w:instr=" SEQ Рисунок \* ARABIC \s 1 ">
+        <w:r>
+          <w:rPr>
+            <w:noProof/>
+          </w:rPr>
+          <w:t>33</w:t>
+        </w:r>
+      </w:fldSimple>
       <w:r>
         <w:t xml:space="preserve">. </w:t>
       </w:r>
       <w:r>
         <w:t>Результаты решения с интерполяцией усилий для полной нагрузки</w:t>
       </w:r>
-      <w:bookmarkEnd w:id="43"/>
+      <w:bookmarkEnd w:id="44"/>
     </w:p>
     <w:p>
       <w:r>
@@ -9795,65 +9905,36 @@
       <w:pPr>
         <w:pStyle w:val="ae"/>
       </w:pPr>
-      <w:bookmarkStart w:id="44" w:name="_Toc190963768"/>
+      <w:bookmarkStart w:id="45" w:name="_Toc195100424"/>
       <w:r>
         <w:t xml:space="preserve">Рисунок </w:t>
       </w:r>
-      <w:r>
-        <w:fldChar w:fldCharType="begin"/>
-      </w:r>
-      <w:r>
-        <w:instrText xml:space="preserve"> STYLEREF  \s "Заголовок 1" </w:instrText>
-      </w:r>
-      <w:r>
-        <w:fldChar w:fldCharType="separate"/>
-      </w:r>
-      <w:r>
-        <w:rPr>
-          <w:noProof/>
-        </w:rPr>
-        <w:t>3</w:t>
-      </w:r>
-      <w:r>
-        <w:rPr>
-          <w:noProof/>
-        </w:rPr>
-        <w:fldChar w:fldCharType="end"/>
-      </w:r>
+      <w:fldSimple w:instr=" STYLEREF  \s &quot;Заголовок 1&quot; ">
+        <w:r>
+          <w:rPr>
+            <w:noProof/>
+          </w:rPr>
+          <w:t>3</w:t>
+        </w:r>
+      </w:fldSimple>
       <w:r>
         <w:noBreakHyphen/>
       </w:r>
-      <w:r>
-        <w:fldChar w:fldCharType="begin"/>
-      </w:r>
-      <w:r>
-        <w:instrText xml:space="preserve"> SEQ Рисунок \* ARABIC \s 1 </w:instrText>
-      </w:r>
-      <w:r>
-        <w:fldChar w:fldCharType="separate"/>
-      </w:r>
-      <w:r>
-        <w:rPr>
-          <w:noProof/>
-        </w:rPr>
-        <w:t>34</w:t>
-      </w:r>
-      <w:r>
-        <w:rPr>
-          <w:noProof/>
-        </w:rPr>
-        <w:fldChar w:fldCharType="end"/>
-      </w:r>
+      <w:fldSimple w:instr=" SEQ Рисунок \* ARABIC \s 1 ">
+        <w:r>
+          <w:rPr>
+            <w:noProof/>
+          </w:rPr>
+          <w:t>34</w:t>
+        </w:r>
+      </w:fldSimple>
       <w:r>
         <w:t xml:space="preserve">. </w:t>
       </w:r>
       <w:r>
-        <w:t xml:space="preserve">Ввод данных для интерполяции усилий для </w:t>
-      </w:r>
-      <w:r>
-        <w:t>продолжительной нагрузки</w:t>
-      </w:r>
-      <w:bookmarkEnd w:id="44"/>
+        <w:t>Ввод данных для интерполяции усилий для продолжительной нагрузки</w:t>
+      </w:r>
+      <w:bookmarkEnd w:id="45"/>
     </w:p>
     <w:p>
       <w:pPr>
@@ -9905,68 +9986,36 @@
       <w:pPr>
         <w:pStyle w:val="ae"/>
       </w:pPr>
-      <w:bookmarkStart w:id="45" w:name="_Toc190963769"/>
+      <w:bookmarkStart w:id="46" w:name="_Toc195100425"/>
       <w:r>
         <w:t xml:space="preserve">Рисунок </w:t>
       </w:r>
-      <w:r>
-        <w:fldChar w:fldCharType="begin"/>
-      </w:r>
-      <w:r>
-        <w:instrText xml:space="preserve"> STYLEREF  \s "Заголовок 1" </w:instrText>
-      </w:r>
-      <w:r>
-        <w:fldChar w:fldCharType="separate"/>
-      </w:r>
-      <w:r>
-        <w:rPr>
-          <w:noProof/>
-        </w:rPr>
-        <w:t>3</w:t>
-      </w:r>
-      <w:r>
-        <w:rPr>
-          <w:noProof/>
-        </w:rPr>
-        <w:fldChar w:fldCharType="end"/>
-      </w:r>
+      <w:fldSimple w:instr=" STYLEREF  \s &quot;Заголовок 1&quot; ">
+        <w:r>
+          <w:rPr>
+            <w:noProof/>
+          </w:rPr>
+          <w:t>3</w:t>
+        </w:r>
+      </w:fldSimple>
       <w:r>
         <w:noBreakHyphen/>
       </w:r>
-      <w:r>
-        <w:fldChar w:fldCharType="begin"/>
-      </w:r>
-      <w:r>
-        <w:instrText xml:space="preserve"> SEQ Рисунок \* ARABIC \s 1 </w:instrText>
-      </w:r>
-      <w:r>
-        <w:fldChar w:fldCharType="separate"/>
-      </w:r>
-      <w:r>
-        <w:rPr>
-          <w:noProof/>
-        </w:rPr>
-        <w:t>35</w:t>
-      </w:r>
-      <w:r>
-        <w:rPr>
-          <w:noProof/>
-        </w:rPr>
-        <w:fldChar w:fldCharType="end"/>
-      </w:r>
+      <w:fldSimple w:instr=" SEQ Рисунок \* ARABIC \s 1 ">
+        <w:r>
+          <w:rPr>
+            <w:noProof/>
+          </w:rPr>
+          <w:t>35</w:t>
+        </w:r>
+      </w:fldSimple>
       <w:r>
         <w:t xml:space="preserve">. </w:t>
       </w:r>
       <w:r>
-        <w:t>Результаты решения с интерполя</w:t>
-      </w:r>
-      <w:r>
-        <w:t>цией усилий для продолжительного</w:t>
-      </w:r>
-      <w:r>
-        <w:t xml:space="preserve"> действия нагрузки</w:t>
-      </w:r>
-      <w:bookmarkEnd w:id="45"/>
+        <w:t>Результаты решения с интерполяцией усилий для продолжительного действия нагрузки</w:t>
+      </w:r>
+      <w:bookmarkEnd w:id="46"/>
     </w:p>
     <w:p>
       <w:r>
@@ -10257,11 +10306,11 @@
       <w:pPr>
         <w:pStyle w:val="4"/>
       </w:pPr>
-      <w:bookmarkStart w:id="46" w:name="_Toc190963719"/>
+      <w:bookmarkStart w:id="47" w:name="_Toc195100373"/>
       <w:r>
         <w:t>Расчет внецентренно сжатой колонны при косом изгибе</w:t>
       </w:r>
-      <w:bookmarkEnd w:id="46"/>
+      <w:bookmarkEnd w:id="47"/>
     </w:p>
     <w:p>
       <w:r>
@@ -10495,7 +10544,7 @@
       <w:pPr>
         <w:pStyle w:val="ae"/>
       </w:pPr>
-      <w:bookmarkStart w:id="47" w:name="_Toc190963770"/>
+      <w:bookmarkStart w:id="48" w:name="_Toc195100426"/>
       <w:r>
         <w:t xml:space="preserve">Рисунок </w:t>
       </w:r>
@@ -10530,7 +10579,7 @@
         </w:rPr>
         <w:t>StructureHelper</w:t>
       </w:r>
-      <w:bookmarkEnd w:id="47"/>
+      <w:bookmarkEnd w:id="48"/>
     </w:p>
     <w:p>
       <w:pPr>
@@ -10590,7 +10639,7 @@
       <w:pPr>
         <w:pStyle w:val="ae"/>
       </w:pPr>
-      <w:bookmarkStart w:id="48" w:name="_Toc190963771"/>
+      <w:bookmarkStart w:id="49" w:name="_Toc195100427"/>
       <w:r>
         <w:t xml:space="preserve">Рисунок </w:t>
       </w:r>
@@ -10619,7 +10668,7 @@
       <w:r>
         <w:t>Расчетное сечение элемента по данным источника</w:t>
       </w:r>
-      <w:bookmarkEnd w:id="48"/>
+      <w:bookmarkEnd w:id="49"/>
     </w:p>
     <w:p>
       <w:r>
@@ -10678,7 +10727,7 @@
       <w:pPr>
         <w:pStyle w:val="ae"/>
       </w:pPr>
-      <w:bookmarkStart w:id="49" w:name="_Toc190963772"/>
+      <w:bookmarkStart w:id="50" w:name="_Toc195100428"/>
       <w:r>
         <w:t xml:space="preserve">Рисунок </w:t>
       </w:r>
@@ -10707,7 +10756,7 @@
       <w:r>
         <w:t>Характеристики материала бетона</w:t>
       </w:r>
-      <w:bookmarkEnd w:id="49"/>
+      <w:bookmarkEnd w:id="50"/>
     </w:p>
     <w:p>
       <w:r>
@@ -10768,7 +10817,7 @@
       <w:pPr>
         <w:pStyle w:val="ae"/>
       </w:pPr>
-      <w:bookmarkStart w:id="50" w:name="_Toc190963773"/>
+      <w:bookmarkStart w:id="51" w:name="_Toc195100429"/>
       <w:r>
         <w:t xml:space="preserve">Рисунок </w:t>
       </w:r>
@@ -10797,7 +10846,7 @@
       <w:r>
         <w:t>Характеристики материала арматуры</w:t>
       </w:r>
-      <w:bookmarkEnd w:id="50"/>
+      <w:bookmarkEnd w:id="51"/>
     </w:p>
     <w:p>
       <w:pPr>
@@ -10882,7 +10931,7 @@
       <w:pPr>
         <w:pStyle w:val="ae"/>
       </w:pPr>
-      <w:bookmarkStart w:id="51" w:name="_Toc190963774"/>
+      <w:bookmarkStart w:id="52" w:name="_Toc195100430"/>
       <w:r>
         <w:t xml:space="preserve">Рисунок </w:t>
       </w:r>
@@ -10911,7 +10960,7 @@
       <w:r>
         <w:t>Ввод дополнительного коэффициента условий работы для арматуры</w:t>
       </w:r>
-      <w:bookmarkEnd w:id="51"/>
+      <w:bookmarkEnd w:id="52"/>
     </w:p>
     <w:p>
       <w:r>
@@ -10972,7 +11021,7 @@
       <w:pPr>
         <w:pStyle w:val="ae"/>
       </w:pPr>
-      <w:bookmarkStart w:id="52" w:name="_Toc190963775"/>
+      <w:bookmarkStart w:id="53" w:name="_Toc195100431"/>
       <w:r>
         <w:t xml:space="preserve">Рисунок </w:t>
       </w:r>
@@ -11001,7 +11050,7 @@
       <w:r>
         <w:t>Характеристики загружения</w:t>
       </w:r>
-      <w:bookmarkEnd w:id="52"/>
+      <w:bookmarkEnd w:id="53"/>
     </w:p>
     <w:p>
       <w:r>
@@ -11064,7 +11113,7 @@
       <w:pPr>
         <w:pStyle w:val="ae"/>
       </w:pPr>
-      <w:bookmarkStart w:id="53" w:name="_Toc190963776"/>
+      <w:bookmarkStart w:id="54" w:name="_Toc195100432"/>
       <w:r>
         <w:t xml:space="preserve">Рисунок </w:t>
       </w:r>
@@ -11093,7 +11142,7 @@
       <w:r>
         <w:t>Результат расчета сечения при заданной комбинации нагрузок</w:t>
       </w:r>
-      <w:bookmarkEnd w:id="53"/>
+      <w:bookmarkEnd w:id="54"/>
     </w:p>
     <w:p>
       <w:r>
@@ -11167,7 +11216,7 @@
       <w:pPr>
         <w:pStyle w:val="ae"/>
       </w:pPr>
-      <w:bookmarkStart w:id="54" w:name="_Toc190963777"/>
+      <w:bookmarkStart w:id="55" w:name="_Toc195100433"/>
       <w:r>
         <w:t xml:space="preserve">Рисунок </w:t>
       </w:r>
@@ -11196,7 +11245,7 @@
       <w:r>
         <w:t>Ввод данных для интерполяции усилий при постоянной продольной силе</w:t>
       </w:r>
-      <w:bookmarkEnd w:id="54"/>
+      <w:bookmarkEnd w:id="55"/>
     </w:p>
     <w:p>
       <w:pPr>
@@ -11249,7 +11298,7 @@
       <w:pPr>
         <w:pStyle w:val="ae"/>
       </w:pPr>
-      <w:bookmarkStart w:id="55" w:name="_Toc190963778"/>
+      <w:bookmarkStart w:id="56" w:name="_Toc195100434"/>
       <w:r>
         <w:t xml:space="preserve">Рисунок </w:t>
       </w:r>
@@ -11278,7 +11327,7 @@
       <w:r>
         <w:t>Предельные усилия по результатам расчет</w:t>
       </w:r>
-      <w:bookmarkEnd w:id="55"/>
+      <w:bookmarkEnd w:id="56"/>
     </w:p>
     <w:p>
       <w:r>
@@ -12602,17 +12651,17 @@
       <w:pPr>
         <w:pStyle w:val="2"/>
       </w:pPr>
-      <w:bookmarkStart w:id="56" w:name="_Toc190963720"/>
+      <w:bookmarkStart w:id="57" w:name="_Toc195100374"/>
       <w:r>
         <w:t>Предварительно напряженные элементы</w:t>
       </w:r>
-      <w:bookmarkEnd w:id="56"/>
+      <w:bookmarkEnd w:id="57"/>
     </w:p>
     <w:p>
       <w:pPr>
         <w:pStyle w:val="3"/>
       </w:pPr>
-      <w:bookmarkStart w:id="57" w:name="_Toc190963721"/>
+      <w:bookmarkStart w:id="58" w:name="_Toc195100375"/>
       <w:r>
         <w:t>Расчет изгибаемых</w:t>
       </w:r>
@@ -12622,13 +12671,13 @@
       <w:r>
         <w:t>ов</w:t>
       </w:r>
-      <w:bookmarkEnd w:id="57"/>
+      <w:bookmarkEnd w:id="58"/>
     </w:p>
     <w:p>
       <w:pPr>
         <w:pStyle w:val="4"/>
       </w:pPr>
-      <w:bookmarkStart w:id="58" w:name="_Toc190963722"/>
+      <w:bookmarkStart w:id="59" w:name="_Toc195100376"/>
       <w:r>
         <w:rPr>
           <w:rFonts w:ascii="Times New Roman" w:hAnsi="Times New Roman"/>
@@ -12640,7 +12689,7 @@
         <mc:AlternateContent>
           <mc:Choice Requires="wps">
             <w:drawing>
-              <wp:anchor distT="0" distB="0" distL="114300" distR="114300" simplePos="0" relativeHeight="251661312" behindDoc="0" locked="0" layoutInCell="1" allowOverlap="1" wp14:anchorId="1D541BC1" wp14:editId="19B819F8">
+              <wp:anchor distT="0" distB="0" distL="114300" distR="114300" simplePos="0" relativeHeight="251662336" behindDoc="0" locked="0" layoutInCell="1" allowOverlap="1" wp14:anchorId="1D541BC1" wp14:editId="19B819F8">
                 <wp:simplePos x="0" y="0"/>
                 <wp:positionH relativeFrom="column">
                   <wp:posOffset>4813935</wp:posOffset>
@@ -12720,7 +12769,7 @@
                 <v:stroke joinstyle="miter"/>
                 <v:path gradientshapeok="t" o:connecttype="rect"/>
               </v:shapetype>
-              <v:shape id="Text Box 55" o:spid="_x0000_s1026" type="#_x0000_t202" style="position:absolute;left:0;text-align:left;margin-left:379.05pt;margin-top:725.9pt;width:88.55pt;height:30.3pt;z-index:251661312;visibility:visible;mso-wrap-style:square;mso-width-percent:0;mso-height-percent:0;mso-wrap-distance-left:9pt;mso-wrap-distance-top:0;mso-wrap-distance-right:9pt;mso-wrap-distance-bottom:0;mso-position-horizontal:absolute;mso-position-horizontal-relative:text;mso-position-vertical:absolute;mso-position-vertical-relative:text;mso-width-percent:0;mso-height-percent:0;mso-width-relative:margin;mso-height-relative:margin;v-text-anchor:top" o:gfxdata="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" strokecolor="white">
+              <v:shape id="Text Box 55" o:spid="_x0000_s1026" type="#_x0000_t202" style="position:absolute;left:0;text-align:left;margin-left:379.05pt;margin-top:725.9pt;width:88.55pt;height:30.3pt;z-index:251662336;visibility:visible;mso-wrap-style:square;mso-width-percent:0;mso-height-percent:0;mso-wrap-distance-left:9pt;mso-wrap-distance-top:0;mso-wrap-distance-right:9pt;mso-wrap-distance-bottom:0;mso-position-horizontal:absolute;mso-position-horizontal-relative:text;mso-position-vertical:absolute;mso-position-vertical-relative:text;mso-width-percent:0;mso-height-percent:0;mso-width-relative:margin;mso-height-relative:margin;v-text-anchor:top" o:gfxdata="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" strokecolor="white">
                 <v:textbox>
                   <w:txbxContent>
                     <w:p>
@@ -12753,7 +12802,7 @@
       <w:r>
         <w:t>прямоугольного сечения</w:t>
       </w:r>
-      <w:bookmarkEnd w:id="58"/>
+      <w:bookmarkEnd w:id="59"/>
     </w:p>
     <w:p>
       <w:r>
@@ -13110,7 +13159,7 @@
       <w:pPr>
         <w:pStyle w:val="ae"/>
       </w:pPr>
-      <w:bookmarkStart w:id="59" w:name="_Toc190963779"/>
+      <w:bookmarkStart w:id="60" w:name="_Toc195100435"/>
       <w:r>
         <w:t xml:space="preserve">Рисунок </w:t>
       </w:r>
@@ -13139,7 +13188,7 @@
       <w:r>
         <w:t>Поперечное сечение элемента</w:t>
       </w:r>
-      <w:bookmarkEnd w:id="59"/>
+      <w:bookmarkEnd w:id="60"/>
     </w:p>
     <w:p>
       <w:r>
@@ -13195,7 +13244,7 @@
       <w:pPr>
         <w:pStyle w:val="ae"/>
       </w:pPr>
-      <w:bookmarkStart w:id="60" w:name="_Toc190963780"/>
+      <w:bookmarkStart w:id="61" w:name="_Toc195100436"/>
       <w:r>
         <w:t xml:space="preserve">Рисунок </w:t>
       </w:r>
@@ -13224,7 +13273,7 @@
       <w:r>
         <w:t>Материал бетона</w:t>
       </w:r>
-      <w:bookmarkEnd w:id="60"/>
+      <w:bookmarkEnd w:id="61"/>
     </w:p>
     <w:p>
       <w:r>
@@ -13284,7 +13333,7 @@
       <w:pPr>
         <w:pStyle w:val="ae"/>
       </w:pPr>
-      <w:bookmarkStart w:id="61" w:name="_Toc190963781"/>
+      <w:bookmarkStart w:id="62" w:name="_Toc195100437"/>
       <w:r>
         <w:t xml:space="preserve">Рисунок </w:t>
       </w:r>
@@ -13313,7 +13362,7 @@
       <w:r>
         <w:t>Материал арматуры</w:t>
       </w:r>
-      <w:bookmarkEnd w:id="61"/>
+      <w:bookmarkEnd w:id="62"/>
     </w:p>
     <w:p>
       <w:r>
@@ -13372,7 +13421,7 @@
       <w:pPr>
         <w:pStyle w:val="ae"/>
       </w:pPr>
-      <w:bookmarkStart w:id="62" w:name="_Toc190963782"/>
+      <w:bookmarkStart w:id="63" w:name="_Toc195100438"/>
       <w:r>
         <w:t xml:space="preserve">Рисунок </w:t>
       </w:r>
@@ -13401,7 +13450,7 @@
       <w:r>
         <w:t>Ввод данных по загружению</w:t>
       </w:r>
-      <w:bookmarkEnd w:id="62"/>
+      <w:bookmarkEnd w:id="63"/>
     </w:p>
     <w:p>
       <w:r>
@@ -13483,7 +13532,7 @@
       <w:pPr>
         <w:pStyle w:val="ae"/>
       </w:pPr>
-      <w:bookmarkStart w:id="63" w:name="_Toc190963783"/>
+      <w:bookmarkStart w:id="64" w:name="_Toc195100439"/>
       <w:r>
         <w:t xml:space="preserve">Рисунок </w:t>
       </w:r>
@@ -13512,7 +13561,7 @@
       <w:r>
         <w:t>Ввод предварительного напряжения</w:t>
       </w:r>
-      <w:bookmarkEnd w:id="63"/>
+      <w:bookmarkEnd w:id="64"/>
     </w:p>
     <w:p>
       <w:r>
@@ -13573,7 +13622,7 @@
       <w:pPr>
         <w:pStyle w:val="ae"/>
       </w:pPr>
-      <w:bookmarkStart w:id="64" w:name="_Toc190963784"/>
+      <w:bookmarkStart w:id="65" w:name="_Toc195100440"/>
       <w:r>
         <w:t xml:space="preserve">Рисунок </w:t>
       </w:r>
@@ -13602,7 +13651,7 @@
       <w:r>
         <w:t>Результат расчета</w:t>
       </w:r>
-      <w:bookmarkEnd w:id="64"/>
+      <w:bookmarkEnd w:id="65"/>
     </w:p>
     <w:p>
       <w:r>
@@ -13671,7 +13720,7 @@
       <w:pPr>
         <w:pStyle w:val="ae"/>
       </w:pPr>
-      <w:bookmarkStart w:id="65" w:name="_Toc190963785"/>
+      <w:bookmarkStart w:id="66" w:name="_Toc195100441"/>
       <w:r>
         <w:t xml:space="preserve">Рисунок </w:t>
       </w:r>
@@ -13700,7 +13749,7 @@
       <w:r>
         <w:t>Вычисление предельного момента по шагам</w:t>
       </w:r>
-      <w:bookmarkEnd w:id="65"/>
+      <w:bookmarkEnd w:id="66"/>
     </w:p>
     <w:p>
       <w:pPr>
@@ -13755,7 +13804,7 @@
           <w:szCs w:val="28"/>
         </w:rPr>
       </w:pPr>
-      <w:bookmarkStart w:id="66" w:name="_Toc190963786"/>
+      <w:bookmarkStart w:id="67" w:name="_Toc195100442"/>
       <w:r>
         <w:t xml:space="preserve">Рисунок </w:t>
       </w:r>
@@ -13784,7 +13833,7 @@
       <w:r>
         <w:t>Определение максимального значения усилий, при которых прочность обеспечена</w:t>
       </w:r>
-      <w:bookmarkEnd w:id="66"/>
+      <w:bookmarkEnd w:id="67"/>
     </w:p>
     <w:p>
       <w:r>
@@ -13999,12 +14048,12 @@
       <w:pPr>
         <w:pStyle w:val="4"/>
       </w:pPr>
-      <w:bookmarkStart w:id="67" w:name="_Toc190963723"/>
+      <w:bookmarkStart w:id="68" w:name="_Toc195100377"/>
       <w:r>
         <w:lastRenderedPageBreak/>
         <w:t>Расчет балки прямоугольного сечения</w:t>
       </w:r>
-      <w:bookmarkEnd w:id="67"/>
+      <w:bookmarkEnd w:id="68"/>
     </w:p>
     <w:p>
       <w:r>
@@ -14574,7 +14623,7 @@
           <w:szCs w:val="28"/>
         </w:rPr>
       </w:pPr>
-      <w:bookmarkStart w:id="68" w:name="_Toc190963787"/>
+      <w:bookmarkStart w:id="69" w:name="_Toc195100443"/>
       <w:r>
         <w:t xml:space="preserve">Рисунок </w:t>
       </w:r>
@@ -14606,7 +14655,7 @@
       <w:r>
         <w:t>Поперечное сечение элемента</w:t>
       </w:r>
-      <w:bookmarkEnd w:id="68"/>
+      <w:bookmarkEnd w:id="69"/>
     </w:p>
     <w:p>
       <w:pPr>
@@ -14700,7 +14749,7 @@
           <w:szCs w:val="28"/>
         </w:rPr>
       </w:pPr>
-      <w:bookmarkStart w:id="69" w:name="_Toc190963788"/>
+      <w:bookmarkStart w:id="70" w:name="_Toc195100444"/>
       <w:r>
         <w:t xml:space="preserve">Рисунок </w:t>
       </w:r>
@@ -14729,7 +14778,7 @@
       <w:r>
         <w:t xml:space="preserve"> Материал бетона</w:t>
       </w:r>
-      <w:bookmarkEnd w:id="69"/>
+      <w:bookmarkEnd w:id="70"/>
     </w:p>
     <w:p>
       <w:pPr>
@@ -14811,7 +14860,7 @@
           <w:szCs w:val="28"/>
         </w:rPr>
       </w:pPr>
-      <w:bookmarkStart w:id="70" w:name="_Toc190963789"/>
+      <w:bookmarkStart w:id="71" w:name="_Toc195100445"/>
       <w:r>
         <w:t xml:space="preserve">Рисунок </w:t>
       </w:r>
@@ -14840,7 +14889,7 @@
       <w:r>
         <w:t xml:space="preserve"> Материал арматуры.</w:t>
       </w:r>
-      <w:bookmarkEnd w:id="70"/>
+      <w:bookmarkEnd w:id="71"/>
     </w:p>
     <w:p>
       <w:pPr>
@@ -14934,7 +14983,7 @@
           <w:szCs w:val="28"/>
         </w:rPr>
       </w:pPr>
-      <w:bookmarkStart w:id="71" w:name="_Toc190963790"/>
+      <w:bookmarkStart w:id="72" w:name="_Toc195100446"/>
       <w:r>
         <w:t xml:space="preserve">Рисунок </w:t>
       </w:r>
@@ -14963,7 +15012,7 @@
       <w:r>
         <w:t xml:space="preserve"> Свойства загружения</w:t>
       </w:r>
-      <w:bookmarkEnd w:id="71"/>
+      <w:bookmarkEnd w:id="72"/>
     </w:p>
     <w:p>
       <w:r>
@@ -15131,7 +15180,7 @@
           <w:szCs w:val="28"/>
         </w:rPr>
       </w:pPr>
-      <w:bookmarkStart w:id="72" w:name="_Toc190963791"/>
+      <w:bookmarkStart w:id="73" w:name="_Toc195100447"/>
       <w:r>
         <w:t xml:space="preserve">Рисунок </w:t>
       </w:r>
@@ -15160,7 +15209,7 @@
       <w:r>
         <w:t xml:space="preserve"> Ввод предварительной деформации.</w:t>
       </w:r>
-      <w:bookmarkEnd w:id="72"/>
+      <w:bookmarkEnd w:id="73"/>
     </w:p>
     <w:p>
       <w:pPr>
@@ -15245,7 +15294,7 @@
           <w:szCs w:val="28"/>
         </w:rPr>
       </w:pPr>
-      <w:bookmarkStart w:id="73" w:name="_Toc190963792"/>
+      <w:bookmarkStart w:id="74" w:name="_Toc195100448"/>
       <w:r>
         <w:t xml:space="preserve">Рисунок </w:t>
       </w:r>
@@ -15274,7 +15323,7 @@
       <w:r>
         <w:t xml:space="preserve"> Результаты расчета при заданной комбинации нагрузок</w:t>
       </w:r>
-      <w:bookmarkEnd w:id="73"/>
+      <w:bookmarkEnd w:id="74"/>
     </w:p>
     <w:p>
       <w:r>
@@ -15409,7 +15458,7 @@
           <w:szCs w:val="28"/>
         </w:rPr>
       </w:pPr>
-      <w:bookmarkStart w:id="74" w:name="_Toc190963793"/>
+      <w:bookmarkStart w:id="75" w:name="_Toc195100449"/>
       <w:r>
         <w:t xml:space="preserve">Рисунок </w:t>
       </w:r>
@@ -15438,7 +15487,7 @@
       <w:r>
         <w:t xml:space="preserve"> Ввод данных для интерполяции усилия с целью нахождения предельной несущей способности</w:t>
       </w:r>
-      <w:bookmarkEnd w:id="74"/>
+      <w:bookmarkEnd w:id="75"/>
     </w:p>
     <w:p>
       <w:pPr>
@@ -15497,7 +15546,7 @@
           <w:szCs w:val="28"/>
         </w:rPr>
       </w:pPr>
-      <w:bookmarkStart w:id="75" w:name="_Toc190963794"/>
+      <w:bookmarkStart w:id="76" w:name="_Toc195100450"/>
       <w:r>
         <w:t xml:space="preserve">Рисунок </w:t>
       </w:r>
@@ -15526,7 +15575,7 @@
       <w:r>
         <w:t xml:space="preserve"> Результаты расчета с поиском предельной несущей способности при кратковременном действии нагрузки.</w:t>
       </w:r>
-      <w:bookmarkEnd w:id="75"/>
+      <w:bookmarkEnd w:id="76"/>
     </w:p>
     <w:p>
       <w:pPr>
@@ -15586,7 +15635,7 @@
           <w:szCs w:val="28"/>
         </w:rPr>
       </w:pPr>
-      <w:bookmarkStart w:id="76" w:name="_Toc190963795"/>
+      <w:bookmarkStart w:id="77" w:name="_Toc195100451"/>
       <w:r>
         <w:t xml:space="preserve">Рисунок </w:t>
       </w:r>
@@ -15615,7 +15664,7 @@
       <w:r>
         <w:t xml:space="preserve"> Результаты расчета с поиском предельной несущей способности при продолжительном действии нагрузки.</w:t>
       </w:r>
-      <w:bookmarkEnd w:id="76"/>
+      <w:bookmarkEnd w:id="77"/>
     </w:p>
     <w:p>
       <w:pPr>
@@ -15987,38 +16036,38 @@
       <w:pPr>
         <w:pStyle w:val="1"/>
       </w:pPr>
-      <w:bookmarkStart w:id="77" w:name="_Toc190963724"/>
+      <w:bookmarkStart w:id="78" w:name="_Toc195100378"/>
       <w:r>
         <w:lastRenderedPageBreak/>
         <w:t>Расчеты по предельным состояниям 2-й группы</w:t>
       </w:r>
-      <w:bookmarkEnd w:id="77"/>
+      <w:bookmarkEnd w:id="78"/>
     </w:p>
     <w:p>
       <w:pPr>
         <w:pStyle w:val="2"/>
       </w:pPr>
-      <w:bookmarkStart w:id="78" w:name="_Toc190963725"/>
+      <w:bookmarkStart w:id="79" w:name="_Toc195100379"/>
       <w:r>
         <w:t>Элементы без предварительного напряжения арматуры</w:t>
       </w:r>
-      <w:bookmarkEnd w:id="78"/>
+      <w:bookmarkEnd w:id="79"/>
     </w:p>
     <w:p>
       <w:pPr>
         <w:pStyle w:val="3"/>
       </w:pPr>
-      <w:bookmarkStart w:id="79" w:name="_Toc190963726"/>
+      <w:bookmarkStart w:id="80" w:name="_Toc195100380"/>
       <w:r>
         <w:t>Трещиностойкость</w:t>
       </w:r>
-      <w:bookmarkEnd w:id="79"/>
+      <w:bookmarkEnd w:id="80"/>
     </w:p>
     <w:p>
       <w:pPr>
         <w:pStyle w:val="4"/>
       </w:pPr>
-      <w:bookmarkStart w:id="80" w:name="_Toc190963727"/>
+      <w:bookmarkStart w:id="81" w:name="_Toc195100381"/>
       <w:r>
         <w:rPr>
           <w:rFonts w:ascii="Times New Roman" w:hAnsi="Times New Roman"/>
@@ -16136,7 +16185,7 @@
       <w:r>
         <w:t>железобетонной плиты</w:t>
       </w:r>
-      <w:bookmarkEnd w:id="80"/>
+      <w:bookmarkEnd w:id="81"/>
     </w:p>
     <w:p>
       <w:r>
@@ -16376,7 +16425,7 @@
       <w:pPr>
         <w:pStyle w:val="ae"/>
       </w:pPr>
-      <w:bookmarkStart w:id="81" w:name="_Toc190963796"/>
+      <w:bookmarkStart w:id="82" w:name="_Toc195100452"/>
       <w:r>
         <w:t xml:space="preserve">Рисунок </w:t>
       </w:r>
@@ -16405,7 +16454,7 @@
       <w:r>
         <w:t>Ввод данных для шаблона поперечного сечения</w:t>
       </w:r>
-      <w:bookmarkEnd w:id="81"/>
+      <w:bookmarkEnd w:id="82"/>
     </w:p>
     <w:p>
       <w:pPr>
@@ -16457,7 +16506,7 @@
       <w:pPr>
         <w:pStyle w:val="ae"/>
       </w:pPr>
-      <w:bookmarkStart w:id="82" w:name="_Toc190963797"/>
+      <w:bookmarkStart w:id="83" w:name="_Toc195100453"/>
       <w:r>
         <w:t xml:space="preserve">Рисунок </w:t>
       </w:r>
@@ -16486,7 +16535,7 @@
       <w:r>
         <w:t>Поперечное сечение элемента</w:t>
       </w:r>
-      <w:bookmarkEnd w:id="82"/>
+      <w:bookmarkEnd w:id="83"/>
     </w:p>
     <w:p>
       <w:r>
@@ -16545,7 +16594,7 @@
       <w:pPr>
         <w:pStyle w:val="ae"/>
       </w:pPr>
-      <w:bookmarkStart w:id="83" w:name="_Toc190963798"/>
+      <w:bookmarkStart w:id="84" w:name="_Toc195100454"/>
       <w:r>
         <w:t xml:space="preserve">Рисунок </w:t>
       </w:r>
@@ -16577,7 +16626,7 @@
       <w:r>
         <w:t xml:space="preserve"> материала бетона</w:t>
       </w:r>
-      <w:bookmarkEnd w:id="83"/>
+      <w:bookmarkEnd w:id="84"/>
     </w:p>
     <w:p>
       <w:r>
@@ -16634,7 +16683,7 @@
       <w:pPr>
         <w:pStyle w:val="ae"/>
       </w:pPr>
-      <w:bookmarkStart w:id="84" w:name="_Toc190963799"/>
+      <w:bookmarkStart w:id="85" w:name="_Toc195100455"/>
       <w:r>
         <w:t xml:space="preserve">Рисунок </w:t>
       </w:r>
@@ -16666,7 +16715,7 @@
       <w:r>
         <w:t xml:space="preserve"> материала арматуры</w:t>
       </w:r>
-      <w:bookmarkEnd w:id="84"/>
+      <w:bookmarkEnd w:id="85"/>
     </w:p>
     <w:p>
       <w:r>
@@ -16734,7 +16783,7 @@
       <w:pPr>
         <w:pStyle w:val="ae"/>
       </w:pPr>
-      <w:bookmarkStart w:id="85" w:name="_Toc190963800"/>
+      <w:bookmarkStart w:id="86" w:name="_Toc195100456"/>
       <w:r>
         <w:t xml:space="preserve">Рисунок </w:t>
       </w:r>
@@ -16763,7 +16812,7 @@
       <w:r>
         <w:t>Параметры загружения</w:t>
       </w:r>
-      <w:bookmarkEnd w:id="85"/>
+      <w:bookmarkEnd w:id="86"/>
     </w:p>
     <w:p>
       <w:r>
@@ -16876,7 +16925,7 @@
       <w:pPr>
         <w:pStyle w:val="ae"/>
       </w:pPr>
-      <w:bookmarkStart w:id="86" w:name="_Toc190963801"/>
+      <w:bookmarkStart w:id="87" w:name="_Toc195100457"/>
       <w:r>
         <w:t xml:space="preserve">Рисунок </w:t>
       </w:r>
@@ -16905,7 +16954,7 @@
       <w:r>
         <w:t>Параметры расчета трещиностойкости</w:t>
       </w:r>
-      <w:bookmarkEnd w:id="86"/>
+      <w:bookmarkEnd w:id="87"/>
     </w:p>
     <w:p>
       <w:r>
@@ -16961,7 +17010,7 @@
       <w:pPr>
         <w:pStyle w:val="ae"/>
       </w:pPr>
-      <w:bookmarkStart w:id="87" w:name="_Toc190963802"/>
+      <w:bookmarkStart w:id="88" w:name="_Toc195100458"/>
       <w:r>
         <w:t xml:space="preserve">Рисунок </w:t>
       </w:r>
@@ -16990,7 +17039,7 @@
       <w:r>
         <w:t>Результаты расчета ширины раскрытия трещин</w:t>
       </w:r>
-      <w:bookmarkEnd w:id="87"/>
+      <w:bookmarkEnd w:id="88"/>
     </w:p>
     <w:p>
       <w:pPr>
@@ -17053,7 +17102,7 @@
       <w:pPr>
         <w:pStyle w:val="ae"/>
       </w:pPr>
-      <w:bookmarkStart w:id="88" w:name="_Toc190963803"/>
+      <w:bookmarkStart w:id="89" w:name="_Toc195100459"/>
       <w:r>
         <w:t xml:space="preserve">Рисунок </w:t>
       </w:r>
@@ -17082,7 +17131,7 @@
       <w:r>
         <w:t>Ширина продолжительного раскрытия трещин</w:t>
       </w:r>
-      <w:bookmarkEnd w:id="88"/>
+      <w:bookmarkEnd w:id="89"/>
       <w:r>
         <w:t xml:space="preserve">  </w:t>
       </w:r>
@@ -17164,7 +17213,7 @@
       <w:pPr>
         <w:pStyle w:val="ae"/>
       </w:pPr>
-      <w:bookmarkStart w:id="89" w:name="_Toc190963804"/>
+      <w:bookmarkStart w:id="90" w:name="_Toc195100460"/>
       <w:r>
         <w:t xml:space="preserve">Рисунок </w:t>
       </w:r>
@@ -17196,7 +17245,7 @@
       <w:r>
         <w:t>Напряжение в растянутой арматуре</w:t>
       </w:r>
-      <w:bookmarkEnd w:id="89"/>
+      <w:bookmarkEnd w:id="90"/>
       <w:r>
         <w:t xml:space="preserve">   </w:t>
       </w:r>
@@ -17324,7 +17373,7 @@
       <w:pPr>
         <w:pStyle w:val="ae"/>
       </w:pPr>
-      <w:bookmarkStart w:id="90" w:name="_Toc190963805"/>
+      <w:bookmarkStart w:id="91" w:name="_Toc195100461"/>
       <w:r>
         <w:t xml:space="preserve">Рисунок </w:t>
       </w:r>
@@ -17356,7 +17405,7 @@
       <w:r>
         <w:t>чет факторов ψs = 0,605 как в пособии</w:t>
       </w:r>
-      <w:bookmarkEnd w:id="90"/>
+      <w:bookmarkEnd w:id="91"/>
     </w:p>
     <w:p>
       <w:r>
@@ -17434,7 +17483,7 @@
       <w:pPr>
         <w:pStyle w:val="ae"/>
       </w:pPr>
-      <w:bookmarkStart w:id="91" w:name="_Toc190963806"/>
+      <w:bookmarkStart w:id="92" w:name="_Toc195100462"/>
       <w:r>
         <w:t xml:space="preserve">Рисунок </w:t>
       </w:r>
@@ -17466,7 +17515,7 @@
       <w:r>
         <w:t>Результат расчета с ψs  = 0,605</w:t>
       </w:r>
-      <w:bookmarkEnd w:id="91"/>
+      <w:bookmarkEnd w:id="92"/>
     </w:p>
     <w:p>
       <w:r>
@@ -18443,11 +18492,11 @@
       <w:pPr>
         <w:pStyle w:val="4"/>
       </w:pPr>
-      <w:bookmarkStart w:id="92" w:name="_Toc190963728"/>
+      <w:bookmarkStart w:id="93" w:name="_Toc195100382"/>
       <w:r>
         <w:t>Расчет колонны прямоугольного сечения</w:t>
       </w:r>
-      <w:bookmarkEnd w:id="92"/>
+      <w:bookmarkEnd w:id="93"/>
     </w:p>
     <w:p>
       <w:r>
@@ -18747,7 +18796,7 @@
       <w:pPr>
         <w:pStyle w:val="ae"/>
       </w:pPr>
-      <w:bookmarkStart w:id="93" w:name="_Toc190963807"/>
+      <w:bookmarkStart w:id="94" w:name="_Toc195100463"/>
       <w:r>
         <w:t xml:space="preserve">Рисунок </w:t>
       </w:r>
@@ -18773,7 +18822,7 @@
       <w:r>
         <w:t>. Ввод параметров шаблона для прямоугольного сечения</w:t>
       </w:r>
-      <w:bookmarkEnd w:id="93"/>
+      <w:bookmarkEnd w:id="94"/>
     </w:p>
     <w:p>
       <w:pPr>
@@ -18824,7 +18873,7 @@
       <w:pPr>
         <w:pStyle w:val="ae"/>
       </w:pPr>
-      <w:bookmarkStart w:id="94" w:name="_Toc190963808"/>
+      <w:bookmarkStart w:id="95" w:name="_Toc195100464"/>
       <w:r>
         <w:t xml:space="preserve">Рисунок </w:t>
       </w:r>
@@ -18853,7 +18902,7 @@
       <w:r>
         <w:t>Расчетное поперечное сечение</w:t>
       </w:r>
-      <w:bookmarkEnd w:id="94"/>
+      <w:bookmarkEnd w:id="95"/>
     </w:p>
     <w:p>
       <w:r>
@@ -18933,7 +18982,7 @@
           <w:szCs w:val="28"/>
         </w:rPr>
       </w:pPr>
-      <w:bookmarkStart w:id="95" w:name="_Toc190963809"/>
+      <w:bookmarkStart w:id="96" w:name="_Toc195100465"/>
       <w:r>
         <w:t xml:space="preserve">Рисунок </w:t>
       </w:r>
@@ -18962,7 +19011,7 @@
       <w:r>
         <w:t xml:space="preserve"> Ввод параметров материала бетона</w:t>
       </w:r>
-      <w:bookmarkEnd w:id="95"/>
+      <w:bookmarkEnd w:id="96"/>
     </w:p>
     <w:p>
       <w:r>
@@ -19040,7 +19089,7 @@
           <w:szCs w:val="28"/>
         </w:rPr>
       </w:pPr>
-      <w:bookmarkStart w:id="96" w:name="_Toc190963810"/>
+      <w:bookmarkStart w:id="97" w:name="_Toc195100466"/>
       <w:r>
         <w:t xml:space="preserve">Рисунок </w:t>
       </w:r>
@@ -19069,7 +19118,7 @@
       <w:r>
         <w:t xml:space="preserve"> Ввод параметров материала арматуры</w:t>
       </w:r>
-      <w:bookmarkEnd w:id="96"/>
+      <w:bookmarkEnd w:id="97"/>
     </w:p>
     <w:p>
       <w:r>
@@ -19142,7 +19191,7 @@
           <w:szCs w:val="28"/>
         </w:rPr>
       </w:pPr>
-      <w:bookmarkStart w:id="97" w:name="_Toc190963811"/>
+      <w:bookmarkStart w:id="98" w:name="_Toc195100467"/>
       <w:r>
         <w:t xml:space="preserve">Рисунок </w:t>
       </w:r>
@@ -19171,7 +19220,7 @@
       <w:r>
         <w:t xml:space="preserve"> Ввод параметров загружения</w:t>
       </w:r>
-      <w:bookmarkEnd w:id="97"/>
+      <w:bookmarkEnd w:id="98"/>
     </w:p>
     <w:p>
       <w:r>
@@ -19262,7 +19311,7 @@
       <w:pPr>
         <w:pStyle w:val="ae"/>
       </w:pPr>
-      <w:bookmarkStart w:id="98" w:name="_Toc190963812"/>
+      <w:bookmarkStart w:id="99" w:name="_Toc195100468"/>
       <w:r>
         <w:t xml:space="preserve">Рисунок </w:t>
       </w:r>
@@ -19297,7 +19346,7 @@
       <w:r>
         <w:t>с автоматическим определением коэффициента неравномерности напряжений в арматуре</w:t>
       </w:r>
-      <w:bookmarkEnd w:id="98"/>
+      <w:bookmarkEnd w:id="99"/>
     </w:p>
     <w:p>
       <w:r>
@@ -19355,7 +19404,7 @@
       <w:pPr>
         <w:pStyle w:val="ae"/>
       </w:pPr>
-      <w:bookmarkStart w:id="99" w:name="_Toc190963813"/>
+      <w:bookmarkStart w:id="100" w:name="_Toc195100469"/>
       <w:r>
         <w:t xml:space="preserve">Рисунок </w:t>
       </w:r>
@@ -19384,7 +19433,7 @@
       <w:r>
         <w:t>Результаты расчета ширины раскрытия трещин</w:t>
       </w:r>
-      <w:bookmarkEnd w:id="99"/>
+      <w:bookmarkEnd w:id="100"/>
     </w:p>
     <w:p>
       <w:pPr>
@@ -19435,7 +19484,7 @@
       <w:pPr>
         <w:pStyle w:val="ae"/>
       </w:pPr>
-      <w:bookmarkStart w:id="100" w:name="_Toc190963814"/>
+      <w:bookmarkStart w:id="101" w:name="_Toc195100470"/>
       <w:r>
         <w:t xml:space="preserve">Рисунок </w:t>
       </w:r>
@@ -19467,7 +19516,7 @@
       <w:r>
         <w:t>Напряжение в растянутой арматуре</w:t>
       </w:r>
-      <w:bookmarkEnd w:id="100"/>
+      <w:bookmarkEnd w:id="101"/>
       <w:r>
         <w:t xml:space="preserve">   </w:t>
       </w:r>
@@ -19594,7 +19643,7 @@
       <w:pPr>
         <w:pStyle w:val="ae"/>
       </w:pPr>
-      <w:bookmarkStart w:id="101" w:name="_Toc190963815"/>
+      <w:bookmarkStart w:id="102" w:name="_Toc195100471"/>
       <w:r>
         <w:t xml:space="preserve">Рисунок </w:t>
       </w:r>
@@ -19629,7 +19678,7 @@
       <w:r>
         <w:t>с директивным назначением коэффициента неравномерности напряжений в арматуре</w:t>
       </w:r>
-      <w:bookmarkEnd w:id="101"/>
+      <w:bookmarkEnd w:id="102"/>
     </w:p>
     <w:p>
       <w:pPr>
@@ -19703,7 +19752,7 @@
       <w:pPr>
         <w:pStyle w:val="ae"/>
       </w:pPr>
-      <w:bookmarkStart w:id="102" w:name="_Toc190963816"/>
+      <w:bookmarkStart w:id="103" w:name="_Toc195100472"/>
       <w:r>
         <w:t xml:space="preserve">Рисунок </w:t>
       </w:r>
@@ -19732,7 +19781,7 @@
       <w:r>
         <w:t>Результаты расчета ширины раскрытия трещин</w:t>
       </w:r>
-      <w:bookmarkEnd w:id="102"/>
+      <w:bookmarkEnd w:id="103"/>
     </w:p>
     <w:p>
       <w:r>
@@ -20743,11 +20792,11 @@
       <w:pPr>
         <w:pStyle w:val="4"/>
       </w:pPr>
-      <w:bookmarkStart w:id="103" w:name="_Toc190963729"/>
+      <w:bookmarkStart w:id="104" w:name="_Toc195100383"/>
       <w:r>
         <w:t>Расчет прямоугольной балки (Балка Разгуляева-Воронкова)</w:t>
       </w:r>
-      <w:bookmarkEnd w:id="103"/>
+      <w:bookmarkEnd w:id="104"/>
     </w:p>
     <w:p>
       <w:r>
@@ -20886,7 +20935,7 @@
       <w:pPr>
         <w:pStyle w:val="ae"/>
       </w:pPr>
-      <w:bookmarkStart w:id="104" w:name="_Toc190963817"/>
+      <w:bookmarkStart w:id="105" w:name="_Toc195100473"/>
       <w:r>
         <w:t xml:space="preserve">Рисунок </w:t>
       </w:r>
@@ -20915,7 +20964,7 @@
       <w:r>
         <w:t>Поперечное сечение балки</w:t>
       </w:r>
-      <w:bookmarkEnd w:id="104"/>
+      <w:bookmarkEnd w:id="105"/>
     </w:p>
     <w:p>
       <w:pPr>
@@ -21196,10 +21245,10 @@
               <w:ind w:firstLine="0"/>
             </w:pPr>
             <w:r>
-              <w:t>Ширина раскрытия трещин при нагрузки</w:t>
-            </w:r>
-            <w:r>
-              <w:t xml:space="preserve"> </w:t>
+              <w:t>Шири</w:t>
+            </w:r>
+            <w:r>
+              <w:t xml:space="preserve">на раскрытия трещин при нагрузке </w:t>
             </w:r>
             <w:r>
               <w:rPr>
@@ -21311,7 +21360,10 @@
               <w:ind w:firstLine="0"/>
             </w:pPr>
             <w:r>
-              <w:t>Ширина раскрытия трещин при нагрузки</w:t>
+              <w:t>Шири</w:t>
+            </w:r>
+            <w:r>
+              <w:t>на раскрытия трещин при нагрузке</w:t>
             </w:r>
             <w:r>
               <w:t xml:space="preserve"> </w:t>
@@ -21478,9 +21530,1043 @@
     </w:p>
     <w:p>
       <w:pPr>
+        <w:pStyle w:val="3"/>
+      </w:pPr>
+      <w:bookmarkStart w:id="106" w:name="_Toc195100384"/>
+      <w:r>
+        <w:t>Деформации</w:t>
+      </w:r>
+      <w:bookmarkEnd w:id="106"/>
+    </w:p>
+    <w:p>
+      <w:pPr>
+        <w:pStyle w:val="4"/>
+      </w:pPr>
+      <w:bookmarkStart w:id="107" w:name="_Toc195100385"/>
+      <w:r>
+        <w:t>Железобетонная плита прямоугольного сечения</w:t>
+      </w:r>
+      <w:bookmarkEnd w:id="107"/>
+    </w:p>
+    <w:p>
+      <w:r>
+        <w:t>Подготовлено: Моисеева Д.В.., 2025г</w:t>
+      </w:r>
+    </w:p>
+    <w:p>
+      <w:r>
+        <w:t>Файл расчета: 1_ex_44</w:t>
+      </w:r>
+      <w:r>
+        <w:t>.shpj</w:t>
+      </w:r>
+    </w:p>
+    <w:p>
+      <w:r>
+        <w:t>И</w:t>
+      </w:r>
+      <w:r>
+        <w:t>сходные данные</w:t>
+      </w:r>
+    </w:p>
+    <w:p>
+      <w:r>
+        <w:t xml:space="preserve">Источник: </w:t>
+      </w:r>
+      <w:r>
+        <w:t>[1]</w:t>
+      </w:r>
+      <w:r>
+        <w:t>, пример расчета - №44.</w:t>
+      </w:r>
+    </w:p>
+    <w:p>
+      <w:r>
+        <w:t xml:space="preserve">Железобетонный элемент прямоугольного сечения с размерами </w:t>
+      </w:r>
+      <w:r>
+        <w:t xml:space="preserve">b = </w:t>
+      </w:r>
+      <w:r>
+        <w:t>1000</w:t>
+      </w:r>
+      <w:r>
+        <w:t xml:space="preserve"> </w:t>
+      </w:r>
+      <w:r>
+        <w:t xml:space="preserve">мм, </w:t>
+      </w:r>
+      <w:r>
+        <w:rPr>
+          <w:lang w:val="en-US"/>
+        </w:rPr>
+        <w:t>h</w:t>
+      </w:r>
+      <w:r>
+        <w:t xml:space="preserve"> = </w:t>
+      </w:r>
+      <w:r>
+        <w:t xml:space="preserve">200 мм, </w:t>
+      </w:r>
+      <w:r>
+        <w:rPr>
+          <w:lang w:val="en-US"/>
+        </w:rPr>
+        <w:t>a</w:t>
+      </w:r>
+      <w:r>
+        <w:t xml:space="preserve"> = </w:t>
+      </w:r>
+      <w:r>
+        <w:t>27 мм.</w:t>
+      </w:r>
+    </w:p>
+    <w:p>
+      <w:r>
+        <w:lastRenderedPageBreak/>
+        <w:t>Бетон тяжелый класса прочности на сжатие В15</w:t>
+      </w:r>
+      <w:r>
+        <w:t>;</w:t>
+      </w:r>
+    </w:p>
+    <w:p>
+      <w:r>
+        <w:t>Ненапрягаемая арматура в растянутой зоне 5</w:t>
+      </w:r>
+      <w:r>
+        <w:t>Ø1</w:t>
+      </w:r>
+      <w:r>
+        <w:t>4</w:t>
+      </w:r>
+      <w:r>
+        <w:t xml:space="preserve"> </w:t>
+      </w:r>
+      <w:r>
+        <w:t>А400.</w:t>
+      </w:r>
+    </w:p>
+    <w:p>
+      <w:r>
+        <w:t>Усилия</w:t>
+      </w:r>
+      <w:r>
+        <w:t>:</w:t>
+      </w:r>
+      <w:r>
+        <w:t xml:space="preserve"> </w:t>
+      </w:r>
+      <w:r>
+        <w:rPr>
+          <w:lang w:val="en-GB"/>
+        </w:rPr>
+        <w:t>M</w:t>
+      </w:r>
+      <w:r>
+        <w:rPr>
+          <w:vertAlign w:val="subscript"/>
+          <w:lang w:val="en-GB"/>
+        </w:rPr>
+        <w:t>l</w:t>
+      </w:r>
+      <w:r>
+        <w:rPr>
+          <w:vertAlign w:val="subscript"/>
+        </w:rPr>
+        <w:t xml:space="preserve">  </w:t>
+      </w:r>
+      <w:r>
+        <w:t xml:space="preserve">= </w:t>
+      </w:r>
+      <w:r>
+        <w:t>25,5</w:t>
+      </w:r>
+      <w:r>
+        <w:t xml:space="preserve"> </w:t>
+      </w:r>
+      <w:r>
+        <w:t xml:space="preserve">кНм, от действия постоянных и длительных нагрузок </w:t>
+      </w:r>
+    </w:p>
+    <w:p>
+      <w:pPr>
+        <w:spacing w:line="360" w:lineRule="auto"/>
+        <w:ind w:left="284" w:firstLine="283"/>
+        <w:jc w:val="both"/>
+        <w:rPr>
+          <w:rFonts w:ascii="Times New Roman" w:hAnsi="Times New Roman" w:cs="Times New Roman"/>
+          <w:sz w:val="28"/>
+          <w:szCs w:val="28"/>
+        </w:rPr>
+      </w:pPr>
+      <w:r>
+        <w:rPr>
+          <w:rFonts w:ascii="Times New Roman" w:hAnsi="Times New Roman" w:cs="Times New Roman"/>
+          <w:sz w:val="28"/>
+          <w:szCs w:val="28"/>
+        </w:rPr>
+        <w:t>Для задание геометрических</w:t>
+      </w:r>
+      <w:r>
+        <w:rPr>
+          <w:rFonts w:ascii="Times New Roman" w:hAnsi="Times New Roman" w:cs="Times New Roman"/>
+          <w:sz w:val="28"/>
+          <w:szCs w:val="28"/>
+        </w:rPr>
+        <w:t xml:space="preserve"> характеристик сечения используем</w:t>
+      </w:r>
+      <w:r>
+        <w:rPr>
+          <w:rFonts w:ascii="Times New Roman" w:hAnsi="Times New Roman" w:cs="Times New Roman"/>
+          <w:sz w:val="28"/>
+          <w:szCs w:val="28"/>
+        </w:rPr>
+        <w:t xml:space="preserve"> шаблоны </w:t>
+      </w:r>
+      <w:r>
+        <w:rPr>
+          <w:rFonts w:ascii="Times New Roman" w:hAnsi="Times New Roman" w:cs="Times New Roman"/>
+          <w:sz w:val="28"/>
+          <w:szCs w:val="28"/>
+        </w:rPr>
+        <w:t>(</w:t>
+      </w:r>
+      <w:r>
+        <w:rPr>
+          <w:rFonts w:ascii="Times New Roman" w:hAnsi="Times New Roman" w:cs="Times New Roman"/>
+          <w:sz w:val="28"/>
+          <w:szCs w:val="28"/>
+          <w:lang w:val="en-US"/>
+        </w:rPr>
+        <w:t>templates</w:t>
+      </w:r>
+      <w:r>
+        <w:rPr>
+          <w:rFonts w:ascii="Times New Roman" w:hAnsi="Times New Roman" w:cs="Times New Roman"/>
+          <w:sz w:val="28"/>
+          <w:szCs w:val="28"/>
+        </w:rPr>
+        <w:t>)</w:t>
+      </w:r>
+      <w:r>
+        <w:rPr>
+          <w:rFonts w:ascii="Times New Roman" w:hAnsi="Times New Roman" w:cs="Times New Roman"/>
+          <w:sz w:val="28"/>
+          <w:szCs w:val="28"/>
+        </w:rPr>
+        <w:t>.</w:t>
+      </w:r>
+    </w:p>
+    <w:p>
+      <w:pPr>
+        <w:spacing w:line="360" w:lineRule="auto"/>
+        <w:ind w:left="284" w:firstLine="283"/>
+        <w:jc w:val="both"/>
+        <w:rPr>
+          <w:rFonts w:ascii="Times New Roman" w:hAnsi="Times New Roman" w:cs="Times New Roman"/>
+          <w:sz w:val="28"/>
+          <w:szCs w:val="28"/>
+        </w:rPr>
+      </w:pPr>
+    </w:p>
+    <w:p>
+      <w:pPr>
+        <w:pStyle w:val="af0"/>
+      </w:pPr>
+      <w:r>
+        <w:rPr>
+          <w:noProof/>
+        </w:rPr>
+        <w:drawing>
+          <wp:inline distT="0" distB="0" distL="0" distR="0" wp14:anchorId="173A8451" wp14:editId="3AF2C38F">
+            <wp:extent cx="6029960" cy="1894205"/>
+            <wp:effectExtent l="0" t="0" r="8890" b="0"/>
+            <wp:docPr id="1777918286" name="Рисунок 1777918286"/>
+            <wp:cNvGraphicFramePr>
+              <a:graphicFrameLocks xmlns:a="http://schemas.openxmlformats.org/drawingml/2006/main" noChangeAspect="1"/>
+            </wp:cNvGraphicFramePr>
+            <a:graphic xmlns:a="http://schemas.openxmlformats.org/drawingml/2006/main">
+              <a:graphicData uri="http://schemas.openxmlformats.org/drawingml/2006/picture">
+                <pic:pic xmlns:pic="http://schemas.openxmlformats.org/drawingml/2006/picture">
+                  <pic:nvPicPr>
+                    <pic:cNvPr id="1" name=""/>
+                    <pic:cNvPicPr/>
+                  </pic:nvPicPr>
+                  <pic:blipFill>
+                    <a:blip r:embed="rId91" cstate="print"/>
+                    <a:stretch>
+                      <a:fillRect/>
+                    </a:stretch>
+                  </pic:blipFill>
+                  <pic:spPr>
+                    <a:xfrm>
+                      <a:off x="0" y="0"/>
+                      <a:ext cx="6029960" cy="1894205"/>
+                    </a:xfrm>
+                    <a:prstGeom prst="rect">
+                      <a:avLst/>
+                    </a:prstGeom>
+                  </pic:spPr>
+                </pic:pic>
+              </a:graphicData>
+            </a:graphic>
+          </wp:inline>
+        </w:drawing>
+      </w:r>
+    </w:p>
+    <w:p>
+      <w:pPr>
+        <w:pStyle w:val="ae"/>
+      </w:pPr>
+      <w:bookmarkStart w:id="108" w:name="_Toc195100474"/>
+      <w:r>
+        <w:t xml:space="preserve">Рисунок </w:t>
+      </w:r>
+      <w:r>
+        <w:fldChar w:fldCharType="begin"/>
+      </w:r>
+      <w:r>
+        <w:instrText xml:space="preserve"> STYLEREF  \s "Заголовок 1" </w:instrText>
+      </w:r>
+      <w:r>
+        <w:fldChar w:fldCharType="separate"/>
+      </w:r>
+      <w:r>
+        <w:rPr>
+          <w:noProof/>
+        </w:rPr>
+        <w:t>4</w:t>
+      </w:r>
+      <w:r>
+        <w:rPr>
+          <w:noProof/>
+        </w:rPr>
+        <w:fldChar w:fldCharType="end"/>
+      </w:r>
+      <w:r>
+        <w:noBreakHyphen/>
+      </w:r>
+      <w:r>
+        <w:fldChar w:fldCharType="begin"/>
+      </w:r>
+      <w:r>
+        <w:instrText xml:space="preserve"> SEQ Рисунок \* ARABIC \s 1 </w:instrText>
+      </w:r>
+      <w:r>
+        <w:fldChar w:fldCharType="separate"/>
+      </w:r>
+      <w:r>
+        <w:rPr>
+          <w:noProof/>
+        </w:rPr>
+        <w:t>23</w:t>
+      </w:r>
+      <w:r>
+        <w:rPr>
+          <w:noProof/>
+        </w:rPr>
+        <w:fldChar w:fldCharType="end"/>
+      </w:r>
+      <w:r>
+        <w:t xml:space="preserve">. </w:t>
+      </w:r>
+      <w:r>
+        <w:t xml:space="preserve">Поперечное сечение </w:t>
+      </w:r>
+      <w:r>
+        <w:t>плиты</w:t>
+      </w:r>
+      <w:bookmarkEnd w:id="108"/>
+    </w:p>
+    <w:p>
+      <w:r>
+        <w:t>Зададим материал для бетона.</w:t>
+      </w:r>
+    </w:p>
+    <w:p>
+      <w:pPr>
+        <w:spacing w:line="360" w:lineRule="auto"/>
+        <w:ind w:left="284" w:firstLine="283"/>
+        <w:jc w:val="center"/>
+        <w:rPr>
+          <w:rFonts w:ascii="Times New Roman" w:hAnsi="Times New Roman" w:cs="Times New Roman"/>
+          <w:sz w:val="28"/>
+          <w:szCs w:val="28"/>
+        </w:rPr>
+      </w:pPr>
+      <w:r>
+        <w:rPr>
+          <w:rFonts w:ascii="Times New Roman" w:hAnsi="Times New Roman" w:cs="Times New Roman"/>
+          <w:noProof/>
+          <w:sz w:val="28"/>
+          <w:szCs w:val="28"/>
+        </w:rPr>
+        <w:drawing>
+          <wp:inline distT="0" distB="0" distL="0" distR="0" wp14:anchorId="0E451E44" wp14:editId="0CA6DDF7">
+            <wp:extent cx="2759825" cy="3291666"/>
+            <wp:effectExtent l="0" t="0" r="2540" b="4445"/>
+            <wp:docPr id="1777918287" name="Рисунок 1777918287"/>
+            <wp:cNvGraphicFramePr>
+              <a:graphicFrameLocks xmlns:a="http://schemas.openxmlformats.org/drawingml/2006/main" noChangeAspect="1"/>
+            </wp:cNvGraphicFramePr>
+            <a:graphic xmlns:a="http://schemas.openxmlformats.org/drawingml/2006/main">
+              <a:graphicData uri="http://schemas.openxmlformats.org/drawingml/2006/picture">
+                <pic:pic xmlns:pic="http://schemas.openxmlformats.org/drawingml/2006/picture">
+                  <pic:nvPicPr>
+                    <pic:cNvPr id="1" name=""/>
+                    <pic:cNvPicPr/>
+                  </pic:nvPicPr>
+                  <pic:blipFill>
+                    <a:blip r:embed="rId92" cstate="print"/>
+                    <a:stretch>
+                      <a:fillRect/>
+                    </a:stretch>
+                  </pic:blipFill>
+                  <pic:spPr>
+                    <a:xfrm>
+                      <a:off x="0" y="0"/>
+                      <a:ext cx="2764377" cy="3297096"/>
+                    </a:xfrm>
+                    <a:prstGeom prst="rect">
+                      <a:avLst/>
+                    </a:prstGeom>
+                  </pic:spPr>
+                </pic:pic>
+              </a:graphicData>
+            </a:graphic>
+          </wp:inline>
+        </w:drawing>
+      </w:r>
+    </w:p>
+    <w:p>
+      <w:pPr>
+        <w:pStyle w:val="ae"/>
+      </w:pPr>
+      <w:bookmarkStart w:id="109" w:name="_Toc195100475"/>
+      <w:r>
+        <w:t xml:space="preserve">Рисунок </w:t>
+      </w:r>
+      <w:r>
+        <w:fldChar w:fldCharType="begin"/>
+      </w:r>
+      <w:r>
+        <w:instrText xml:space="preserve"> STYLEREF  \s "Заголовок 1" </w:instrText>
+      </w:r>
+      <w:r>
+        <w:fldChar w:fldCharType="separate"/>
+      </w:r>
+      <w:r>
+        <w:rPr>
+          <w:noProof/>
+        </w:rPr>
+        <w:t>4</w:t>
+      </w:r>
+      <w:r>
+        <w:rPr>
+          <w:noProof/>
+        </w:rPr>
+        <w:fldChar w:fldCharType="end"/>
+      </w:r>
+      <w:r>
+        <w:noBreakHyphen/>
+      </w:r>
+      <w:r>
+        <w:fldChar w:fldCharType="begin"/>
+      </w:r>
+      <w:r>
+        <w:instrText xml:space="preserve"> SEQ Рисунок \* ARABIC \s 1 </w:instrText>
+      </w:r>
+      <w:r>
+        <w:fldChar w:fldCharType="separate"/>
+      </w:r>
+      <w:r>
+        <w:rPr>
+          <w:noProof/>
+        </w:rPr>
+        <w:t>24</w:t>
+      </w:r>
+      <w:r>
+        <w:rPr>
+          <w:noProof/>
+        </w:rPr>
+        <w:fldChar w:fldCharType="end"/>
+      </w:r>
+      <w:r>
+        <w:t xml:space="preserve">. </w:t>
+      </w:r>
+      <w:r>
+        <w:t>Свойства материала для бетона</w:t>
+      </w:r>
+      <w:bookmarkEnd w:id="109"/>
+    </w:p>
+    <w:p>
+      <w:pPr>
+        <w:spacing w:line="360" w:lineRule="auto"/>
+        <w:ind w:left="284" w:firstLine="283"/>
+        <w:jc w:val="center"/>
+        <w:rPr>
+          <w:rFonts w:ascii="Times New Roman" w:hAnsi="Times New Roman" w:cs="Times New Roman"/>
+          <w:sz w:val="28"/>
+          <w:szCs w:val="28"/>
+        </w:rPr>
+      </w:pPr>
+    </w:p>
+    <w:p>
+      <w:pPr>
+        <w:spacing w:line="360" w:lineRule="auto"/>
+        <w:ind w:left="284" w:firstLine="283"/>
+        <w:jc w:val="center"/>
+        <w:rPr>
+          <w:rFonts w:ascii="Times New Roman" w:hAnsi="Times New Roman" w:cs="Times New Roman"/>
+          <w:sz w:val="28"/>
+          <w:szCs w:val="28"/>
+        </w:rPr>
+      </w:pPr>
+    </w:p>
+    <w:p>
+      <w:r>
+        <w:lastRenderedPageBreak/>
+        <w:t>Зададим материал для арматуры</w:t>
+      </w:r>
+    </w:p>
+    <w:p>
+      <w:pPr>
+        <w:pStyle w:val="af0"/>
+      </w:pPr>
+      <w:r>
+        <w:drawing>
+          <wp:inline distT="0" distB="0" distL="0" distR="0" wp14:anchorId="5F852A26" wp14:editId="083B56F6">
+            <wp:extent cx="4203700" cy="4351907"/>
+            <wp:effectExtent l="0" t="0" r="6350" b="0"/>
+            <wp:docPr id="1777918298" name="Рисунок 1777918298"/>
+            <wp:cNvGraphicFramePr>
+              <a:graphicFrameLocks xmlns:a="http://schemas.openxmlformats.org/drawingml/2006/main" noChangeAspect="1"/>
+            </wp:cNvGraphicFramePr>
+            <a:graphic xmlns:a="http://schemas.openxmlformats.org/drawingml/2006/main">
+              <a:graphicData uri="http://schemas.openxmlformats.org/drawingml/2006/picture">
+                <pic:pic xmlns:pic="http://schemas.openxmlformats.org/drawingml/2006/picture">
+                  <pic:nvPicPr>
+                    <pic:cNvPr id="1" name=""/>
+                    <pic:cNvPicPr/>
+                  </pic:nvPicPr>
+                  <pic:blipFill>
+                    <a:blip r:embed="rId93"/>
+                    <a:stretch>
+                      <a:fillRect/>
+                    </a:stretch>
+                  </pic:blipFill>
+                  <pic:spPr>
+                    <a:xfrm>
+                      <a:off x="0" y="0"/>
+                      <a:ext cx="4206687" cy="4354999"/>
+                    </a:xfrm>
+                    <a:prstGeom prst="rect">
+                      <a:avLst/>
+                    </a:prstGeom>
+                  </pic:spPr>
+                </pic:pic>
+              </a:graphicData>
+            </a:graphic>
+          </wp:inline>
+        </w:drawing>
+      </w:r>
+    </w:p>
+    <w:p>
+      <w:pPr>
+        <w:pStyle w:val="ae"/>
+      </w:pPr>
+      <w:bookmarkStart w:id="110" w:name="_Toc195100476"/>
+      <w:r>
+        <w:t xml:space="preserve">Рисунок </w:t>
+      </w:r>
+      <w:r>
+        <w:fldChar w:fldCharType="begin"/>
+      </w:r>
+      <w:r>
+        <w:instrText xml:space="preserve"> STYLEREF  \s "Заголовок 1" </w:instrText>
+      </w:r>
+      <w:r>
+        <w:fldChar w:fldCharType="separate"/>
+      </w:r>
+      <w:r>
+        <w:rPr>
+          <w:noProof/>
+        </w:rPr>
+        <w:t>4</w:t>
+      </w:r>
+      <w:r>
+        <w:rPr>
+          <w:noProof/>
+        </w:rPr>
+        <w:fldChar w:fldCharType="end"/>
+      </w:r>
+      <w:r>
+        <w:noBreakHyphen/>
+      </w:r>
+      <w:r>
+        <w:fldChar w:fldCharType="begin"/>
+      </w:r>
+      <w:r>
+        <w:instrText xml:space="preserve"> SEQ Рисунок \* ARABIC \s 1 </w:instrText>
+      </w:r>
+      <w:r>
+        <w:fldChar w:fldCharType="separate"/>
+      </w:r>
+      <w:r>
+        <w:rPr>
+          <w:noProof/>
+        </w:rPr>
+        <w:t>25</w:t>
+      </w:r>
+      <w:r>
+        <w:rPr>
+          <w:noProof/>
+        </w:rPr>
+        <w:fldChar w:fldCharType="end"/>
+      </w:r>
+      <w:r>
+        <w:t xml:space="preserve">. </w:t>
+      </w:r>
+      <w:r>
+        <w:t>Свойства материала для арматуры</w:t>
+      </w:r>
+      <w:bookmarkEnd w:id="110"/>
+    </w:p>
+    <w:p>
+      <w:r>
+        <w:t>Зададим комбинацию через к</w:t>
+      </w:r>
+      <w:r>
+        <w:t>оэффициенты надежности</w:t>
+      </w:r>
+    </w:p>
+    <w:p>
+      <w:pPr>
+        <w:spacing w:line="360" w:lineRule="auto"/>
+        <w:ind w:left="284" w:firstLine="283"/>
+        <w:jc w:val="center"/>
+        <w:rPr>
+          <w:rFonts w:ascii="Times New Roman" w:hAnsi="Times New Roman" w:cs="Times New Roman"/>
+          <w:sz w:val="28"/>
+          <w:szCs w:val="28"/>
+        </w:rPr>
+      </w:pPr>
+      <w:r>
+        <w:rPr>
+          <w:rFonts w:ascii="Times New Roman" w:hAnsi="Times New Roman" w:cs="Times New Roman"/>
+          <w:noProof/>
+          <w:sz w:val="28"/>
+          <w:szCs w:val="28"/>
+        </w:rPr>
+        <w:drawing>
+          <wp:inline distT="0" distB="0" distL="0" distR="0" wp14:anchorId="15FFD41B" wp14:editId="1278D98B">
+            <wp:extent cx="3757353" cy="3095229"/>
+            <wp:effectExtent l="0" t="0" r="0" b="0"/>
+            <wp:docPr id="1777918295" name="Рисунок 1777918295"/>
+            <wp:cNvGraphicFramePr>
+              <a:graphicFrameLocks xmlns:a="http://schemas.openxmlformats.org/drawingml/2006/main" noChangeAspect="1"/>
+            </wp:cNvGraphicFramePr>
+            <a:graphic xmlns:a="http://schemas.openxmlformats.org/drawingml/2006/main">
+              <a:graphicData uri="http://schemas.openxmlformats.org/drawingml/2006/picture">
+                <pic:pic xmlns:pic="http://schemas.openxmlformats.org/drawingml/2006/picture">
+                  <pic:nvPicPr>
+                    <pic:cNvPr id="1" name=""/>
+                    <pic:cNvPicPr/>
+                  </pic:nvPicPr>
+                  <pic:blipFill>
+                    <a:blip r:embed="rId94" cstate="print"/>
+                    <a:stretch>
+                      <a:fillRect/>
+                    </a:stretch>
+                  </pic:blipFill>
+                  <pic:spPr>
+                    <a:xfrm>
+                      <a:off x="0" y="0"/>
+                      <a:ext cx="3763441" cy="3100244"/>
+                    </a:xfrm>
+                    <a:prstGeom prst="rect">
+                      <a:avLst/>
+                    </a:prstGeom>
+                  </pic:spPr>
+                </pic:pic>
+              </a:graphicData>
+            </a:graphic>
+          </wp:inline>
+        </w:drawing>
+      </w:r>
+    </w:p>
+    <w:p>
+      <w:pPr>
+        <w:pStyle w:val="ae"/>
+      </w:pPr>
+      <w:bookmarkStart w:id="111" w:name="_Toc195100477"/>
+      <w:r>
+        <w:t xml:space="preserve">Рисунок </w:t>
+      </w:r>
+      <w:r>
+        <w:fldChar w:fldCharType="begin"/>
+      </w:r>
+      <w:r>
+        <w:instrText xml:space="preserve"> STYLEREF  \s "Заголовок 1" </w:instrText>
+      </w:r>
+      <w:r>
+        <w:fldChar w:fldCharType="separate"/>
+      </w:r>
+      <w:r>
+        <w:rPr>
+          <w:noProof/>
+        </w:rPr>
+        <w:t>4</w:t>
+      </w:r>
+      <w:r>
+        <w:rPr>
+          <w:noProof/>
+        </w:rPr>
+        <w:fldChar w:fldCharType="end"/>
+      </w:r>
+      <w:r>
+        <w:noBreakHyphen/>
+      </w:r>
+      <w:r>
+        <w:fldChar w:fldCharType="begin"/>
+      </w:r>
+      <w:r>
+        <w:instrText xml:space="preserve"> SEQ Рисунок \* ARABIC \s 1 </w:instrText>
+      </w:r>
+      <w:r>
+        <w:fldChar w:fldCharType="separate"/>
+      </w:r>
+      <w:r>
+        <w:rPr>
+          <w:noProof/>
+        </w:rPr>
+        <w:t>26</w:t>
+      </w:r>
+      <w:r>
+        <w:rPr>
+          <w:noProof/>
+        </w:rPr>
+        <w:fldChar w:fldCharType="end"/>
+      </w:r>
+      <w:r>
+        <w:t xml:space="preserve">. </w:t>
+      </w:r>
+      <w:r>
+        <w:t xml:space="preserve">Свойства </w:t>
+      </w:r>
+      <w:r>
+        <w:t>комбинации нагрузок</w:t>
+      </w:r>
+      <w:bookmarkEnd w:id="111"/>
+    </w:p>
+    <w:p>
+      <w:r>
+        <w:t>Результат</w:t>
+      </w:r>
+      <w:r>
+        <w:t>ы</w:t>
+      </w:r>
+      <w:r>
+        <w:t xml:space="preserve"> расчета </w:t>
+      </w:r>
+    </w:p>
+    <w:p>
+      <w:r>
+        <w:lastRenderedPageBreak/>
+        <w:t>Кривизна при действии постоянных и длительных нагрузок (1/r) составила 0,089 1/м.</w:t>
+      </w:r>
+    </w:p>
+    <w:p>
+      <w:pPr>
+        <w:pStyle w:val="af0"/>
+      </w:pPr>
+      <w:r>
+        <w:drawing>
+          <wp:inline distT="0" distB="0" distL="0" distR="0" wp14:anchorId="3FCE203F" wp14:editId="61B7F8E3">
+            <wp:extent cx="6029960" cy="3226435"/>
+            <wp:effectExtent l="0" t="0" r="8890" b="0"/>
+            <wp:docPr id="1777918297" name="Рисунок 1777918297"/>
+            <wp:cNvGraphicFramePr>
+              <a:graphicFrameLocks xmlns:a="http://schemas.openxmlformats.org/drawingml/2006/main" noChangeAspect="1"/>
+            </wp:cNvGraphicFramePr>
+            <a:graphic xmlns:a="http://schemas.openxmlformats.org/drawingml/2006/main">
+              <a:graphicData uri="http://schemas.openxmlformats.org/drawingml/2006/picture">
+                <pic:pic xmlns:pic="http://schemas.openxmlformats.org/drawingml/2006/picture">
+                  <pic:nvPicPr>
+                    <pic:cNvPr id="1" name=""/>
+                    <pic:cNvPicPr/>
+                  </pic:nvPicPr>
+                  <pic:blipFill>
+                    <a:blip r:embed="rId95" cstate="print"/>
+                    <a:stretch>
+                      <a:fillRect/>
+                    </a:stretch>
+                  </pic:blipFill>
+                  <pic:spPr>
+                    <a:xfrm>
+                      <a:off x="0" y="0"/>
+                      <a:ext cx="6029960" cy="3226435"/>
+                    </a:xfrm>
+                    <a:prstGeom prst="rect">
+                      <a:avLst/>
+                    </a:prstGeom>
+                  </pic:spPr>
+                </pic:pic>
+              </a:graphicData>
+            </a:graphic>
+          </wp:inline>
+        </w:drawing>
+      </w:r>
+    </w:p>
+    <w:p>
+      <w:pPr>
+        <w:pStyle w:val="ae"/>
+      </w:pPr>
+      <w:bookmarkStart w:id="112" w:name="_Toc195100478"/>
+      <w:r>
+        <w:t xml:space="preserve">Рисунок </w:t>
+      </w:r>
+      <w:r>
+        <w:fldChar w:fldCharType="begin"/>
+      </w:r>
+      <w:r>
+        <w:instrText xml:space="preserve"> STYLEREF  \s "Заголовок 1" </w:instrText>
+      </w:r>
+      <w:r>
+        <w:fldChar w:fldCharType="separate"/>
+      </w:r>
+      <w:r>
+        <w:rPr>
+          <w:noProof/>
+        </w:rPr>
+        <w:t>4</w:t>
+      </w:r>
+      <w:r>
+        <w:rPr>
+          <w:noProof/>
+        </w:rPr>
+        <w:fldChar w:fldCharType="end"/>
+      </w:r>
+      <w:r>
+        <w:noBreakHyphen/>
+      </w:r>
+      <w:r>
+        <w:fldChar w:fldCharType="begin"/>
+      </w:r>
+      <w:r>
+        <w:instrText xml:space="preserve"> SEQ Рисунок \* ARABIC \s 1 </w:instrText>
+      </w:r>
+      <w:r>
+        <w:fldChar w:fldCharType="separate"/>
+      </w:r>
+      <w:r>
+        <w:rPr>
+          <w:noProof/>
+        </w:rPr>
+        <w:t>27</w:t>
+      </w:r>
+      <w:r>
+        <w:rPr>
+          <w:noProof/>
+        </w:rPr>
+        <w:fldChar w:fldCharType="end"/>
+      </w:r>
+      <w:r>
+        <w:t xml:space="preserve">. </w:t>
+      </w:r>
+      <w:r>
+        <w:t>Результаты расчета кривизны элемента</w:t>
+      </w:r>
+      <w:bookmarkEnd w:id="112"/>
+    </w:p>
+    <w:p>
+      <w:r>
+        <w:t xml:space="preserve">Сравнение результатов расчета </w:t>
+      </w:r>
+    </w:p>
+    <w:tbl>
+      <w:tblPr>
+        <w:tblStyle w:val="ad"/>
+        <w:tblW w:w="10039" w:type="dxa"/>
+        <w:tblInd w:w="-289" w:type="dxa"/>
+        <w:tblLook w:val="04A0" w:firstRow="1" w:lastRow="0" w:firstColumn="1" w:lastColumn="0" w:noHBand="0" w:noVBand="1"/>
+      </w:tblPr>
+      <w:tblGrid>
+        <w:gridCol w:w="4438"/>
+        <w:gridCol w:w="1524"/>
+        <w:gridCol w:w="1987"/>
+        <w:gridCol w:w="2090"/>
+      </w:tblGrid>
+      <w:tr>
+        <w:trPr>
+          <w:trHeight w:val="538"/>
+        </w:trPr>
+        <w:tc>
+          <w:tcPr>
+            <w:tcW w:w="4438" w:type="dxa"/>
+            <w:vAlign w:val="center"/>
+          </w:tcPr>
+          <w:p>
+            <w:pPr>
+              <w:ind w:firstLine="0"/>
+            </w:pPr>
+            <w:r>
+              <w:t>Параметр</w:t>
+            </w:r>
+          </w:p>
+        </w:tc>
+        <w:tc>
+          <w:tcPr>
+            <w:tcW w:w="1524" w:type="dxa"/>
+            <w:vAlign w:val="center"/>
+          </w:tcPr>
+          <w:p>
+            <w:pPr>
+              <w:ind w:firstLine="0"/>
+            </w:pPr>
+            <w:r>
+              <w:t>Ед. изм</w:t>
+            </w:r>
+          </w:p>
+        </w:tc>
+        <w:tc>
+          <w:tcPr>
+            <w:tcW w:w="1987" w:type="dxa"/>
+            <w:vAlign w:val="center"/>
+          </w:tcPr>
+          <w:p>
+            <w:pPr>
+              <w:ind w:firstLine="0"/>
+            </w:pPr>
+            <w:r>
+              <w:t>Источник</w:t>
+            </w:r>
+          </w:p>
+        </w:tc>
+        <w:tc>
+          <w:tcPr>
+            <w:tcW w:w="2090" w:type="dxa"/>
+            <w:vAlign w:val="center"/>
+          </w:tcPr>
+          <w:p>
+            <w:pPr>
+              <w:ind w:firstLine="0"/>
+              <w:rPr>
+                <w:lang w:val="en-US"/>
+              </w:rPr>
+            </w:pPr>
+            <w:r>
+              <w:rPr>
+                <w:lang w:val="en-US"/>
+              </w:rPr>
+              <w:t>StructureHelper</w:t>
+            </w:r>
+          </w:p>
+        </w:tc>
+      </w:tr>
+      <w:tr>
+        <w:trPr>
+          <w:trHeight w:val="261"/>
+        </w:trPr>
+        <w:tc>
+          <w:tcPr>
+            <w:tcW w:w="4438" w:type="dxa"/>
+            <w:vAlign w:val="center"/>
+          </w:tcPr>
+          <w:p>
+            <w:pPr>
+              <w:ind w:firstLine="0"/>
+            </w:pPr>
+            <w:r>
+              <w:t xml:space="preserve">Кривизна при действии постоянных и длительных нагрузок </w:t>
+            </w:r>
+            <w:r>
+              <w:t>(1/</w:t>
+            </w:r>
+            <w:r>
+              <w:rPr>
+                <w:lang w:val="en-US"/>
+              </w:rPr>
+              <w:t>r</w:t>
+            </w:r>
+            <w:r>
+              <w:t>)</w:t>
+            </w:r>
+          </w:p>
+        </w:tc>
+        <w:tc>
+          <w:tcPr>
+            <w:tcW w:w="1524" w:type="dxa"/>
+            <w:vAlign w:val="center"/>
+          </w:tcPr>
+          <w:p>
+            <w:pPr>
+              <w:ind w:firstLine="0"/>
+            </w:pPr>
+            <w:r>
+              <w:rPr>
+                <w:lang w:val="en-US"/>
+              </w:rPr>
+              <w:t>1/</w:t>
+            </w:r>
+            <w:r>
+              <w:t>м</w:t>
+            </w:r>
+          </w:p>
+        </w:tc>
+        <w:tc>
+          <w:tcPr>
+            <w:tcW w:w="1987" w:type="dxa"/>
+            <w:vAlign w:val="center"/>
+          </w:tcPr>
+          <w:p>
+            <w:pPr>
+              <w:ind w:firstLine="0"/>
+            </w:pPr>
+            <w:r>
+              <w:t>0,00999</w:t>
+            </w:r>
+          </w:p>
+        </w:tc>
+        <w:tc>
+          <w:tcPr>
+            <w:tcW w:w="2090" w:type="dxa"/>
+            <w:vAlign w:val="center"/>
+          </w:tcPr>
+          <w:p>
+            <w:pPr>
+              <w:ind w:firstLine="0"/>
+            </w:pPr>
+            <w:r>
+              <w:t>0,0089 / -10.9%</w:t>
+            </w:r>
+          </w:p>
+        </w:tc>
+      </w:tr>
+    </w:tbl>
+    <w:p>
+      <w:r>
+        <w:t>В соответствии с выполненным расчетом</w:t>
+      </w:r>
+      <w:r>
+        <w:t xml:space="preserve"> кривизна сечения, вычисленная в </w:t>
+      </w:r>
+      <w:r>
+        <w:rPr>
+          <w:lang w:val="en-US"/>
+        </w:rPr>
+        <w:t>StructureHelper</w:t>
+      </w:r>
+      <w:r>
+        <w:t xml:space="preserve"> на 10,9% меньше приведенной в Источнике.</w:t>
+      </w:r>
+    </w:p>
+    <w:p>
+      <w:pPr>
         <w:pStyle w:val="2"/>
       </w:pPr>
-      <w:bookmarkStart w:id="105" w:name="_Toc190963730"/>
+      <w:bookmarkStart w:id="113" w:name="_Toc195100386"/>
       <w:r>
         <w:t>Предварительно</w:t>
       </w:r>
@@ -21490,33 +22576,33 @@
       <w:r>
         <w:t>напряженные элементы</w:t>
       </w:r>
-      <w:bookmarkEnd w:id="105"/>
+      <w:bookmarkEnd w:id="113"/>
     </w:p>
     <w:p>
       <w:pPr>
         <w:pStyle w:val="3"/>
       </w:pPr>
-      <w:bookmarkStart w:id="106" w:name="_Toc190963731"/>
+      <w:bookmarkStart w:id="114" w:name="_Toc195100387"/>
       <w:r>
         <w:t>Трещиностойкость</w:t>
       </w:r>
-      <w:bookmarkEnd w:id="106"/>
+      <w:bookmarkEnd w:id="114"/>
     </w:p>
     <w:p>
       <w:pPr>
         <w:pStyle w:val="4"/>
       </w:pPr>
-      <w:bookmarkStart w:id="107" w:name="_Toc68777381"/>
-      <w:bookmarkStart w:id="108" w:name="_Toc68778438"/>
-      <w:bookmarkStart w:id="109" w:name="_Toc71574600"/>
-      <w:bookmarkStart w:id="110" w:name="_Toc72398384"/>
-      <w:bookmarkStart w:id="111" w:name="_Toc72398471"/>
-      <w:bookmarkStart w:id="112" w:name="_Toc72398535"/>
-      <w:bookmarkStart w:id="113" w:name="_Toc72398599"/>
-      <w:bookmarkStart w:id="114" w:name="_Toc180931835"/>
-      <w:bookmarkStart w:id="115" w:name="_Toc181101033"/>
-      <w:bookmarkStart w:id="116" w:name="_Toc393895687"/>
-      <w:bookmarkStart w:id="117" w:name="_Toc190963732"/>
+      <w:bookmarkStart w:id="115" w:name="_Toc68777381"/>
+      <w:bookmarkStart w:id="116" w:name="_Toc68778438"/>
+      <w:bookmarkStart w:id="117" w:name="_Toc71574600"/>
+      <w:bookmarkStart w:id="118" w:name="_Toc72398384"/>
+      <w:bookmarkStart w:id="119" w:name="_Toc72398471"/>
+      <w:bookmarkStart w:id="120" w:name="_Toc72398535"/>
+      <w:bookmarkStart w:id="121" w:name="_Toc72398599"/>
+      <w:bookmarkStart w:id="122" w:name="_Toc180931835"/>
+      <w:bookmarkStart w:id="123" w:name="_Toc181101033"/>
+      <w:bookmarkStart w:id="124" w:name="_Toc393895687"/>
+      <w:bookmarkStart w:id="125" w:name="_Toc195100388"/>
       <w:r>
         <w:rPr>
           <w:rFonts w:ascii="Times New Roman" w:hAnsi="Times New Roman"/>
@@ -21528,7 +22614,7 @@
         <mc:AlternateContent>
           <mc:Choice Requires="wps">
             <w:drawing>
-              <wp:anchor distT="0" distB="0" distL="114300" distR="114300" simplePos="0" relativeHeight="251655168" behindDoc="0" locked="0" layoutInCell="1" allowOverlap="1" wp14:anchorId="2CB794BC" wp14:editId="2D8C2147">
+              <wp:anchor distT="0" distB="0" distL="114300" distR="114300" simplePos="0" relativeHeight="251654144" behindDoc="0" locked="0" layoutInCell="1" allowOverlap="1" wp14:anchorId="2CB794BC" wp14:editId="2D8C2147">
                 <wp:simplePos x="0" y="0"/>
                 <wp:positionH relativeFrom="column">
                   <wp:posOffset>4813935</wp:posOffset>
@@ -21604,7 +22690,7 @@
           </mc:Choice>
           <mc:Fallback>
             <w:pict>
-              <v:shape w14:anchorId="2CB794BC" id="_x0000_s1028" type="#_x0000_t202" style="position:absolute;left:0;text-align:left;margin-left:379.05pt;margin-top:725.9pt;width:88.55pt;height:30.3pt;z-index:251655168;visibility:visible;mso-wrap-style:square;mso-width-percent:0;mso-height-percent:0;mso-wrap-distance-left:9pt;mso-wrap-distance-top:0;mso-wrap-distance-right:9pt;mso-wrap-distance-bottom:0;mso-position-horizontal:absolute;mso-position-horizontal-relative:text;mso-position-vertical:absolute;mso-position-vertical-relative:text;mso-width-percent:0;mso-height-percent:0;mso-width-relative:margin;mso-height-relative:margin;v-text-anchor:top" o:gfxdata="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" strokecolor="white">
+              <v:shape w14:anchorId="2CB794BC" id="_x0000_s1028" type="#_x0000_t202" style="position:absolute;left:0;text-align:left;margin-left:379.05pt;margin-top:725.9pt;width:88.55pt;height:30.3pt;z-index:251654144;visibility:visible;mso-wrap-style:square;mso-width-percent:0;mso-height-percent:0;mso-wrap-distance-left:9pt;mso-wrap-distance-top:0;mso-wrap-distance-right:9pt;mso-wrap-distance-bottom:0;mso-position-horizontal:absolute;mso-position-horizontal-relative:text;mso-position-vertical:absolute;mso-position-vertical-relative:text;mso-width-percent:0;mso-height-percent:0;mso-width-relative:margin;mso-height-relative:margin;v-text-anchor:top" o:gfxdata="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" strokecolor="white">
                 <v:textbox>
                   <w:txbxContent>
                     <w:p>
@@ -21628,24 +22714,24 @@
           </mc:Fallback>
         </mc:AlternateContent>
       </w:r>
-      <w:bookmarkStart w:id="118" w:name="_Toc183882616"/>
-      <w:bookmarkEnd w:id="107"/>
-      <w:bookmarkEnd w:id="108"/>
-      <w:bookmarkEnd w:id="109"/>
-      <w:bookmarkEnd w:id="110"/>
-      <w:bookmarkEnd w:id="111"/>
-      <w:bookmarkEnd w:id="112"/>
-      <w:bookmarkEnd w:id="113"/>
-      <w:bookmarkEnd w:id="114"/>
+      <w:bookmarkStart w:id="126" w:name="_Toc183882616"/>
       <w:bookmarkEnd w:id="115"/>
       <w:bookmarkEnd w:id="116"/>
+      <w:bookmarkEnd w:id="117"/>
+      <w:bookmarkEnd w:id="118"/>
+      <w:bookmarkEnd w:id="119"/>
+      <w:bookmarkEnd w:id="120"/>
+      <w:bookmarkEnd w:id="121"/>
+      <w:bookmarkEnd w:id="122"/>
+      <w:bookmarkEnd w:id="123"/>
+      <w:bookmarkEnd w:id="124"/>
       <w:r>
         <w:t>Расчет ребристой плиты</w:t>
       </w:r>
       <w:r>
         <w:t xml:space="preserve"> перекрытия</w:t>
       </w:r>
-      <w:bookmarkEnd w:id="117"/>
+      <w:bookmarkEnd w:id="125"/>
     </w:p>
     <w:p>
       <w:r>
@@ -21667,7 +22753,7 @@
       <w:r>
         <w:t>сходные данные</w:t>
       </w:r>
-      <w:bookmarkEnd w:id="118"/>
+      <w:bookmarkEnd w:id="126"/>
     </w:p>
     <w:p>
       <w:r>
@@ -21681,22 +22767,22 @@
     </w:p>
     <w:p>
       <w:r>
+        <w:t>Задача – 2.4 из Руководства пользователя NDM R1, 2024 г.</w:t>
+      </w:r>
+    </w:p>
+    <w:p>
+      <w:r>
+        <w:t>Исходные данные: Ребристая плита перекрытия с размерами b = 80 мм, h = 350 мм, bf = 475 мм, hf = 50 мм, a = 42 мм (см рис.1):</w:t>
+      </w:r>
+    </w:p>
+    <w:p>
+      <w:r>
+        <w:t>Бетон тяжелый класса прочности на сжатие В25;</w:t>
+      </w:r>
+    </w:p>
+    <w:p>
+      <w:r>
         <w:lastRenderedPageBreak/>
-        <w:t>Задача – 2.4 из Руководства пользователя NDM R1, 2024 г.</w:t>
-      </w:r>
-    </w:p>
-    <w:p>
-      <w:r>
-        <w:t>Исходные данные: Ребристая плита перекрытия с размерами b = 80 мм, h = 350 мм, bf = 475 мм, hf = 50 мм, a = 42 мм (см рис.1):</w:t>
-      </w:r>
-    </w:p>
-    <w:p>
-      <w:r>
-        <w:t>Бетон тяжелый класса прочности на сжатие В25;</w:t>
-      </w:r>
-    </w:p>
-    <w:p>
-      <w:r>
         <w:t>Ненапрягаемая арматура в растянутой зоне 1Ø10 Ан600С;</w:t>
       </w:r>
     </w:p>
@@ -21756,7 +22842,7 @@
                     </pic:cNvPicPr>
                   </pic:nvPicPr>
                   <pic:blipFill>
-                    <a:blip r:embed="rId91">
+                    <a:blip r:embed="rId96">
                       <a:extLst>
                         <a:ext uri="{28A0092B-C50C-407E-A947-70E740481C1C}">
                           <a14:useLocalDpi xmlns:a14="http://schemas.microsoft.com/office/drawing/2010/main" val="0"/>
@@ -21789,8 +22875,8 @@
       <w:pPr>
         <w:pStyle w:val="ae"/>
       </w:pPr>
-      <w:bookmarkStart w:id="119" w:name="_Toc183882617"/>
-      <w:bookmarkStart w:id="120" w:name="_Toc190963818"/>
+      <w:bookmarkStart w:id="127" w:name="_Toc183882617"/>
+      <w:bookmarkStart w:id="128" w:name="_Toc195100479"/>
       <w:r>
         <w:t xml:space="preserve">Рисунок </w:t>
       </w:r>
@@ -21810,7 +22896,7 @@
           <w:rPr>
             <w:noProof/>
           </w:rPr>
-          <w:t>23</w:t>
+          <w:t>28</w:t>
         </w:r>
       </w:fldSimple>
       <w:r>
@@ -21822,9 +22908,9 @@
       <w:r>
         <w:t xml:space="preserve"> по данным источника</w:t>
       </w:r>
-      <w:bookmarkEnd w:id="120"/>
-    </w:p>
-    <w:bookmarkEnd w:id="119"/>
+      <w:bookmarkEnd w:id="128"/>
+    </w:p>
+    <w:bookmarkEnd w:id="127"/>
     <w:p>
       <w:r>
         <w:t xml:space="preserve">Ввод исходных данных в </w:t>
@@ -21850,526 +22936,6 @@
             <wp:extent cx="5400431" cy="3336029"/>
             <wp:effectExtent l="0" t="0" r="0" b="0"/>
             <wp:docPr id="55" name="Рисунок 55"/>
-            <wp:cNvGraphicFramePr>
-              <a:graphicFrameLocks xmlns:a="http://schemas.openxmlformats.org/drawingml/2006/main" noChangeAspect="1"/>
-            </wp:cNvGraphicFramePr>
-            <a:graphic xmlns:a="http://schemas.openxmlformats.org/drawingml/2006/main">
-              <a:graphicData uri="http://schemas.openxmlformats.org/drawingml/2006/picture">
-                <pic:pic xmlns:pic="http://schemas.openxmlformats.org/drawingml/2006/picture">
-                  <pic:nvPicPr>
-                    <pic:cNvPr id="1" name=""/>
-                    <pic:cNvPicPr/>
-                  </pic:nvPicPr>
-                  <pic:blipFill>
-                    <a:blip r:embed="rId92"/>
-                    <a:stretch>
-                      <a:fillRect/>
-                    </a:stretch>
-                  </pic:blipFill>
-                  <pic:spPr>
-                    <a:xfrm>
-                      <a:off x="0" y="0"/>
-                      <a:ext cx="5406708" cy="3339906"/>
-                    </a:xfrm>
-                    <a:prstGeom prst="rect">
-                      <a:avLst/>
-                    </a:prstGeom>
-                  </pic:spPr>
-                </pic:pic>
-              </a:graphicData>
-            </a:graphic>
-          </wp:inline>
-        </w:drawing>
-      </w:r>
-    </w:p>
-    <w:p>
-      <w:pPr>
-        <w:pStyle w:val="ae"/>
-      </w:pPr>
-      <w:bookmarkStart w:id="121" w:name="_Toc190963819"/>
-      <w:r>
-        <w:t xml:space="preserve">Рисунок </w:t>
-      </w:r>
-      <w:fldSimple w:instr=" STYLEREF  \s &quot;Заголовок 1&quot; ">
-        <w:r>
-          <w:rPr>
-            <w:noProof/>
-          </w:rPr>
-          <w:t>4</w:t>
-        </w:r>
-      </w:fldSimple>
-      <w:r>
-        <w:noBreakHyphen/>
-      </w:r>
-      <w:fldSimple w:instr=" SEQ Рисунок \* ARABIC \s 1 ">
-        <w:r>
-          <w:rPr>
-            <w:noProof/>
-          </w:rPr>
-          <w:t>24</w:t>
-        </w:r>
-      </w:fldSimple>
-      <w:r>
-        <w:t xml:space="preserve">. </w:t>
-      </w:r>
-      <w:r>
-        <w:t>Поперечное сечение ребристой плиты</w:t>
-      </w:r>
-      <w:r>
-        <w:t xml:space="preserve"> </w:t>
-      </w:r>
-      <w:r>
-        <w:t xml:space="preserve">в программном комплексе </w:t>
-      </w:r>
-      <w:r>
-        <w:rPr>
-          <w:lang w:val="en-US"/>
-        </w:rPr>
-        <w:t>StructureHelper</w:t>
-      </w:r>
-      <w:bookmarkEnd w:id="121"/>
-    </w:p>
-    <w:p>
-      <w:r>
-        <w:t>Зададим мате</w:t>
-      </w:r>
-      <w:r>
-        <w:t>риал для бетона</w:t>
-      </w:r>
-      <w:r>
-        <w:t>.</w:t>
-      </w:r>
-    </w:p>
-    <w:p>
-      <w:pPr>
-        <w:pStyle w:val="af0"/>
-      </w:pPr>
-      <w:r>
-        <w:rPr>
-          <w:noProof/>
-        </w:rPr>
-        <w:drawing>
-          <wp:inline distT="0" distB="0" distL="0" distR="0" wp14:anchorId="6CB84001" wp14:editId="737C50E9">
-            <wp:extent cx="2846567" cy="3200618"/>
-            <wp:effectExtent l="0" t="0" r="0" b="0"/>
-            <wp:docPr id="56" name="Рисунок 56"/>
-            <wp:cNvGraphicFramePr>
-              <a:graphicFrameLocks xmlns:a="http://schemas.openxmlformats.org/drawingml/2006/main" noChangeAspect="1"/>
-            </wp:cNvGraphicFramePr>
-            <a:graphic xmlns:a="http://schemas.openxmlformats.org/drawingml/2006/main">
-              <a:graphicData uri="http://schemas.openxmlformats.org/drawingml/2006/picture">
-                <pic:pic xmlns:pic="http://schemas.openxmlformats.org/drawingml/2006/picture">
-                  <pic:nvPicPr>
-                    <pic:cNvPr id="1" name=""/>
-                    <pic:cNvPicPr/>
-                  </pic:nvPicPr>
-                  <pic:blipFill>
-                    <a:blip r:embed="rId93"/>
-                    <a:stretch>
-                      <a:fillRect/>
-                    </a:stretch>
-                  </pic:blipFill>
-                  <pic:spPr>
-                    <a:xfrm>
-                      <a:off x="0" y="0"/>
-                      <a:ext cx="2854845" cy="3209926"/>
-                    </a:xfrm>
-                    <a:prstGeom prst="rect">
-                      <a:avLst/>
-                    </a:prstGeom>
-                  </pic:spPr>
-                </pic:pic>
-              </a:graphicData>
-            </a:graphic>
-          </wp:inline>
-        </w:drawing>
-      </w:r>
-    </w:p>
-    <w:p>
-      <w:pPr>
-        <w:pStyle w:val="ae"/>
-      </w:pPr>
-      <w:bookmarkStart w:id="122" w:name="_Toc190963820"/>
-      <w:r>
-        <w:t xml:space="preserve">Рисунок </w:t>
-      </w:r>
-      <w:fldSimple w:instr=" STYLEREF  \s &quot;Заголовок 1&quot; ">
-        <w:r>
-          <w:rPr>
-            <w:noProof/>
-          </w:rPr>
-          <w:t>4</w:t>
-        </w:r>
-      </w:fldSimple>
-      <w:r>
-        <w:noBreakHyphen/>
-      </w:r>
-      <w:fldSimple w:instr=" SEQ Рисунок \* ARABIC \s 1 ">
-        <w:r>
-          <w:rPr>
-            <w:noProof/>
-          </w:rPr>
-          <w:t>25</w:t>
-        </w:r>
-      </w:fldSimple>
-      <w:r>
-        <w:t xml:space="preserve">. </w:t>
-      </w:r>
-      <w:r>
-        <w:t>Материал бетона</w:t>
-      </w:r>
-      <w:bookmarkEnd w:id="122"/>
-    </w:p>
-    <w:p>
-      <w:r>
-        <w:t>Зададим материал для арматуры.</w:t>
-      </w:r>
-    </w:p>
-    <w:p>
-      <w:pPr>
-        <w:spacing w:line="360" w:lineRule="auto"/>
-        <w:ind w:left="284" w:firstLine="283"/>
-        <w:jc w:val="center"/>
-        <w:rPr>
-          <w:rFonts w:ascii="Times New Roman" w:hAnsi="Times New Roman" w:cs="Times New Roman"/>
-          <w:sz w:val="28"/>
-          <w:szCs w:val="28"/>
-        </w:rPr>
-      </w:pPr>
-      <w:r>
-        <w:rPr>
-          <w:rFonts w:ascii="Times New Roman" w:hAnsi="Times New Roman" w:cs="Times New Roman"/>
-          <w:noProof/>
-          <w:sz w:val="28"/>
-          <w:szCs w:val="28"/>
-          <w:lang w:eastAsia="ru-RU"/>
-        </w:rPr>
-        <w:lastRenderedPageBreak/>
-        <w:drawing>
-          <wp:inline distT="0" distB="0" distL="0" distR="0" wp14:anchorId="0338DFE0" wp14:editId="37F15723">
-            <wp:extent cx="2953162" cy="3467584"/>
-            <wp:effectExtent l="0" t="0" r="0" b="0"/>
-            <wp:docPr id="57" name="Рисунок 57"/>
-            <wp:cNvGraphicFramePr>
-              <a:graphicFrameLocks xmlns:a="http://schemas.openxmlformats.org/drawingml/2006/main" noChangeAspect="1"/>
-            </wp:cNvGraphicFramePr>
-            <a:graphic xmlns:a="http://schemas.openxmlformats.org/drawingml/2006/main">
-              <a:graphicData uri="http://schemas.openxmlformats.org/drawingml/2006/picture">
-                <pic:pic xmlns:pic="http://schemas.openxmlformats.org/drawingml/2006/picture">
-                  <pic:nvPicPr>
-                    <pic:cNvPr id="1" name=""/>
-                    <pic:cNvPicPr/>
-                  </pic:nvPicPr>
-                  <pic:blipFill>
-                    <a:blip r:embed="rId94"/>
-                    <a:stretch>
-                      <a:fillRect/>
-                    </a:stretch>
-                  </pic:blipFill>
-                  <pic:spPr>
-                    <a:xfrm>
-                      <a:off x="0" y="0"/>
-                      <a:ext cx="2953162" cy="3467584"/>
-                    </a:xfrm>
-                    <a:prstGeom prst="rect">
-                      <a:avLst/>
-                    </a:prstGeom>
-                  </pic:spPr>
-                </pic:pic>
-              </a:graphicData>
-            </a:graphic>
-          </wp:inline>
-        </w:drawing>
-      </w:r>
-    </w:p>
-    <w:p>
-      <w:pPr>
-        <w:pStyle w:val="ae"/>
-      </w:pPr>
-      <w:bookmarkStart w:id="123" w:name="_Toc190963821"/>
-      <w:r>
-        <w:t xml:space="preserve">Рисунок </w:t>
-      </w:r>
-      <w:fldSimple w:instr=" STYLEREF  \s &quot;Заголовок 1&quot; ">
-        <w:r>
-          <w:rPr>
-            <w:noProof/>
-          </w:rPr>
-          <w:t>4</w:t>
-        </w:r>
-      </w:fldSimple>
-      <w:r>
-        <w:noBreakHyphen/>
-      </w:r>
-      <w:fldSimple w:instr=" SEQ Рисунок \* ARABIC \s 1 ">
-        <w:r>
-          <w:rPr>
-            <w:noProof/>
-          </w:rPr>
-          <w:t>26</w:t>
-        </w:r>
-      </w:fldSimple>
-      <w:r>
-        <w:t xml:space="preserve">. </w:t>
-      </w:r>
-      <w:r>
-        <w:t>Материал арматуры</w:t>
-      </w:r>
-      <w:bookmarkEnd w:id="123"/>
-    </w:p>
-    <w:p>
-      <w:r>
-        <w:t>Зададим комбинацию через коэффициенты надежности.</w:t>
-      </w:r>
-    </w:p>
-    <w:p>
-      <w:pPr>
-        <w:spacing w:line="360" w:lineRule="auto"/>
-        <w:ind w:left="284" w:firstLine="283"/>
-        <w:jc w:val="center"/>
-        <w:rPr>
-          <w:rFonts w:ascii="Times New Roman" w:hAnsi="Times New Roman" w:cs="Times New Roman"/>
-          <w:sz w:val="28"/>
-          <w:szCs w:val="28"/>
-          <w:lang w:val="en-GB"/>
-        </w:rPr>
-      </w:pPr>
-      <w:r>
-        <w:rPr>
-          <w:rFonts w:ascii="Times New Roman" w:hAnsi="Times New Roman" w:cs="Times New Roman"/>
-          <w:noProof/>
-          <w:sz w:val="28"/>
-          <w:szCs w:val="28"/>
-          <w:lang w:eastAsia="ru-RU"/>
-        </w:rPr>
-        <w:drawing>
-          <wp:inline distT="0" distB="0" distL="0" distR="0" wp14:anchorId="40A8AD7D" wp14:editId="221461BD">
-            <wp:extent cx="3439005" cy="2838846"/>
-            <wp:effectExtent l="0" t="0" r="9525" b="0"/>
-            <wp:docPr id="58" name="Рисунок 58"/>
-            <wp:cNvGraphicFramePr>
-              <a:graphicFrameLocks xmlns:a="http://schemas.openxmlformats.org/drawingml/2006/main" noChangeAspect="1"/>
-            </wp:cNvGraphicFramePr>
-            <a:graphic xmlns:a="http://schemas.openxmlformats.org/drawingml/2006/main">
-              <a:graphicData uri="http://schemas.openxmlformats.org/drawingml/2006/picture">
-                <pic:pic xmlns:pic="http://schemas.openxmlformats.org/drawingml/2006/picture">
-                  <pic:nvPicPr>
-                    <pic:cNvPr id="1" name=""/>
-                    <pic:cNvPicPr/>
-                  </pic:nvPicPr>
-                  <pic:blipFill>
-                    <a:blip r:embed="rId95"/>
-                    <a:stretch>
-                      <a:fillRect/>
-                    </a:stretch>
-                  </pic:blipFill>
-                  <pic:spPr>
-                    <a:xfrm>
-                      <a:off x="0" y="0"/>
-                      <a:ext cx="3439005" cy="2838846"/>
-                    </a:xfrm>
-                    <a:prstGeom prst="rect">
-                      <a:avLst/>
-                    </a:prstGeom>
-                  </pic:spPr>
-                </pic:pic>
-              </a:graphicData>
-            </a:graphic>
-          </wp:inline>
-        </w:drawing>
-      </w:r>
-    </w:p>
-    <w:p>
-      <w:pPr>
-        <w:pStyle w:val="ae"/>
-      </w:pPr>
-      <w:bookmarkStart w:id="124" w:name="_Toc190963822"/>
-      <w:r>
-        <w:t xml:space="preserve">Рисунок </w:t>
-      </w:r>
-      <w:fldSimple w:instr=" STYLEREF  \s &quot;Заголовок 1&quot; ">
-        <w:r>
-          <w:rPr>
-            <w:noProof/>
-          </w:rPr>
-          <w:t>4</w:t>
-        </w:r>
-      </w:fldSimple>
-      <w:r>
-        <w:noBreakHyphen/>
-      </w:r>
-      <w:fldSimple w:instr=" SEQ Рисунок \* ARABIC \s 1 ">
-        <w:r>
-          <w:rPr>
-            <w:noProof/>
-          </w:rPr>
-          <w:t>27</w:t>
-        </w:r>
-      </w:fldSimple>
-      <w:r>
-        <w:t xml:space="preserve">. </w:t>
-      </w:r>
-      <w:r>
-        <w:t>Ввод данных по загружению</w:t>
-      </w:r>
-      <w:bookmarkEnd w:id="124"/>
-    </w:p>
-    <w:p>
-      <w:r>
-        <w:t>Зададим предварительное напряжение растянутой арматуре. В программе предварительное напряжение задается через относительные деформации.</w:t>
-      </w:r>
-    </w:p>
-    <w:p>
-      <w:r>
-        <w:t xml:space="preserve"> ε = σ / </w:t>
-      </w:r>
-      <w:r>
-        <w:rPr>
-          <w:lang w:val="en-GB"/>
-        </w:rPr>
-        <w:t>E</w:t>
-      </w:r>
-      <w:r>
-        <w:t xml:space="preserve"> </w:t>
-      </w:r>
-    </w:p>
-    <w:p>
-      <w:r>
-        <w:t xml:space="preserve">0,001525 </w:t>
-      </w:r>
-      <w:r>
-        <w:t xml:space="preserve">= 305 </w:t>
-      </w:r>
-      <w:r>
-        <w:t>МПа / 200000 МПа</w:t>
-      </w:r>
-    </w:p>
-    <w:p>
-      <w:pPr>
-        <w:spacing w:line="360" w:lineRule="auto"/>
-        <w:ind w:left="284" w:firstLine="283"/>
-        <w:jc w:val="center"/>
-        <w:rPr>
-          <w:rFonts w:ascii="Times New Roman" w:hAnsi="Times New Roman" w:cs="Times New Roman"/>
-          <w:sz w:val="28"/>
-          <w:szCs w:val="28"/>
-        </w:rPr>
-      </w:pPr>
-      <w:r>
-        <w:rPr>
-          <w:rFonts w:ascii="Times New Roman" w:hAnsi="Times New Roman" w:cs="Times New Roman"/>
-          <w:noProof/>
-          <w:sz w:val="28"/>
-          <w:szCs w:val="28"/>
-          <w:lang w:eastAsia="ru-RU"/>
-        </w:rPr>
-        <w:lastRenderedPageBreak/>
-        <w:drawing>
-          <wp:inline distT="0" distB="0" distL="0" distR="0" wp14:anchorId="02F65486" wp14:editId="3F154962">
-            <wp:extent cx="2838846" cy="4296375"/>
-            <wp:effectExtent l="0" t="0" r="0" b="9525"/>
-            <wp:docPr id="59" name="Рисунок 59"/>
-            <wp:cNvGraphicFramePr>
-              <a:graphicFrameLocks xmlns:a="http://schemas.openxmlformats.org/drawingml/2006/main" noChangeAspect="1"/>
-            </wp:cNvGraphicFramePr>
-            <a:graphic xmlns:a="http://schemas.openxmlformats.org/drawingml/2006/main">
-              <a:graphicData uri="http://schemas.openxmlformats.org/drawingml/2006/picture">
-                <pic:pic xmlns:pic="http://schemas.openxmlformats.org/drawingml/2006/picture">
-                  <pic:nvPicPr>
-                    <pic:cNvPr id="1" name=""/>
-                    <pic:cNvPicPr/>
-                  </pic:nvPicPr>
-                  <pic:blipFill>
-                    <a:blip r:embed="rId96"/>
-                    <a:stretch>
-                      <a:fillRect/>
-                    </a:stretch>
-                  </pic:blipFill>
-                  <pic:spPr>
-                    <a:xfrm>
-                      <a:off x="0" y="0"/>
-                      <a:ext cx="2838846" cy="4296375"/>
-                    </a:xfrm>
-                    <a:prstGeom prst="rect">
-                      <a:avLst/>
-                    </a:prstGeom>
-                  </pic:spPr>
-                </pic:pic>
-              </a:graphicData>
-            </a:graphic>
-          </wp:inline>
-        </w:drawing>
-      </w:r>
-    </w:p>
-    <w:p>
-      <w:pPr>
-        <w:pStyle w:val="ae"/>
-      </w:pPr>
-      <w:bookmarkStart w:id="125" w:name="_Toc190963823"/>
-      <w:r>
-        <w:t xml:space="preserve">Рисунок </w:t>
-      </w:r>
-      <w:fldSimple w:instr=" STYLEREF  \s &quot;Заголовок 1&quot; ">
-        <w:r>
-          <w:rPr>
-            <w:noProof/>
-          </w:rPr>
-          <w:t>4</w:t>
-        </w:r>
-      </w:fldSimple>
-      <w:r>
-        <w:noBreakHyphen/>
-      </w:r>
-      <w:fldSimple w:instr=" SEQ Рисунок \* ARABIC \s 1 ">
-        <w:r>
-          <w:rPr>
-            <w:noProof/>
-          </w:rPr>
-          <w:t>28</w:t>
-        </w:r>
-      </w:fldSimple>
-      <w:r>
-        <w:t xml:space="preserve">. </w:t>
-      </w:r>
-      <w:r>
-        <w:t>Ввод значения предварительного напряжения в арматуре</w:t>
-      </w:r>
-      <w:bookmarkEnd w:id="125"/>
-    </w:p>
-    <w:p>
-      <w:bookmarkStart w:id="126" w:name="_Toc183882618"/>
-      <w:r>
-        <w:t>Результат расчета</w:t>
-      </w:r>
-      <w:bookmarkEnd w:id="126"/>
-      <w:r>
-        <w:t xml:space="preserve"> </w:t>
-      </w:r>
-    </w:p>
-    <w:p>
-      <w:pPr>
-        <w:spacing w:line="360" w:lineRule="auto"/>
-        <w:ind w:left="284" w:hanging="284"/>
-        <w:jc w:val="center"/>
-        <w:rPr>
-          <w:rFonts w:ascii="Times New Roman" w:hAnsi="Times New Roman" w:cs="Times New Roman"/>
-          <w:sz w:val="28"/>
-          <w:szCs w:val="28"/>
-        </w:rPr>
-      </w:pPr>
-      <w:r>
-        <w:rPr>
-          <w:rFonts w:ascii="Times New Roman" w:hAnsi="Times New Roman" w:cs="Times New Roman"/>
-          <w:noProof/>
-          <w:sz w:val="28"/>
-          <w:szCs w:val="28"/>
-          <w:lang w:eastAsia="ru-RU"/>
-        </w:rPr>
-        <w:drawing>
-          <wp:inline distT="0" distB="0" distL="0" distR="0" wp14:anchorId="2EAD10FE" wp14:editId="4071A954">
-            <wp:extent cx="6029960" cy="3458210"/>
-            <wp:effectExtent l="0" t="0" r="8890" b="8890"/>
-            <wp:docPr id="60" name="Рисунок 60"/>
             <wp:cNvGraphicFramePr>
               <a:graphicFrameLocks xmlns:a="http://schemas.openxmlformats.org/drawingml/2006/main" noChangeAspect="1"/>
             </wp:cNvGraphicFramePr>
@@ -22389,6 +22955,526 @@
                   <pic:spPr>
                     <a:xfrm>
                       <a:off x="0" y="0"/>
+                      <a:ext cx="5406708" cy="3339906"/>
+                    </a:xfrm>
+                    <a:prstGeom prst="rect">
+                      <a:avLst/>
+                    </a:prstGeom>
+                  </pic:spPr>
+                </pic:pic>
+              </a:graphicData>
+            </a:graphic>
+          </wp:inline>
+        </w:drawing>
+      </w:r>
+    </w:p>
+    <w:p>
+      <w:pPr>
+        <w:pStyle w:val="ae"/>
+      </w:pPr>
+      <w:bookmarkStart w:id="129" w:name="_Toc195100480"/>
+      <w:r>
+        <w:t xml:space="preserve">Рисунок </w:t>
+      </w:r>
+      <w:fldSimple w:instr=" STYLEREF  \s &quot;Заголовок 1&quot; ">
+        <w:r>
+          <w:rPr>
+            <w:noProof/>
+          </w:rPr>
+          <w:t>4</w:t>
+        </w:r>
+      </w:fldSimple>
+      <w:r>
+        <w:noBreakHyphen/>
+      </w:r>
+      <w:fldSimple w:instr=" SEQ Рисунок \* ARABIC \s 1 ">
+        <w:r>
+          <w:rPr>
+            <w:noProof/>
+          </w:rPr>
+          <w:t>29</w:t>
+        </w:r>
+      </w:fldSimple>
+      <w:r>
+        <w:t xml:space="preserve">. </w:t>
+      </w:r>
+      <w:r>
+        <w:t>Поперечное сечение ребристой плиты</w:t>
+      </w:r>
+      <w:r>
+        <w:t xml:space="preserve"> </w:t>
+      </w:r>
+      <w:r>
+        <w:t xml:space="preserve">в программном комплексе </w:t>
+      </w:r>
+      <w:r>
+        <w:rPr>
+          <w:lang w:val="en-US"/>
+        </w:rPr>
+        <w:t>StructureHelper</w:t>
+      </w:r>
+      <w:bookmarkEnd w:id="129"/>
+    </w:p>
+    <w:p>
+      <w:r>
+        <w:t>Зададим мате</w:t>
+      </w:r>
+      <w:r>
+        <w:t>риал для бетона</w:t>
+      </w:r>
+      <w:r>
+        <w:t>.</w:t>
+      </w:r>
+    </w:p>
+    <w:p>
+      <w:pPr>
+        <w:pStyle w:val="af0"/>
+      </w:pPr>
+      <w:r>
+        <w:rPr>
+          <w:noProof/>
+        </w:rPr>
+        <w:drawing>
+          <wp:inline distT="0" distB="0" distL="0" distR="0" wp14:anchorId="6CB84001" wp14:editId="737C50E9">
+            <wp:extent cx="2846567" cy="3200618"/>
+            <wp:effectExtent l="0" t="0" r="0" b="0"/>
+            <wp:docPr id="56" name="Рисунок 56"/>
+            <wp:cNvGraphicFramePr>
+              <a:graphicFrameLocks xmlns:a="http://schemas.openxmlformats.org/drawingml/2006/main" noChangeAspect="1"/>
+            </wp:cNvGraphicFramePr>
+            <a:graphic xmlns:a="http://schemas.openxmlformats.org/drawingml/2006/main">
+              <a:graphicData uri="http://schemas.openxmlformats.org/drawingml/2006/picture">
+                <pic:pic xmlns:pic="http://schemas.openxmlformats.org/drawingml/2006/picture">
+                  <pic:nvPicPr>
+                    <pic:cNvPr id="1" name=""/>
+                    <pic:cNvPicPr/>
+                  </pic:nvPicPr>
+                  <pic:blipFill>
+                    <a:blip r:embed="rId98"/>
+                    <a:stretch>
+                      <a:fillRect/>
+                    </a:stretch>
+                  </pic:blipFill>
+                  <pic:spPr>
+                    <a:xfrm>
+                      <a:off x="0" y="0"/>
+                      <a:ext cx="2854845" cy="3209926"/>
+                    </a:xfrm>
+                    <a:prstGeom prst="rect">
+                      <a:avLst/>
+                    </a:prstGeom>
+                  </pic:spPr>
+                </pic:pic>
+              </a:graphicData>
+            </a:graphic>
+          </wp:inline>
+        </w:drawing>
+      </w:r>
+    </w:p>
+    <w:p>
+      <w:pPr>
+        <w:pStyle w:val="ae"/>
+      </w:pPr>
+      <w:bookmarkStart w:id="130" w:name="_Toc195100481"/>
+      <w:r>
+        <w:t xml:space="preserve">Рисунок </w:t>
+      </w:r>
+      <w:fldSimple w:instr=" STYLEREF  \s &quot;Заголовок 1&quot; ">
+        <w:r>
+          <w:rPr>
+            <w:noProof/>
+          </w:rPr>
+          <w:t>4</w:t>
+        </w:r>
+      </w:fldSimple>
+      <w:r>
+        <w:noBreakHyphen/>
+      </w:r>
+      <w:fldSimple w:instr=" SEQ Рисунок \* ARABIC \s 1 ">
+        <w:r>
+          <w:rPr>
+            <w:noProof/>
+          </w:rPr>
+          <w:t>30</w:t>
+        </w:r>
+      </w:fldSimple>
+      <w:r>
+        <w:t xml:space="preserve">. </w:t>
+      </w:r>
+      <w:r>
+        <w:t>Материал бетона</w:t>
+      </w:r>
+      <w:bookmarkEnd w:id="130"/>
+    </w:p>
+    <w:p>
+      <w:r>
+        <w:t>Зададим материал для арматуры.</w:t>
+      </w:r>
+    </w:p>
+    <w:p>
+      <w:pPr>
+        <w:spacing w:line="360" w:lineRule="auto"/>
+        <w:ind w:left="284" w:firstLine="283"/>
+        <w:jc w:val="center"/>
+        <w:rPr>
+          <w:rFonts w:ascii="Times New Roman" w:hAnsi="Times New Roman" w:cs="Times New Roman"/>
+          <w:sz w:val="28"/>
+          <w:szCs w:val="28"/>
+        </w:rPr>
+      </w:pPr>
+      <w:r>
+        <w:rPr>
+          <w:rFonts w:ascii="Times New Roman" w:hAnsi="Times New Roman" w:cs="Times New Roman"/>
+          <w:noProof/>
+          <w:sz w:val="28"/>
+          <w:szCs w:val="28"/>
+          <w:lang w:eastAsia="ru-RU"/>
+        </w:rPr>
+        <w:lastRenderedPageBreak/>
+        <w:drawing>
+          <wp:inline distT="0" distB="0" distL="0" distR="0" wp14:anchorId="0338DFE0" wp14:editId="37F15723">
+            <wp:extent cx="2953162" cy="3467584"/>
+            <wp:effectExtent l="0" t="0" r="0" b="0"/>
+            <wp:docPr id="57" name="Рисунок 57"/>
+            <wp:cNvGraphicFramePr>
+              <a:graphicFrameLocks xmlns:a="http://schemas.openxmlformats.org/drawingml/2006/main" noChangeAspect="1"/>
+            </wp:cNvGraphicFramePr>
+            <a:graphic xmlns:a="http://schemas.openxmlformats.org/drawingml/2006/main">
+              <a:graphicData uri="http://schemas.openxmlformats.org/drawingml/2006/picture">
+                <pic:pic xmlns:pic="http://schemas.openxmlformats.org/drawingml/2006/picture">
+                  <pic:nvPicPr>
+                    <pic:cNvPr id="1" name=""/>
+                    <pic:cNvPicPr/>
+                  </pic:nvPicPr>
+                  <pic:blipFill>
+                    <a:blip r:embed="rId99"/>
+                    <a:stretch>
+                      <a:fillRect/>
+                    </a:stretch>
+                  </pic:blipFill>
+                  <pic:spPr>
+                    <a:xfrm>
+                      <a:off x="0" y="0"/>
+                      <a:ext cx="2953162" cy="3467584"/>
+                    </a:xfrm>
+                    <a:prstGeom prst="rect">
+                      <a:avLst/>
+                    </a:prstGeom>
+                  </pic:spPr>
+                </pic:pic>
+              </a:graphicData>
+            </a:graphic>
+          </wp:inline>
+        </w:drawing>
+      </w:r>
+    </w:p>
+    <w:p>
+      <w:pPr>
+        <w:pStyle w:val="ae"/>
+      </w:pPr>
+      <w:bookmarkStart w:id="131" w:name="_Toc195100482"/>
+      <w:r>
+        <w:t xml:space="preserve">Рисунок </w:t>
+      </w:r>
+      <w:fldSimple w:instr=" STYLEREF  \s &quot;Заголовок 1&quot; ">
+        <w:r>
+          <w:rPr>
+            <w:noProof/>
+          </w:rPr>
+          <w:t>4</w:t>
+        </w:r>
+      </w:fldSimple>
+      <w:r>
+        <w:noBreakHyphen/>
+      </w:r>
+      <w:fldSimple w:instr=" SEQ Рисунок \* ARABIC \s 1 ">
+        <w:r>
+          <w:rPr>
+            <w:noProof/>
+          </w:rPr>
+          <w:t>31</w:t>
+        </w:r>
+      </w:fldSimple>
+      <w:r>
+        <w:t xml:space="preserve">. </w:t>
+      </w:r>
+      <w:r>
+        <w:t>Материал арматуры</w:t>
+      </w:r>
+      <w:bookmarkEnd w:id="131"/>
+    </w:p>
+    <w:p>
+      <w:r>
+        <w:t>Зададим комбинацию через коэффициенты надежности.</w:t>
+      </w:r>
+    </w:p>
+    <w:p>
+      <w:pPr>
+        <w:spacing w:line="360" w:lineRule="auto"/>
+        <w:ind w:left="284" w:firstLine="283"/>
+        <w:jc w:val="center"/>
+        <w:rPr>
+          <w:rFonts w:ascii="Times New Roman" w:hAnsi="Times New Roman" w:cs="Times New Roman"/>
+          <w:sz w:val="28"/>
+          <w:szCs w:val="28"/>
+          <w:lang w:val="en-GB"/>
+        </w:rPr>
+      </w:pPr>
+      <w:r>
+        <w:rPr>
+          <w:rFonts w:ascii="Times New Roman" w:hAnsi="Times New Roman" w:cs="Times New Roman"/>
+          <w:noProof/>
+          <w:sz w:val="28"/>
+          <w:szCs w:val="28"/>
+          <w:lang w:eastAsia="ru-RU"/>
+        </w:rPr>
+        <w:drawing>
+          <wp:inline distT="0" distB="0" distL="0" distR="0" wp14:anchorId="40A8AD7D" wp14:editId="221461BD">
+            <wp:extent cx="3439005" cy="2838846"/>
+            <wp:effectExtent l="0" t="0" r="9525" b="0"/>
+            <wp:docPr id="58" name="Рисунок 58"/>
+            <wp:cNvGraphicFramePr>
+              <a:graphicFrameLocks xmlns:a="http://schemas.openxmlformats.org/drawingml/2006/main" noChangeAspect="1"/>
+            </wp:cNvGraphicFramePr>
+            <a:graphic xmlns:a="http://schemas.openxmlformats.org/drawingml/2006/main">
+              <a:graphicData uri="http://schemas.openxmlformats.org/drawingml/2006/picture">
+                <pic:pic xmlns:pic="http://schemas.openxmlformats.org/drawingml/2006/picture">
+                  <pic:nvPicPr>
+                    <pic:cNvPr id="1" name=""/>
+                    <pic:cNvPicPr/>
+                  </pic:nvPicPr>
+                  <pic:blipFill>
+                    <a:blip r:embed="rId100"/>
+                    <a:stretch>
+                      <a:fillRect/>
+                    </a:stretch>
+                  </pic:blipFill>
+                  <pic:spPr>
+                    <a:xfrm>
+                      <a:off x="0" y="0"/>
+                      <a:ext cx="3439005" cy="2838846"/>
+                    </a:xfrm>
+                    <a:prstGeom prst="rect">
+                      <a:avLst/>
+                    </a:prstGeom>
+                  </pic:spPr>
+                </pic:pic>
+              </a:graphicData>
+            </a:graphic>
+          </wp:inline>
+        </w:drawing>
+      </w:r>
+    </w:p>
+    <w:p>
+      <w:pPr>
+        <w:pStyle w:val="ae"/>
+      </w:pPr>
+      <w:bookmarkStart w:id="132" w:name="_Toc195100483"/>
+      <w:r>
+        <w:t xml:space="preserve">Рисунок </w:t>
+      </w:r>
+      <w:fldSimple w:instr=" STYLEREF  \s &quot;Заголовок 1&quot; ">
+        <w:r>
+          <w:rPr>
+            <w:noProof/>
+          </w:rPr>
+          <w:t>4</w:t>
+        </w:r>
+      </w:fldSimple>
+      <w:r>
+        <w:noBreakHyphen/>
+      </w:r>
+      <w:fldSimple w:instr=" SEQ Рисунок \* ARABIC \s 1 ">
+        <w:r>
+          <w:rPr>
+            <w:noProof/>
+          </w:rPr>
+          <w:t>32</w:t>
+        </w:r>
+      </w:fldSimple>
+      <w:r>
+        <w:t xml:space="preserve">. </w:t>
+      </w:r>
+      <w:r>
+        <w:t>Ввод данных по загружению</w:t>
+      </w:r>
+      <w:bookmarkEnd w:id="132"/>
+    </w:p>
+    <w:p>
+      <w:r>
+        <w:t>Зададим предварительное напряжение растянутой арматуре. В программе предварительное напряжение задается через относительные деформации.</w:t>
+      </w:r>
+    </w:p>
+    <w:p>
+      <w:r>
+        <w:t xml:space="preserve"> ε = σ / </w:t>
+      </w:r>
+      <w:r>
+        <w:rPr>
+          <w:lang w:val="en-GB"/>
+        </w:rPr>
+        <w:t>E</w:t>
+      </w:r>
+      <w:r>
+        <w:t xml:space="preserve"> </w:t>
+      </w:r>
+    </w:p>
+    <w:p>
+      <w:r>
+        <w:t xml:space="preserve">0,001525 </w:t>
+      </w:r>
+      <w:r>
+        <w:t xml:space="preserve">= 305 </w:t>
+      </w:r>
+      <w:r>
+        <w:t>МПа / 200000 МПа</w:t>
+      </w:r>
+    </w:p>
+    <w:p>
+      <w:pPr>
+        <w:spacing w:line="360" w:lineRule="auto"/>
+        <w:ind w:left="284" w:firstLine="283"/>
+        <w:jc w:val="center"/>
+        <w:rPr>
+          <w:rFonts w:ascii="Times New Roman" w:hAnsi="Times New Roman" w:cs="Times New Roman"/>
+          <w:sz w:val="28"/>
+          <w:szCs w:val="28"/>
+        </w:rPr>
+      </w:pPr>
+      <w:r>
+        <w:rPr>
+          <w:rFonts w:ascii="Times New Roman" w:hAnsi="Times New Roman" w:cs="Times New Roman"/>
+          <w:noProof/>
+          <w:sz w:val="28"/>
+          <w:szCs w:val="28"/>
+          <w:lang w:eastAsia="ru-RU"/>
+        </w:rPr>
+        <w:lastRenderedPageBreak/>
+        <w:drawing>
+          <wp:inline distT="0" distB="0" distL="0" distR="0" wp14:anchorId="02F65486" wp14:editId="3F154962">
+            <wp:extent cx="2838846" cy="4296375"/>
+            <wp:effectExtent l="0" t="0" r="0" b="9525"/>
+            <wp:docPr id="59" name="Рисунок 59"/>
+            <wp:cNvGraphicFramePr>
+              <a:graphicFrameLocks xmlns:a="http://schemas.openxmlformats.org/drawingml/2006/main" noChangeAspect="1"/>
+            </wp:cNvGraphicFramePr>
+            <a:graphic xmlns:a="http://schemas.openxmlformats.org/drawingml/2006/main">
+              <a:graphicData uri="http://schemas.openxmlformats.org/drawingml/2006/picture">
+                <pic:pic xmlns:pic="http://schemas.openxmlformats.org/drawingml/2006/picture">
+                  <pic:nvPicPr>
+                    <pic:cNvPr id="1" name=""/>
+                    <pic:cNvPicPr/>
+                  </pic:nvPicPr>
+                  <pic:blipFill>
+                    <a:blip r:embed="rId101"/>
+                    <a:stretch>
+                      <a:fillRect/>
+                    </a:stretch>
+                  </pic:blipFill>
+                  <pic:spPr>
+                    <a:xfrm>
+                      <a:off x="0" y="0"/>
+                      <a:ext cx="2838846" cy="4296375"/>
+                    </a:xfrm>
+                    <a:prstGeom prst="rect">
+                      <a:avLst/>
+                    </a:prstGeom>
+                  </pic:spPr>
+                </pic:pic>
+              </a:graphicData>
+            </a:graphic>
+          </wp:inline>
+        </w:drawing>
+      </w:r>
+    </w:p>
+    <w:p>
+      <w:pPr>
+        <w:pStyle w:val="ae"/>
+      </w:pPr>
+      <w:bookmarkStart w:id="133" w:name="_Toc195100484"/>
+      <w:r>
+        <w:t xml:space="preserve">Рисунок </w:t>
+      </w:r>
+      <w:fldSimple w:instr=" STYLEREF  \s &quot;Заголовок 1&quot; ">
+        <w:r>
+          <w:rPr>
+            <w:noProof/>
+          </w:rPr>
+          <w:t>4</w:t>
+        </w:r>
+      </w:fldSimple>
+      <w:r>
+        <w:noBreakHyphen/>
+      </w:r>
+      <w:fldSimple w:instr=" SEQ Рисунок \* ARABIC \s 1 ">
+        <w:r>
+          <w:rPr>
+            <w:noProof/>
+          </w:rPr>
+          <w:t>33</w:t>
+        </w:r>
+      </w:fldSimple>
+      <w:r>
+        <w:t xml:space="preserve">. </w:t>
+      </w:r>
+      <w:r>
+        <w:t>Ввод значения предварительного напряжения в арматуре</w:t>
+      </w:r>
+      <w:bookmarkEnd w:id="133"/>
+    </w:p>
+    <w:p>
+      <w:bookmarkStart w:id="134" w:name="_Toc183882618"/>
+      <w:r>
+        <w:t>Результат расчета</w:t>
+      </w:r>
+      <w:bookmarkEnd w:id="134"/>
+      <w:r>
+        <w:t xml:space="preserve"> </w:t>
+      </w:r>
+    </w:p>
+    <w:p>
+      <w:pPr>
+        <w:spacing w:line="360" w:lineRule="auto"/>
+        <w:ind w:left="284" w:hanging="284"/>
+        <w:jc w:val="center"/>
+        <w:rPr>
+          <w:rFonts w:ascii="Times New Roman" w:hAnsi="Times New Roman" w:cs="Times New Roman"/>
+          <w:sz w:val="28"/>
+          <w:szCs w:val="28"/>
+        </w:rPr>
+      </w:pPr>
+      <w:r>
+        <w:rPr>
+          <w:rFonts w:ascii="Times New Roman" w:hAnsi="Times New Roman" w:cs="Times New Roman"/>
+          <w:noProof/>
+          <w:sz w:val="28"/>
+          <w:szCs w:val="28"/>
+          <w:lang w:eastAsia="ru-RU"/>
+        </w:rPr>
+        <w:drawing>
+          <wp:inline distT="0" distB="0" distL="0" distR="0" wp14:anchorId="2EAD10FE" wp14:editId="4071A954">
+            <wp:extent cx="6029960" cy="3458210"/>
+            <wp:effectExtent l="0" t="0" r="8890" b="8890"/>
+            <wp:docPr id="60" name="Рисунок 60"/>
+            <wp:cNvGraphicFramePr>
+              <a:graphicFrameLocks xmlns:a="http://schemas.openxmlformats.org/drawingml/2006/main" noChangeAspect="1"/>
+            </wp:cNvGraphicFramePr>
+            <a:graphic xmlns:a="http://schemas.openxmlformats.org/drawingml/2006/main">
+              <a:graphicData uri="http://schemas.openxmlformats.org/drawingml/2006/picture">
+                <pic:pic xmlns:pic="http://schemas.openxmlformats.org/drawingml/2006/picture">
+                  <pic:nvPicPr>
+                    <pic:cNvPr id="1" name=""/>
+                    <pic:cNvPicPr/>
+                  </pic:nvPicPr>
+                  <pic:blipFill>
+                    <a:blip r:embed="rId102"/>
+                    <a:stretch>
+                      <a:fillRect/>
+                    </a:stretch>
+                  </pic:blipFill>
+                  <pic:spPr>
+                    <a:xfrm>
+                      <a:off x="0" y="0"/>
                       <a:ext cx="6029960" cy="3458210"/>
                     </a:xfrm>
                     <a:prstGeom prst="rect">
@@ -22406,7 +23492,7 @@
       <w:pPr>
         <w:pStyle w:val="ae"/>
       </w:pPr>
-      <w:bookmarkStart w:id="127" w:name="_Toc190963824"/>
+      <w:bookmarkStart w:id="135" w:name="_Toc195100485"/>
       <w:r>
         <w:t xml:space="preserve">Рисунок </w:t>
       </w:r>
@@ -22426,7 +23512,7 @@
           <w:rPr>
             <w:noProof/>
           </w:rPr>
-          <w:t>29</w:t>
+          <w:t>34</w:t>
         </w:r>
       </w:fldSimple>
       <w:r>
@@ -22435,7 +23521,7 @@
       <w:r>
         <w:t>Результат расчета ширины раскрытия трещин</w:t>
       </w:r>
-      <w:bookmarkEnd w:id="127"/>
+      <w:bookmarkEnd w:id="135"/>
     </w:p>
     <w:p>
       <w:r>
@@ -22925,8 +24011,8 @@
       </w:tr>
     </w:tbl>
     <w:p>
-      <w:bookmarkStart w:id="128" w:name="_Toc165738898"/>
-      <w:bookmarkStart w:id="129" w:name="_Toc171795689"/>
+      <w:bookmarkStart w:id="136" w:name="_Toc165738898"/>
+      <w:bookmarkStart w:id="137" w:name="_Toc171795689"/>
       <w:r>
         <w:t xml:space="preserve">По результатам выполненного расчета ширина раскрытия трещин в </w:t>
       </w:r>
@@ -22967,12 +24053,12 @@
       <w:pPr>
         <w:pStyle w:val="1"/>
       </w:pPr>
-      <w:bookmarkStart w:id="130" w:name="_Toc190963733"/>
+      <w:bookmarkStart w:id="138" w:name="_Toc195100389"/>
       <w:r>
         <w:lastRenderedPageBreak/>
         <w:t>Список литературы</w:t>
       </w:r>
-      <w:bookmarkEnd w:id="130"/>
+      <w:bookmarkEnd w:id="138"/>
     </w:p>
     <w:p>
       <w:pPr>
@@ -23027,7 +24113,7 @@
         </w:rPr>
         <w:t xml:space="preserve">URL: </w:t>
       </w:r>
-      <w:hyperlink r:id="rId98" w:anchor="gid=531013064" w:history="1">
+      <w:hyperlink r:id="rId103" w:anchor="gid=531013064" w:history="1">
         <w:r>
           <w:rPr>
             <w:rStyle w:val="a5"/>
@@ -23053,14 +24139,14 @@
       <w:pPr>
         <w:pStyle w:val="1"/>
       </w:pPr>
-      <w:bookmarkStart w:id="131" w:name="_Toc190963734"/>
+      <w:bookmarkStart w:id="139" w:name="_Toc195100390"/>
       <w:r>
         <w:lastRenderedPageBreak/>
         <w:t>Список иллюстраций</w:t>
       </w:r>
-      <w:bookmarkEnd w:id="128"/>
-      <w:bookmarkEnd w:id="129"/>
-      <w:bookmarkEnd w:id="131"/>
+      <w:bookmarkEnd w:id="136"/>
+      <w:bookmarkEnd w:id="137"/>
+      <w:bookmarkEnd w:id="139"/>
     </w:p>
     <w:p>
       <w:pPr>
@@ -23085,7 +24171,7 @@
       <w:r>
         <w:fldChar w:fldCharType="separate"/>
       </w:r>
-      <w:hyperlink w:anchor="_Toc190963735" w:history="1">
+      <w:hyperlink w:anchor="_Toc195100391" w:history="1">
         <w:r>
           <w:rPr>
             <w:rStyle w:val="a5"/>
@@ -23122,7 +24208,7 @@
             <w:noProof/>
             <w:webHidden/>
           </w:rPr>
-          <w:instrText xml:space="preserve"> PAGEREF _Toc190963735 \h </w:instrText>
+          <w:instrText xml:space="preserve"> PAGEREF _Toc195100391 \h </w:instrText>
         </w:r>
         <w:r>
           <w:rPr>
@@ -23167,7 +24253,7 @@
           <w:szCs w:val="22"/>
         </w:rPr>
       </w:pPr>
-      <w:hyperlink w:anchor="_Toc190963736" w:history="1">
+      <w:hyperlink w:anchor="_Toc195100392" w:history="1">
         <w:r>
           <w:rPr>
             <w:rStyle w:val="a5"/>
@@ -23204,7 +24290,7 @@
             <w:noProof/>
             <w:webHidden/>
           </w:rPr>
-          <w:instrText xml:space="preserve"> PAGEREF _Toc190963736 \h </w:instrText>
+          <w:instrText xml:space="preserve"> PAGEREF _Toc195100392 \h </w:instrText>
         </w:r>
         <w:r>
           <w:rPr>
@@ -23249,7 +24335,7 @@
           <w:szCs w:val="22"/>
         </w:rPr>
       </w:pPr>
-      <w:hyperlink w:anchor="_Toc190963737" w:history="1">
+      <w:hyperlink w:anchor="_Toc195100393" w:history="1">
         <w:r>
           <w:rPr>
             <w:rStyle w:val="a5"/>
@@ -23286,7 +24372,7 @@
             <w:noProof/>
             <w:webHidden/>
           </w:rPr>
-          <w:instrText xml:space="preserve"> PAGEREF _Toc190963737 \h </w:instrText>
+          <w:instrText xml:space="preserve"> PAGEREF _Toc195100393 \h </w:instrText>
         </w:r>
         <w:r>
           <w:rPr>
@@ -23331,7 +24417,7 @@
           <w:szCs w:val="22"/>
         </w:rPr>
       </w:pPr>
-      <w:hyperlink w:anchor="_Toc190963738" w:history="1">
+      <w:hyperlink w:anchor="_Toc195100394" w:history="1">
         <w:r>
           <w:rPr>
             <w:rStyle w:val="a5"/>
@@ -23368,7 +24454,7 @@
             <w:noProof/>
             <w:webHidden/>
           </w:rPr>
-          <w:instrText xml:space="preserve"> PAGEREF _Toc190963738 \h </w:instrText>
+          <w:instrText xml:space="preserve"> PAGEREF _Toc195100394 \h </w:instrText>
         </w:r>
         <w:r>
           <w:rPr>
@@ -23413,7 +24499,7 @@
           <w:szCs w:val="22"/>
         </w:rPr>
       </w:pPr>
-      <w:hyperlink w:anchor="_Toc190963739" w:history="1">
+      <w:hyperlink w:anchor="_Toc195100395" w:history="1">
         <w:r>
           <w:rPr>
             <w:rStyle w:val="a5"/>
@@ -23450,7 +24536,7 @@
             <w:noProof/>
             <w:webHidden/>
           </w:rPr>
-          <w:instrText xml:space="preserve"> PAGEREF _Toc190963739 \h </w:instrText>
+          <w:instrText xml:space="preserve"> PAGEREF _Toc195100395 \h </w:instrText>
         </w:r>
         <w:r>
           <w:rPr>
@@ -23495,7 +24581,7 @@
           <w:szCs w:val="22"/>
         </w:rPr>
       </w:pPr>
-      <w:hyperlink w:anchor="_Toc190963740" w:history="1">
+      <w:hyperlink w:anchor="_Toc195100396" w:history="1">
         <w:r>
           <w:rPr>
             <w:rStyle w:val="a5"/>
@@ -23532,7 +24618,7 @@
             <w:noProof/>
             <w:webHidden/>
           </w:rPr>
-          <w:instrText xml:space="preserve"> PAGEREF _Toc190963740 \h </w:instrText>
+          <w:instrText xml:space="preserve"> PAGEREF _Toc195100396 \h </w:instrText>
         </w:r>
         <w:r>
           <w:rPr>
@@ -23577,7 +24663,7 @@
           <w:szCs w:val="22"/>
         </w:rPr>
       </w:pPr>
-      <w:hyperlink w:anchor="_Toc190963741" w:history="1">
+      <w:hyperlink w:anchor="_Toc195100397" w:history="1">
         <w:r>
           <w:rPr>
             <w:rStyle w:val="a5"/>
@@ -23614,7 +24700,7 @@
             <w:noProof/>
             <w:webHidden/>
           </w:rPr>
-          <w:instrText xml:space="preserve"> PAGEREF _Toc190963741 \h </w:instrText>
+          <w:instrText xml:space="preserve"> PAGEREF _Toc195100397 \h </w:instrText>
         </w:r>
         <w:r>
           <w:rPr>
@@ -23659,7 +24745,7 @@
           <w:szCs w:val="22"/>
         </w:rPr>
       </w:pPr>
-      <w:hyperlink w:anchor="_Toc190963742" w:history="1">
+      <w:hyperlink w:anchor="_Toc195100398" w:history="1">
         <w:r>
           <w:rPr>
             <w:rStyle w:val="a5"/>
@@ -23713,7 +24799,7 @@
             <w:noProof/>
             <w:webHidden/>
           </w:rPr>
-          <w:instrText xml:space="preserve"> PAGEREF _Toc190963742 \h </w:instrText>
+          <w:instrText xml:space="preserve"> PAGEREF _Toc195100398 \h </w:instrText>
         </w:r>
         <w:r>
           <w:rPr>
@@ -23758,7 +24844,7 @@
           <w:szCs w:val="22"/>
         </w:rPr>
       </w:pPr>
-      <w:hyperlink w:anchor="_Toc190963743" w:history="1">
+      <w:hyperlink w:anchor="_Toc195100399" w:history="1">
         <w:r>
           <w:rPr>
             <w:rStyle w:val="a5"/>
@@ -23795,7 +24881,7 @@
             <w:noProof/>
             <w:webHidden/>
           </w:rPr>
-          <w:instrText xml:space="preserve"> PAGEREF _Toc190963743 \h </w:instrText>
+          <w:instrText xml:space="preserve"> PAGEREF _Toc195100399 \h </w:instrText>
         </w:r>
         <w:r>
           <w:rPr>
@@ -23840,7 +24926,7 @@
           <w:szCs w:val="22"/>
         </w:rPr>
       </w:pPr>
-      <w:hyperlink w:anchor="_Toc190963744" w:history="1">
+      <w:hyperlink w:anchor="_Toc195100400" w:history="1">
         <w:r>
           <w:rPr>
             <w:rStyle w:val="a5"/>
@@ -23877,7 +24963,7 @@
             <w:noProof/>
             <w:webHidden/>
           </w:rPr>
-          <w:instrText xml:space="preserve"> PAGEREF _Toc190963744 \h </w:instrText>
+          <w:instrText xml:space="preserve"> PAGEREF _Toc195100400 \h </w:instrText>
         </w:r>
         <w:r>
           <w:rPr>
@@ -23922,7 +25008,7 @@
           <w:szCs w:val="22"/>
         </w:rPr>
       </w:pPr>
-      <w:hyperlink w:anchor="_Toc190963745" w:history="1">
+      <w:hyperlink w:anchor="_Toc195100401" w:history="1">
         <w:r>
           <w:rPr>
             <w:rStyle w:val="a5"/>
@@ -23959,7 +25045,7 @@
             <w:noProof/>
             <w:webHidden/>
           </w:rPr>
-          <w:instrText xml:space="preserve"> PAGEREF _Toc190963745 \h </w:instrText>
+          <w:instrText xml:space="preserve"> PAGEREF _Toc195100401 \h </w:instrText>
         </w:r>
         <w:r>
           <w:rPr>
@@ -24004,7 +25090,7 @@
           <w:szCs w:val="22"/>
         </w:rPr>
       </w:pPr>
-      <w:hyperlink w:anchor="_Toc190963746" w:history="1">
+      <w:hyperlink w:anchor="_Toc195100402" w:history="1">
         <w:r>
           <w:rPr>
             <w:rStyle w:val="a5"/>
@@ -24041,7 +25127,7 @@
             <w:noProof/>
             <w:webHidden/>
           </w:rPr>
-          <w:instrText xml:space="preserve"> PAGEREF _Toc190963746 \h </w:instrText>
+          <w:instrText xml:space="preserve"> PAGEREF _Toc195100402 \h </w:instrText>
         </w:r>
         <w:r>
           <w:rPr>
@@ -24086,7 +25172,7 @@
           <w:szCs w:val="22"/>
         </w:rPr>
       </w:pPr>
-      <w:hyperlink w:anchor="_Toc190963747" w:history="1">
+      <w:hyperlink w:anchor="_Toc195100403" w:history="1">
         <w:r>
           <w:rPr>
             <w:rStyle w:val="a5"/>
@@ -24123,7 +25209,7 @@
             <w:noProof/>
             <w:webHidden/>
           </w:rPr>
-          <w:instrText xml:space="preserve"> PAGEREF _Toc190963747 \h </w:instrText>
+          <w:instrText xml:space="preserve"> PAGEREF _Toc195100403 \h </w:instrText>
         </w:r>
         <w:r>
           <w:rPr>
@@ -24168,7 +25254,7 @@
           <w:szCs w:val="22"/>
         </w:rPr>
       </w:pPr>
-      <w:hyperlink w:anchor="_Toc190963748" w:history="1">
+      <w:hyperlink w:anchor="_Toc195100404" w:history="1">
         <w:r>
           <w:rPr>
             <w:rStyle w:val="a5"/>
@@ -24205,7 +25291,7 @@
             <w:noProof/>
             <w:webHidden/>
           </w:rPr>
-          <w:instrText xml:space="preserve"> PAGEREF _Toc190963748 \h </w:instrText>
+          <w:instrText xml:space="preserve"> PAGEREF _Toc195100404 \h </w:instrText>
         </w:r>
         <w:r>
           <w:rPr>
@@ -24250,7 +25336,7 @@
           <w:szCs w:val="22"/>
         </w:rPr>
       </w:pPr>
-      <w:hyperlink w:anchor="_Toc190963749" w:history="1">
+      <w:hyperlink w:anchor="_Toc195100405" w:history="1">
         <w:r>
           <w:rPr>
             <w:rStyle w:val="a5"/>
@@ -24287,7 +25373,7 @@
             <w:noProof/>
             <w:webHidden/>
           </w:rPr>
-          <w:instrText xml:space="preserve"> PAGEREF _Toc190963749 \h </w:instrText>
+          <w:instrText xml:space="preserve"> PAGEREF _Toc195100405 \h </w:instrText>
         </w:r>
         <w:r>
           <w:rPr>
@@ -24332,7 +25418,7 @@
           <w:szCs w:val="22"/>
         </w:rPr>
       </w:pPr>
-      <w:hyperlink w:anchor="_Toc190963750" w:history="1">
+      <w:hyperlink w:anchor="_Toc195100406" w:history="1">
         <w:r>
           <w:rPr>
             <w:rStyle w:val="a5"/>
@@ -24369,7 +25455,7 @@
             <w:noProof/>
             <w:webHidden/>
           </w:rPr>
-          <w:instrText xml:space="preserve"> PAGEREF _Toc190963750 \h </w:instrText>
+          <w:instrText xml:space="preserve"> PAGEREF _Toc195100406 \h </w:instrText>
         </w:r>
         <w:r>
           <w:rPr>
@@ -24414,7 +25500,7 @@
           <w:szCs w:val="22"/>
         </w:rPr>
       </w:pPr>
-      <w:hyperlink w:anchor="_Toc190963751" w:history="1">
+      <w:hyperlink w:anchor="_Toc195100407" w:history="1">
         <w:r>
           <w:rPr>
             <w:rStyle w:val="a5"/>
@@ -24451,7 +25537,7 @@
             <w:noProof/>
             <w:webHidden/>
           </w:rPr>
-          <w:instrText xml:space="preserve"> PAGEREF _Toc190963751 \h </w:instrText>
+          <w:instrText xml:space="preserve"> PAGEREF _Toc195100407 \h </w:instrText>
         </w:r>
         <w:r>
           <w:rPr>
@@ -24496,7 +25582,7 @@
           <w:szCs w:val="22"/>
         </w:rPr>
       </w:pPr>
-      <w:hyperlink w:anchor="_Toc190963752" w:history="1">
+      <w:hyperlink w:anchor="_Toc195100408" w:history="1">
         <w:r>
           <w:rPr>
             <w:rStyle w:val="a5"/>
@@ -24533,7 +25619,7 @@
             <w:noProof/>
             <w:webHidden/>
           </w:rPr>
-          <w:instrText xml:space="preserve"> PAGEREF _Toc190963752 \h </w:instrText>
+          <w:instrText xml:space="preserve"> PAGEREF _Toc195100408 \h </w:instrText>
         </w:r>
         <w:r>
           <w:rPr>
@@ -24578,7 +25664,7 @@
           <w:szCs w:val="22"/>
         </w:rPr>
       </w:pPr>
-      <w:hyperlink w:anchor="_Toc190963753" w:history="1">
+      <w:hyperlink w:anchor="_Toc195100409" w:history="1">
         <w:r>
           <w:rPr>
             <w:rStyle w:val="a5"/>
@@ -24615,7 +25701,7 @@
             <w:noProof/>
             <w:webHidden/>
           </w:rPr>
-          <w:instrText xml:space="preserve"> PAGEREF _Toc190963753 \h </w:instrText>
+          <w:instrText xml:space="preserve"> PAGEREF _Toc195100409 \h </w:instrText>
         </w:r>
         <w:r>
           <w:rPr>
@@ -24660,7 +25746,7 @@
           <w:szCs w:val="22"/>
         </w:rPr>
       </w:pPr>
-      <w:hyperlink w:anchor="_Toc190963754" w:history="1">
+      <w:hyperlink w:anchor="_Toc195100410" w:history="1">
         <w:r>
           <w:rPr>
             <w:rStyle w:val="a5"/>
@@ -24697,7 +25783,7 @@
             <w:noProof/>
             <w:webHidden/>
           </w:rPr>
-          <w:instrText xml:space="preserve"> PAGEREF _Toc190963754 \h </w:instrText>
+          <w:instrText xml:space="preserve"> PAGEREF _Toc195100410 \h </w:instrText>
         </w:r>
         <w:r>
           <w:rPr>
@@ -24742,7 +25828,7 @@
           <w:szCs w:val="22"/>
         </w:rPr>
       </w:pPr>
-      <w:hyperlink w:anchor="_Toc190963755" w:history="1">
+      <w:hyperlink w:anchor="_Toc195100411" w:history="1">
         <w:r>
           <w:rPr>
             <w:rStyle w:val="a5"/>
@@ -24779,7 +25865,7 @@
             <w:noProof/>
             <w:webHidden/>
           </w:rPr>
-          <w:instrText xml:space="preserve"> PAGEREF _Toc190963755 \h </w:instrText>
+          <w:instrText xml:space="preserve"> PAGEREF _Toc195100411 \h </w:instrText>
         </w:r>
         <w:r>
           <w:rPr>
@@ -24824,7 +25910,7 @@
           <w:szCs w:val="22"/>
         </w:rPr>
       </w:pPr>
-      <w:hyperlink w:anchor="_Toc190963756" w:history="1">
+      <w:hyperlink w:anchor="_Toc195100412" w:history="1">
         <w:r>
           <w:rPr>
             <w:rStyle w:val="a5"/>
@@ -24861,7 +25947,7 @@
             <w:noProof/>
             <w:webHidden/>
           </w:rPr>
-          <w:instrText xml:space="preserve"> PAGEREF _Toc190963756 \h </w:instrText>
+          <w:instrText xml:space="preserve"> PAGEREF _Toc195100412 \h </w:instrText>
         </w:r>
         <w:r>
           <w:rPr>
@@ -24906,7 +25992,7 @@
           <w:szCs w:val="22"/>
         </w:rPr>
       </w:pPr>
-      <w:hyperlink w:anchor="_Toc190963757" w:history="1">
+      <w:hyperlink w:anchor="_Toc195100413" w:history="1">
         <w:r>
           <w:rPr>
             <w:rStyle w:val="a5"/>
@@ -24943,7 +26029,7 @@
             <w:noProof/>
             <w:webHidden/>
           </w:rPr>
-          <w:instrText xml:space="preserve"> PAGEREF _Toc190963757 \h </w:instrText>
+          <w:instrText xml:space="preserve"> PAGEREF _Toc195100413 \h </w:instrText>
         </w:r>
         <w:r>
           <w:rPr>
@@ -24988,7 +26074,7 @@
           <w:szCs w:val="22"/>
         </w:rPr>
       </w:pPr>
-      <w:hyperlink w:anchor="_Toc190963758" w:history="1">
+      <w:hyperlink w:anchor="_Toc195100414" w:history="1">
         <w:r>
           <w:rPr>
             <w:rStyle w:val="a5"/>
@@ -25025,7 +26111,7 @@
             <w:noProof/>
             <w:webHidden/>
           </w:rPr>
-          <w:instrText xml:space="preserve"> PAGEREF _Toc190963758 \h </w:instrText>
+          <w:instrText xml:space="preserve"> PAGEREF _Toc195100414 \h </w:instrText>
         </w:r>
         <w:r>
           <w:rPr>
@@ -25070,7 +26156,7 @@
           <w:szCs w:val="22"/>
         </w:rPr>
       </w:pPr>
-      <w:hyperlink w:anchor="_Toc190963759" w:history="1">
+      <w:hyperlink w:anchor="_Toc195100415" w:history="1">
         <w:r>
           <w:rPr>
             <w:rStyle w:val="a5"/>
@@ -25107,7 +26193,7 @@
             <w:noProof/>
             <w:webHidden/>
           </w:rPr>
-          <w:instrText xml:space="preserve"> PAGEREF _Toc190963759 \h </w:instrText>
+          <w:instrText xml:space="preserve"> PAGEREF _Toc195100415 \h </w:instrText>
         </w:r>
         <w:r>
           <w:rPr>
@@ -25152,7 +26238,7 @@
           <w:szCs w:val="22"/>
         </w:rPr>
       </w:pPr>
-      <w:hyperlink w:anchor="_Toc190963760" w:history="1">
+      <w:hyperlink w:anchor="_Toc195100416" w:history="1">
         <w:r>
           <w:rPr>
             <w:rStyle w:val="a5"/>
@@ -25189,7 +26275,7 @@
             <w:noProof/>
             <w:webHidden/>
           </w:rPr>
-          <w:instrText xml:space="preserve"> PAGEREF _Toc190963760 \h </w:instrText>
+          <w:instrText xml:space="preserve"> PAGEREF _Toc195100416 \h </w:instrText>
         </w:r>
         <w:r>
           <w:rPr>
@@ -25234,7 +26320,7 @@
           <w:szCs w:val="22"/>
         </w:rPr>
       </w:pPr>
-      <w:hyperlink w:anchor="_Toc190963761" w:history="1">
+      <w:hyperlink w:anchor="_Toc195100417" w:history="1">
         <w:r>
           <w:rPr>
             <w:rStyle w:val="a5"/>
@@ -25271,7 +26357,7 @@
             <w:noProof/>
             <w:webHidden/>
           </w:rPr>
-          <w:instrText xml:space="preserve"> PAGEREF _Toc190963761 \h </w:instrText>
+          <w:instrText xml:space="preserve"> PAGEREF _Toc195100417 \h </w:instrText>
         </w:r>
         <w:r>
           <w:rPr>
@@ -25316,7 +26402,7 @@
           <w:szCs w:val="22"/>
         </w:rPr>
       </w:pPr>
-      <w:hyperlink w:anchor="_Toc190963762" w:history="1">
+      <w:hyperlink w:anchor="_Toc195100418" w:history="1">
         <w:r>
           <w:rPr>
             <w:rStyle w:val="a5"/>
@@ -25353,7 +26439,7 @@
             <w:noProof/>
             <w:webHidden/>
           </w:rPr>
-          <w:instrText xml:space="preserve"> PAGEREF _Toc190963762 \h </w:instrText>
+          <w:instrText xml:space="preserve"> PAGEREF _Toc195100418 \h </w:instrText>
         </w:r>
         <w:r>
           <w:rPr>
@@ -25398,7 +26484,7 @@
           <w:szCs w:val="22"/>
         </w:rPr>
       </w:pPr>
-      <w:hyperlink w:anchor="_Toc190963763" w:history="1">
+      <w:hyperlink w:anchor="_Toc195100419" w:history="1">
         <w:r>
           <w:rPr>
             <w:rStyle w:val="a5"/>
@@ -25435,7 +26521,7 @@
             <w:noProof/>
             <w:webHidden/>
           </w:rPr>
-          <w:instrText xml:space="preserve"> PAGEREF _Toc190963763 \h </w:instrText>
+          <w:instrText xml:space="preserve"> PAGEREF _Toc195100419 \h </w:instrText>
         </w:r>
         <w:r>
           <w:rPr>
@@ -25480,7 +26566,7 @@
           <w:szCs w:val="22"/>
         </w:rPr>
       </w:pPr>
-      <w:hyperlink w:anchor="_Toc190963764" w:history="1">
+      <w:hyperlink w:anchor="_Toc195100420" w:history="1">
         <w:r>
           <w:rPr>
             <w:rStyle w:val="a5"/>
@@ -25517,7 +26603,7 @@
             <w:noProof/>
             <w:webHidden/>
           </w:rPr>
-          <w:instrText xml:space="preserve"> PAGEREF _Toc190963764 \h </w:instrText>
+          <w:instrText xml:space="preserve"> PAGEREF _Toc195100420 \h </w:instrText>
         </w:r>
         <w:r>
           <w:rPr>
@@ -25562,7 +26648,7 @@
           <w:szCs w:val="22"/>
         </w:rPr>
       </w:pPr>
-      <w:hyperlink w:anchor="_Toc190963765" w:history="1">
+      <w:hyperlink w:anchor="_Toc195100421" w:history="1">
         <w:r>
           <w:rPr>
             <w:rStyle w:val="a5"/>
@@ -25599,7 +26685,7 @@
             <w:noProof/>
             <w:webHidden/>
           </w:rPr>
-          <w:instrText xml:space="preserve"> PAGEREF _Toc190963765 \h </w:instrText>
+          <w:instrText xml:space="preserve"> PAGEREF _Toc195100421 \h </w:instrText>
         </w:r>
         <w:r>
           <w:rPr>
@@ -25644,7 +26730,7 @@
           <w:szCs w:val="22"/>
         </w:rPr>
       </w:pPr>
-      <w:hyperlink w:anchor="_Toc190963766" w:history="1">
+      <w:hyperlink w:anchor="_Toc195100422" w:history="1">
         <w:r>
           <w:rPr>
             <w:rStyle w:val="a5"/>
@@ -25681,7 +26767,7 @@
             <w:noProof/>
             <w:webHidden/>
           </w:rPr>
-          <w:instrText xml:space="preserve"> PAGEREF _Toc190963766 \h </w:instrText>
+          <w:instrText xml:space="preserve"> PAGEREF _Toc195100422 \h </w:instrText>
         </w:r>
         <w:r>
           <w:rPr>
@@ -25726,7 +26812,7 @@
           <w:szCs w:val="22"/>
         </w:rPr>
       </w:pPr>
-      <w:hyperlink w:anchor="_Toc190963767" w:history="1">
+      <w:hyperlink w:anchor="_Toc195100423" w:history="1">
         <w:r>
           <w:rPr>
             <w:rStyle w:val="a5"/>
@@ -25763,7 +26849,7 @@
             <w:noProof/>
             <w:webHidden/>
           </w:rPr>
-          <w:instrText xml:space="preserve"> PAGEREF _Toc190963767 \h </w:instrText>
+          <w:instrText xml:space="preserve"> PAGEREF _Toc195100423 \h </w:instrText>
         </w:r>
         <w:r>
           <w:rPr>
@@ -25808,7 +26894,7 @@
           <w:szCs w:val="22"/>
         </w:rPr>
       </w:pPr>
-      <w:hyperlink w:anchor="_Toc190963768" w:history="1">
+      <w:hyperlink w:anchor="_Toc195100424" w:history="1">
         <w:r>
           <w:rPr>
             <w:rStyle w:val="a5"/>
@@ -25845,7 +26931,7 @@
             <w:noProof/>
             <w:webHidden/>
           </w:rPr>
-          <w:instrText xml:space="preserve"> PAGEREF _Toc190963768 \h </w:instrText>
+          <w:instrText xml:space="preserve"> PAGEREF _Toc195100424 \h </w:instrText>
         </w:r>
         <w:r>
           <w:rPr>
@@ -25890,7 +26976,7 @@
           <w:szCs w:val="22"/>
         </w:rPr>
       </w:pPr>
-      <w:hyperlink w:anchor="_Toc190963769" w:history="1">
+      <w:hyperlink w:anchor="_Toc195100425" w:history="1">
         <w:r>
           <w:rPr>
             <w:rStyle w:val="a5"/>
@@ -25927,7 +27013,7 @@
             <w:noProof/>
             <w:webHidden/>
           </w:rPr>
-          <w:instrText xml:space="preserve"> PAGEREF _Toc190963769 \h </w:instrText>
+          <w:instrText xml:space="preserve"> PAGEREF _Toc195100425 \h </w:instrText>
         </w:r>
         <w:r>
           <w:rPr>
@@ -25972,7 +27058,7 @@
           <w:szCs w:val="22"/>
         </w:rPr>
       </w:pPr>
-      <w:hyperlink w:anchor="_Toc190963770" w:history="1">
+      <w:hyperlink w:anchor="_Toc195100426" w:history="1">
         <w:r>
           <w:rPr>
             <w:rStyle w:val="a5"/>
@@ -26018,7 +27104,7 @@
             <w:noProof/>
             <w:webHidden/>
           </w:rPr>
-          <w:instrText xml:space="preserve"> PAGEREF _Toc190963770 \h </w:instrText>
+          <w:instrText xml:space="preserve"> PAGEREF _Toc195100426 \h </w:instrText>
         </w:r>
         <w:r>
           <w:rPr>
@@ -26063,7 +27149,7 @@
           <w:szCs w:val="22"/>
         </w:rPr>
       </w:pPr>
-      <w:hyperlink w:anchor="_Toc190963771" w:history="1">
+      <w:hyperlink w:anchor="_Toc195100427" w:history="1">
         <w:r>
           <w:rPr>
             <w:rStyle w:val="a5"/>
@@ -26100,7 +27186,7 @@
             <w:noProof/>
             <w:webHidden/>
           </w:rPr>
-          <w:instrText xml:space="preserve"> PAGEREF _Toc190963771 \h </w:instrText>
+          <w:instrText xml:space="preserve"> PAGEREF _Toc195100427 \h </w:instrText>
         </w:r>
         <w:r>
           <w:rPr>
@@ -26145,7 +27231,7 @@
           <w:szCs w:val="22"/>
         </w:rPr>
       </w:pPr>
-      <w:hyperlink w:anchor="_Toc190963772" w:history="1">
+      <w:hyperlink w:anchor="_Toc195100428" w:history="1">
         <w:r>
           <w:rPr>
             <w:rStyle w:val="a5"/>
@@ -26182,7 +27268,7 @@
             <w:noProof/>
             <w:webHidden/>
           </w:rPr>
-          <w:instrText xml:space="preserve"> PAGEREF _Toc190963772 \h </w:instrText>
+          <w:instrText xml:space="preserve"> PAGEREF _Toc195100428 \h </w:instrText>
         </w:r>
         <w:r>
           <w:rPr>
@@ -26227,7 +27313,7 @@
           <w:szCs w:val="22"/>
         </w:rPr>
       </w:pPr>
-      <w:hyperlink w:anchor="_Toc190963773" w:history="1">
+      <w:hyperlink w:anchor="_Toc195100429" w:history="1">
         <w:r>
           <w:rPr>
             <w:rStyle w:val="a5"/>
@@ -26264,7 +27350,7 @@
             <w:noProof/>
             <w:webHidden/>
           </w:rPr>
-          <w:instrText xml:space="preserve"> PAGEREF _Toc190963773 \h </w:instrText>
+          <w:instrText xml:space="preserve"> PAGEREF _Toc195100429 \h </w:instrText>
         </w:r>
         <w:r>
           <w:rPr>
@@ -26309,7 +27395,7 @@
           <w:szCs w:val="22"/>
         </w:rPr>
       </w:pPr>
-      <w:hyperlink w:anchor="_Toc190963774" w:history="1">
+      <w:hyperlink w:anchor="_Toc195100430" w:history="1">
         <w:r>
           <w:rPr>
             <w:rStyle w:val="a5"/>
@@ -26346,7 +27432,7 @@
             <w:noProof/>
             <w:webHidden/>
           </w:rPr>
-          <w:instrText xml:space="preserve"> PAGEREF _Toc190963774 \h </w:instrText>
+          <w:instrText xml:space="preserve"> PAGEREF _Toc195100430 \h </w:instrText>
         </w:r>
         <w:r>
           <w:rPr>
@@ -26391,7 +27477,7 @@
           <w:szCs w:val="22"/>
         </w:rPr>
       </w:pPr>
-      <w:hyperlink w:anchor="_Toc190963775" w:history="1">
+      <w:hyperlink w:anchor="_Toc195100431" w:history="1">
         <w:r>
           <w:rPr>
             <w:rStyle w:val="a5"/>
@@ -26428,7 +27514,7 @@
             <w:noProof/>
             <w:webHidden/>
           </w:rPr>
-          <w:instrText xml:space="preserve"> PAGEREF _Toc190963775 \h </w:instrText>
+          <w:instrText xml:space="preserve"> PAGEREF _Toc195100431 \h </w:instrText>
         </w:r>
         <w:r>
           <w:rPr>
@@ -26473,7 +27559,7 @@
           <w:szCs w:val="22"/>
         </w:rPr>
       </w:pPr>
-      <w:hyperlink w:anchor="_Toc190963776" w:history="1">
+      <w:hyperlink w:anchor="_Toc195100432" w:history="1">
         <w:r>
           <w:rPr>
             <w:rStyle w:val="a5"/>
@@ -26510,7 +27596,7 @@
             <w:noProof/>
             <w:webHidden/>
           </w:rPr>
-          <w:instrText xml:space="preserve"> PAGEREF _Toc190963776 \h </w:instrText>
+          <w:instrText xml:space="preserve"> PAGEREF _Toc195100432 \h </w:instrText>
         </w:r>
         <w:r>
           <w:rPr>
@@ -26555,7 +27641,7 @@
           <w:szCs w:val="22"/>
         </w:rPr>
       </w:pPr>
-      <w:hyperlink w:anchor="_Toc190963777" w:history="1">
+      <w:hyperlink w:anchor="_Toc195100433" w:history="1">
         <w:r>
           <w:rPr>
             <w:rStyle w:val="a5"/>
@@ -26592,7 +27678,7 @@
             <w:noProof/>
             <w:webHidden/>
           </w:rPr>
-          <w:instrText xml:space="preserve"> PAGEREF _Toc190963777 \h </w:instrText>
+          <w:instrText xml:space="preserve"> PAGEREF _Toc195100433 \h </w:instrText>
         </w:r>
         <w:r>
           <w:rPr>
@@ -26637,7 +27723,7 @@
           <w:szCs w:val="22"/>
         </w:rPr>
       </w:pPr>
-      <w:hyperlink w:anchor="_Toc190963778" w:history="1">
+      <w:hyperlink w:anchor="_Toc195100434" w:history="1">
         <w:r>
           <w:rPr>
             <w:rStyle w:val="a5"/>
@@ -26674,7 +27760,7 @@
             <w:noProof/>
             <w:webHidden/>
           </w:rPr>
-          <w:instrText xml:space="preserve"> PAGEREF _Toc190963778 \h </w:instrText>
+          <w:instrText xml:space="preserve"> PAGEREF _Toc195100434 \h </w:instrText>
         </w:r>
         <w:r>
           <w:rPr>
@@ -26719,7 +27805,7 @@
           <w:szCs w:val="22"/>
         </w:rPr>
       </w:pPr>
-      <w:hyperlink w:anchor="_Toc190963779" w:history="1">
+      <w:hyperlink w:anchor="_Toc195100435" w:history="1">
         <w:r>
           <w:rPr>
             <w:rStyle w:val="a5"/>
@@ -26756,7 +27842,7 @@
             <w:noProof/>
             <w:webHidden/>
           </w:rPr>
-          <w:instrText xml:space="preserve"> PAGEREF _Toc190963779 \h </w:instrText>
+          <w:instrText xml:space="preserve"> PAGEREF _Toc195100435 \h </w:instrText>
         </w:r>
         <w:r>
           <w:rPr>
@@ -26801,7 +27887,7 @@
           <w:szCs w:val="22"/>
         </w:rPr>
       </w:pPr>
-      <w:hyperlink w:anchor="_Toc190963780" w:history="1">
+      <w:hyperlink w:anchor="_Toc195100436" w:history="1">
         <w:r>
           <w:rPr>
             <w:rStyle w:val="a5"/>
@@ -26838,7 +27924,7 @@
             <w:noProof/>
             <w:webHidden/>
           </w:rPr>
-          <w:instrText xml:space="preserve"> PAGEREF _Toc190963780 \h </w:instrText>
+          <w:instrText xml:space="preserve"> PAGEREF _Toc195100436 \h </w:instrText>
         </w:r>
         <w:r>
           <w:rPr>
@@ -26883,7 +27969,7 @@
           <w:szCs w:val="22"/>
         </w:rPr>
       </w:pPr>
-      <w:hyperlink w:anchor="_Toc190963781" w:history="1">
+      <w:hyperlink w:anchor="_Toc195100437" w:history="1">
         <w:r>
           <w:rPr>
             <w:rStyle w:val="a5"/>
@@ -26920,7 +28006,7 @@
             <w:noProof/>
             <w:webHidden/>
           </w:rPr>
-          <w:instrText xml:space="preserve"> PAGEREF _Toc190963781 \h </w:instrText>
+          <w:instrText xml:space="preserve"> PAGEREF _Toc195100437 \h </w:instrText>
         </w:r>
         <w:r>
           <w:rPr>
@@ -26965,7 +28051,7 @@
           <w:szCs w:val="22"/>
         </w:rPr>
       </w:pPr>
-      <w:hyperlink w:anchor="_Toc190963782" w:history="1">
+      <w:hyperlink w:anchor="_Toc195100438" w:history="1">
         <w:r>
           <w:rPr>
             <w:rStyle w:val="a5"/>
@@ -27002,7 +28088,7 @@
             <w:noProof/>
             <w:webHidden/>
           </w:rPr>
-          <w:instrText xml:space="preserve"> PAGEREF _Toc190963782 \h </w:instrText>
+          <w:instrText xml:space="preserve"> PAGEREF _Toc195100438 \h </w:instrText>
         </w:r>
         <w:r>
           <w:rPr>
@@ -27047,7 +28133,7 @@
           <w:szCs w:val="22"/>
         </w:rPr>
       </w:pPr>
-      <w:hyperlink w:anchor="_Toc190963783" w:history="1">
+      <w:hyperlink w:anchor="_Toc195100439" w:history="1">
         <w:r>
           <w:rPr>
             <w:rStyle w:val="a5"/>
@@ -27084,7 +28170,7 @@
             <w:noProof/>
             <w:webHidden/>
           </w:rPr>
-          <w:instrText xml:space="preserve"> PAGEREF _Toc190963783 \h </w:instrText>
+          <w:instrText xml:space="preserve"> PAGEREF _Toc195100439 \h </w:instrText>
         </w:r>
         <w:r>
           <w:rPr>
@@ -27129,7 +28215,7 @@
           <w:szCs w:val="22"/>
         </w:rPr>
       </w:pPr>
-      <w:hyperlink w:anchor="_Toc190963784" w:history="1">
+      <w:hyperlink w:anchor="_Toc195100440" w:history="1">
         <w:r>
           <w:rPr>
             <w:rStyle w:val="a5"/>
@@ -27166,7 +28252,7 @@
             <w:noProof/>
             <w:webHidden/>
           </w:rPr>
-          <w:instrText xml:space="preserve"> PAGEREF _Toc190963784 \h </w:instrText>
+          <w:instrText xml:space="preserve"> PAGEREF _Toc195100440 \h </w:instrText>
         </w:r>
         <w:r>
           <w:rPr>
@@ -27211,7 +28297,7 @@
           <w:szCs w:val="22"/>
         </w:rPr>
       </w:pPr>
-      <w:hyperlink w:anchor="_Toc190963785" w:history="1">
+      <w:hyperlink w:anchor="_Toc195100441" w:history="1">
         <w:r>
           <w:rPr>
             <w:rStyle w:val="a5"/>
@@ -27248,7 +28334,7 @@
             <w:noProof/>
             <w:webHidden/>
           </w:rPr>
-          <w:instrText xml:space="preserve"> PAGEREF _Toc190963785 \h </w:instrText>
+          <w:instrText xml:space="preserve"> PAGEREF _Toc195100441 \h </w:instrText>
         </w:r>
         <w:r>
           <w:rPr>
@@ -27293,7 +28379,7 @@
           <w:szCs w:val="22"/>
         </w:rPr>
       </w:pPr>
-      <w:hyperlink w:anchor="_Toc190963786" w:history="1">
+      <w:hyperlink w:anchor="_Toc195100442" w:history="1">
         <w:r>
           <w:rPr>
             <w:rStyle w:val="a5"/>
@@ -27330,7 +28416,7 @@
             <w:noProof/>
             <w:webHidden/>
           </w:rPr>
-          <w:instrText xml:space="preserve"> PAGEREF _Toc190963786 \h </w:instrText>
+          <w:instrText xml:space="preserve"> PAGEREF _Toc195100442 \h </w:instrText>
         </w:r>
         <w:r>
           <w:rPr>
@@ -27375,7 +28461,7 @@
           <w:szCs w:val="22"/>
         </w:rPr>
       </w:pPr>
-      <w:hyperlink w:anchor="_Toc190963787" w:history="1">
+      <w:hyperlink w:anchor="_Toc195100443" w:history="1">
         <w:r>
           <w:rPr>
             <w:rStyle w:val="a5"/>
@@ -27412,7 +28498,7 @@
             <w:noProof/>
             <w:webHidden/>
           </w:rPr>
-          <w:instrText xml:space="preserve"> PAGEREF _Toc190963787 \h </w:instrText>
+          <w:instrText xml:space="preserve"> PAGEREF _Toc195100443 \h </w:instrText>
         </w:r>
         <w:r>
           <w:rPr>
@@ -27457,7 +28543,7 @@
           <w:szCs w:val="22"/>
         </w:rPr>
       </w:pPr>
-      <w:hyperlink w:anchor="_Toc190963788" w:history="1">
+      <w:hyperlink w:anchor="_Toc195100444" w:history="1">
         <w:r>
           <w:rPr>
             <w:rStyle w:val="a5"/>
@@ -27494,7 +28580,7 @@
             <w:noProof/>
             <w:webHidden/>
           </w:rPr>
-          <w:instrText xml:space="preserve"> PAGEREF _Toc190963788 \h </w:instrText>
+          <w:instrText xml:space="preserve"> PAGEREF _Toc195100444 \h </w:instrText>
         </w:r>
         <w:r>
           <w:rPr>
@@ -27539,7 +28625,7 @@
           <w:szCs w:val="22"/>
         </w:rPr>
       </w:pPr>
-      <w:hyperlink w:anchor="_Toc190963789" w:history="1">
+      <w:hyperlink w:anchor="_Toc195100445" w:history="1">
         <w:r>
           <w:rPr>
             <w:rStyle w:val="a5"/>
@@ -27576,7 +28662,7 @@
             <w:noProof/>
             <w:webHidden/>
           </w:rPr>
-          <w:instrText xml:space="preserve"> PAGEREF _Toc190963789 \h </w:instrText>
+          <w:instrText xml:space="preserve"> PAGEREF _Toc195100445 \h </w:instrText>
         </w:r>
         <w:r>
           <w:rPr>
@@ -27621,7 +28707,7 @@
           <w:szCs w:val="22"/>
         </w:rPr>
       </w:pPr>
-      <w:hyperlink w:anchor="_Toc190963790" w:history="1">
+      <w:hyperlink w:anchor="_Toc195100446" w:history="1">
         <w:r>
           <w:rPr>
             <w:rStyle w:val="a5"/>
@@ -27658,7 +28744,7 @@
             <w:noProof/>
             <w:webHidden/>
           </w:rPr>
-          <w:instrText xml:space="preserve"> PAGEREF _Toc190963790 \h </w:instrText>
+          <w:instrText xml:space="preserve"> PAGEREF _Toc195100446 \h </w:instrText>
         </w:r>
         <w:r>
           <w:rPr>
@@ -27703,7 +28789,7 @@
           <w:szCs w:val="22"/>
         </w:rPr>
       </w:pPr>
-      <w:hyperlink w:anchor="_Toc190963791" w:history="1">
+      <w:hyperlink w:anchor="_Toc195100447" w:history="1">
         <w:r>
           <w:rPr>
             <w:rStyle w:val="a5"/>
@@ -27740,7 +28826,7 @@
             <w:noProof/>
             <w:webHidden/>
           </w:rPr>
-          <w:instrText xml:space="preserve"> PAGEREF _Toc190963791 \h </w:instrText>
+          <w:instrText xml:space="preserve"> PAGEREF _Toc195100447 \h </w:instrText>
         </w:r>
         <w:r>
           <w:rPr>
@@ -27785,7 +28871,7 @@
           <w:szCs w:val="22"/>
         </w:rPr>
       </w:pPr>
-      <w:hyperlink w:anchor="_Toc190963792" w:history="1">
+      <w:hyperlink w:anchor="_Toc195100448" w:history="1">
         <w:r>
           <w:rPr>
             <w:rStyle w:val="a5"/>
@@ -27822,7 +28908,7 @@
             <w:noProof/>
             <w:webHidden/>
           </w:rPr>
-          <w:instrText xml:space="preserve"> PAGEREF _Toc190963792 \h </w:instrText>
+          <w:instrText xml:space="preserve"> PAGEREF _Toc195100448 \h </w:instrText>
         </w:r>
         <w:r>
           <w:rPr>
@@ -27867,7 +28953,7 @@
           <w:szCs w:val="22"/>
         </w:rPr>
       </w:pPr>
-      <w:hyperlink w:anchor="_Toc190963793" w:history="1">
+      <w:hyperlink w:anchor="_Toc195100449" w:history="1">
         <w:r>
           <w:rPr>
             <w:rStyle w:val="a5"/>
@@ -27904,7 +28990,7 @@
             <w:noProof/>
             <w:webHidden/>
           </w:rPr>
-          <w:instrText xml:space="preserve"> PAGEREF _Toc190963793 \h </w:instrText>
+          <w:instrText xml:space="preserve"> PAGEREF _Toc195100449 \h </w:instrText>
         </w:r>
         <w:r>
           <w:rPr>
@@ -27949,7 +29035,7 @@
           <w:szCs w:val="22"/>
         </w:rPr>
       </w:pPr>
-      <w:hyperlink w:anchor="_Toc190963794" w:history="1">
+      <w:hyperlink w:anchor="_Toc195100450" w:history="1">
         <w:r>
           <w:rPr>
             <w:rStyle w:val="a5"/>
@@ -27986,7 +29072,7 @@
             <w:noProof/>
             <w:webHidden/>
           </w:rPr>
-          <w:instrText xml:space="preserve"> PAGEREF _Toc190963794 \h </w:instrText>
+          <w:instrText xml:space="preserve"> PAGEREF _Toc195100450 \h </w:instrText>
         </w:r>
         <w:r>
           <w:rPr>
@@ -28031,7 +29117,7 @@
           <w:szCs w:val="22"/>
         </w:rPr>
       </w:pPr>
-      <w:hyperlink w:anchor="_Toc190963795" w:history="1">
+      <w:hyperlink w:anchor="_Toc195100451" w:history="1">
         <w:r>
           <w:rPr>
             <w:rStyle w:val="a5"/>
@@ -28068,7 +29154,7 @@
             <w:noProof/>
             <w:webHidden/>
           </w:rPr>
-          <w:instrText xml:space="preserve"> PAGEREF _Toc190963795 \h </w:instrText>
+          <w:instrText xml:space="preserve"> PAGEREF _Toc195100451 \h </w:instrText>
         </w:r>
         <w:r>
           <w:rPr>
@@ -28113,7 +29199,7 @@
           <w:szCs w:val="22"/>
         </w:rPr>
       </w:pPr>
-      <w:hyperlink w:anchor="_Toc190963796" w:history="1">
+      <w:hyperlink w:anchor="_Toc195100452" w:history="1">
         <w:r>
           <w:rPr>
             <w:rStyle w:val="a5"/>
@@ -28150,7 +29236,7 @@
             <w:noProof/>
             <w:webHidden/>
           </w:rPr>
-          <w:instrText xml:space="preserve"> PAGEREF _Toc190963796 \h </w:instrText>
+          <w:instrText xml:space="preserve"> PAGEREF _Toc195100452 \h </w:instrText>
         </w:r>
         <w:r>
           <w:rPr>
@@ -28195,7 +29281,7 @@
           <w:szCs w:val="22"/>
         </w:rPr>
       </w:pPr>
-      <w:hyperlink w:anchor="_Toc190963797" w:history="1">
+      <w:hyperlink w:anchor="_Toc195100453" w:history="1">
         <w:r>
           <w:rPr>
             <w:rStyle w:val="a5"/>
@@ -28232,7 +29318,7 @@
             <w:noProof/>
             <w:webHidden/>
           </w:rPr>
-          <w:instrText xml:space="preserve"> PAGEREF _Toc190963797 \h </w:instrText>
+          <w:instrText xml:space="preserve"> PAGEREF _Toc195100453 \h </w:instrText>
         </w:r>
         <w:r>
           <w:rPr>
@@ -28277,7 +29363,7 @@
           <w:szCs w:val="22"/>
         </w:rPr>
       </w:pPr>
-      <w:hyperlink w:anchor="_Toc190963798" w:history="1">
+      <w:hyperlink w:anchor="_Toc195100454" w:history="1">
         <w:r>
           <w:rPr>
             <w:rStyle w:val="a5"/>
@@ -28314,7 +29400,7 @@
             <w:noProof/>
             <w:webHidden/>
           </w:rPr>
-          <w:instrText xml:space="preserve"> PAGEREF _Toc190963798 \h </w:instrText>
+          <w:instrText xml:space="preserve"> PAGEREF _Toc195100454 \h </w:instrText>
         </w:r>
         <w:r>
           <w:rPr>
@@ -28359,7 +29445,7 @@
           <w:szCs w:val="22"/>
         </w:rPr>
       </w:pPr>
-      <w:hyperlink w:anchor="_Toc190963799" w:history="1">
+      <w:hyperlink w:anchor="_Toc195100455" w:history="1">
         <w:r>
           <w:rPr>
             <w:rStyle w:val="a5"/>
@@ -28396,7 +29482,7 @@
             <w:noProof/>
             <w:webHidden/>
           </w:rPr>
-          <w:instrText xml:space="preserve"> PAGEREF _Toc190963799 \h </w:instrText>
+          <w:instrText xml:space="preserve"> PAGEREF _Toc195100455 \h </w:instrText>
         </w:r>
         <w:r>
           <w:rPr>
@@ -28441,7 +29527,7 @@
           <w:szCs w:val="22"/>
         </w:rPr>
       </w:pPr>
-      <w:hyperlink w:anchor="_Toc190963800" w:history="1">
+      <w:hyperlink w:anchor="_Toc195100456" w:history="1">
         <w:r>
           <w:rPr>
             <w:rStyle w:val="a5"/>
@@ -28478,7 +29564,7 @@
             <w:noProof/>
             <w:webHidden/>
           </w:rPr>
-          <w:instrText xml:space="preserve"> PAGEREF _Toc190963800 \h </w:instrText>
+          <w:instrText xml:space="preserve"> PAGEREF _Toc195100456 \h </w:instrText>
         </w:r>
         <w:r>
           <w:rPr>
@@ -28523,7 +29609,7 @@
           <w:szCs w:val="22"/>
         </w:rPr>
       </w:pPr>
-      <w:hyperlink w:anchor="_Toc190963801" w:history="1">
+      <w:hyperlink w:anchor="_Toc195100457" w:history="1">
         <w:r>
           <w:rPr>
             <w:rStyle w:val="a5"/>
@@ -28560,7 +29646,7 @@
             <w:noProof/>
             <w:webHidden/>
           </w:rPr>
-          <w:instrText xml:space="preserve"> PAGEREF _Toc190963801 \h </w:instrText>
+          <w:instrText xml:space="preserve"> PAGEREF _Toc195100457 \h </w:instrText>
         </w:r>
         <w:r>
           <w:rPr>
@@ -28605,7 +29691,7 @@
           <w:szCs w:val="22"/>
         </w:rPr>
       </w:pPr>
-      <w:hyperlink w:anchor="_Toc190963802" w:history="1">
+      <w:hyperlink w:anchor="_Toc195100458" w:history="1">
         <w:r>
           <w:rPr>
             <w:rStyle w:val="a5"/>
@@ -28642,7 +29728,7 @@
             <w:noProof/>
             <w:webHidden/>
           </w:rPr>
-          <w:instrText xml:space="preserve"> PAGEREF _Toc190963802 \h </w:instrText>
+          <w:instrText xml:space="preserve"> PAGEREF _Toc195100458 \h </w:instrText>
         </w:r>
         <w:r>
           <w:rPr>
@@ -28687,7 +29773,7 @@
           <w:szCs w:val="22"/>
         </w:rPr>
       </w:pPr>
-      <w:hyperlink w:anchor="_Toc190963803" w:history="1">
+      <w:hyperlink w:anchor="_Toc195100459" w:history="1">
         <w:r>
           <w:rPr>
             <w:rStyle w:val="a5"/>
@@ -28724,7 +29810,7 @@
             <w:noProof/>
             <w:webHidden/>
           </w:rPr>
-          <w:instrText xml:space="preserve"> PAGEREF _Toc190963803 \h </w:instrText>
+          <w:instrText xml:space="preserve"> PAGEREF _Toc195100459 \h </w:instrText>
         </w:r>
         <w:r>
           <w:rPr>
@@ -28769,7 +29855,7 @@
           <w:szCs w:val="22"/>
         </w:rPr>
       </w:pPr>
-      <w:hyperlink w:anchor="_Toc190963804" w:history="1">
+      <w:hyperlink w:anchor="_Toc195100460" w:history="1">
         <w:r>
           <w:rPr>
             <w:rStyle w:val="a5"/>
@@ -28806,7 +29892,7 @@
             <w:noProof/>
             <w:webHidden/>
           </w:rPr>
-          <w:instrText xml:space="preserve"> PAGEREF _Toc190963804 \h </w:instrText>
+          <w:instrText xml:space="preserve"> PAGEREF _Toc195100460 \h </w:instrText>
         </w:r>
         <w:r>
           <w:rPr>
@@ -28851,7 +29937,7 @@
           <w:szCs w:val="22"/>
         </w:rPr>
       </w:pPr>
-      <w:hyperlink w:anchor="_Toc190963805" w:history="1">
+      <w:hyperlink w:anchor="_Toc195100461" w:history="1">
         <w:r>
           <w:rPr>
             <w:rStyle w:val="a5"/>
@@ -28888,7 +29974,7 @@
             <w:noProof/>
             <w:webHidden/>
           </w:rPr>
-          <w:instrText xml:space="preserve"> PAGEREF _Toc190963805 \h </w:instrText>
+          <w:instrText xml:space="preserve"> PAGEREF _Toc195100461 \h </w:instrText>
         </w:r>
         <w:r>
           <w:rPr>
@@ -28933,7 +30019,7 @@
           <w:szCs w:val="22"/>
         </w:rPr>
       </w:pPr>
-      <w:hyperlink w:anchor="_Toc190963806" w:history="1">
+      <w:hyperlink w:anchor="_Toc195100462" w:history="1">
         <w:r>
           <w:rPr>
             <w:rStyle w:val="a5"/>
@@ -28970,7 +30056,7 @@
             <w:noProof/>
             <w:webHidden/>
           </w:rPr>
-          <w:instrText xml:space="preserve"> PAGEREF _Toc190963806 \h </w:instrText>
+          <w:instrText xml:space="preserve"> PAGEREF _Toc195100462 \h </w:instrText>
         </w:r>
         <w:r>
           <w:rPr>
@@ -29015,7 +30101,7 @@
           <w:szCs w:val="22"/>
         </w:rPr>
       </w:pPr>
-      <w:hyperlink w:anchor="_Toc190963807" w:history="1">
+      <w:hyperlink w:anchor="_Toc195100463" w:history="1">
         <w:r>
           <w:rPr>
             <w:rStyle w:val="a5"/>
@@ -29052,7 +30138,7 @@
             <w:noProof/>
             <w:webHidden/>
           </w:rPr>
-          <w:instrText xml:space="preserve"> PAGEREF _Toc190963807 \h </w:instrText>
+          <w:instrText xml:space="preserve"> PAGEREF _Toc195100463 \h </w:instrText>
         </w:r>
         <w:r>
           <w:rPr>
@@ -29097,7 +30183,7 @@
           <w:szCs w:val="22"/>
         </w:rPr>
       </w:pPr>
-      <w:hyperlink w:anchor="_Toc190963808" w:history="1">
+      <w:hyperlink w:anchor="_Toc195100464" w:history="1">
         <w:r>
           <w:rPr>
             <w:rStyle w:val="a5"/>
@@ -29134,7 +30220,7 @@
             <w:noProof/>
             <w:webHidden/>
           </w:rPr>
-          <w:instrText xml:space="preserve"> PAGEREF _Toc190963808 \h </w:instrText>
+          <w:instrText xml:space="preserve"> PAGEREF _Toc195100464 \h </w:instrText>
         </w:r>
         <w:r>
           <w:rPr>
@@ -29179,7 +30265,7 @@
           <w:szCs w:val="22"/>
         </w:rPr>
       </w:pPr>
-      <w:hyperlink w:anchor="_Toc190963809" w:history="1">
+      <w:hyperlink w:anchor="_Toc195100465" w:history="1">
         <w:r>
           <w:rPr>
             <w:rStyle w:val="a5"/>
@@ -29216,7 +30302,7 @@
             <w:noProof/>
             <w:webHidden/>
           </w:rPr>
-          <w:instrText xml:space="preserve"> PAGEREF _Toc190963809 \h </w:instrText>
+          <w:instrText xml:space="preserve"> PAGEREF _Toc195100465 \h </w:instrText>
         </w:r>
         <w:r>
           <w:rPr>
@@ -29261,7 +30347,7 @@
           <w:szCs w:val="22"/>
         </w:rPr>
       </w:pPr>
-      <w:hyperlink w:anchor="_Toc190963810" w:history="1">
+      <w:hyperlink w:anchor="_Toc195100466" w:history="1">
         <w:r>
           <w:rPr>
             <w:rStyle w:val="a5"/>
@@ -29298,7 +30384,7 @@
             <w:noProof/>
             <w:webHidden/>
           </w:rPr>
-          <w:instrText xml:space="preserve"> PAGEREF _Toc190963810 \h </w:instrText>
+          <w:instrText xml:space="preserve"> PAGEREF _Toc195100466 \h </w:instrText>
         </w:r>
         <w:r>
           <w:rPr>
@@ -29343,7 +30429,7 @@
           <w:szCs w:val="22"/>
         </w:rPr>
       </w:pPr>
-      <w:hyperlink w:anchor="_Toc190963811" w:history="1">
+      <w:hyperlink w:anchor="_Toc195100467" w:history="1">
         <w:r>
           <w:rPr>
             <w:rStyle w:val="a5"/>
@@ -29380,7 +30466,7 @@
             <w:noProof/>
             <w:webHidden/>
           </w:rPr>
-          <w:instrText xml:space="preserve"> PAGEREF _Toc190963811 \h </w:instrText>
+          <w:instrText xml:space="preserve"> PAGEREF _Toc195100467 \h </w:instrText>
         </w:r>
         <w:r>
           <w:rPr>
@@ -29425,7 +30511,7 @@
           <w:szCs w:val="22"/>
         </w:rPr>
       </w:pPr>
-      <w:hyperlink w:anchor="_Toc190963812" w:history="1">
+      <w:hyperlink w:anchor="_Toc195100468" w:history="1">
         <w:r>
           <w:rPr>
             <w:rStyle w:val="a5"/>
@@ -29462,7 +30548,7 @@
             <w:noProof/>
             <w:webHidden/>
           </w:rPr>
-          <w:instrText xml:space="preserve"> PAGEREF _Toc190963812 \h </w:instrText>
+          <w:instrText xml:space="preserve"> PAGEREF _Toc195100468 \h </w:instrText>
         </w:r>
         <w:r>
           <w:rPr>
@@ -29507,7 +30593,7 @@
           <w:szCs w:val="22"/>
         </w:rPr>
       </w:pPr>
-      <w:hyperlink w:anchor="_Toc190963813" w:history="1">
+      <w:hyperlink w:anchor="_Toc195100469" w:history="1">
         <w:r>
           <w:rPr>
             <w:rStyle w:val="a5"/>
@@ -29544,7 +30630,7 @@
             <w:noProof/>
             <w:webHidden/>
           </w:rPr>
-          <w:instrText xml:space="preserve"> PAGEREF _Toc190963813 \h </w:instrText>
+          <w:instrText xml:space="preserve"> PAGEREF _Toc195100469 \h </w:instrText>
         </w:r>
         <w:r>
           <w:rPr>
@@ -29589,7 +30675,7 @@
           <w:szCs w:val="22"/>
         </w:rPr>
       </w:pPr>
-      <w:hyperlink w:anchor="_Toc190963814" w:history="1">
+      <w:hyperlink w:anchor="_Toc195100470" w:history="1">
         <w:r>
           <w:rPr>
             <w:rStyle w:val="a5"/>
@@ -29626,7 +30712,7 @@
             <w:noProof/>
             <w:webHidden/>
           </w:rPr>
-          <w:instrText xml:space="preserve"> PAGEREF _Toc190963814 \h </w:instrText>
+          <w:instrText xml:space="preserve"> PAGEREF _Toc195100470 \h </w:instrText>
         </w:r>
         <w:r>
           <w:rPr>
@@ -29671,7 +30757,7 @@
           <w:szCs w:val="22"/>
         </w:rPr>
       </w:pPr>
-      <w:hyperlink w:anchor="_Toc190963815" w:history="1">
+      <w:hyperlink w:anchor="_Toc195100471" w:history="1">
         <w:r>
           <w:rPr>
             <w:rStyle w:val="a5"/>
@@ -29708,7 +30794,7 @@
             <w:noProof/>
             <w:webHidden/>
           </w:rPr>
-          <w:instrText xml:space="preserve"> PAGEREF _Toc190963815 \h </w:instrText>
+          <w:instrText xml:space="preserve"> PAGEREF _Toc195100471 \h </w:instrText>
         </w:r>
         <w:r>
           <w:rPr>
@@ -29753,7 +30839,7 @@
           <w:szCs w:val="22"/>
         </w:rPr>
       </w:pPr>
-      <w:hyperlink w:anchor="_Toc190963816" w:history="1">
+      <w:hyperlink w:anchor="_Toc195100472" w:history="1">
         <w:r>
           <w:rPr>
             <w:rStyle w:val="a5"/>
@@ -29790,7 +30876,7 @@
             <w:noProof/>
             <w:webHidden/>
           </w:rPr>
-          <w:instrText xml:space="preserve"> PAGEREF _Toc190963816 \h </w:instrText>
+          <w:instrText xml:space="preserve"> PAGEREF _Toc195100472 \h </w:instrText>
         </w:r>
         <w:r>
           <w:rPr>
@@ -29835,7 +30921,7 @@
           <w:szCs w:val="22"/>
         </w:rPr>
       </w:pPr>
-      <w:hyperlink w:anchor="_Toc190963817" w:history="1">
+      <w:hyperlink w:anchor="_Toc195100473" w:history="1">
         <w:r>
           <w:rPr>
             <w:rStyle w:val="a5"/>
@@ -29872,7 +30958,7 @@
             <w:noProof/>
             <w:webHidden/>
           </w:rPr>
-          <w:instrText xml:space="preserve"> PAGEREF _Toc190963817 \h </w:instrText>
+          <w:instrText xml:space="preserve"> PAGEREF _Toc195100473 \h </w:instrText>
         </w:r>
         <w:r>
           <w:rPr>
@@ -29917,7 +31003,7 @@
           <w:szCs w:val="22"/>
         </w:rPr>
       </w:pPr>
-      <w:hyperlink w:anchor="_Toc190963818" w:history="1">
+      <w:hyperlink w:anchor="_Toc195100474" w:history="1">
         <w:r>
           <w:rPr>
             <w:rStyle w:val="a5"/>
@@ -29933,7 +31019,7 @@
             <w:noProof/>
           </w:rPr>
           <w:noBreakHyphen/>
-          <w:t>23. Поперечное сечение ребристой плиты по данным источника</w:t>
+          <w:t>23. Поперечное сечение плиты</w:t>
         </w:r>
         <w:r>
           <w:rPr>
@@ -29954,7 +31040,7 @@
             <w:noProof/>
             <w:webHidden/>
           </w:rPr>
-          <w:instrText xml:space="preserve"> PAGEREF _Toc190963818 \h </w:instrText>
+          <w:instrText xml:space="preserve"> PAGEREF _Toc195100474 \h </w:instrText>
         </w:r>
         <w:r>
           <w:rPr>
@@ -29999,7 +31085,7 @@
           <w:szCs w:val="22"/>
         </w:rPr>
       </w:pPr>
-      <w:hyperlink w:anchor="_Toc190963819" w:history="1">
+      <w:hyperlink w:anchor="_Toc195100475" w:history="1">
         <w:r>
           <w:rPr>
             <w:rStyle w:val="a5"/>
@@ -30015,16 +31101,7 @@
             <w:noProof/>
           </w:rPr>
           <w:noBreakHyphen/>
-          <w:t xml:space="preserve">24. Поперечное сечение ребристой плиты в программном комплексе </w:t>
-        </w:r>
-        <w:r>
-          <w:rPr>
-            <w:rStyle w:val="a5"/>
-            <w:rFonts w:eastAsiaTheme="majorEastAsia"/>
-            <w:noProof/>
-            <w:lang w:val="en-US"/>
-          </w:rPr>
-          <w:t>StructureHelper</w:t>
+          <w:t>24. Свойства материала для бетона</w:t>
         </w:r>
         <w:r>
           <w:rPr>
@@ -30045,7 +31122,7 @@
             <w:noProof/>
             <w:webHidden/>
           </w:rPr>
-          <w:instrText xml:space="preserve"> PAGEREF _Toc190963819 \h </w:instrText>
+          <w:instrText xml:space="preserve"> PAGEREF _Toc195100475 \h </w:instrText>
         </w:r>
         <w:r>
           <w:rPr>
@@ -30065,7 +31142,7 @@
             <w:noProof/>
             <w:webHidden/>
           </w:rPr>
-          <w:t>55</w:t>
+          <w:t>54</w:t>
         </w:r>
         <w:r>
           <w:rPr>
@@ -30090,7 +31167,7 @@
           <w:szCs w:val="22"/>
         </w:rPr>
       </w:pPr>
-      <w:hyperlink w:anchor="_Toc190963820" w:history="1">
+      <w:hyperlink w:anchor="_Toc195100476" w:history="1">
         <w:r>
           <w:rPr>
             <w:rStyle w:val="a5"/>
@@ -30106,7 +31183,7 @@
             <w:noProof/>
           </w:rPr>
           <w:noBreakHyphen/>
-          <w:t>25. Материал бетона</w:t>
+          <w:t>25. Свойства материала для арматуры</w:t>
         </w:r>
         <w:r>
           <w:rPr>
@@ -30127,7 +31204,7 @@
             <w:noProof/>
             <w:webHidden/>
           </w:rPr>
-          <w:instrText xml:space="preserve"> PAGEREF _Toc190963820 \h </w:instrText>
+          <w:instrText xml:space="preserve"> PAGEREF _Toc195100476 \h </w:instrText>
         </w:r>
         <w:r>
           <w:rPr>
@@ -30172,7 +31249,7 @@
           <w:szCs w:val="22"/>
         </w:rPr>
       </w:pPr>
-      <w:hyperlink w:anchor="_Toc190963821" w:history="1">
+      <w:hyperlink w:anchor="_Toc195100477" w:history="1">
         <w:r>
           <w:rPr>
             <w:rStyle w:val="a5"/>
@@ -30188,7 +31265,7 @@
             <w:noProof/>
           </w:rPr>
           <w:noBreakHyphen/>
-          <w:t>26. Материал арматуры</w:t>
+          <w:t>26. Свойства комбинации нагрузок</w:t>
         </w:r>
         <w:r>
           <w:rPr>
@@ -30209,7 +31286,7 @@
             <w:noProof/>
             <w:webHidden/>
           </w:rPr>
-          <w:instrText xml:space="preserve"> PAGEREF _Toc190963821 \h </w:instrText>
+          <w:instrText xml:space="preserve"> PAGEREF _Toc195100477 \h </w:instrText>
         </w:r>
         <w:r>
           <w:rPr>
@@ -30229,7 +31306,7 @@
             <w:noProof/>
             <w:webHidden/>
           </w:rPr>
-          <w:t>56</w:t>
+          <w:t>55</w:t>
         </w:r>
         <w:r>
           <w:rPr>
@@ -30254,7 +31331,7 @@
           <w:szCs w:val="22"/>
         </w:rPr>
       </w:pPr>
-      <w:hyperlink w:anchor="_Toc190963822" w:history="1">
+      <w:hyperlink w:anchor="_Toc195100478" w:history="1">
         <w:r>
           <w:rPr>
             <w:rStyle w:val="a5"/>
@@ -30270,7 +31347,7 @@
             <w:noProof/>
           </w:rPr>
           <w:noBreakHyphen/>
-          <w:t>27. Ввод данных по загружению</w:t>
+          <w:t>27. Результаты расчета кривизны элемента</w:t>
         </w:r>
         <w:r>
           <w:rPr>
@@ -30291,7 +31368,7 @@
             <w:noProof/>
             <w:webHidden/>
           </w:rPr>
-          <w:instrText xml:space="preserve"> PAGEREF _Toc190963822 \h </w:instrText>
+          <w:instrText xml:space="preserve"> PAGEREF _Toc195100478 \h </w:instrText>
         </w:r>
         <w:r>
           <w:rPr>
@@ -30336,7 +31413,7 @@
           <w:szCs w:val="22"/>
         </w:rPr>
       </w:pPr>
-      <w:hyperlink w:anchor="_Toc190963823" w:history="1">
+      <w:hyperlink w:anchor="_Toc195100479" w:history="1">
         <w:r>
           <w:rPr>
             <w:rStyle w:val="a5"/>
@@ -30352,7 +31429,7 @@
             <w:noProof/>
           </w:rPr>
           <w:noBreakHyphen/>
-          <w:t>28. Ввод значения предварительного напряжения в арматуре</w:t>
+          <w:t>28. Поперечное сечение ребристой плиты по данным источника</w:t>
         </w:r>
         <w:r>
           <w:rPr>
@@ -30373,7 +31450,7 @@
             <w:noProof/>
             <w:webHidden/>
           </w:rPr>
-          <w:instrText xml:space="preserve"> PAGEREF _Toc190963823 \h </w:instrText>
+          <w:instrText xml:space="preserve"> PAGEREF _Toc195100479 \h </w:instrText>
         </w:r>
         <w:r>
           <w:rPr>
@@ -30418,7 +31495,7 @@
           <w:szCs w:val="22"/>
         </w:rPr>
       </w:pPr>
-      <w:hyperlink w:anchor="_Toc190963824" w:history="1">
+      <w:hyperlink w:anchor="_Toc195100480" w:history="1">
         <w:r>
           <w:rPr>
             <w:rStyle w:val="a5"/>
@@ -30434,7 +31511,16 @@
             <w:noProof/>
           </w:rPr>
           <w:noBreakHyphen/>
-          <w:t>29. Результат расчета ширины раскрытия трещин</w:t>
+          <w:t xml:space="preserve">29. Поперечное сечение ребристой плиты в программном комплексе </w:t>
+        </w:r>
+        <w:r>
+          <w:rPr>
+            <w:rStyle w:val="a5"/>
+            <w:rFonts w:eastAsiaTheme="majorEastAsia"/>
+            <w:noProof/>
+            <w:lang w:val="en-US"/>
+          </w:rPr>
+          <w:t>StructureHelper</w:t>
         </w:r>
         <w:r>
           <w:rPr>
@@ -30455,7 +31541,7 @@
             <w:noProof/>
             <w:webHidden/>
           </w:rPr>
-          <w:instrText xml:space="preserve"> PAGEREF _Toc190963824 \h </w:instrText>
+          <w:instrText xml:space="preserve"> PAGEREF _Toc195100480 \h </w:instrText>
         </w:r>
         <w:r>
           <w:rPr>
@@ -30475,7 +31561,7 @@
             <w:noProof/>
             <w:webHidden/>
           </w:rPr>
-          <w:t>57</w:t>
+          <w:t>58</w:t>
         </w:r>
         <w:r>
           <w:rPr>
@@ -30488,6 +31574,416 @@
     </w:p>
     <w:p>
       <w:pPr>
+        <w:pStyle w:val="af2"/>
+        <w:tabs>
+          <w:tab w:val="right" w:leader="dot" w:pos="9912"/>
+        </w:tabs>
+        <w:rPr>
+          <w:rFonts w:asciiTheme="minorHAnsi" w:eastAsiaTheme="minorEastAsia" w:hAnsiTheme="minorHAnsi" w:cstheme="minorBidi"/>
+          <w:noProof/>
+          <w:color w:val="auto"/>
+          <w:spacing w:val="0"/>
+          <w:szCs w:val="22"/>
+        </w:rPr>
+      </w:pPr>
+      <w:hyperlink w:anchor="_Toc195100481" w:history="1">
+        <w:r>
+          <w:rPr>
+            <w:rStyle w:val="a5"/>
+            <w:rFonts w:eastAsiaTheme="majorEastAsia"/>
+            <w:noProof/>
+          </w:rPr>
+          <w:t>Рисунок 4</w:t>
+        </w:r>
+        <w:r>
+          <w:rPr>
+            <w:rStyle w:val="a5"/>
+            <w:rFonts w:eastAsiaTheme="majorEastAsia"/>
+            <w:noProof/>
+          </w:rPr>
+          <w:noBreakHyphen/>
+          <w:t>30. Материал бетона</w:t>
+        </w:r>
+        <w:r>
+          <w:rPr>
+            <w:noProof/>
+            <w:webHidden/>
+          </w:rPr>
+          <w:tab/>
+        </w:r>
+        <w:r>
+          <w:rPr>
+            <w:noProof/>
+            <w:webHidden/>
+          </w:rPr>
+          <w:fldChar w:fldCharType="begin"/>
+        </w:r>
+        <w:r>
+          <w:rPr>
+            <w:noProof/>
+            <w:webHidden/>
+          </w:rPr>
+          <w:instrText xml:space="preserve"> PAGEREF _Toc195100481 \h </w:instrText>
+        </w:r>
+        <w:r>
+          <w:rPr>
+            <w:noProof/>
+            <w:webHidden/>
+          </w:rPr>
+        </w:r>
+        <w:r>
+          <w:rPr>
+            <w:noProof/>
+            <w:webHidden/>
+          </w:rPr>
+          <w:fldChar w:fldCharType="separate"/>
+        </w:r>
+        <w:r>
+          <w:rPr>
+            <w:noProof/>
+            <w:webHidden/>
+          </w:rPr>
+          <w:t>58</w:t>
+        </w:r>
+        <w:r>
+          <w:rPr>
+            <w:noProof/>
+            <w:webHidden/>
+          </w:rPr>
+          <w:fldChar w:fldCharType="end"/>
+        </w:r>
+      </w:hyperlink>
+    </w:p>
+    <w:p>
+      <w:pPr>
+        <w:pStyle w:val="af2"/>
+        <w:tabs>
+          <w:tab w:val="right" w:leader="dot" w:pos="9912"/>
+        </w:tabs>
+        <w:rPr>
+          <w:rFonts w:asciiTheme="minorHAnsi" w:eastAsiaTheme="minorEastAsia" w:hAnsiTheme="minorHAnsi" w:cstheme="minorBidi"/>
+          <w:noProof/>
+          <w:color w:val="auto"/>
+          <w:spacing w:val="0"/>
+          <w:szCs w:val="22"/>
+        </w:rPr>
+      </w:pPr>
+      <w:hyperlink w:anchor="_Toc195100482" w:history="1">
+        <w:r>
+          <w:rPr>
+            <w:rStyle w:val="a5"/>
+            <w:rFonts w:eastAsiaTheme="majorEastAsia"/>
+            <w:noProof/>
+          </w:rPr>
+          <w:t>Рисунок 4</w:t>
+        </w:r>
+        <w:r>
+          <w:rPr>
+            <w:rStyle w:val="a5"/>
+            <w:rFonts w:eastAsiaTheme="majorEastAsia"/>
+            <w:noProof/>
+          </w:rPr>
+          <w:noBreakHyphen/>
+          <w:t>31. Материал арматуры</w:t>
+        </w:r>
+        <w:r>
+          <w:rPr>
+            <w:noProof/>
+            <w:webHidden/>
+          </w:rPr>
+          <w:tab/>
+        </w:r>
+        <w:r>
+          <w:rPr>
+            <w:noProof/>
+            <w:webHidden/>
+          </w:rPr>
+          <w:fldChar w:fldCharType="begin"/>
+        </w:r>
+        <w:r>
+          <w:rPr>
+            <w:noProof/>
+            <w:webHidden/>
+          </w:rPr>
+          <w:instrText xml:space="preserve"> PAGEREF _Toc195100482 \h </w:instrText>
+        </w:r>
+        <w:r>
+          <w:rPr>
+            <w:noProof/>
+            <w:webHidden/>
+          </w:rPr>
+        </w:r>
+        <w:r>
+          <w:rPr>
+            <w:noProof/>
+            <w:webHidden/>
+          </w:rPr>
+          <w:fldChar w:fldCharType="separate"/>
+        </w:r>
+        <w:r>
+          <w:rPr>
+            <w:noProof/>
+            <w:webHidden/>
+          </w:rPr>
+          <w:t>59</w:t>
+        </w:r>
+        <w:r>
+          <w:rPr>
+            <w:noProof/>
+            <w:webHidden/>
+          </w:rPr>
+          <w:fldChar w:fldCharType="end"/>
+        </w:r>
+      </w:hyperlink>
+    </w:p>
+    <w:p>
+      <w:pPr>
+        <w:pStyle w:val="af2"/>
+        <w:tabs>
+          <w:tab w:val="right" w:leader="dot" w:pos="9912"/>
+        </w:tabs>
+        <w:rPr>
+          <w:rFonts w:asciiTheme="minorHAnsi" w:eastAsiaTheme="minorEastAsia" w:hAnsiTheme="minorHAnsi" w:cstheme="minorBidi"/>
+          <w:noProof/>
+          <w:color w:val="auto"/>
+          <w:spacing w:val="0"/>
+          <w:szCs w:val="22"/>
+        </w:rPr>
+      </w:pPr>
+      <w:hyperlink w:anchor="_Toc195100483" w:history="1">
+        <w:r>
+          <w:rPr>
+            <w:rStyle w:val="a5"/>
+            <w:rFonts w:eastAsiaTheme="majorEastAsia"/>
+            <w:noProof/>
+          </w:rPr>
+          <w:t>Рисунок 4</w:t>
+        </w:r>
+        <w:r>
+          <w:rPr>
+            <w:rStyle w:val="a5"/>
+            <w:rFonts w:eastAsiaTheme="majorEastAsia"/>
+            <w:noProof/>
+          </w:rPr>
+          <w:noBreakHyphen/>
+          <w:t>32. Ввод данных по загружению</w:t>
+        </w:r>
+        <w:r>
+          <w:rPr>
+            <w:noProof/>
+            <w:webHidden/>
+          </w:rPr>
+          <w:tab/>
+        </w:r>
+        <w:r>
+          <w:rPr>
+            <w:noProof/>
+            <w:webHidden/>
+          </w:rPr>
+          <w:fldChar w:fldCharType="begin"/>
+        </w:r>
+        <w:r>
+          <w:rPr>
+            <w:noProof/>
+            <w:webHidden/>
+          </w:rPr>
+          <w:instrText xml:space="preserve"> PAGEREF _Toc195100483 \h </w:instrText>
+        </w:r>
+        <w:r>
+          <w:rPr>
+            <w:noProof/>
+            <w:webHidden/>
+          </w:rPr>
+        </w:r>
+        <w:r>
+          <w:rPr>
+            <w:noProof/>
+            <w:webHidden/>
+          </w:rPr>
+          <w:fldChar w:fldCharType="separate"/>
+        </w:r>
+        <w:r>
+          <w:rPr>
+            <w:noProof/>
+            <w:webHidden/>
+          </w:rPr>
+          <w:t>59</w:t>
+        </w:r>
+        <w:r>
+          <w:rPr>
+            <w:noProof/>
+            <w:webHidden/>
+          </w:rPr>
+          <w:fldChar w:fldCharType="end"/>
+        </w:r>
+      </w:hyperlink>
+    </w:p>
+    <w:p>
+      <w:pPr>
+        <w:pStyle w:val="af2"/>
+        <w:tabs>
+          <w:tab w:val="right" w:leader="dot" w:pos="9912"/>
+        </w:tabs>
+        <w:rPr>
+          <w:rFonts w:asciiTheme="minorHAnsi" w:eastAsiaTheme="minorEastAsia" w:hAnsiTheme="minorHAnsi" w:cstheme="minorBidi"/>
+          <w:noProof/>
+          <w:color w:val="auto"/>
+          <w:spacing w:val="0"/>
+          <w:szCs w:val="22"/>
+        </w:rPr>
+      </w:pPr>
+      <w:hyperlink w:anchor="_Toc195100484" w:history="1">
+        <w:r>
+          <w:rPr>
+            <w:rStyle w:val="a5"/>
+            <w:rFonts w:eastAsiaTheme="majorEastAsia"/>
+            <w:noProof/>
+          </w:rPr>
+          <w:t>Рисунок 4</w:t>
+        </w:r>
+        <w:r>
+          <w:rPr>
+            <w:rStyle w:val="a5"/>
+            <w:rFonts w:eastAsiaTheme="majorEastAsia"/>
+            <w:noProof/>
+          </w:rPr>
+          <w:noBreakHyphen/>
+          <w:t>33. Ввод значения предварительного напряжения в арматуре</w:t>
+        </w:r>
+        <w:r>
+          <w:rPr>
+            <w:noProof/>
+            <w:webHidden/>
+          </w:rPr>
+          <w:tab/>
+        </w:r>
+        <w:r>
+          <w:rPr>
+            <w:noProof/>
+            <w:webHidden/>
+          </w:rPr>
+          <w:fldChar w:fldCharType="begin"/>
+        </w:r>
+        <w:r>
+          <w:rPr>
+            <w:noProof/>
+            <w:webHidden/>
+          </w:rPr>
+          <w:instrText xml:space="preserve"> PAGEREF _Toc195100484 \h </w:instrText>
+        </w:r>
+        <w:r>
+          <w:rPr>
+            <w:noProof/>
+            <w:webHidden/>
+          </w:rPr>
+        </w:r>
+        <w:r>
+          <w:rPr>
+            <w:noProof/>
+            <w:webHidden/>
+          </w:rPr>
+          <w:fldChar w:fldCharType="separate"/>
+        </w:r>
+        <w:r>
+          <w:rPr>
+            <w:noProof/>
+            <w:webHidden/>
+          </w:rPr>
+          <w:t>60</w:t>
+        </w:r>
+        <w:r>
+          <w:rPr>
+            <w:noProof/>
+            <w:webHidden/>
+          </w:rPr>
+          <w:fldChar w:fldCharType="end"/>
+        </w:r>
+      </w:hyperlink>
+    </w:p>
+    <w:p>
+      <w:pPr>
+        <w:pStyle w:val="af2"/>
+        <w:tabs>
+          <w:tab w:val="right" w:leader="dot" w:pos="9912"/>
+        </w:tabs>
+        <w:rPr>
+          <w:rFonts w:asciiTheme="minorHAnsi" w:eastAsiaTheme="minorEastAsia" w:hAnsiTheme="minorHAnsi" w:cstheme="minorBidi"/>
+          <w:noProof/>
+          <w:color w:val="auto"/>
+          <w:spacing w:val="0"/>
+          <w:szCs w:val="22"/>
+        </w:rPr>
+      </w:pPr>
+      <w:hyperlink w:anchor="_Toc195100485" w:history="1">
+        <w:r>
+          <w:rPr>
+            <w:rStyle w:val="a5"/>
+            <w:rFonts w:eastAsiaTheme="majorEastAsia"/>
+            <w:noProof/>
+          </w:rPr>
+          <w:t>Рисунок 4</w:t>
+        </w:r>
+        <w:r>
+          <w:rPr>
+            <w:rStyle w:val="a5"/>
+            <w:rFonts w:eastAsiaTheme="majorEastAsia"/>
+            <w:noProof/>
+          </w:rPr>
+          <w:noBreakHyphen/>
+          <w:t>34. Результат расчета ширины раскрытия трещин</w:t>
+        </w:r>
+        <w:r>
+          <w:rPr>
+            <w:noProof/>
+            <w:webHidden/>
+          </w:rPr>
+          <w:tab/>
+        </w:r>
+        <w:r>
+          <w:rPr>
+            <w:noProof/>
+            <w:webHidden/>
+          </w:rPr>
+          <w:fldChar w:fldCharType="begin"/>
+        </w:r>
+        <w:r>
+          <w:rPr>
+            <w:noProof/>
+            <w:webHidden/>
+          </w:rPr>
+          <w:instrText xml:space="preserve"> PAGEREF _Toc195100485 \h </w:instrText>
+        </w:r>
+        <w:r>
+          <w:rPr>
+            <w:noProof/>
+            <w:webHidden/>
+          </w:rPr>
+        </w:r>
+        <w:r>
+          <w:rPr>
+            <w:noProof/>
+            <w:webHidden/>
+          </w:rPr>
+          <w:fldChar w:fldCharType="separate"/>
+        </w:r>
+        <w:r>
+          <w:rPr>
+            <w:noProof/>
+            <w:webHidden/>
+          </w:rPr>
+          <w:t>60</w:t>
+        </w:r>
+        <w:r>
+          <w:rPr>
+            <w:noProof/>
+            <w:webHidden/>
+          </w:rPr>
+          <w:fldChar w:fldCharType="end"/>
+        </w:r>
+      </w:hyperlink>
+    </w:p>
+    <w:p>
+      <w:pPr>
         <w:spacing w:line="262" w:lineRule="auto"/>
       </w:pPr>
       <w:r>
@@ -30495,7 +31991,7 @@
       </w:r>
     </w:p>
     <w:sectPr>
-      <w:footerReference w:type="default" r:id="rId99"/>
+      <w:footerReference w:type="default" r:id="rId104"/>
       <w:pgSz w:w="11906" w:h="16838"/>
       <w:pgMar w:top="1134" w:right="850" w:bottom="1134" w:left="1134" w:header="708" w:footer="708" w:gutter="0"/>
       <w:cols w:space="708"/>
@@ -30562,7 +32058,7 @@
           <w:rPr>
             <w:noProof/>
           </w:rPr>
-          <w:t>22</w:t>
+          <w:t>2</w:t>
         </w:r>
         <w:r>
           <w:fldChar w:fldCharType="end"/>
@@ -35059,7 +36555,7 @@
 </file>
 
 <file path=customXml/itemProps1.xml><?xml version="1.0" encoding="utf-8"?>
-<ds:datastoreItem xmlns:ds="http://schemas.openxmlformats.org/officeDocument/2006/customXml" ds:itemID="{EE9ED58C-8521-4D2E-9A65-B811D537DD32}">
+<ds:datastoreItem xmlns:ds="http://schemas.openxmlformats.org/officeDocument/2006/customXml" ds:itemID="{F23EABF5-706C-4F5D-835A-FE4EC5C32549}">
   <ds:schemaRefs>
     <ds:schemaRef ds:uri="http://schemas.openxmlformats.org/officeDocument/2006/bibliography"/>
   </ds:schemaRefs>
